--- a/Gestión/1.1.2 Documento de registro de definición e identificación del proyecto.docx
+++ b/Gestión/1.1.2 Documento de registro de definición e identificación del proyecto.docx
@@ -1154,12 +1154,12 @@
                 <wp:inline distB="0" distT="0" distL="0" distR="0">
                   <wp:extent cx="503555" cy="503555"/>
                   <wp:effectExtent b="0" l="0" r="0" t="0"/>
-                  <wp:docPr descr="Lista con relleno sólido" id="2106009981" name="image5.png"/>
+                  <wp:docPr descr="Lista con relleno sólido" id="2106009981" name="image3.png"/>
                   <a:graphic>
                     <a:graphicData uri="http://schemas.openxmlformats.org/drawingml/2006/picture">
                       <pic:pic>
                         <pic:nvPicPr>
-                          <pic:cNvPr descr="Lista con relleno sólido" id="0" name="image5.png"/>
+                          <pic:cNvPr descr="Lista con relleno sólido" id="0" name="image3.png"/>
                           <pic:cNvPicPr preferRelativeResize="0"/>
                         </pic:nvPicPr>
                         <pic:blipFill>
@@ -1416,12 +1416,12 @@
                 <wp:inline distB="0" distT="0" distL="0" distR="0">
                   <wp:extent cx="432019" cy="432019"/>
                   <wp:effectExtent b="0" l="0" r="0" t="0"/>
-                  <wp:docPr descr="Inteligencia artificial con relleno sólido" id="2106009980" name="image3.png"/>
+                  <wp:docPr descr="Inteligencia artificial con relleno sólido" id="2106009980" name="image5.png"/>
                   <a:graphic>
                     <a:graphicData uri="http://schemas.openxmlformats.org/drawingml/2006/picture">
                       <pic:pic>
                         <pic:nvPicPr>
-                          <pic:cNvPr descr="Inteligencia artificial con relleno sólido" id="0" name="image3.png"/>
+                          <pic:cNvPr descr="Inteligencia artificial con relleno sólido" id="0" name="image5.png"/>
                           <pic:cNvPicPr preferRelativeResize="0"/>
                         </pic:nvPicPr>
                         <pic:blipFill>
@@ -14105,15 +14105,23 @@
                 <w:szCs w:val="18"/>
               </w:rPr>
             </w:pPr>
-            <w:r>
-              <w:rPr>
-                <w:rFonts w:ascii="Calibri" w:cs="Calibri" w:eastAsia="Calibri" w:hAnsi="Calibri"/>
-                <w:color w:val="1f4e79"/>
-                <w:sz w:val="18"/>
-                <w:szCs w:val="18"/>
-                <w:rtl w:val="0"/>
-              </w:rPr>
-              <w:t xml:space="preserve">Repositorio</w:t>
+            <w:hyperlink r:id="rId11">
+              <w:r>
+                <w:rPr>
+                  <w:rFonts w:ascii="Calibri" w:cs="Calibri" w:eastAsia="Calibri" w:hAnsi="Calibri"/>
+                  <w:color w:val="1155cc"/>
+                  <w:sz w:val="18"/>
+                  <w:szCs w:val="18"/>
+                  <w:u w:val="single"/>
+                  <w:rtl w:val="0"/>
+                </w:rPr>
+                <w:t xml:space="preserve">Repositorio</w:t>
+              </w:r>
+            </w:hyperlink>
+            <w:r>
+              <w:rPr>
+                <w:rtl w:val="0"/>
+              </w:rPr>
             </w:r>
           </w:p>
         </w:tc>
@@ -14297,15 +14305,23 @@
                 <w:szCs w:val="18"/>
               </w:rPr>
             </w:pPr>
-            <w:r>
-              <w:rPr>
-                <w:rFonts w:ascii="Calibri" w:cs="Calibri" w:eastAsia="Calibri" w:hAnsi="Calibri"/>
-                <w:color w:val="1f4e79"/>
-                <w:sz w:val="18"/>
-                <w:szCs w:val="18"/>
-                <w:rtl w:val="0"/>
-              </w:rPr>
-              <w:t xml:space="preserve">Repositorio</w:t>
+            <w:hyperlink r:id="rId12">
+              <w:r>
+                <w:rPr>
+                  <w:rFonts w:ascii="Calibri" w:cs="Calibri" w:eastAsia="Calibri" w:hAnsi="Calibri"/>
+                  <w:color w:val="1155cc"/>
+                  <w:sz w:val="18"/>
+                  <w:szCs w:val="18"/>
+                  <w:u w:val="single"/>
+                  <w:rtl w:val="0"/>
+                </w:rPr>
+                <w:t xml:space="preserve">Repositorio</w:t>
+              </w:r>
+            </w:hyperlink>
+            <w:r>
+              <w:rPr>
+                <w:rtl w:val="0"/>
+              </w:rPr>
             </w:r>
           </w:p>
         </w:tc>
@@ -14497,7 +14513,48 @@
                 <w:szCs w:val="18"/>
                 <w:rtl w:val="0"/>
               </w:rPr>
-              <w:t xml:space="preserve"> Figma</w:t>
+              <w:t xml:space="preserve"> </w:t>
+            </w:r>
+            <w:hyperlink r:id="rId13">
+              <w:r>
+                <w:rPr>
+                  <w:rFonts w:ascii="Calibri" w:cs="Calibri" w:eastAsia="Calibri" w:hAnsi="Calibri"/>
+                  <w:color w:val="1155cc"/>
+                  <w:sz w:val="18"/>
+                  <w:szCs w:val="18"/>
+                  <w:u w:val="single"/>
+                  <w:rtl w:val="0"/>
+                </w:rPr>
+                <w:t xml:space="preserve">Figma</w:t>
+              </w:r>
+            </w:hyperlink>
+            <w:r>
+              <w:rPr>
+                <w:rFonts w:ascii="Calibri" w:cs="Calibri" w:eastAsia="Calibri" w:hAnsi="Calibri"/>
+                <w:color w:val="1f4e79"/>
+                <w:sz w:val="18"/>
+                <w:szCs w:val="18"/>
+                <w:rtl w:val="0"/>
+              </w:rPr>
+              <w:t xml:space="preserve"> </w:t>
+            </w:r>
+            <w:hyperlink r:id="rId14">
+              <w:r>
+                <w:rPr>
+                  <w:rFonts w:ascii="Calibri" w:cs="Calibri" w:eastAsia="Calibri" w:hAnsi="Calibri"/>
+                  <w:color w:val="1155cc"/>
+                  <w:sz w:val="18"/>
+                  <w:szCs w:val="18"/>
+                  <w:u w:val="single"/>
+                  <w:rtl w:val="0"/>
+                </w:rPr>
+                <w:t xml:space="preserve">Repositorio</w:t>
+              </w:r>
+            </w:hyperlink>
+            <w:r>
+              <w:rPr>
+                <w:rtl w:val="0"/>
+              </w:rPr>
             </w:r>
           </w:p>
         </w:tc>
@@ -14681,15 +14738,23 @@
                 <w:szCs w:val="18"/>
               </w:rPr>
             </w:pPr>
-            <w:r>
-              <w:rPr>
-                <w:rFonts w:ascii="Calibri" w:cs="Calibri" w:eastAsia="Calibri" w:hAnsi="Calibri"/>
-                <w:color w:val="1f4e79"/>
-                <w:sz w:val="18"/>
-                <w:szCs w:val="18"/>
-                <w:rtl w:val="0"/>
-              </w:rPr>
-              <w:t xml:space="preserve">Github</w:t>
+            <w:hyperlink r:id="rId15">
+              <w:r>
+                <w:rPr>
+                  <w:rFonts w:ascii="Calibri" w:cs="Calibri" w:eastAsia="Calibri" w:hAnsi="Calibri"/>
+                  <w:color w:val="1155cc"/>
+                  <w:sz w:val="18"/>
+                  <w:szCs w:val="18"/>
+                  <w:u w:val="single"/>
+                  <w:rtl w:val="0"/>
+                </w:rPr>
+                <w:t xml:space="preserve">Github</w:t>
+              </w:r>
+            </w:hyperlink>
+            <w:r>
+              <w:rPr>
+                <w:rtl w:val="0"/>
+              </w:rPr>
             </w:r>
           </w:p>
         </w:tc>
@@ -15073,7 +15138,7 @@
     <w:tbl>
       <w:tblPr>
         <w:tblStyle w:val="Table19"/>
-        <w:tblW w:w="8970.0" w:type="dxa"/>
+        <w:tblW w:w="8834.999999999998" w:type="dxa"/>
         <w:jc w:val="left"/>
         <w:tblBorders>
           <w:top w:color="000000" w:space="0" w:sz="6" w:val="single"/>
@@ -15087,46 +15152,40 @@
         <w:tblLook w:val="0400"/>
       </w:tblPr>
       <w:tblGrid>
-        <w:gridCol w:w="1260"/>
-        <w:gridCol w:w="360"/>
-        <w:gridCol w:w="450"/>
-        <w:gridCol w:w="450"/>
-        <w:gridCol w:w="450"/>
-        <w:gridCol w:w="465"/>
-        <w:gridCol w:w="435"/>
-        <w:gridCol w:w="450"/>
-        <w:gridCol w:w="450"/>
-        <w:gridCol w:w="450"/>
-        <w:gridCol w:w="450"/>
-        <w:gridCol w:w="450"/>
-        <w:gridCol w:w="450"/>
-        <w:gridCol w:w="390"/>
-        <w:gridCol w:w="390"/>
-        <w:gridCol w:w="390"/>
-        <w:gridCol w:w="375"/>
-        <w:gridCol w:w="420"/>
-        <w:gridCol w:w="435"/>
+        <w:gridCol w:w="1440"/>
+        <w:gridCol w:w="493.00000000000006"/>
+        <w:gridCol w:w="493.00000000000006"/>
+        <w:gridCol w:w="493.00000000000006"/>
+        <w:gridCol w:w="493.00000000000006"/>
+        <w:gridCol w:w="493.00000000000006"/>
+        <w:gridCol w:w="493.00000000000006"/>
+        <w:gridCol w:w="493.00000000000006"/>
+        <w:gridCol w:w="493.00000000000006"/>
+        <w:gridCol w:w="493.00000000000006"/>
+        <w:gridCol w:w="493.00000000000006"/>
+        <w:gridCol w:w="493.00000000000006"/>
+        <w:gridCol w:w="493.00000000000006"/>
+        <w:gridCol w:w="493.00000000000006"/>
+        <w:gridCol w:w="493.00000000000006"/>
+        <w:gridCol w:w="493.00000000000006"/>
         <w:tblGridChange w:id="0">
           <w:tblGrid>
-            <w:gridCol w:w="1260"/>
-            <w:gridCol w:w="360"/>
-            <w:gridCol w:w="450"/>
-            <w:gridCol w:w="450"/>
-            <w:gridCol w:w="450"/>
-            <w:gridCol w:w="465"/>
-            <w:gridCol w:w="435"/>
-            <w:gridCol w:w="450"/>
-            <w:gridCol w:w="450"/>
-            <w:gridCol w:w="450"/>
-            <w:gridCol w:w="450"/>
-            <w:gridCol w:w="450"/>
-            <w:gridCol w:w="450"/>
-            <w:gridCol w:w="390"/>
-            <w:gridCol w:w="390"/>
-            <w:gridCol w:w="390"/>
-            <w:gridCol w:w="375"/>
-            <w:gridCol w:w="420"/>
-            <w:gridCol w:w="435"/>
+            <w:gridCol w:w="1440"/>
+            <w:gridCol w:w="493.00000000000006"/>
+            <w:gridCol w:w="493.00000000000006"/>
+            <w:gridCol w:w="493.00000000000006"/>
+            <w:gridCol w:w="493.00000000000006"/>
+            <w:gridCol w:w="493.00000000000006"/>
+            <w:gridCol w:w="493.00000000000006"/>
+            <w:gridCol w:w="493.00000000000006"/>
+            <w:gridCol w:w="493.00000000000006"/>
+            <w:gridCol w:w="493.00000000000006"/>
+            <w:gridCol w:w="493.00000000000006"/>
+            <w:gridCol w:w="493.00000000000006"/>
+            <w:gridCol w:w="493.00000000000006"/>
+            <w:gridCol w:w="493.00000000000006"/>
+            <w:gridCol w:w="493.00000000000006"/>
+            <w:gridCol w:w="493.00000000000006"/>
           </w:tblGrid>
         </w:tblGridChange>
       </w:tblGrid>
@@ -15153,7 +15212,7 @@
           <w:p>
             <w:pPr>
               <w:spacing w:line="360" w:lineRule="auto"/>
-              <w:jc w:val="both"/>
+              <w:jc w:val="center"/>
               <w:rPr>
                 <w:rFonts w:ascii="Calibri" w:cs="Calibri" w:eastAsia="Calibri" w:hAnsi="Calibri"/>
                 <w:sz w:val="16"/>
@@ -15169,18 +15228,18 @@
                 <w:szCs w:val="16"/>
                 <w:rtl w:val="0"/>
               </w:rPr>
-              <w:t xml:space="preserve">Actividad/semana</w:t>
-            </w:r>
-            <w:r>
-              <w:rPr>
-                <w:rtl w:val="0"/>
-              </w:rPr>
-            </w:r>
-          </w:p>
-        </w:tc>
-        <w:tc>
-          <w:tcPr>
-            <w:gridSpan w:val="4"/>
+              <w:t xml:space="preserve">Sprints</w:t>
+            </w:r>
+            <w:r>
+              <w:rPr>
+                <w:rtl w:val="0"/>
+              </w:rPr>
+            </w:r>
+          </w:p>
+        </w:tc>
+        <w:tc>
+          <w:tcPr>
+            <w:gridSpan w:val="5"/>
             <w:tcBorders>
               <w:top w:color="bfbfbf" w:space="0" w:sz="6" w:val="single"/>
               <w:left w:color="bfbfbf" w:space="0" w:sz="6" w:val="single"/>
@@ -15212,100 +15271,134 @@
                 <w:szCs w:val="16"/>
                 <w:rtl w:val="0"/>
               </w:rPr>
-              <w:t xml:space="preserve">Fase 1</w:t>
-            </w:r>
-            <w:r>
-              <w:rPr>
-                <w:rtl w:val="0"/>
-              </w:rPr>
-            </w:r>
-          </w:p>
-        </w:tc>
-        <w:tc>
-          <w:tcPr>
-            <w:gridSpan w:val="8"/>
+              <w:t xml:space="preserve">Cimientos y diseño</w:t>
+            </w:r>
+            <w:r>
+              <w:rPr>
+                <w:rtl w:val="0"/>
+              </w:rPr>
+            </w:r>
+          </w:p>
+          <w:p>
+            <w:pPr>
+              <w:spacing w:line="360" w:lineRule="auto"/>
+              <w:jc w:val="center"/>
+              <w:rPr>
+                <w:rFonts w:ascii="Calibri" w:cs="Calibri" w:eastAsia="Calibri" w:hAnsi="Calibri"/>
+                <w:b w:val="1"/>
+                <w:bCs w:val="1"/>
+                <w:sz w:val="16"/>
+                <w:szCs w:val="16"/>
+              </w:rPr>
+            </w:pPr>
+            <w:r>
+              <w:rPr>
+                <w:rtl w:val="0"/>
+              </w:rPr>
+            </w:r>
+          </w:p>
+        </w:tc>
+        <w:tc>
+          <w:tcPr>
+            <w:gridSpan w:val="4"/>
             <w:tcBorders>
               <w:top w:color="bfbfbf" w:space="0" w:sz="6" w:val="single"/>
               <w:left w:color="bfbfbf" w:space="0" w:sz="6" w:val="single"/>
               <w:bottom w:color="bfbfbf" w:space="0" w:sz="6" w:val="single"/>
               <w:right w:color="bfbfbf" w:space="0" w:sz="6" w:val="single"/>
             </w:tcBorders>
-            <w:shd w:fill="ffe599" w:val="clear"/>
-          </w:tcPr>
-          <w:p>
-            <w:pPr>
-              <w:spacing w:line="360" w:lineRule="auto"/>
+            <w:shd w:fill="a4c2f4" w:val="clear"/>
+          </w:tcPr>
+          <w:p>
+            <w:pPr>
+              <w:keepNext w:val="0"/>
+              <w:keepLines w:val="0"/>
+              <w:pageBreakBefore w:val="0"/>
+              <w:widowControl w:val="0"/>
+              <w:pBdr>
+                <w:top w:space="0" w:sz="0" w:val="nil"/>
+                <w:left w:space="0" w:sz="0" w:val="nil"/>
+                <w:bottom w:space="0" w:sz="0" w:val="nil"/>
+                <w:right w:space="0" w:sz="0" w:val="nil"/>
+                <w:between w:space="0" w:sz="0" w:val="nil"/>
+              </w:pBdr>
+              <w:shd w:fill="auto" w:val="clear"/>
+              <w:spacing w:after="0" w:before="0" w:line="276" w:lineRule="auto"/>
+              <w:ind w:left="0" w:right="0" w:firstLine="0"/>
               <w:jc w:val="center"/>
-              <w:rPr>
-                <w:rFonts w:ascii="Calibri" w:cs="Calibri" w:eastAsia="Calibri" w:hAnsi="Calibri"/>
-                <w:sz w:val="16"/>
-                <w:szCs w:val="16"/>
-              </w:rPr>
-            </w:pPr>
-            <w:r>
               <w:rPr>
                 <w:rFonts w:ascii="Calibri" w:cs="Calibri" w:eastAsia="Calibri" w:hAnsi="Calibri"/>
                 <w:b w:val="1"/>
                 <w:bCs w:val="1"/>
                 <w:sz w:val="16"/>
                 <w:szCs w:val="16"/>
-                <w:rtl w:val="0"/>
-              </w:rPr>
-              <w:t xml:space="preserve">Fase 2</w:t>
-            </w:r>
-            <w:r>
-              <w:rPr>
-                <w:rtl w:val="0"/>
-              </w:rPr>
-            </w:r>
-          </w:p>
-        </w:tc>
-        <w:tc>
-          <w:tcPr>
-            <w:gridSpan w:val="4"/>
+              </w:rPr>
+            </w:pPr>
+            <w:r>
+              <w:rPr>
+                <w:rFonts w:ascii="Calibri" w:cs="Calibri" w:eastAsia="Calibri" w:hAnsi="Calibri"/>
+                <w:b w:val="1"/>
+                <w:bCs w:val="1"/>
+                <w:sz w:val="16"/>
+                <w:szCs w:val="16"/>
+                <w:rtl w:val="0"/>
+              </w:rPr>
+              <w:t xml:space="preserve">Desarrollo de Módulos Críticos</w:t>
+            </w:r>
+          </w:p>
+        </w:tc>
+        <w:tc>
+          <w:tcPr>
+            <w:gridSpan w:val="3"/>
             <w:tcBorders>
               <w:top w:color="bfbfbf" w:space="0" w:sz="6" w:val="single"/>
               <w:left w:color="bfbfbf" w:space="0" w:sz="6" w:val="single"/>
               <w:bottom w:color="bfbfbf" w:space="0" w:sz="6" w:val="single"/>
               <w:right w:color="bfbfbf" w:space="0" w:sz="6" w:val="single"/>
             </w:tcBorders>
-            <w:shd w:fill="fbe5d5" w:val="clear"/>
-            <w:tcMar>
-              <w:left w:w="105.0" w:type="dxa"/>
-              <w:right w:w="105.0" w:type="dxa"/>
-            </w:tcMar>
-          </w:tcPr>
-          <w:p>
-            <w:pPr>
-              <w:spacing w:line="360" w:lineRule="auto"/>
+            <w:shd w:fill="ffe599" w:val="clear"/>
+          </w:tcPr>
+          <w:p>
+            <w:pPr>
+              <w:keepNext w:val="0"/>
+              <w:keepLines w:val="0"/>
+              <w:pageBreakBefore w:val="0"/>
+              <w:widowControl w:val="0"/>
+              <w:pBdr>
+                <w:top w:space="0" w:sz="0" w:val="nil"/>
+                <w:left w:space="0" w:sz="0" w:val="nil"/>
+                <w:bottom w:space="0" w:sz="0" w:val="nil"/>
+                <w:right w:space="0" w:sz="0" w:val="nil"/>
+                <w:between w:space="0" w:sz="0" w:val="nil"/>
+              </w:pBdr>
+              <w:shd w:fill="auto" w:val="clear"/>
+              <w:spacing w:after="0" w:before="0" w:line="240" w:lineRule="auto"/>
+              <w:ind w:left="0" w:right="0" w:firstLine="0"/>
               <w:jc w:val="center"/>
-              <w:rPr>
-                <w:rFonts w:ascii="Calibri" w:cs="Calibri" w:eastAsia="Calibri" w:hAnsi="Calibri"/>
-                <w:sz w:val="16"/>
-                <w:szCs w:val="16"/>
-              </w:rPr>
-            </w:pPr>
-            <w:r>
               <w:rPr>
                 <w:rFonts w:ascii="Calibri" w:cs="Calibri" w:eastAsia="Calibri" w:hAnsi="Calibri"/>
                 <w:b w:val="1"/>
                 <w:bCs w:val="1"/>
                 <w:sz w:val="16"/>
                 <w:szCs w:val="16"/>
-                <w:rtl w:val="0"/>
-              </w:rPr>
-              <w:t xml:space="preserve">Fase 3</w:t>
-            </w:r>
-            <w:r>
-              <w:rPr>
-                <w:rtl w:val="0"/>
-              </w:rPr>
-            </w:r>
-          </w:p>
-        </w:tc>
-        <w:tc>
-          <w:tcPr>
-            <w:gridSpan w:val="2"/>
+              </w:rPr>
+            </w:pPr>
+            <w:r>
+              <w:rPr>
+                <w:rFonts w:ascii="Calibri" w:cs="Calibri" w:eastAsia="Calibri" w:hAnsi="Calibri"/>
+                <w:b w:val="1"/>
+                <w:bCs w:val="1"/>
+                <w:sz w:val="16"/>
+                <w:szCs w:val="16"/>
+                <w:rtl w:val="0"/>
+              </w:rPr>
+              <w:t xml:space="preserve">Gestión Web e Interoperabilidad</w:t>
+            </w:r>
+          </w:p>
+        </w:tc>
+        <w:tc>
+          <w:tcPr>
+            <w:gridSpan w:val="3"/>
             <w:tcBorders>
               <w:top w:color="bfbfbf" w:space="0" w:sz="6" w:val="single"/>
               <w:left w:color="bfbfbf" w:space="0" w:sz="6" w:val="single"/>
@@ -15324,25 +15417,22 @@
               <w:jc w:val="center"/>
               <w:rPr>
                 <w:rFonts w:ascii="Calibri" w:cs="Calibri" w:eastAsia="Calibri" w:hAnsi="Calibri"/>
-                <w:sz w:val="16"/>
-                <w:szCs w:val="16"/>
-              </w:rPr>
-            </w:pPr>
-            <w:r>
-              <w:rPr>
-                <w:rFonts w:ascii="Calibri" w:cs="Calibri" w:eastAsia="Calibri" w:hAnsi="Calibri"/>
                 <w:b w:val="1"/>
                 <w:bCs w:val="1"/>
                 <w:sz w:val="16"/>
                 <w:szCs w:val="16"/>
-                <w:rtl w:val="0"/>
-              </w:rPr>
-              <w:t xml:space="preserve">Presentación Final</w:t>
-            </w:r>
-            <w:r>
-              <w:rPr>
-                <w:rtl w:val="0"/>
-              </w:rPr>
+              </w:rPr>
+            </w:pPr>
+            <w:r>
+              <w:rPr>
+                <w:rFonts w:ascii="Calibri" w:cs="Calibri" w:eastAsia="Calibri" w:hAnsi="Calibri"/>
+                <w:b w:val="1"/>
+                <w:bCs w:val="1"/>
+                <w:sz w:val="16"/>
+                <w:szCs w:val="16"/>
+                <w:rtl w:val="0"/>
+              </w:rPr>
+              <w:t xml:space="preserve">Cloud y Aseguramiento</w:t>
             </w:r>
           </w:p>
         </w:tc>
@@ -15528,7 +15618,6 @@
               <w:bottom w:color="bfbfbf" w:space="0" w:sz="6" w:val="single"/>
               <w:right w:color="bfbfbf" w:space="0" w:sz="6" w:val="single"/>
             </w:tcBorders>
-            <w:shd w:fill="9cc3e5" w:val="clear"/>
             <w:tcMar>
               <w:left w:w="105.0" w:type="dxa"/>
               <w:right w:w="105.0" w:type="dxa"/>
@@ -15817,7 +15906,6 @@
               <w:bottom w:color="bfbfbf" w:space="0" w:sz="6" w:val="single"/>
               <w:right w:color="bfbfbf" w:space="0" w:sz="6" w:val="single"/>
             </w:tcBorders>
-            <w:shd w:fill="9cc3e5" w:val="clear"/>
             <w:tcMar>
               <w:left w:w="105.0" w:type="dxa"/>
               <w:right w:w="105.0" w:type="dxa"/>
@@ -15859,7 +15947,6 @@
               <w:bottom w:color="bfbfbf" w:space="0" w:sz="6" w:val="single"/>
               <w:right w:color="bfbfbf" w:space="0" w:sz="6" w:val="single"/>
             </w:tcBorders>
-            <w:shd w:fill="9cc3e5" w:val="clear"/>
             <w:tcMar>
               <w:left w:w="105.0" w:type="dxa"/>
               <w:right w:w="105.0" w:type="dxa"/>
@@ -16009,132 +16096,6 @@
                 <w:rtl w:val="0"/>
               </w:rPr>
               <w:t xml:space="preserve">S 15</w:t>
-            </w:r>
-            <w:r>
-              <w:rPr>
-                <w:rtl w:val="0"/>
-              </w:rPr>
-            </w:r>
-          </w:p>
-        </w:tc>
-        <w:tc>
-          <w:tcPr>
-            <w:tcBorders>
-              <w:top w:color="bfbfbf" w:space="0" w:sz="6" w:val="single"/>
-              <w:left w:color="bfbfbf" w:space="0" w:sz="6" w:val="single"/>
-              <w:bottom w:color="bfbfbf" w:space="0" w:sz="6" w:val="single"/>
-              <w:right w:color="bfbfbf" w:space="0" w:sz="6" w:val="single"/>
-            </w:tcBorders>
-            <w:shd w:fill="ffffff" w:val="clear"/>
-            <w:tcMar>
-              <w:left w:w="105.0" w:type="dxa"/>
-              <w:right w:w="105.0" w:type="dxa"/>
-            </w:tcMar>
-          </w:tcPr>
-          <w:p>
-            <w:pPr>
-              <w:spacing w:line="360" w:lineRule="auto"/>
-              <w:jc w:val="center"/>
-              <w:rPr>
-                <w:rFonts w:ascii="Calibri" w:cs="Calibri" w:eastAsia="Calibri" w:hAnsi="Calibri"/>
-                <w:sz w:val="16"/>
-                <w:szCs w:val="16"/>
-              </w:rPr>
-            </w:pPr>
-            <w:r>
-              <w:rPr>
-                <w:rFonts w:ascii="Calibri" w:cs="Calibri" w:eastAsia="Calibri" w:hAnsi="Calibri"/>
-                <w:b w:val="1"/>
-                <w:bCs w:val="1"/>
-                <w:sz w:val="16"/>
-                <w:szCs w:val="16"/>
-                <w:rtl w:val="0"/>
-              </w:rPr>
-              <w:t xml:space="preserve">S 16</w:t>
-            </w:r>
-            <w:r>
-              <w:rPr>
-                <w:rtl w:val="0"/>
-              </w:rPr>
-            </w:r>
-          </w:p>
-        </w:tc>
-        <w:tc>
-          <w:tcPr>
-            <w:tcBorders>
-              <w:top w:color="bfbfbf" w:space="0" w:sz="6" w:val="single"/>
-              <w:left w:color="bfbfbf" w:space="0" w:sz="6" w:val="single"/>
-              <w:bottom w:color="bfbfbf" w:space="0" w:sz="6" w:val="single"/>
-              <w:right w:color="bfbfbf" w:space="0" w:sz="6" w:val="single"/>
-            </w:tcBorders>
-            <w:shd w:fill="92d050" w:val="clear"/>
-            <w:tcMar>
-              <w:left w:w="105.0" w:type="dxa"/>
-              <w:right w:w="105.0" w:type="dxa"/>
-            </w:tcMar>
-          </w:tcPr>
-          <w:p>
-            <w:pPr>
-              <w:spacing w:line="360" w:lineRule="auto"/>
-              <w:jc w:val="center"/>
-              <w:rPr>
-                <w:rFonts w:ascii="Calibri" w:cs="Calibri" w:eastAsia="Calibri" w:hAnsi="Calibri"/>
-                <w:sz w:val="16"/>
-                <w:szCs w:val="16"/>
-              </w:rPr>
-            </w:pPr>
-            <w:r>
-              <w:rPr>
-                <w:rFonts w:ascii="Calibri" w:cs="Calibri" w:eastAsia="Calibri" w:hAnsi="Calibri"/>
-                <w:b w:val="1"/>
-                <w:bCs w:val="1"/>
-                <w:sz w:val="16"/>
-                <w:szCs w:val="16"/>
-                <w:rtl w:val="0"/>
-              </w:rPr>
-              <w:t xml:space="preserve">S 17</w:t>
-            </w:r>
-            <w:r>
-              <w:rPr>
-                <w:rtl w:val="0"/>
-              </w:rPr>
-            </w:r>
-          </w:p>
-        </w:tc>
-        <w:tc>
-          <w:tcPr>
-            <w:tcBorders>
-              <w:top w:color="bfbfbf" w:space="0" w:sz="6" w:val="single"/>
-              <w:left w:color="bfbfbf" w:space="0" w:sz="6" w:val="single"/>
-              <w:bottom w:color="bfbfbf" w:space="0" w:sz="6" w:val="single"/>
-              <w:right w:color="bfbfbf" w:space="0" w:sz="6" w:val="single"/>
-            </w:tcBorders>
-            <w:shd w:fill="92d050" w:val="clear"/>
-            <w:tcMar>
-              <w:left w:w="105.0" w:type="dxa"/>
-              <w:right w:w="105.0" w:type="dxa"/>
-            </w:tcMar>
-          </w:tcPr>
-          <w:p>
-            <w:pPr>
-              <w:spacing w:line="360" w:lineRule="auto"/>
-              <w:jc w:val="center"/>
-              <w:rPr>
-                <w:rFonts w:ascii="Calibri" w:cs="Calibri" w:eastAsia="Calibri" w:hAnsi="Calibri"/>
-                <w:sz w:val="16"/>
-                <w:szCs w:val="16"/>
-              </w:rPr>
-            </w:pPr>
-            <w:r>
-              <w:rPr>
-                <w:rFonts w:ascii="Calibri" w:cs="Calibri" w:eastAsia="Calibri" w:hAnsi="Calibri"/>
-                <w:b w:val="1"/>
-                <w:bCs w:val="1"/>
-                <w:sz w:val="16"/>
-                <w:szCs w:val="16"/>
-                <w:rtl w:val="0"/>
-              </w:rPr>
-              <w:t xml:space="preserve">S 18</w:t>
             </w:r>
             <w:r>
               <w:rPr>
@@ -16166,10 +16127,8 @@
           <w:p>
             <w:pPr>
               <w:spacing w:line="360" w:lineRule="auto"/>
-              <w:jc w:val="both"/>
-              <w:rPr>
-                <w:rFonts w:ascii="Calibri" w:cs="Calibri" w:eastAsia="Calibri" w:hAnsi="Calibri"/>
-                <w:color w:val="548dd4"/>
+              <w:rPr>
+                <w:rFonts w:ascii="Calibri" w:cs="Calibri" w:eastAsia="Calibri" w:hAnsi="Calibri"/>
                 <w:sz w:val="16"/>
                 <w:szCs w:val="16"/>
               </w:rPr>
@@ -16177,14 +16136,11 @@
             <w:r>
               <w:rPr>
                 <w:rFonts w:ascii="Calibri" w:cs="Calibri" w:eastAsia="Calibri" w:hAnsi="Calibri"/>
-                <w:i w:val="1"/>
-                <w:iCs w:val="1"/>
-                <w:color w:val="548dd4"/>
                 <w:sz w:val="16"/>
                 <w:szCs w:val="16"/>
                 <w:rtl w:val="0"/>
               </w:rPr>
-              <w:t xml:space="preserve">Definición del proyecto</w:t>
+              <w:t xml:space="preserve">Sprint 1: Planificación y Blueprint técnico.</w:t>
             </w:r>
             <w:r>
               <w:rPr>
@@ -16252,8 +16208,12 @@
             </w:pPr>
             <w:r>
               <w:rPr>
-                <w:rtl w:val="0"/>
-              </w:rPr>
+                <w:rFonts w:ascii="Calibri" w:cs="Calibri" w:eastAsia="Calibri" w:hAnsi="Calibri"/>
+                <w:sz w:val="16"/>
+                <w:szCs w:val="16"/>
+                <w:rtl w:val="0"/>
+              </w:rPr>
+              <w:t xml:space="preserve">x</w:t>
             </w:r>
           </w:p>
         </w:tc>
@@ -16282,98 +16242,12 @@
             </w:pPr>
             <w:r>
               <w:rPr>
-                <w:rtl w:val="0"/>
-              </w:rPr>
-            </w:r>
-          </w:p>
-        </w:tc>
-        <w:tc>
-          <w:tcPr>
-            <w:tcBorders>
-              <w:top w:color="bfbfbf" w:space="0" w:sz="6" w:val="single"/>
-              <w:left w:color="bfbfbf" w:space="0" w:sz="6" w:val="single"/>
-              <w:bottom w:color="bfbfbf" w:space="0" w:sz="6" w:val="single"/>
-              <w:right w:color="bfbfbf" w:space="0" w:sz="6" w:val="single"/>
-            </w:tcBorders>
-            <w:tcMar>
-              <w:left w:w="105.0" w:type="dxa"/>
-              <w:right w:w="105.0" w:type="dxa"/>
-            </w:tcMar>
-          </w:tcPr>
-          <w:p>
-            <w:pPr>
-              <w:spacing w:line="360" w:lineRule="auto"/>
-              <w:jc w:val="both"/>
-              <w:rPr>
                 <w:rFonts w:ascii="Calibri" w:cs="Calibri" w:eastAsia="Calibri" w:hAnsi="Calibri"/>
                 <w:sz w:val="16"/>
                 <w:szCs w:val="16"/>
-              </w:rPr>
-            </w:pPr>
-            <w:r>
-              <w:rPr>
-                <w:rtl w:val="0"/>
-              </w:rPr>
-            </w:r>
-          </w:p>
-        </w:tc>
-        <w:tc>
-          <w:tcPr>
-            <w:tcBorders>
-              <w:top w:color="bfbfbf" w:space="0" w:sz="6" w:val="single"/>
-              <w:left w:color="bfbfbf" w:space="0" w:sz="6" w:val="single"/>
-              <w:bottom w:color="bfbfbf" w:space="0" w:sz="6" w:val="single"/>
-              <w:right w:color="bfbfbf" w:space="0" w:sz="6" w:val="single"/>
-            </w:tcBorders>
-            <w:tcMar>
-              <w:left w:w="105.0" w:type="dxa"/>
-              <w:right w:w="105.0" w:type="dxa"/>
-            </w:tcMar>
-          </w:tcPr>
-          <w:p>
-            <w:pPr>
-              <w:spacing w:line="360" w:lineRule="auto"/>
-              <w:jc w:val="both"/>
-              <w:rPr>
-                <w:rFonts w:ascii="Calibri" w:cs="Calibri" w:eastAsia="Calibri" w:hAnsi="Calibri"/>
-                <w:sz w:val="16"/>
-                <w:szCs w:val="16"/>
-              </w:rPr>
-            </w:pPr>
-            <w:r>
-              <w:rPr>
-                <w:rtl w:val="0"/>
-              </w:rPr>
-            </w:r>
-          </w:p>
-        </w:tc>
-        <w:tc>
-          <w:tcPr>
-            <w:tcBorders>
-              <w:top w:color="bfbfbf" w:space="0" w:sz="6" w:val="single"/>
-              <w:left w:color="bfbfbf" w:space="0" w:sz="6" w:val="single"/>
-              <w:bottom w:color="bfbfbf" w:space="0" w:sz="6" w:val="single"/>
-              <w:right w:color="bfbfbf" w:space="0" w:sz="6" w:val="single"/>
-            </w:tcBorders>
-            <w:tcMar>
-              <w:left w:w="105.0" w:type="dxa"/>
-              <w:right w:w="105.0" w:type="dxa"/>
-            </w:tcMar>
-          </w:tcPr>
-          <w:p>
-            <w:pPr>
-              <w:spacing w:line="360" w:lineRule="auto"/>
-              <w:jc w:val="both"/>
-              <w:rPr>
-                <w:rFonts w:ascii="Calibri" w:cs="Calibri" w:eastAsia="Calibri" w:hAnsi="Calibri"/>
-                <w:sz w:val="16"/>
-                <w:szCs w:val="16"/>
-              </w:rPr>
-            </w:pPr>
-            <w:r>
-              <w:rPr>
-                <w:rtl w:val="0"/>
-              </w:rPr>
+                <w:rtl w:val="0"/>
+              </w:rPr>
+              <w:t xml:space="preserve">x</w:t>
             </w:r>
           </w:p>
         </w:tc>
@@ -16760,7 +16634,6 @@
           <w:p>
             <w:pPr>
               <w:spacing w:line="360" w:lineRule="auto"/>
-              <w:jc w:val="both"/>
               <w:rPr>
                 <w:rFonts w:ascii="Calibri" w:cs="Calibri" w:eastAsia="Calibri" w:hAnsi="Calibri"/>
                 <w:sz w:val="16"/>
@@ -16774,7 +16647,7 @@
                 <w:szCs w:val="16"/>
                 <w:rtl w:val="0"/>
               </w:rPr>
-              <w:t xml:space="preserve">Levantamiento de requisitos</w:t>
+              <w:t xml:space="preserve">Sprint 2: Levantamiento de Core Backend.</w:t>
             </w:r>
           </w:p>
         </w:tc>
@@ -16833,12 +16706,8 @@
             </w:pPr>
             <w:r>
               <w:rPr>
-                <w:rFonts w:ascii="Calibri" w:cs="Calibri" w:eastAsia="Calibri" w:hAnsi="Calibri"/>
-                <w:sz w:val="16"/>
-                <w:szCs w:val="16"/>
-                <w:rtl w:val="0"/>
-              </w:rPr>
-              <w:t xml:space="preserve">x</w:t>
+                <w:rtl w:val="0"/>
+              </w:rPr>
             </w:r>
           </w:p>
         </w:tc>
@@ -16867,8 +16736,12 @@
             </w:pPr>
             <w:r>
               <w:rPr>
-                <w:rtl w:val="0"/>
-              </w:rPr>
+                <w:rFonts w:ascii="Calibri" w:cs="Calibri" w:eastAsia="Calibri" w:hAnsi="Calibri"/>
+                <w:sz w:val="16"/>
+                <w:szCs w:val="16"/>
+                <w:rtl w:val="0"/>
+              </w:rPr>
+              <w:t xml:space="preserve">x</w:t>
             </w:r>
           </w:p>
         </w:tc>
@@ -16897,8 +16770,12 @@
             </w:pPr>
             <w:r>
               <w:rPr>
-                <w:rtl w:val="0"/>
-              </w:rPr>
+                <w:rFonts w:ascii="Calibri" w:cs="Calibri" w:eastAsia="Calibri" w:hAnsi="Calibri"/>
+                <w:sz w:val="16"/>
+                <w:szCs w:val="16"/>
+                <w:rtl w:val="0"/>
+              </w:rPr>
+              <w:t xml:space="preserve">x</w:t>
             </w:r>
           </w:p>
         </w:tc>
@@ -16927,98 +16804,12 @@
             </w:pPr>
             <w:r>
               <w:rPr>
-                <w:rtl w:val="0"/>
-              </w:rPr>
-            </w:r>
-          </w:p>
-        </w:tc>
-        <w:tc>
-          <w:tcPr>
-            <w:tcBorders>
-              <w:top w:color="bfbfbf" w:space="0" w:sz="6" w:val="single"/>
-              <w:left w:color="bfbfbf" w:space="0" w:sz="6" w:val="single"/>
-              <w:bottom w:color="bfbfbf" w:space="0" w:sz="6" w:val="single"/>
-              <w:right w:color="bfbfbf" w:space="0" w:sz="6" w:val="single"/>
-            </w:tcBorders>
-            <w:tcMar>
-              <w:left w:w="105.0" w:type="dxa"/>
-              <w:right w:w="105.0" w:type="dxa"/>
-            </w:tcMar>
-          </w:tcPr>
-          <w:p>
-            <w:pPr>
-              <w:spacing w:line="360" w:lineRule="auto"/>
-              <w:jc w:val="both"/>
-              <w:rPr>
                 <w:rFonts w:ascii="Calibri" w:cs="Calibri" w:eastAsia="Calibri" w:hAnsi="Calibri"/>
                 <w:sz w:val="16"/>
                 <w:szCs w:val="16"/>
-              </w:rPr>
-            </w:pPr>
-            <w:r>
-              <w:rPr>
-                <w:rtl w:val="0"/>
-              </w:rPr>
-            </w:r>
-          </w:p>
-        </w:tc>
-        <w:tc>
-          <w:tcPr>
-            <w:tcBorders>
-              <w:top w:color="bfbfbf" w:space="0" w:sz="6" w:val="single"/>
-              <w:left w:color="bfbfbf" w:space="0" w:sz="6" w:val="single"/>
-              <w:bottom w:color="bfbfbf" w:space="0" w:sz="6" w:val="single"/>
-              <w:right w:color="bfbfbf" w:space="0" w:sz="6" w:val="single"/>
-            </w:tcBorders>
-            <w:tcMar>
-              <w:left w:w="105.0" w:type="dxa"/>
-              <w:right w:w="105.0" w:type="dxa"/>
-            </w:tcMar>
-          </w:tcPr>
-          <w:p>
-            <w:pPr>
-              <w:spacing w:line="360" w:lineRule="auto"/>
-              <w:jc w:val="both"/>
-              <w:rPr>
-                <w:rFonts w:ascii="Calibri" w:cs="Calibri" w:eastAsia="Calibri" w:hAnsi="Calibri"/>
-                <w:sz w:val="16"/>
-                <w:szCs w:val="16"/>
-              </w:rPr>
-            </w:pPr>
-            <w:r>
-              <w:rPr>
-                <w:rtl w:val="0"/>
-              </w:rPr>
-            </w:r>
-          </w:p>
-        </w:tc>
-        <w:tc>
-          <w:tcPr>
-            <w:tcBorders>
-              <w:top w:color="bfbfbf" w:space="0" w:sz="6" w:val="single"/>
-              <w:left w:color="bfbfbf" w:space="0" w:sz="6" w:val="single"/>
-              <w:bottom w:color="bfbfbf" w:space="0" w:sz="6" w:val="single"/>
-              <w:right w:color="bfbfbf" w:space="0" w:sz="6" w:val="single"/>
-            </w:tcBorders>
-            <w:tcMar>
-              <w:left w:w="105.0" w:type="dxa"/>
-              <w:right w:w="105.0" w:type="dxa"/>
-            </w:tcMar>
-          </w:tcPr>
-          <w:p>
-            <w:pPr>
-              <w:spacing w:line="360" w:lineRule="auto"/>
-              <w:jc w:val="both"/>
-              <w:rPr>
-                <w:rFonts w:ascii="Calibri" w:cs="Calibri" w:eastAsia="Calibri" w:hAnsi="Calibri"/>
-                <w:sz w:val="16"/>
-                <w:szCs w:val="16"/>
-              </w:rPr>
-            </w:pPr>
-            <w:r>
-              <w:rPr>
-                <w:rtl w:val="0"/>
-              </w:rPr>
+                <w:rtl w:val="0"/>
+              </w:rPr>
+              <w:t xml:space="preserve">x</w:t>
             </w:r>
           </w:p>
         </w:tc>
@@ -17345,7 +17136,6 @@
           <w:p>
             <w:pPr>
               <w:spacing w:line="360" w:lineRule="auto"/>
-              <w:jc w:val="both"/>
               <w:rPr>
                 <w:rFonts w:ascii="Calibri" w:cs="Calibri" w:eastAsia="Calibri" w:hAnsi="Calibri"/>
                 <w:sz w:val="16"/>
@@ -17359,7 +17149,7 @@
                 <w:szCs w:val="16"/>
                 <w:rtl w:val="0"/>
               </w:rPr>
-              <w:t xml:space="preserve">Diseño de arquitectura</w:t>
+              <w:t xml:space="preserve">Sprint 3: Inteligencia Artificial y Visión Computacional.</w:t>
             </w:r>
           </w:p>
         </w:tc>
@@ -17448,12 +17238,8 @@
             </w:pPr>
             <w:r>
               <w:rPr>
-                <w:rFonts w:ascii="Calibri" w:cs="Calibri" w:eastAsia="Calibri" w:hAnsi="Calibri"/>
-                <w:sz w:val="16"/>
-                <w:szCs w:val="16"/>
-                <w:rtl w:val="0"/>
-              </w:rPr>
-              <w:t xml:space="preserve">x</w:t>
+                <w:rtl w:val="0"/>
+              </w:rPr>
             </w:r>
           </w:p>
         </w:tc>
@@ -17542,98 +17328,12 @@
             </w:pPr>
             <w:r>
               <w:rPr>
-                <w:rtl w:val="0"/>
-              </w:rPr>
-            </w:r>
-          </w:p>
-        </w:tc>
-        <w:tc>
-          <w:tcPr>
-            <w:tcBorders>
-              <w:top w:color="bfbfbf" w:space="0" w:sz="6" w:val="single"/>
-              <w:left w:color="bfbfbf" w:space="0" w:sz="6" w:val="single"/>
-              <w:bottom w:color="bfbfbf" w:space="0" w:sz="6" w:val="single"/>
-              <w:right w:color="bfbfbf" w:space="0" w:sz="6" w:val="single"/>
-            </w:tcBorders>
-            <w:tcMar>
-              <w:left w:w="105.0" w:type="dxa"/>
-              <w:right w:w="105.0" w:type="dxa"/>
-            </w:tcMar>
-          </w:tcPr>
-          <w:p>
-            <w:pPr>
-              <w:spacing w:line="360" w:lineRule="auto"/>
-              <w:jc w:val="both"/>
-              <w:rPr>
                 <w:rFonts w:ascii="Calibri" w:cs="Calibri" w:eastAsia="Calibri" w:hAnsi="Calibri"/>
                 <w:sz w:val="16"/>
                 <w:szCs w:val="16"/>
-              </w:rPr>
-            </w:pPr>
-            <w:r>
-              <w:rPr>
-                <w:rtl w:val="0"/>
-              </w:rPr>
-            </w:r>
-          </w:p>
-        </w:tc>
-        <w:tc>
-          <w:tcPr>
-            <w:tcBorders>
-              <w:top w:color="bfbfbf" w:space="0" w:sz="6" w:val="single"/>
-              <w:left w:color="bfbfbf" w:space="0" w:sz="6" w:val="single"/>
-              <w:bottom w:color="bfbfbf" w:space="0" w:sz="6" w:val="single"/>
-              <w:right w:color="bfbfbf" w:space="0" w:sz="6" w:val="single"/>
-            </w:tcBorders>
-            <w:tcMar>
-              <w:left w:w="105.0" w:type="dxa"/>
-              <w:right w:w="105.0" w:type="dxa"/>
-            </w:tcMar>
-          </w:tcPr>
-          <w:p>
-            <w:pPr>
-              <w:spacing w:line="360" w:lineRule="auto"/>
-              <w:jc w:val="both"/>
-              <w:rPr>
-                <w:rFonts w:ascii="Calibri" w:cs="Calibri" w:eastAsia="Calibri" w:hAnsi="Calibri"/>
-                <w:sz w:val="16"/>
-                <w:szCs w:val="16"/>
-              </w:rPr>
-            </w:pPr>
-            <w:r>
-              <w:rPr>
-                <w:rtl w:val="0"/>
-              </w:rPr>
-            </w:r>
-          </w:p>
-        </w:tc>
-        <w:tc>
-          <w:tcPr>
-            <w:tcBorders>
-              <w:top w:color="bfbfbf" w:space="0" w:sz="6" w:val="single"/>
-              <w:left w:color="bfbfbf" w:space="0" w:sz="6" w:val="single"/>
-              <w:bottom w:color="bfbfbf" w:space="0" w:sz="6" w:val="single"/>
-              <w:right w:color="bfbfbf" w:space="0" w:sz="6" w:val="single"/>
-            </w:tcBorders>
-            <w:tcMar>
-              <w:left w:w="105.0" w:type="dxa"/>
-              <w:right w:w="105.0" w:type="dxa"/>
-            </w:tcMar>
-          </w:tcPr>
-          <w:p>
-            <w:pPr>
-              <w:spacing w:line="360" w:lineRule="auto"/>
-              <w:jc w:val="both"/>
-              <w:rPr>
-                <w:rFonts w:ascii="Calibri" w:cs="Calibri" w:eastAsia="Calibri" w:hAnsi="Calibri"/>
-                <w:sz w:val="16"/>
-                <w:szCs w:val="16"/>
-              </w:rPr>
-            </w:pPr>
-            <w:r>
-              <w:rPr>
-                <w:rtl w:val="0"/>
-              </w:rPr>
+                <w:rtl w:val="0"/>
+              </w:rPr>
+              <w:t xml:space="preserve">x</w:t>
             </w:r>
           </w:p>
         </w:tc>
@@ -17930,7 +17630,6 @@
           <w:p>
             <w:pPr>
               <w:spacing w:line="360" w:lineRule="auto"/>
-              <w:jc w:val="both"/>
               <w:rPr>
                 <w:rFonts w:ascii="Calibri" w:cs="Calibri" w:eastAsia="Calibri" w:hAnsi="Calibri"/>
                 <w:sz w:val="16"/>
@@ -17944,7 +17643,7 @@
                 <w:szCs w:val="16"/>
                 <w:rtl w:val="0"/>
               </w:rPr>
-              <w:t xml:space="preserve">Diseño base de datos</w:t>
+              <w:t xml:space="preserve">Sprint 4: Aplicación Móvil - Captura y Perfil.</w:t>
             </w:r>
           </w:p>
         </w:tc>
@@ -18063,12 +17762,8 @@
             </w:pPr>
             <w:r>
               <w:rPr>
-                <w:rFonts w:ascii="Calibri" w:cs="Calibri" w:eastAsia="Calibri" w:hAnsi="Calibri"/>
-                <w:sz w:val="16"/>
-                <w:szCs w:val="16"/>
-                <w:rtl w:val="0"/>
-              </w:rPr>
-              <w:t xml:space="preserve">x</w:t>
+                <w:rtl w:val="0"/>
+              </w:rPr>
             </w:r>
           </w:p>
         </w:tc>
@@ -18157,8 +17852,12 @@
             </w:pPr>
             <w:r>
               <w:rPr>
-                <w:rtl w:val="0"/>
-              </w:rPr>
+                <w:rFonts w:ascii="Calibri" w:cs="Calibri" w:eastAsia="Calibri" w:hAnsi="Calibri"/>
+                <w:sz w:val="16"/>
+                <w:szCs w:val="16"/>
+                <w:rtl w:val="0"/>
+              </w:rPr>
+              <w:t xml:space="preserve">x</w:t>
             </w:r>
           </w:p>
         </w:tc>
@@ -18187,98 +17886,12 @@
             </w:pPr>
             <w:r>
               <w:rPr>
-                <w:rtl w:val="0"/>
-              </w:rPr>
-            </w:r>
-          </w:p>
-        </w:tc>
-        <w:tc>
-          <w:tcPr>
-            <w:tcBorders>
-              <w:top w:color="bfbfbf" w:space="0" w:sz="6" w:val="single"/>
-              <w:left w:color="bfbfbf" w:space="0" w:sz="6" w:val="single"/>
-              <w:bottom w:color="bfbfbf" w:space="0" w:sz="6" w:val="single"/>
-              <w:right w:color="bfbfbf" w:space="0" w:sz="6" w:val="single"/>
-            </w:tcBorders>
-            <w:tcMar>
-              <w:left w:w="105.0" w:type="dxa"/>
-              <w:right w:w="105.0" w:type="dxa"/>
-            </w:tcMar>
-          </w:tcPr>
-          <w:p>
-            <w:pPr>
-              <w:spacing w:line="360" w:lineRule="auto"/>
-              <w:jc w:val="both"/>
-              <w:rPr>
                 <w:rFonts w:ascii="Calibri" w:cs="Calibri" w:eastAsia="Calibri" w:hAnsi="Calibri"/>
                 <w:sz w:val="16"/>
                 <w:szCs w:val="16"/>
-              </w:rPr>
-            </w:pPr>
-            <w:r>
-              <w:rPr>
-                <w:rtl w:val="0"/>
-              </w:rPr>
-            </w:r>
-          </w:p>
-        </w:tc>
-        <w:tc>
-          <w:tcPr>
-            <w:tcBorders>
-              <w:top w:color="bfbfbf" w:space="0" w:sz="6" w:val="single"/>
-              <w:left w:color="bfbfbf" w:space="0" w:sz="6" w:val="single"/>
-              <w:bottom w:color="bfbfbf" w:space="0" w:sz="6" w:val="single"/>
-              <w:right w:color="bfbfbf" w:space="0" w:sz="6" w:val="single"/>
-            </w:tcBorders>
-            <w:tcMar>
-              <w:left w:w="105.0" w:type="dxa"/>
-              <w:right w:w="105.0" w:type="dxa"/>
-            </w:tcMar>
-          </w:tcPr>
-          <w:p>
-            <w:pPr>
-              <w:spacing w:line="360" w:lineRule="auto"/>
-              <w:jc w:val="both"/>
-              <w:rPr>
-                <w:rFonts w:ascii="Calibri" w:cs="Calibri" w:eastAsia="Calibri" w:hAnsi="Calibri"/>
-                <w:sz w:val="16"/>
-                <w:szCs w:val="16"/>
-              </w:rPr>
-            </w:pPr>
-            <w:r>
-              <w:rPr>
-                <w:rtl w:val="0"/>
-              </w:rPr>
-            </w:r>
-          </w:p>
-        </w:tc>
-        <w:tc>
-          <w:tcPr>
-            <w:tcBorders>
-              <w:top w:color="bfbfbf" w:space="0" w:sz="6" w:val="single"/>
-              <w:left w:color="bfbfbf" w:space="0" w:sz="6" w:val="single"/>
-              <w:bottom w:color="bfbfbf" w:space="0" w:sz="6" w:val="single"/>
-              <w:right w:color="bfbfbf" w:space="0" w:sz="6" w:val="single"/>
-            </w:tcBorders>
-            <w:tcMar>
-              <w:left w:w="105.0" w:type="dxa"/>
-              <w:right w:w="105.0" w:type="dxa"/>
-            </w:tcMar>
-          </w:tcPr>
-          <w:p>
-            <w:pPr>
-              <w:spacing w:line="360" w:lineRule="auto"/>
-              <w:jc w:val="both"/>
-              <w:rPr>
-                <w:rFonts w:ascii="Calibri" w:cs="Calibri" w:eastAsia="Calibri" w:hAnsi="Calibri"/>
-                <w:sz w:val="16"/>
-                <w:szCs w:val="16"/>
-              </w:rPr>
-            </w:pPr>
-            <w:r>
-              <w:rPr>
-                <w:rtl w:val="0"/>
-              </w:rPr>
+                <w:rtl w:val="0"/>
+              </w:rPr>
+              <w:t xml:space="preserve">x</w:t>
             </w:r>
           </w:p>
         </w:tc>
@@ -18515,7 +18128,6 @@
           <w:p>
             <w:pPr>
               <w:spacing w:line="360" w:lineRule="auto"/>
-              <w:jc w:val="both"/>
               <w:rPr>
                 <w:rFonts w:ascii="Calibri" w:cs="Calibri" w:eastAsia="Calibri" w:hAnsi="Calibri"/>
                 <w:sz w:val="16"/>
@@ -18529,7 +18141,7 @@
                 <w:szCs w:val="16"/>
                 <w:rtl w:val="0"/>
               </w:rPr>
-              <w:t xml:space="preserve">Diseño UI/UX</w:t>
+              <w:t xml:space="preserve">Sprint 5: Registro Multimodal y Transacciones.</w:t>
             </w:r>
           </w:p>
         </w:tc>
@@ -18648,12 +18260,8 @@
             </w:pPr>
             <w:r>
               <w:rPr>
-                <w:rFonts w:ascii="Calibri" w:cs="Calibri" w:eastAsia="Calibri" w:hAnsi="Calibri"/>
-                <w:sz w:val="16"/>
-                <w:szCs w:val="16"/>
-                <w:rtl w:val="0"/>
-              </w:rPr>
-              <w:t xml:space="preserve">x</w:t>
+                <w:rtl w:val="0"/>
+              </w:rPr>
             </w:r>
           </w:p>
         </w:tc>
@@ -18682,12 +18290,8 @@
             </w:pPr>
             <w:r>
               <w:rPr>
-                <w:rFonts w:ascii="Calibri" w:cs="Calibri" w:eastAsia="Calibri" w:hAnsi="Calibri"/>
-                <w:sz w:val="16"/>
-                <w:szCs w:val="16"/>
-                <w:rtl w:val="0"/>
-              </w:rPr>
-              <w:t xml:space="preserve">x</w:t>
+                <w:rtl w:val="0"/>
+              </w:rPr>
             </w:r>
           </w:p>
         </w:tc>
@@ -18776,8 +18380,12 @@
             </w:pPr>
             <w:r>
               <w:rPr>
-                <w:rtl w:val="0"/>
-              </w:rPr>
+                <w:rFonts w:ascii="Calibri" w:cs="Calibri" w:eastAsia="Calibri" w:hAnsi="Calibri"/>
+                <w:sz w:val="16"/>
+                <w:szCs w:val="16"/>
+                <w:rtl w:val="0"/>
+              </w:rPr>
+              <w:t xml:space="preserve">x</w:t>
             </w:r>
           </w:p>
         </w:tc>
@@ -18806,98 +18414,12 @@
             </w:pPr>
             <w:r>
               <w:rPr>
-                <w:rtl w:val="0"/>
-              </w:rPr>
-            </w:r>
-          </w:p>
-        </w:tc>
-        <w:tc>
-          <w:tcPr>
-            <w:tcBorders>
-              <w:top w:color="bfbfbf" w:space="0" w:sz="6" w:val="single"/>
-              <w:left w:color="bfbfbf" w:space="0" w:sz="6" w:val="single"/>
-              <w:bottom w:color="bfbfbf" w:space="0" w:sz="6" w:val="single"/>
-              <w:right w:color="bfbfbf" w:space="0" w:sz="6" w:val="single"/>
-            </w:tcBorders>
-            <w:tcMar>
-              <w:left w:w="105.0" w:type="dxa"/>
-              <w:right w:w="105.0" w:type="dxa"/>
-            </w:tcMar>
-          </w:tcPr>
-          <w:p>
-            <w:pPr>
-              <w:spacing w:line="360" w:lineRule="auto"/>
-              <w:jc w:val="both"/>
-              <w:rPr>
                 <w:rFonts w:ascii="Calibri" w:cs="Calibri" w:eastAsia="Calibri" w:hAnsi="Calibri"/>
                 <w:sz w:val="16"/>
                 <w:szCs w:val="16"/>
-              </w:rPr>
-            </w:pPr>
-            <w:r>
-              <w:rPr>
-                <w:rtl w:val="0"/>
-              </w:rPr>
-            </w:r>
-          </w:p>
-        </w:tc>
-        <w:tc>
-          <w:tcPr>
-            <w:tcBorders>
-              <w:top w:color="bfbfbf" w:space="0" w:sz="6" w:val="single"/>
-              <w:left w:color="bfbfbf" w:space="0" w:sz="6" w:val="single"/>
-              <w:bottom w:color="bfbfbf" w:space="0" w:sz="6" w:val="single"/>
-              <w:right w:color="bfbfbf" w:space="0" w:sz="6" w:val="single"/>
-            </w:tcBorders>
-            <w:tcMar>
-              <w:left w:w="105.0" w:type="dxa"/>
-              <w:right w:w="105.0" w:type="dxa"/>
-            </w:tcMar>
-          </w:tcPr>
-          <w:p>
-            <w:pPr>
-              <w:spacing w:line="360" w:lineRule="auto"/>
-              <w:jc w:val="both"/>
-              <w:rPr>
-                <w:rFonts w:ascii="Calibri" w:cs="Calibri" w:eastAsia="Calibri" w:hAnsi="Calibri"/>
-                <w:sz w:val="16"/>
-                <w:szCs w:val="16"/>
-              </w:rPr>
-            </w:pPr>
-            <w:r>
-              <w:rPr>
-                <w:rtl w:val="0"/>
-              </w:rPr>
-            </w:r>
-          </w:p>
-        </w:tc>
-        <w:tc>
-          <w:tcPr>
-            <w:tcBorders>
-              <w:top w:color="bfbfbf" w:space="0" w:sz="6" w:val="single"/>
-              <w:left w:color="bfbfbf" w:space="0" w:sz="6" w:val="single"/>
-              <w:bottom w:color="bfbfbf" w:space="0" w:sz="6" w:val="single"/>
-              <w:right w:color="bfbfbf" w:space="0" w:sz="6" w:val="single"/>
-            </w:tcBorders>
-            <w:tcMar>
-              <w:left w:w="105.0" w:type="dxa"/>
-              <w:right w:w="105.0" w:type="dxa"/>
-            </w:tcMar>
-          </w:tcPr>
-          <w:p>
-            <w:pPr>
-              <w:spacing w:line="360" w:lineRule="auto"/>
-              <w:jc w:val="both"/>
-              <w:rPr>
-                <w:rFonts w:ascii="Calibri" w:cs="Calibri" w:eastAsia="Calibri" w:hAnsi="Calibri"/>
-                <w:sz w:val="16"/>
-                <w:szCs w:val="16"/>
-              </w:rPr>
-            </w:pPr>
-            <w:r>
-              <w:rPr>
-                <w:rtl w:val="0"/>
-              </w:rPr>
+                <w:rtl w:val="0"/>
+              </w:rPr>
+              <w:t xml:space="preserve">x</w:t>
             </w:r>
           </w:p>
         </w:tc>
@@ -19104,7 +18626,6 @@
           <w:p>
             <w:pPr>
               <w:spacing w:line="360" w:lineRule="auto"/>
-              <w:jc w:val="both"/>
               <w:rPr>
                 <w:rFonts w:ascii="Calibri" w:cs="Calibri" w:eastAsia="Calibri" w:hAnsi="Calibri"/>
                 <w:sz w:val="16"/>
@@ -19118,7 +18639,7 @@
                 <w:szCs w:val="16"/>
                 <w:rtl w:val="0"/>
               </w:rPr>
-              <w:t xml:space="preserve">Desarrollo backend</w:t>
+              <w:t xml:space="preserve">Sprint 6: Dashboard Web - Gestión Administrativa.</w:t>
             </w:r>
           </w:p>
         </w:tc>
@@ -19297,12 +18818,8 @@
             </w:pPr>
             <w:r>
               <w:rPr>
-                <w:rFonts w:ascii="Calibri" w:cs="Calibri" w:eastAsia="Calibri" w:hAnsi="Calibri"/>
-                <w:sz w:val="16"/>
-                <w:szCs w:val="16"/>
-                <w:rtl w:val="0"/>
-              </w:rPr>
-              <w:t xml:space="preserve">x</w:t>
+                <w:rtl w:val="0"/>
+              </w:rPr>
             </w:r>
           </w:p>
         </w:tc>
@@ -19331,12 +18848,8 @@
             </w:pPr>
             <w:r>
               <w:rPr>
-                <w:rFonts w:ascii="Calibri" w:cs="Calibri" w:eastAsia="Calibri" w:hAnsi="Calibri"/>
-                <w:sz w:val="16"/>
-                <w:szCs w:val="16"/>
-                <w:rtl w:val="0"/>
-              </w:rPr>
-              <w:t xml:space="preserve">x</w:t>
+                <w:rtl w:val="0"/>
+              </w:rPr>
             </w:r>
           </w:p>
         </w:tc>
@@ -19425,8 +18938,12 @@
             </w:pPr>
             <w:r>
               <w:rPr>
-                <w:rtl w:val="0"/>
-              </w:rPr>
+                <w:rFonts w:ascii="Calibri" w:cs="Calibri" w:eastAsia="Calibri" w:hAnsi="Calibri"/>
+                <w:sz w:val="16"/>
+                <w:szCs w:val="16"/>
+                <w:rtl w:val="0"/>
+              </w:rPr>
+              <w:t xml:space="preserve">x</w:t>
             </w:r>
           </w:p>
         </w:tc>
@@ -19455,98 +18972,12 @@
             </w:pPr>
             <w:r>
               <w:rPr>
-                <w:rtl w:val="0"/>
-              </w:rPr>
-            </w:r>
-          </w:p>
-        </w:tc>
-        <w:tc>
-          <w:tcPr>
-            <w:tcBorders>
-              <w:top w:color="bfbfbf" w:space="0" w:sz="6" w:val="single"/>
-              <w:left w:color="bfbfbf" w:space="0" w:sz="6" w:val="single"/>
-              <w:bottom w:color="bfbfbf" w:space="0" w:sz="6" w:val="single"/>
-              <w:right w:color="bfbfbf" w:space="0" w:sz="6" w:val="single"/>
-            </w:tcBorders>
-            <w:tcMar>
-              <w:left w:w="105.0" w:type="dxa"/>
-              <w:right w:w="105.0" w:type="dxa"/>
-            </w:tcMar>
-          </w:tcPr>
-          <w:p>
-            <w:pPr>
-              <w:spacing w:line="360" w:lineRule="auto"/>
-              <w:jc w:val="both"/>
-              <w:rPr>
                 <w:rFonts w:ascii="Calibri" w:cs="Calibri" w:eastAsia="Calibri" w:hAnsi="Calibri"/>
                 <w:sz w:val="16"/>
                 <w:szCs w:val="16"/>
-              </w:rPr>
-            </w:pPr>
-            <w:r>
-              <w:rPr>
-                <w:rtl w:val="0"/>
-              </w:rPr>
-            </w:r>
-          </w:p>
-        </w:tc>
-        <w:tc>
-          <w:tcPr>
-            <w:tcBorders>
-              <w:top w:color="bfbfbf" w:space="0" w:sz="6" w:val="single"/>
-              <w:left w:color="bfbfbf" w:space="0" w:sz="6" w:val="single"/>
-              <w:bottom w:color="bfbfbf" w:space="0" w:sz="6" w:val="single"/>
-              <w:right w:color="bfbfbf" w:space="0" w:sz="6" w:val="single"/>
-            </w:tcBorders>
-            <w:tcMar>
-              <w:left w:w="105.0" w:type="dxa"/>
-              <w:right w:w="105.0" w:type="dxa"/>
-            </w:tcMar>
-          </w:tcPr>
-          <w:p>
-            <w:pPr>
-              <w:spacing w:line="360" w:lineRule="auto"/>
-              <w:jc w:val="both"/>
-              <w:rPr>
-                <w:rFonts w:ascii="Calibri" w:cs="Calibri" w:eastAsia="Calibri" w:hAnsi="Calibri"/>
-                <w:sz w:val="16"/>
-                <w:szCs w:val="16"/>
-              </w:rPr>
-            </w:pPr>
-            <w:r>
-              <w:rPr>
-                <w:rtl w:val="0"/>
-              </w:rPr>
-            </w:r>
-          </w:p>
-        </w:tc>
-        <w:tc>
-          <w:tcPr>
-            <w:tcBorders>
-              <w:top w:color="bfbfbf" w:space="0" w:sz="6" w:val="single"/>
-              <w:left w:color="bfbfbf" w:space="0" w:sz="6" w:val="single"/>
-              <w:bottom w:color="bfbfbf" w:space="0" w:sz="6" w:val="single"/>
-              <w:right w:color="bfbfbf" w:space="0" w:sz="6" w:val="single"/>
-            </w:tcBorders>
-            <w:tcMar>
-              <w:left w:w="105.0" w:type="dxa"/>
-              <w:right w:w="105.0" w:type="dxa"/>
-            </w:tcMar>
-          </w:tcPr>
-          <w:p>
-            <w:pPr>
-              <w:spacing w:line="360" w:lineRule="auto"/>
-              <w:jc w:val="both"/>
-              <w:rPr>
-                <w:rFonts w:ascii="Calibri" w:cs="Calibri" w:eastAsia="Calibri" w:hAnsi="Calibri"/>
-                <w:sz w:val="16"/>
-                <w:szCs w:val="16"/>
-              </w:rPr>
-            </w:pPr>
-            <w:r>
-              <w:rPr>
-                <w:rtl w:val="0"/>
-              </w:rPr>
+                <w:rtl w:val="0"/>
+              </w:rPr>
+              <w:t xml:space="preserve">x</w:t>
             </w:r>
           </w:p>
         </w:tc>
@@ -19693,7 +19124,6 @@
           <w:p>
             <w:pPr>
               <w:spacing w:line="360" w:lineRule="auto"/>
-              <w:jc w:val="both"/>
               <w:rPr>
                 <w:rFonts w:ascii="Calibri" w:cs="Calibri" w:eastAsia="Calibri" w:hAnsi="Calibri"/>
                 <w:sz w:val="16"/>
@@ -19707,7 +19137,7 @@
                 <w:szCs w:val="16"/>
                 <w:rtl w:val="0"/>
               </w:rPr>
-              <w:t xml:space="preserve">Desarrollo app móvil</w:t>
+              <w:t xml:space="preserve">Sprint 7: Supervisión, Métricas y Reportes.</w:t>
             </w:r>
           </w:p>
         </w:tc>
@@ -19946,12 +19376,8 @@
             </w:pPr>
             <w:r>
               <w:rPr>
-                <w:rFonts w:ascii="Calibri" w:cs="Calibri" w:eastAsia="Calibri" w:hAnsi="Calibri"/>
-                <w:sz w:val="16"/>
-                <w:szCs w:val="16"/>
-                <w:rtl w:val="0"/>
-              </w:rPr>
-              <w:t xml:space="preserve">x</w:t>
+                <w:rtl w:val="0"/>
+              </w:rPr>
             </w:r>
           </w:p>
         </w:tc>
@@ -19980,12 +19406,8 @@
             </w:pPr>
             <w:r>
               <w:rPr>
-                <w:rFonts w:ascii="Calibri" w:cs="Calibri" w:eastAsia="Calibri" w:hAnsi="Calibri"/>
-                <w:sz w:val="16"/>
-                <w:szCs w:val="16"/>
-                <w:rtl w:val="0"/>
-              </w:rPr>
-              <w:t xml:space="preserve">x</w:t>
+                <w:rtl w:val="0"/>
+              </w:rPr>
             </w:r>
           </w:p>
         </w:tc>
@@ -20044,8 +19466,12 @@
             </w:pPr>
             <w:r>
               <w:rPr>
-                <w:rtl w:val="0"/>
-              </w:rPr>
+                <w:rFonts w:ascii="Calibri" w:cs="Calibri" w:eastAsia="Calibri" w:hAnsi="Calibri"/>
+                <w:sz w:val="16"/>
+                <w:szCs w:val="16"/>
+                <w:rtl w:val="0"/>
+              </w:rPr>
+              <w:t xml:space="preserve">x</w:t>
             </w:r>
           </w:p>
         </w:tc>
@@ -20074,98 +19500,12 @@
             </w:pPr>
             <w:r>
               <w:rPr>
-                <w:rtl w:val="0"/>
-              </w:rPr>
-            </w:r>
-          </w:p>
-        </w:tc>
-        <w:tc>
-          <w:tcPr>
-            <w:tcBorders>
-              <w:top w:color="bfbfbf" w:space="0" w:sz="6" w:val="single"/>
-              <w:left w:color="bfbfbf" w:space="0" w:sz="6" w:val="single"/>
-              <w:bottom w:color="bfbfbf" w:space="0" w:sz="6" w:val="single"/>
-              <w:right w:color="bfbfbf" w:space="0" w:sz="6" w:val="single"/>
-            </w:tcBorders>
-            <w:tcMar>
-              <w:left w:w="105.0" w:type="dxa"/>
-              <w:right w:w="105.0" w:type="dxa"/>
-            </w:tcMar>
-          </w:tcPr>
-          <w:p>
-            <w:pPr>
-              <w:spacing w:line="360" w:lineRule="auto"/>
-              <w:jc w:val="both"/>
-              <w:rPr>
                 <w:rFonts w:ascii="Calibri" w:cs="Calibri" w:eastAsia="Calibri" w:hAnsi="Calibri"/>
                 <w:sz w:val="16"/>
                 <w:szCs w:val="16"/>
-              </w:rPr>
-            </w:pPr>
-            <w:r>
-              <w:rPr>
-                <w:rtl w:val="0"/>
-              </w:rPr>
-            </w:r>
-          </w:p>
-        </w:tc>
-        <w:tc>
-          <w:tcPr>
-            <w:tcBorders>
-              <w:top w:color="bfbfbf" w:space="0" w:sz="6" w:val="single"/>
-              <w:left w:color="bfbfbf" w:space="0" w:sz="6" w:val="single"/>
-              <w:bottom w:color="bfbfbf" w:space="0" w:sz="6" w:val="single"/>
-              <w:right w:color="bfbfbf" w:space="0" w:sz="6" w:val="single"/>
-            </w:tcBorders>
-            <w:tcMar>
-              <w:left w:w="105.0" w:type="dxa"/>
-              <w:right w:w="105.0" w:type="dxa"/>
-            </w:tcMar>
-          </w:tcPr>
-          <w:p>
-            <w:pPr>
-              <w:spacing w:line="360" w:lineRule="auto"/>
-              <w:jc w:val="both"/>
-              <w:rPr>
-                <w:rFonts w:ascii="Calibri" w:cs="Calibri" w:eastAsia="Calibri" w:hAnsi="Calibri"/>
-                <w:sz w:val="16"/>
-                <w:szCs w:val="16"/>
-              </w:rPr>
-            </w:pPr>
-            <w:r>
-              <w:rPr>
-                <w:rtl w:val="0"/>
-              </w:rPr>
-            </w:r>
-          </w:p>
-        </w:tc>
-        <w:tc>
-          <w:tcPr>
-            <w:tcBorders>
-              <w:top w:color="bfbfbf" w:space="0" w:sz="6" w:val="single"/>
-              <w:left w:color="bfbfbf" w:space="0" w:sz="6" w:val="single"/>
-              <w:bottom w:color="bfbfbf" w:space="0" w:sz="6" w:val="single"/>
-              <w:right w:color="bfbfbf" w:space="0" w:sz="6" w:val="single"/>
-            </w:tcBorders>
-            <w:tcMar>
-              <w:left w:w="105.0" w:type="dxa"/>
-              <w:right w:w="105.0" w:type="dxa"/>
-            </w:tcMar>
-          </w:tcPr>
-          <w:p>
-            <w:pPr>
-              <w:spacing w:line="360" w:lineRule="auto"/>
-              <w:jc w:val="both"/>
-              <w:rPr>
-                <w:rFonts w:ascii="Calibri" w:cs="Calibri" w:eastAsia="Calibri" w:hAnsi="Calibri"/>
-                <w:sz w:val="16"/>
-                <w:szCs w:val="16"/>
-              </w:rPr>
-            </w:pPr>
-            <w:r>
-              <w:rPr>
-                <w:rtl w:val="0"/>
-              </w:rPr>
+                <w:rtl w:val="0"/>
+              </w:rPr>
+              <w:t xml:space="preserve">x</w:t>
             </w:r>
           </w:p>
         </w:tc>
@@ -20282,7 +19622,6 @@
           <w:p>
             <w:pPr>
               <w:spacing w:line="360" w:lineRule="auto"/>
-              <w:jc w:val="both"/>
               <w:rPr>
                 <w:rFonts w:ascii="Calibri" w:cs="Calibri" w:eastAsia="Calibri" w:hAnsi="Calibri"/>
                 <w:sz w:val="16"/>
@@ -20296,7 +19635,7 @@
                 <w:szCs w:val="16"/>
                 <w:rtl w:val="0"/>
               </w:rPr>
-              <w:t xml:space="preserve">Desarrollo dashboard web</w:t>
+              <w:t xml:space="preserve">Sprint 8: Infraestructura Cloud y DevOps.</w:t>
             </w:r>
           </w:p>
         </w:tc>
@@ -20595,12 +19934,8 @@
             </w:pPr>
             <w:r>
               <w:rPr>
-                <w:rFonts w:ascii="Calibri" w:cs="Calibri" w:eastAsia="Calibri" w:hAnsi="Calibri"/>
-                <w:sz w:val="16"/>
-                <w:szCs w:val="16"/>
-                <w:rtl w:val="0"/>
-              </w:rPr>
-              <w:t xml:space="preserve">x</w:t>
+                <w:rtl w:val="0"/>
+              </w:rPr>
             </w:r>
           </w:p>
         </w:tc>
@@ -20659,8 +19994,12 @@
             </w:pPr>
             <w:r>
               <w:rPr>
-                <w:rtl w:val="0"/>
-              </w:rPr>
+                <w:rFonts w:ascii="Calibri" w:cs="Calibri" w:eastAsia="Calibri" w:hAnsi="Calibri"/>
+                <w:sz w:val="16"/>
+                <w:szCs w:val="16"/>
+                <w:rtl w:val="0"/>
+              </w:rPr>
+              <w:t xml:space="preserve">x</w:t>
             </w:r>
           </w:p>
         </w:tc>
@@ -20689,8 +20028,12 @@
             </w:pPr>
             <w:r>
               <w:rPr>
-                <w:rtl w:val="0"/>
-              </w:rPr>
+                <w:rFonts w:ascii="Calibri" w:cs="Calibri" w:eastAsia="Calibri" w:hAnsi="Calibri"/>
+                <w:sz w:val="16"/>
+                <w:szCs w:val="16"/>
+                <w:rtl w:val="0"/>
+              </w:rPr>
+              <w:t xml:space="preserve">x</w:t>
             </w:r>
           </w:p>
         </w:tc>
@@ -20719,98 +20062,12 @@
             </w:pPr>
             <w:r>
               <w:rPr>
-                <w:rtl w:val="0"/>
-              </w:rPr>
-            </w:r>
-          </w:p>
-        </w:tc>
-        <w:tc>
-          <w:tcPr>
-            <w:tcBorders>
-              <w:top w:color="bfbfbf" w:space="0" w:sz="6" w:val="single"/>
-              <w:left w:color="bfbfbf" w:space="0" w:sz="6" w:val="single"/>
-              <w:bottom w:color="bfbfbf" w:space="0" w:sz="6" w:val="single"/>
-              <w:right w:color="bfbfbf" w:space="0" w:sz="6" w:val="single"/>
-            </w:tcBorders>
-            <w:tcMar>
-              <w:left w:w="105.0" w:type="dxa"/>
-              <w:right w:w="105.0" w:type="dxa"/>
-            </w:tcMar>
-          </w:tcPr>
-          <w:p>
-            <w:pPr>
-              <w:spacing w:line="360" w:lineRule="auto"/>
-              <w:jc w:val="both"/>
-              <w:rPr>
                 <w:rFonts w:ascii="Calibri" w:cs="Calibri" w:eastAsia="Calibri" w:hAnsi="Calibri"/>
                 <w:sz w:val="16"/>
                 <w:szCs w:val="16"/>
-              </w:rPr>
-            </w:pPr>
-            <w:r>
-              <w:rPr>
-                <w:rtl w:val="0"/>
-              </w:rPr>
-            </w:r>
-          </w:p>
-        </w:tc>
-        <w:tc>
-          <w:tcPr>
-            <w:tcBorders>
-              <w:top w:color="bfbfbf" w:space="0" w:sz="6" w:val="single"/>
-              <w:left w:color="bfbfbf" w:space="0" w:sz="6" w:val="single"/>
-              <w:bottom w:color="bfbfbf" w:space="0" w:sz="6" w:val="single"/>
-              <w:right w:color="bfbfbf" w:space="0" w:sz="6" w:val="single"/>
-            </w:tcBorders>
-            <w:tcMar>
-              <w:left w:w="105.0" w:type="dxa"/>
-              <w:right w:w="105.0" w:type="dxa"/>
-            </w:tcMar>
-          </w:tcPr>
-          <w:p>
-            <w:pPr>
-              <w:spacing w:line="360" w:lineRule="auto"/>
-              <w:jc w:val="both"/>
-              <w:rPr>
-                <w:rFonts w:ascii="Calibri" w:cs="Calibri" w:eastAsia="Calibri" w:hAnsi="Calibri"/>
-                <w:sz w:val="16"/>
-                <w:szCs w:val="16"/>
-              </w:rPr>
-            </w:pPr>
-            <w:r>
-              <w:rPr>
-                <w:rtl w:val="0"/>
-              </w:rPr>
-            </w:r>
-          </w:p>
-        </w:tc>
-        <w:tc>
-          <w:tcPr>
-            <w:tcBorders>
-              <w:top w:color="bfbfbf" w:space="0" w:sz="6" w:val="single"/>
-              <w:left w:color="bfbfbf" w:space="0" w:sz="6" w:val="single"/>
-              <w:bottom w:color="bfbfbf" w:space="0" w:sz="6" w:val="single"/>
-              <w:right w:color="bfbfbf" w:space="0" w:sz="6" w:val="single"/>
-            </w:tcBorders>
-            <w:tcMar>
-              <w:left w:w="105.0" w:type="dxa"/>
-              <w:right w:w="105.0" w:type="dxa"/>
-            </w:tcMar>
-          </w:tcPr>
-          <w:p>
-            <w:pPr>
-              <w:spacing w:line="360" w:lineRule="auto"/>
-              <w:jc w:val="both"/>
-              <w:rPr>
-                <w:rFonts w:ascii="Calibri" w:cs="Calibri" w:eastAsia="Calibri" w:hAnsi="Calibri"/>
-                <w:sz w:val="16"/>
-                <w:szCs w:val="16"/>
-              </w:rPr>
-            </w:pPr>
-            <w:r>
-              <w:rPr>
-                <w:rtl w:val="0"/>
-              </w:rPr>
+                <w:rtl w:val="0"/>
+              </w:rPr>
+              <w:t xml:space="preserve">x</w:t>
             </w:r>
           </w:p>
         </w:tc>
@@ -20867,7 +20124,6 @@
           <w:p>
             <w:pPr>
               <w:spacing w:line="360" w:lineRule="auto"/>
-              <w:jc w:val="both"/>
               <w:rPr>
                 <w:rFonts w:ascii="Calibri" w:cs="Calibri" w:eastAsia="Calibri" w:hAnsi="Calibri"/>
                 <w:sz w:val="16"/>
@@ -20881,7 +20137,7 @@
                 <w:szCs w:val="16"/>
                 <w:rtl w:val="0"/>
               </w:rPr>
-              <w:t xml:space="preserve">Integración sistemas</w:t>
+              <w:t xml:space="preserve">Sprint 9: Calidad y Auditoría Final</w:t>
             </w:r>
           </w:p>
         </w:tc>
@@ -21210,12 +20466,8 @@
             </w:pPr>
             <w:r>
               <w:rPr>
-                <w:rFonts w:ascii="Calibri" w:cs="Calibri" w:eastAsia="Calibri" w:hAnsi="Calibri"/>
-                <w:sz w:val="16"/>
-                <w:szCs w:val="16"/>
-                <w:rtl w:val="0"/>
-              </w:rPr>
-              <w:t xml:space="preserve">x</w:t>
+                <w:rtl w:val="0"/>
+              </w:rPr>
             </w:r>
           </w:p>
         </w:tc>
@@ -21304,4189 +20556,12 @@
             </w:pPr>
             <w:r>
               <w:rPr>
-                <w:rtl w:val="0"/>
-              </w:rPr>
-            </w:r>
-          </w:p>
-        </w:tc>
-        <w:tc>
-          <w:tcPr>
-            <w:tcBorders>
-              <w:top w:color="bfbfbf" w:space="0" w:sz="6" w:val="single"/>
-              <w:left w:color="bfbfbf" w:space="0" w:sz="6" w:val="single"/>
-              <w:bottom w:color="bfbfbf" w:space="0" w:sz="6" w:val="single"/>
-              <w:right w:color="bfbfbf" w:space="0" w:sz="6" w:val="single"/>
-            </w:tcBorders>
-            <w:tcMar>
-              <w:left w:w="105.0" w:type="dxa"/>
-              <w:right w:w="105.0" w:type="dxa"/>
-            </w:tcMar>
-          </w:tcPr>
-          <w:p>
-            <w:pPr>
-              <w:spacing w:line="360" w:lineRule="auto"/>
-              <w:jc w:val="both"/>
-              <w:rPr>
                 <w:rFonts w:ascii="Calibri" w:cs="Calibri" w:eastAsia="Calibri" w:hAnsi="Calibri"/>
                 <w:sz w:val="16"/>
                 <w:szCs w:val="16"/>
-              </w:rPr>
-            </w:pPr>
-            <w:r>
-              <w:rPr>
-                <w:rtl w:val="0"/>
-              </w:rPr>
-            </w:r>
-          </w:p>
-        </w:tc>
-        <w:tc>
-          <w:tcPr>
-            <w:tcBorders>
-              <w:top w:color="bfbfbf" w:space="0" w:sz="6" w:val="single"/>
-              <w:left w:color="bfbfbf" w:space="0" w:sz="6" w:val="single"/>
-              <w:bottom w:color="bfbfbf" w:space="0" w:sz="6" w:val="single"/>
-              <w:right w:color="bfbfbf" w:space="0" w:sz="6" w:val="single"/>
-            </w:tcBorders>
-            <w:tcMar>
-              <w:left w:w="105.0" w:type="dxa"/>
-              <w:right w:w="105.0" w:type="dxa"/>
-            </w:tcMar>
-          </w:tcPr>
-          <w:p>
-            <w:pPr>
-              <w:spacing w:line="360" w:lineRule="auto"/>
-              <w:jc w:val="both"/>
-              <w:rPr>
-                <w:rFonts w:ascii="Calibri" w:cs="Calibri" w:eastAsia="Calibri" w:hAnsi="Calibri"/>
-                <w:sz w:val="16"/>
-                <w:szCs w:val="16"/>
-              </w:rPr>
-            </w:pPr>
-            <w:r>
-              <w:rPr>
-                <w:rtl w:val="0"/>
-              </w:rPr>
-            </w:r>
-          </w:p>
-        </w:tc>
-        <w:tc>
-          <w:tcPr>
-            <w:tcBorders>
-              <w:top w:color="bfbfbf" w:space="0" w:sz="6" w:val="single"/>
-              <w:left w:color="bfbfbf" w:space="0" w:sz="6" w:val="single"/>
-              <w:bottom w:color="bfbfbf" w:space="0" w:sz="6" w:val="single"/>
-              <w:right w:color="bfbfbf" w:space="0" w:sz="6" w:val="single"/>
-            </w:tcBorders>
-            <w:tcMar>
-              <w:left w:w="105.0" w:type="dxa"/>
-              <w:right w:w="105.0" w:type="dxa"/>
-            </w:tcMar>
-          </w:tcPr>
-          <w:p>
-            <w:pPr>
-              <w:spacing w:line="360" w:lineRule="auto"/>
-              <w:jc w:val="both"/>
-              <w:rPr>
-                <w:rFonts w:ascii="Calibri" w:cs="Calibri" w:eastAsia="Calibri" w:hAnsi="Calibri"/>
-                <w:sz w:val="16"/>
-                <w:szCs w:val="16"/>
-              </w:rPr>
-            </w:pPr>
-            <w:r>
-              <w:rPr>
-                <w:rtl w:val="0"/>
-              </w:rPr>
-            </w:r>
-          </w:p>
-        </w:tc>
-        <w:tc>
-          <w:tcPr>
-            <w:tcBorders>
-              <w:top w:color="bfbfbf" w:space="0" w:sz="6" w:val="single"/>
-              <w:left w:color="bfbfbf" w:space="0" w:sz="6" w:val="single"/>
-              <w:bottom w:color="bfbfbf" w:space="0" w:sz="6" w:val="single"/>
-              <w:right w:color="bfbfbf" w:space="0" w:sz="6" w:val="single"/>
-            </w:tcBorders>
-            <w:tcMar>
-              <w:left w:w="105.0" w:type="dxa"/>
-              <w:right w:w="105.0" w:type="dxa"/>
-            </w:tcMar>
-          </w:tcPr>
-          <w:p>
-            <w:pPr>
-              <w:spacing w:line="360" w:lineRule="auto"/>
-              <w:jc w:val="both"/>
-              <w:rPr>
-                <w:rFonts w:ascii="Calibri" w:cs="Calibri" w:eastAsia="Calibri" w:hAnsi="Calibri"/>
-                <w:sz w:val="16"/>
-                <w:szCs w:val="16"/>
-              </w:rPr>
-            </w:pPr>
-            <w:r>
-              <w:rPr>
-                <w:rtl w:val="0"/>
-              </w:rPr>
-            </w:r>
-          </w:p>
-        </w:tc>
-      </w:tr>
-      <w:tr>
-        <w:trPr>
-          <w:cantSplit w:val="0"/>
-          <w:trHeight w:val="285" w:hRule="atLeast"/>
-          <w:tblHeader w:val="0"/>
-        </w:trPr>
-        <w:tc>
-          <w:tcPr>
-            <w:tcBorders>
-              <w:top w:color="bfbfbf" w:space="0" w:sz="6" w:val="single"/>
-              <w:left w:color="bfbfbf" w:space="0" w:sz="6" w:val="single"/>
-              <w:bottom w:color="bfbfbf" w:space="0" w:sz="6" w:val="single"/>
-              <w:right w:color="bfbfbf" w:space="0" w:sz="6" w:val="single"/>
-            </w:tcBorders>
-            <w:tcMar>
-              <w:left w:w="105.0" w:type="dxa"/>
-              <w:right w:w="105.0" w:type="dxa"/>
-            </w:tcMar>
-          </w:tcPr>
-          <w:p>
-            <w:pPr>
-              <w:spacing w:line="360" w:lineRule="auto"/>
-              <w:jc w:val="both"/>
-              <w:rPr>
-                <w:rFonts w:ascii="Calibri" w:cs="Calibri" w:eastAsia="Calibri" w:hAnsi="Calibri"/>
-                <w:sz w:val="16"/>
-                <w:szCs w:val="16"/>
-              </w:rPr>
-            </w:pPr>
-            <w:r>
-              <w:rPr>
-                <w:rFonts w:ascii="Calibri" w:cs="Calibri" w:eastAsia="Calibri" w:hAnsi="Calibri"/>
-                <w:sz w:val="16"/>
-                <w:szCs w:val="16"/>
-                <w:rtl w:val="0"/>
-              </w:rPr>
-              <w:t xml:space="preserve">Integración IA</w:t>
-            </w:r>
-          </w:p>
-        </w:tc>
-        <w:tc>
-          <w:tcPr>
-            <w:tcBorders>
-              <w:top w:color="bfbfbf" w:space="0" w:sz="6" w:val="single"/>
-              <w:left w:color="bfbfbf" w:space="0" w:sz="6" w:val="single"/>
-              <w:bottom w:color="bfbfbf" w:space="0" w:sz="6" w:val="single"/>
-              <w:right w:color="bfbfbf" w:space="0" w:sz="6" w:val="single"/>
-            </w:tcBorders>
-            <w:tcMar>
-              <w:left w:w="105.0" w:type="dxa"/>
-              <w:right w:w="105.0" w:type="dxa"/>
-            </w:tcMar>
-          </w:tcPr>
-          <w:p>
-            <w:pPr>
-              <w:spacing w:line="360" w:lineRule="auto"/>
-              <w:jc w:val="both"/>
-              <w:rPr>
-                <w:rFonts w:ascii="Calibri" w:cs="Calibri" w:eastAsia="Calibri" w:hAnsi="Calibri"/>
-                <w:sz w:val="16"/>
-                <w:szCs w:val="16"/>
-              </w:rPr>
-            </w:pPr>
-            <w:r>
-              <w:rPr>
-                <w:rtl w:val="0"/>
-              </w:rPr>
-            </w:r>
-          </w:p>
-        </w:tc>
-        <w:tc>
-          <w:tcPr>
-            <w:tcBorders>
-              <w:top w:color="bfbfbf" w:space="0" w:sz="6" w:val="single"/>
-              <w:left w:color="bfbfbf" w:space="0" w:sz="6" w:val="single"/>
-              <w:bottom w:color="bfbfbf" w:space="0" w:sz="6" w:val="single"/>
-              <w:right w:color="bfbfbf" w:space="0" w:sz="6" w:val="single"/>
-            </w:tcBorders>
-            <w:tcMar>
-              <w:left w:w="105.0" w:type="dxa"/>
-              <w:right w:w="105.0" w:type="dxa"/>
-            </w:tcMar>
-          </w:tcPr>
-          <w:p>
-            <w:pPr>
-              <w:spacing w:line="360" w:lineRule="auto"/>
-              <w:jc w:val="both"/>
-              <w:rPr>
-                <w:rFonts w:ascii="Calibri" w:cs="Calibri" w:eastAsia="Calibri" w:hAnsi="Calibri"/>
-                <w:sz w:val="16"/>
-                <w:szCs w:val="16"/>
-              </w:rPr>
-            </w:pPr>
-            <w:r>
-              <w:rPr>
-                <w:rtl w:val="0"/>
-              </w:rPr>
-            </w:r>
-          </w:p>
-        </w:tc>
-        <w:tc>
-          <w:tcPr>
-            <w:tcBorders>
-              <w:top w:color="bfbfbf" w:space="0" w:sz="6" w:val="single"/>
-              <w:left w:color="bfbfbf" w:space="0" w:sz="6" w:val="single"/>
-              <w:bottom w:color="bfbfbf" w:space="0" w:sz="6" w:val="single"/>
-              <w:right w:color="bfbfbf" w:space="0" w:sz="6" w:val="single"/>
-            </w:tcBorders>
-            <w:tcMar>
-              <w:left w:w="105.0" w:type="dxa"/>
-              <w:right w:w="105.0" w:type="dxa"/>
-            </w:tcMar>
-          </w:tcPr>
-          <w:p>
-            <w:pPr>
-              <w:spacing w:line="360" w:lineRule="auto"/>
-              <w:jc w:val="both"/>
-              <w:rPr>
-                <w:rFonts w:ascii="Calibri" w:cs="Calibri" w:eastAsia="Calibri" w:hAnsi="Calibri"/>
-                <w:sz w:val="16"/>
-                <w:szCs w:val="16"/>
-              </w:rPr>
-            </w:pPr>
-            <w:r>
-              <w:rPr>
-                <w:rtl w:val="0"/>
-              </w:rPr>
-            </w:r>
-          </w:p>
-        </w:tc>
-        <w:tc>
-          <w:tcPr>
-            <w:tcBorders>
-              <w:top w:color="bfbfbf" w:space="0" w:sz="6" w:val="single"/>
-              <w:left w:color="bfbfbf" w:space="0" w:sz="6" w:val="single"/>
-              <w:bottom w:color="bfbfbf" w:space="0" w:sz="6" w:val="single"/>
-              <w:right w:color="bfbfbf" w:space="0" w:sz="6" w:val="single"/>
-            </w:tcBorders>
-            <w:tcMar>
-              <w:left w:w="105.0" w:type="dxa"/>
-              <w:right w:w="105.0" w:type="dxa"/>
-            </w:tcMar>
-          </w:tcPr>
-          <w:p>
-            <w:pPr>
-              <w:spacing w:line="360" w:lineRule="auto"/>
-              <w:jc w:val="both"/>
-              <w:rPr>
-                <w:rFonts w:ascii="Calibri" w:cs="Calibri" w:eastAsia="Calibri" w:hAnsi="Calibri"/>
-                <w:sz w:val="16"/>
-                <w:szCs w:val="16"/>
-              </w:rPr>
-            </w:pPr>
-            <w:r>
-              <w:rPr>
-                <w:rtl w:val="0"/>
-              </w:rPr>
-            </w:r>
-          </w:p>
-        </w:tc>
-        <w:tc>
-          <w:tcPr>
-            <w:tcBorders>
-              <w:top w:color="bfbfbf" w:space="0" w:sz="6" w:val="single"/>
-              <w:left w:color="bfbfbf" w:space="0" w:sz="6" w:val="single"/>
-              <w:bottom w:color="bfbfbf" w:space="0" w:sz="6" w:val="single"/>
-              <w:right w:color="bfbfbf" w:space="0" w:sz="6" w:val="single"/>
-            </w:tcBorders>
-            <w:tcMar>
-              <w:left w:w="105.0" w:type="dxa"/>
-              <w:right w:w="105.0" w:type="dxa"/>
-            </w:tcMar>
-          </w:tcPr>
-          <w:p>
-            <w:pPr>
-              <w:spacing w:line="360" w:lineRule="auto"/>
-              <w:jc w:val="both"/>
-              <w:rPr>
-                <w:rFonts w:ascii="Calibri" w:cs="Calibri" w:eastAsia="Calibri" w:hAnsi="Calibri"/>
-                <w:sz w:val="16"/>
-                <w:szCs w:val="16"/>
-              </w:rPr>
-            </w:pPr>
-            <w:r>
-              <w:rPr>
-                <w:rtl w:val="0"/>
-              </w:rPr>
-            </w:r>
-          </w:p>
-        </w:tc>
-        <w:tc>
-          <w:tcPr>
-            <w:tcBorders>
-              <w:top w:color="bfbfbf" w:space="0" w:sz="6" w:val="single"/>
-              <w:left w:color="bfbfbf" w:space="0" w:sz="6" w:val="single"/>
-              <w:bottom w:color="bfbfbf" w:space="0" w:sz="6" w:val="single"/>
-              <w:right w:color="bfbfbf" w:space="0" w:sz="6" w:val="single"/>
-            </w:tcBorders>
-            <w:tcMar>
-              <w:left w:w="105.0" w:type="dxa"/>
-              <w:right w:w="105.0" w:type="dxa"/>
-            </w:tcMar>
-          </w:tcPr>
-          <w:p>
-            <w:pPr>
-              <w:spacing w:line="360" w:lineRule="auto"/>
-              <w:jc w:val="both"/>
-              <w:rPr>
-                <w:rFonts w:ascii="Calibri" w:cs="Calibri" w:eastAsia="Calibri" w:hAnsi="Calibri"/>
-                <w:sz w:val="16"/>
-                <w:szCs w:val="16"/>
-              </w:rPr>
-            </w:pPr>
-            <w:r>
-              <w:rPr>
-                <w:rtl w:val="0"/>
-              </w:rPr>
-            </w:r>
-          </w:p>
-        </w:tc>
-        <w:tc>
-          <w:tcPr>
-            <w:tcBorders>
-              <w:top w:color="bfbfbf" w:space="0" w:sz="6" w:val="single"/>
-              <w:left w:color="bfbfbf" w:space="0" w:sz="6" w:val="single"/>
-              <w:bottom w:color="bfbfbf" w:space="0" w:sz="6" w:val="single"/>
-              <w:right w:color="bfbfbf" w:space="0" w:sz="6" w:val="single"/>
-            </w:tcBorders>
-            <w:tcMar>
-              <w:left w:w="105.0" w:type="dxa"/>
-              <w:right w:w="105.0" w:type="dxa"/>
-            </w:tcMar>
-          </w:tcPr>
-          <w:p>
-            <w:pPr>
-              <w:spacing w:line="360" w:lineRule="auto"/>
-              <w:jc w:val="both"/>
-              <w:rPr>
-                <w:rFonts w:ascii="Calibri" w:cs="Calibri" w:eastAsia="Calibri" w:hAnsi="Calibri"/>
-                <w:sz w:val="16"/>
-                <w:szCs w:val="16"/>
-              </w:rPr>
-            </w:pPr>
-            <w:r>
-              <w:rPr>
-                <w:rtl w:val="0"/>
-              </w:rPr>
-            </w:r>
-          </w:p>
-        </w:tc>
-        <w:tc>
-          <w:tcPr>
-            <w:tcBorders>
-              <w:top w:color="bfbfbf" w:space="0" w:sz="6" w:val="single"/>
-              <w:left w:color="bfbfbf" w:space="0" w:sz="6" w:val="single"/>
-              <w:bottom w:color="bfbfbf" w:space="0" w:sz="6" w:val="single"/>
-              <w:right w:color="bfbfbf" w:space="0" w:sz="6" w:val="single"/>
-            </w:tcBorders>
-            <w:tcMar>
-              <w:left w:w="105.0" w:type="dxa"/>
-              <w:right w:w="105.0" w:type="dxa"/>
-            </w:tcMar>
-          </w:tcPr>
-          <w:p>
-            <w:pPr>
-              <w:spacing w:line="360" w:lineRule="auto"/>
-              <w:jc w:val="both"/>
-              <w:rPr>
-                <w:rFonts w:ascii="Calibri" w:cs="Calibri" w:eastAsia="Calibri" w:hAnsi="Calibri"/>
-                <w:sz w:val="16"/>
-                <w:szCs w:val="16"/>
-              </w:rPr>
-            </w:pPr>
-            <w:r>
-              <w:rPr>
-                <w:rtl w:val="0"/>
-              </w:rPr>
-            </w:r>
-          </w:p>
-        </w:tc>
-        <w:tc>
-          <w:tcPr>
-            <w:tcBorders>
-              <w:top w:color="bfbfbf" w:space="0" w:sz="6" w:val="single"/>
-              <w:left w:color="bfbfbf" w:space="0" w:sz="6" w:val="single"/>
-              <w:bottom w:color="bfbfbf" w:space="0" w:sz="6" w:val="single"/>
-              <w:right w:color="bfbfbf" w:space="0" w:sz="6" w:val="single"/>
-            </w:tcBorders>
-            <w:tcMar>
-              <w:left w:w="105.0" w:type="dxa"/>
-              <w:right w:w="105.0" w:type="dxa"/>
-            </w:tcMar>
-          </w:tcPr>
-          <w:p>
-            <w:pPr>
-              <w:spacing w:line="360" w:lineRule="auto"/>
-              <w:jc w:val="both"/>
-              <w:rPr>
-                <w:rFonts w:ascii="Calibri" w:cs="Calibri" w:eastAsia="Calibri" w:hAnsi="Calibri"/>
-                <w:sz w:val="16"/>
-                <w:szCs w:val="16"/>
-              </w:rPr>
-            </w:pPr>
-            <w:r>
-              <w:rPr>
-                <w:rtl w:val="0"/>
-              </w:rPr>
-            </w:r>
-          </w:p>
-        </w:tc>
-        <w:tc>
-          <w:tcPr>
-            <w:tcBorders>
-              <w:top w:color="bfbfbf" w:space="0" w:sz="6" w:val="single"/>
-              <w:left w:color="bfbfbf" w:space="0" w:sz="6" w:val="single"/>
-              <w:bottom w:color="bfbfbf" w:space="0" w:sz="6" w:val="single"/>
-              <w:right w:color="bfbfbf" w:space="0" w:sz="6" w:val="single"/>
-            </w:tcBorders>
-            <w:tcMar>
-              <w:left w:w="105.0" w:type="dxa"/>
-              <w:right w:w="105.0" w:type="dxa"/>
-            </w:tcMar>
-          </w:tcPr>
-          <w:p>
-            <w:pPr>
-              <w:spacing w:line="360" w:lineRule="auto"/>
-              <w:jc w:val="both"/>
-              <w:rPr>
-                <w:rFonts w:ascii="Calibri" w:cs="Calibri" w:eastAsia="Calibri" w:hAnsi="Calibri"/>
-                <w:sz w:val="16"/>
-                <w:szCs w:val="16"/>
-              </w:rPr>
-            </w:pPr>
-            <w:r>
-              <w:rPr>
-                <w:rtl w:val="0"/>
-              </w:rPr>
-            </w:r>
-          </w:p>
-        </w:tc>
-        <w:tc>
-          <w:tcPr>
-            <w:tcBorders>
-              <w:top w:color="bfbfbf" w:space="0" w:sz="6" w:val="single"/>
-              <w:left w:color="bfbfbf" w:space="0" w:sz="6" w:val="single"/>
-              <w:bottom w:color="bfbfbf" w:space="0" w:sz="6" w:val="single"/>
-              <w:right w:color="bfbfbf" w:space="0" w:sz="6" w:val="single"/>
-            </w:tcBorders>
-            <w:tcMar>
-              <w:left w:w="105.0" w:type="dxa"/>
-              <w:right w:w="105.0" w:type="dxa"/>
-            </w:tcMar>
-          </w:tcPr>
-          <w:p>
-            <w:pPr>
-              <w:spacing w:line="360" w:lineRule="auto"/>
-              <w:jc w:val="both"/>
-              <w:rPr>
-                <w:rFonts w:ascii="Calibri" w:cs="Calibri" w:eastAsia="Calibri" w:hAnsi="Calibri"/>
-                <w:sz w:val="16"/>
-                <w:szCs w:val="16"/>
-              </w:rPr>
-            </w:pPr>
-            <w:r>
-              <w:rPr>
-                <w:rtl w:val="0"/>
-              </w:rPr>
-            </w:r>
-          </w:p>
-        </w:tc>
-        <w:tc>
-          <w:tcPr>
-            <w:tcBorders>
-              <w:top w:color="bfbfbf" w:space="0" w:sz="6" w:val="single"/>
-              <w:left w:color="bfbfbf" w:space="0" w:sz="6" w:val="single"/>
-              <w:bottom w:color="bfbfbf" w:space="0" w:sz="6" w:val="single"/>
-              <w:right w:color="bfbfbf" w:space="0" w:sz="6" w:val="single"/>
-            </w:tcBorders>
-            <w:tcMar>
-              <w:left w:w="105.0" w:type="dxa"/>
-              <w:right w:w="105.0" w:type="dxa"/>
-            </w:tcMar>
-          </w:tcPr>
-          <w:p>
-            <w:pPr>
-              <w:spacing w:line="360" w:lineRule="auto"/>
-              <w:jc w:val="both"/>
-              <w:rPr>
-                <w:rFonts w:ascii="Calibri" w:cs="Calibri" w:eastAsia="Calibri" w:hAnsi="Calibri"/>
-                <w:sz w:val="16"/>
-                <w:szCs w:val="16"/>
-              </w:rPr>
-            </w:pPr>
-            <w:r>
-              <w:rPr>
-                <w:rFonts w:ascii="Calibri" w:cs="Calibri" w:eastAsia="Calibri" w:hAnsi="Calibri"/>
-                <w:sz w:val="16"/>
-                <w:szCs w:val="16"/>
                 <w:rtl w:val="0"/>
               </w:rPr>
               <w:t xml:space="preserve">x</w:t>
-            </w:r>
-          </w:p>
-        </w:tc>
-        <w:tc>
-          <w:tcPr>
-            <w:tcBorders>
-              <w:top w:color="bfbfbf" w:space="0" w:sz="6" w:val="single"/>
-              <w:left w:color="bfbfbf" w:space="0" w:sz="6" w:val="single"/>
-              <w:bottom w:color="bfbfbf" w:space="0" w:sz="6" w:val="single"/>
-              <w:right w:color="bfbfbf" w:space="0" w:sz="6" w:val="single"/>
-            </w:tcBorders>
-            <w:tcMar>
-              <w:left w:w="105.0" w:type="dxa"/>
-              <w:right w:w="105.0" w:type="dxa"/>
-            </w:tcMar>
-          </w:tcPr>
-          <w:p>
-            <w:pPr>
-              <w:spacing w:line="360" w:lineRule="auto"/>
-              <w:jc w:val="both"/>
-              <w:rPr>
-                <w:rFonts w:ascii="Calibri" w:cs="Calibri" w:eastAsia="Calibri" w:hAnsi="Calibri"/>
-                <w:sz w:val="16"/>
-                <w:szCs w:val="16"/>
-              </w:rPr>
-            </w:pPr>
-            <w:r>
-              <w:rPr>
-                <w:rtl w:val="0"/>
-              </w:rPr>
-            </w:r>
-          </w:p>
-        </w:tc>
-        <w:tc>
-          <w:tcPr>
-            <w:tcBorders>
-              <w:top w:color="bfbfbf" w:space="0" w:sz="6" w:val="single"/>
-              <w:left w:color="bfbfbf" w:space="0" w:sz="6" w:val="single"/>
-              <w:bottom w:color="bfbfbf" w:space="0" w:sz="6" w:val="single"/>
-              <w:right w:color="bfbfbf" w:space="0" w:sz="6" w:val="single"/>
-            </w:tcBorders>
-            <w:tcMar>
-              <w:left w:w="105.0" w:type="dxa"/>
-              <w:right w:w="105.0" w:type="dxa"/>
-            </w:tcMar>
-          </w:tcPr>
-          <w:p>
-            <w:pPr>
-              <w:spacing w:line="360" w:lineRule="auto"/>
-              <w:jc w:val="both"/>
-              <w:rPr>
-                <w:rFonts w:ascii="Calibri" w:cs="Calibri" w:eastAsia="Calibri" w:hAnsi="Calibri"/>
-                <w:sz w:val="16"/>
-                <w:szCs w:val="16"/>
-              </w:rPr>
-            </w:pPr>
-            <w:r>
-              <w:rPr>
-                <w:rtl w:val="0"/>
-              </w:rPr>
-            </w:r>
-          </w:p>
-        </w:tc>
-        <w:tc>
-          <w:tcPr>
-            <w:tcBorders>
-              <w:top w:color="bfbfbf" w:space="0" w:sz="6" w:val="single"/>
-              <w:left w:color="bfbfbf" w:space="0" w:sz="6" w:val="single"/>
-              <w:bottom w:color="bfbfbf" w:space="0" w:sz="6" w:val="single"/>
-              <w:right w:color="bfbfbf" w:space="0" w:sz="6" w:val="single"/>
-            </w:tcBorders>
-            <w:tcMar>
-              <w:left w:w="105.0" w:type="dxa"/>
-              <w:right w:w="105.0" w:type="dxa"/>
-            </w:tcMar>
-          </w:tcPr>
-          <w:p>
-            <w:pPr>
-              <w:spacing w:line="360" w:lineRule="auto"/>
-              <w:jc w:val="both"/>
-              <w:rPr>
-                <w:rFonts w:ascii="Calibri" w:cs="Calibri" w:eastAsia="Calibri" w:hAnsi="Calibri"/>
-                <w:sz w:val="16"/>
-                <w:szCs w:val="16"/>
-              </w:rPr>
-            </w:pPr>
-            <w:r>
-              <w:rPr>
-                <w:rtl w:val="0"/>
-              </w:rPr>
-            </w:r>
-          </w:p>
-        </w:tc>
-        <w:tc>
-          <w:tcPr>
-            <w:tcBorders>
-              <w:top w:color="bfbfbf" w:space="0" w:sz="6" w:val="single"/>
-              <w:left w:color="bfbfbf" w:space="0" w:sz="6" w:val="single"/>
-              <w:bottom w:color="bfbfbf" w:space="0" w:sz="6" w:val="single"/>
-              <w:right w:color="bfbfbf" w:space="0" w:sz="6" w:val="single"/>
-            </w:tcBorders>
-            <w:tcMar>
-              <w:left w:w="105.0" w:type="dxa"/>
-              <w:right w:w="105.0" w:type="dxa"/>
-            </w:tcMar>
-          </w:tcPr>
-          <w:p>
-            <w:pPr>
-              <w:spacing w:line="360" w:lineRule="auto"/>
-              <w:jc w:val="both"/>
-              <w:rPr>
-                <w:rFonts w:ascii="Calibri" w:cs="Calibri" w:eastAsia="Calibri" w:hAnsi="Calibri"/>
-                <w:sz w:val="16"/>
-                <w:szCs w:val="16"/>
-              </w:rPr>
-            </w:pPr>
-            <w:r>
-              <w:rPr>
-                <w:rtl w:val="0"/>
-              </w:rPr>
-            </w:r>
-          </w:p>
-        </w:tc>
-        <w:tc>
-          <w:tcPr>
-            <w:tcBorders>
-              <w:top w:color="bfbfbf" w:space="0" w:sz="6" w:val="single"/>
-              <w:left w:color="bfbfbf" w:space="0" w:sz="6" w:val="single"/>
-              <w:bottom w:color="bfbfbf" w:space="0" w:sz="6" w:val="single"/>
-              <w:right w:color="bfbfbf" w:space="0" w:sz="6" w:val="single"/>
-            </w:tcBorders>
-            <w:tcMar>
-              <w:left w:w="105.0" w:type="dxa"/>
-              <w:right w:w="105.0" w:type="dxa"/>
-            </w:tcMar>
-          </w:tcPr>
-          <w:p>
-            <w:pPr>
-              <w:spacing w:line="360" w:lineRule="auto"/>
-              <w:jc w:val="both"/>
-              <w:rPr>
-                <w:rFonts w:ascii="Calibri" w:cs="Calibri" w:eastAsia="Calibri" w:hAnsi="Calibri"/>
-                <w:sz w:val="16"/>
-                <w:szCs w:val="16"/>
-              </w:rPr>
-            </w:pPr>
-            <w:r>
-              <w:rPr>
-                <w:rtl w:val="0"/>
-              </w:rPr>
-            </w:r>
-          </w:p>
-        </w:tc>
-        <w:tc>
-          <w:tcPr>
-            <w:tcBorders>
-              <w:top w:color="bfbfbf" w:space="0" w:sz="6" w:val="single"/>
-              <w:left w:color="bfbfbf" w:space="0" w:sz="6" w:val="single"/>
-              <w:bottom w:color="bfbfbf" w:space="0" w:sz="6" w:val="single"/>
-              <w:right w:color="bfbfbf" w:space="0" w:sz="6" w:val="single"/>
-            </w:tcBorders>
-            <w:tcMar>
-              <w:left w:w="105.0" w:type="dxa"/>
-              <w:right w:w="105.0" w:type="dxa"/>
-            </w:tcMar>
-          </w:tcPr>
-          <w:p>
-            <w:pPr>
-              <w:spacing w:line="360" w:lineRule="auto"/>
-              <w:jc w:val="both"/>
-              <w:rPr>
-                <w:rFonts w:ascii="Calibri" w:cs="Calibri" w:eastAsia="Calibri" w:hAnsi="Calibri"/>
-                <w:sz w:val="16"/>
-                <w:szCs w:val="16"/>
-              </w:rPr>
-            </w:pPr>
-            <w:r>
-              <w:rPr>
-                <w:rtl w:val="0"/>
-              </w:rPr>
-            </w:r>
-          </w:p>
-        </w:tc>
-      </w:tr>
-      <w:tr>
-        <w:trPr>
-          <w:cantSplit w:val="0"/>
-          <w:trHeight w:val="285" w:hRule="atLeast"/>
-          <w:tblHeader w:val="0"/>
-        </w:trPr>
-        <w:tc>
-          <w:tcPr>
-            <w:tcBorders>
-              <w:top w:color="bfbfbf" w:space="0" w:sz="6" w:val="single"/>
-              <w:left w:color="bfbfbf" w:space="0" w:sz="6" w:val="single"/>
-              <w:bottom w:color="bfbfbf" w:space="0" w:sz="6" w:val="single"/>
-              <w:right w:color="bfbfbf" w:space="0" w:sz="6" w:val="single"/>
-            </w:tcBorders>
-            <w:tcMar>
-              <w:left w:w="105.0" w:type="dxa"/>
-              <w:right w:w="105.0" w:type="dxa"/>
-            </w:tcMar>
-          </w:tcPr>
-          <w:p>
-            <w:pPr>
-              <w:spacing w:line="360" w:lineRule="auto"/>
-              <w:jc w:val="both"/>
-              <w:rPr>
-                <w:rFonts w:ascii="Calibri" w:cs="Calibri" w:eastAsia="Calibri" w:hAnsi="Calibri"/>
-                <w:sz w:val="16"/>
-                <w:szCs w:val="16"/>
-              </w:rPr>
-            </w:pPr>
-            <w:r>
-              <w:rPr>
-                <w:rFonts w:ascii="Calibri" w:cs="Calibri" w:eastAsia="Calibri" w:hAnsi="Calibri"/>
-                <w:sz w:val="16"/>
-                <w:szCs w:val="16"/>
-                <w:rtl w:val="0"/>
-              </w:rPr>
-              <w:t xml:space="preserve">Pruebas funcionales</w:t>
-            </w:r>
-          </w:p>
-        </w:tc>
-        <w:tc>
-          <w:tcPr>
-            <w:tcBorders>
-              <w:top w:color="bfbfbf" w:space="0" w:sz="6" w:val="single"/>
-              <w:left w:color="bfbfbf" w:space="0" w:sz="6" w:val="single"/>
-              <w:bottom w:color="bfbfbf" w:space="0" w:sz="6" w:val="single"/>
-              <w:right w:color="bfbfbf" w:space="0" w:sz="6" w:val="single"/>
-            </w:tcBorders>
-            <w:tcMar>
-              <w:left w:w="105.0" w:type="dxa"/>
-              <w:right w:w="105.0" w:type="dxa"/>
-            </w:tcMar>
-          </w:tcPr>
-          <w:p>
-            <w:pPr>
-              <w:spacing w:line="360" w:lineRule="auto"/>
-              <w:jc w:val="both"/>
-              <w:rPr>
-                <w:rFonts w:ascii="Calibri" w:cs="Calibri" w:eastAsia="Calibri" w:hAnsi="Calibri"/>
-                <w:sz w:val="16"/>
-                <w:szCs w:val="16"/>
-              </w:rPr>
-            </w:pPr>
-            <w:r>
-              <w:rPr>
-                <w:rtl w:val="0"/>
-              </w:rPr>
-            </w:r>
-          </w:p>
-        </w:tc>
-        <w:tc>
-          <w:tcPr>
-            <w:tcBorders>
-              <w:top w:color="bfbfbf" w:space="0" w:sz="6" w:val="single"/>
-              <w:left w:color="bfbfbf" w:space="0" w:sz="6" w:val="single"/>
-              <w:bottom w:color="bfbfbf" w:space="0" w:sz="6" w:val="single"/>
-              <w:right w:color="bfbfbf" w:space="0" w:sz="6" w:val="single"/>
-            </w:tcBorders>
-            <w:tcMar>
-              <w:left w:w="105.0" w:type="dxa"/>
-              <w:right w:w="105.0" w:type="dxa"/>
-            </w:tcMar>
-          </w:tcPr>
-          <w:p>
-            <w:pPr>
-              <w:spacing w:line="360" w:lineRule="auto"/>
-              <w:jc w:val="both"/>
-              <w:rPr>
-                <w:rFonts w:ascii="Calibri" w:cs="Calibri" w:eastAsia="Calibri" w:hAnsi="Calibri"/>
-                <w:sz w:val="16"/>
-                <w:szCs w:val="16"/>
-              </w:rPr>
-            </w:pPr>
-            <w:r>
-              <w:rPr>
-                <w:rtl w:val="0"/>
-              </w:rPr>
-            </w:r>
-          </w:p>
-        </w:tc>
-        <w:tc>
-          <w:tcPr>
-            <w:tcBorders>
-              <w:top w:color="bfbfbf" w:space="0" w:sz="6" w:val="single"/>
-              <w:left w:color="bfbfbf" w:space="0" w:sz="6" w:val="single"/>
-              <w:bottom w:color="bfbfbf" w:space="0" w:sz="6" w:val="single"/>
-              <w:right w:color="bfbfbf" w:space="0" w:sz="6" w:val="single"/>
-            </w:tcBorders>
-            <w:tcMar>
-              <w:left w:w="105.0" w:type="dxa"/>
-              <w:right w:w="105.0" w:type="dxa"/>
-            </w:tcMar>
-          </w:tcPr>
-          <w:p>
-            <w:pPr>
-              <w:spacing w:line="360" w:lineRule="auto"/>
-              <w:jc w:val="both"/>
-              <w:rPr>
-                <w:rFonts w:ascii="Calibri" w:cs="Calibri" w:eastAsia="Calibri" w:hAnsi="Calibri"/>
-                <w:sz w:val="16"/>
-                <w:szCs w:val="16"/>
-              </w:rPr>
-            </w:pPr>
-            <w:r>
-              <w:rPr>
-                <w:rtl w:val="0"/>
-              </w:rPr>
-            </w:r>
-          </w:p>
-        </w:tc>
-        <w:tc>
-          <w:tcPr>
-            <w:tcBorders>
-              <w:top w:color="bfbfbf" w:space="0" w:sz="6" w:val="single"/>
-              <w:left w:color="bfbfbf" w:space="0" w:sz="6" w:val="single"/>
-              <w:bottom w:color="bfbfbf" w:space="0" w:sz="6" w:val="single"/>
-              <w:right w:color="bfbfbf" w:space="0" w:sz="6" w:val="single"/>
-            </w:tcBorders>
-            <w:tcMar>
-              <w:left w:w="105.0" w:type="dxa"/>
-              <w:right w:w="105.0" w:type="dxa"/>
-            </w:tcMar>
-          </w:tcPr>
-          <w:p>
-            <w:pPr>
-              <w:spacing w:line="360" w:lineRule="auto"/>
-              <w:jc w:val="both"/>
-              <w:rPr>
-                <w:rFonts w:ascii="Calibri" w:cs="Calibri" w:eastAsia="Calibri" w:hAnsi="Calibri"/>
-                <w:sz w:val="16"/>
-                <w:szCs w:val="16"/>
-              </w:rPr>
-            </w:pPr>
-            <w:r>
-              <w:rPr>
-                <w:rtl w:val="0"/>
-              </w:rPr>
-            </w:r>
-          </w:p>
-        </w:tc>
-        <w:tc>
-          <w:tcPr>
-            <w:tcBorders>
-              <w:top w:color="bfbfbf" w:space="0" w:sz="6" w:val="single"/>
-              <w:left w:color="bfbfbf" w:space="0" w:sz="6" w:val="single"/>
-              <w:bottom w:color="bfbfbf" w:space="0" w:sz="6" w:val="single"/>
-              <w:right w:color="bfbfbf" w:space="0" w:sz="6" w:val="single"/>
-            </w:tcBorders>
-            <w:tcMar>
-              <w:left w:w="105.0" w:type="dxa"/>
-              <w:right w:w="105.0" w:type="dxa"/>
-            </w:tcMar>
-          </w:tcPr>
-          <w:p>
-            <w:pPr>
-              <w:spacing w:line="360" w:lineRule="auto"/>
-              <w:jc w:val="both"/>
-              <w:rPr>
-                <w:rFonts w:ascii="Calibri" w:cs="Calibri" w:eastAsia="Calibri" w:hAnsi="Calibri"/>
-                <w:sz w:val="16"/>
-                <w:szCs w:val="16"/>
-              </w:rPr>
-            </w:pPr>
-            <w:r>
-              <w:rPr>
-                <w:rtl w:val="0"/>
-              </w:rPr>
-            </w:r>
-          </w:p>
-        </w:tc>
-        <w:tc>
-          <w:tcPr>
-            <w:tcBorders>
-              <w:top w:color="bfbfbf" w:space="0" w:sz="6" w:val="single"/>
-              <w:left w:color="bfbfbf" w:space="0" w:sz="6" w:val="single"/>
-              <w:bottom w:color="bfbfbf" w:space="0" w:sz="6" w:val="single"/>
-              <w:right w:color="bfbfbf" w:space="0" w:sz="6" w:val="single"/>
-            </w:tcBorders>
-            <w:tcMar>
-              <w:left w:w="105.0" w:type="dxa"/>
-              <w:right w:w="105.0" w:type="dxa"/>
-            </w:tcMar>
-          </w:tcPr>
-          <w:p>
-            <w:pPr>
-              <w:spacing w:line="360" w:lineRule="auto"/>
-              <w:jc w:val="both"/>
-              <w:rPr>
-                <w:rFonts w:ascii="Calibri" w:cs="Calibri" w:eastAsia="Calibri" w:hAnsi="Calibri"/>
-                <w:sz w:val="16"/>
-                <w:szCs w:val="16"/>
-              </w:rPr>
-            </w:pPr>
-            <w:r>
-              <w:rPr>
-                <w:rtl w:val="0"/>
-              </w:rPr>
-            </w:r>
-          </w:p>
-        </w:tc>
-        <w:tc>
-          <w:tcPr>
-            <w:tcBorders>
-              <w:top w:color="bfbfbf" w:space="0" w:sz="6" w:val="single"/>
-              <w:left w:color="bfbfbf" w:space="0" w:sz="6" w:val="single"/>
-              <w:bottom w:color="bfbfbf" w:space="0" w:sz="6" w:val="single"/>
-              <w:right w:color="bfbfbf" w:space="0" w:sz="6" w:val="single"/>
-            </w:tcBorders>
-            <w:tcMar>
-              <w:left w:w="105.0" w:type="dxa"/>
-              <w:right w:w="105.0" w:type="dxa"/>
-            </w:tcMar>
-          </w:tcPr>
-          <w:p>
-            <w:pPr>
-              <w:spacing w:line="360" w:lineRule="auto"/>
-              <w:jc w:val="both"/>
-              <w:rPr>
-                <w:rFonts w:ascii="Calibri" w:cs="Calibri" w:eastAsia="Calibri" w:hAnsi="Calibri"/>
-                <w:sz w:val="16"/>
-                <w:szCs w:val="16"/>
-              </w:rPr>
-            </w:pPr>
-            <w:r>
-              <w:rPr>
-                <w:rtl w:val="0"/>
-              </w:rPr>
-            </w:r>
-          </w:p>
-        </w:tc>
-        <w:tc>
-          <w:tcPr>
-            <w:tcBorders>
-              <w:top w:color="bfbfbf" w:space="0" w:sz="6" w:val="single"/>
-              <w:left w:color="bfbfbf" w:space="0" w:sz="6" w:val="single"/>
-              <w:bottom w:color="bfbfbf" w:space="0" w:sz="6" w:val="single"/>
-              <w:right w:color="bfbfbf" w:space="0" w:sz="6" w:val="single"/>
-            </w:tcBorders>
-            <w:tcMar>
-              <w:left w:w="105.0" w:type="dxa"/>
-              <w:right w:w="105.0" w:type="dxa"/>
-            </w:tcMar>
-          </w:tcPr>
-          <w:p>
-            <w:pPr>
-              <w:spacing w:line="360" w:lineRule="auto"/>
-              <w:jc w:val="both"/>
-              <w:rPr>
-                <w:rFonts w:ascii="Calibri" w:cs="Calibri" w:eastAsia="Calibri" w:hAnsi="Calibri"/>
-                <w:sz w:val="16"/>
-                <w:szCs w:val="16"/>
-              </w:rPr>
-            </w:pPr>
-            <w:r>
-              <w:rPr>
-                <w:rtl w:val="0"/>
-              </w:rPr>
-            </w:r>
-          </w:p>
-        </w:tc>
-        <w:tc>
-          <w:tcPr>
-            <w:tcBorders>
-              <w:top w:color="bfbfbf" w:space="0" w:sz="6" w:val="single"/>
-              <w:left w:color="bfbfbf" w:space="0" w:sz="6" w:val="single"/>
-              <w:bottom w:color="bfbfbf" w:space="0" w:sz="6" w:val="single"/>
-              <w:right w:color="bfbfbf" w:space="0" w:sz="6" w:val="single"/>
-            </w:tcBorders>
-            <w:tcMar>
-              <w:left w:w="105.0" w:type="dxa"/>
-              <w:right w:w="105.0" w:type="dxa"/>
-            </w:tcMar>
-          </w:tcPr>
-          <w:p>
-            <w:pPr>
-              <w:spacing w:line="360" w:lineRule="auto"/>
-              <w:jc w:val="both"/>
-              <w:rPr>
-                <w:rFonts w:ascii="Calibri" w:cs="Calibri" w:eastAsia="Calibri" w:hAnsi="Calibri"/>
-                <w:sz w:val="16"/>
-                <w:szCs w:val="16"/>
-              </w:rPr>
-            </w:pPr>
-            <w:r>
-              <w:rPr>
-                <w:rtl w:val="0"/>
-              </w:rPr>
-            </w:r>
-          </w:p>
-        </w:tc>
-        <w:tc>
-          <w:tcPr>
-            <w:tcBorders>
-              <w:top w:color="bfbfbf" w:space="0" w:sz="6" w:val="single"/>
-              <w:left w:color="bfbfbf" w:space="0" w:sz="6" w:val="single"/>
-              <w:bottom w:color="bfbfbf" w:space="0" w:sz="6" w:val="single"/>
-              <w:right w:color="bfbfbf" w:space="0" w:sz="6" w:val="single"/>
-            </w:tcBorders>
-            <w:tcMar>
-              <w:left w:w="105.0" w:type="dxa"/>
-              <w:right w:w="105.0" w:type="dxa"/>
-            </w:tcMar>
-          </w:tcPr>
-          <w:p>
-            <w:pPr>
-              <w:spacing w:line="360" w:lineRule="auto"/>
-              <w:jc w:val="both"/>
-              <w:rPr>
-                <w:rFonts w:ascii="Calibri" w:cs="Calibri" w:eastAsia="Calibri" w:hAnsi="Calibri"/>
-                <w:sz w:val="16"/>
-                <w:szCs w:val="16"/>
-              </w:rPr>
-            </w:pPr>
-            <w:r>
-              <w:rPr>
-                <w:rtl w:val="0"/>
-              </w:rPr>
-            </w:r>
-          </w:p>
-        </w:tc>
-        <w:tc>
-          <w:tcPr>
-            <w:tcBorders>
-              <w:top w:color="bfbfbf" w:space="0" w:sz="6" w:val="single"/>
-              <w:left w:color="bfbfbf" w:space="0" w:sz="6" w:val="single"/>
-              <w:bottom w:color="bfbfbf" w:space="0" w:sz="6" w:val="single"/>
-              <w:right w:color="bfbfbf" w:space="0" w:sz="6" w:val="single"/>
-            </w:tcBorders>
-            <w:tcMar>
-              <w:left w:w="105.0" w:type="dxa"/>
-              <w:right w:w="105.0" w:type="dxa"/>
-            </w:tcMar>
-          </w:tcPr>
-          <w:p>
-            <w:pPr>
-              <w:spacing w:line="360" w:lineRule="auto"/>
-              <w:jc w:val="both"/>
-              <w:rPr>
-                <w:rFonts w:ascii="Calibri" w:cs="Calibri" w:eastAsia="Calibri" w:hAnsi="Calibri"/>
-                <w:sz w:val="16"/>
-                <w:szCs w:val="16"/>
-              </w:rPr>
-            </w:pPr>
-            <w:r>
-              <w:rPr>
-                <w:rtl w:val="0"/>
-              </w:rPr>
-            </w:r>
-          </w:p>
-        </w:tc>
-        <w:tc>
-          <w:tcPr>
-            <w:tcBorders>
-              <w:top w:color="bfbfbf" w:space="0" w:sz="6" w:val="single"/>
-              <w:left w:color="bfbfbf" w:space="0" w:sz="6" w:val="single"/>
-              <w:bottom w:color="bfbfbf" w:space="0" w:sz="6" w:val="single"/>
-              <w:right w:color="bfbfbf" w:space="0" w:sz="6" w:val="single"/>
-            </w:tcBorders>
-            <w:tcMar>
-              <w:left w:w="105.0" w:type="dxa"/>
-              <w:right w:w="105.0" w:type="dxa"/>
-            </w:tcMar>
-          </w:tcPr>
-          <w:p>
-            <w:pPr>
-              <w:spacing w:line="360" w:lineRule="auto"/>
-              <w:jc w:val="both"/>
-              <w:rPr>
-                <w:rFonts w:ascii="Calibri" w:cs="Calibri" w:eastAsia="Calibri" w:hAnsi="Calibri"/>
-                <w:sz w:val="16"/>
-                <w:szCs w:val="16"/>
-              </w:rPr>
-            </w:pPr>
-            <w:r>
-              <w:rPr>
-                <w:rtl w:val="0"/>
-              </w:rPr>
-            </w:r>
-          </w:p>
-        </w:tc>
-        <w:tc>
-          <w:tcPr>
-            <w:tcBorders>
-              <w:top w:color="bfbfbf" w:space="0" w:sz="6" w:val="single"/>
-              <w:left w:color="bfbfbf" w:space="0" w:sz="6" w:val="single"/>
-              <w:bottom w:color="bfbfbf" w:space="0" w:sz="6" w:val="single"/>
-              <w:right w:color="bfbfbf" w:space="0" w:sz="6" w:val="single"/>
-            </w:tcBorders>
-            <w:tcMar>
-              <w:left w:w="105.0" w:type="dxa"/>
-              <w:right w:w="105.0" w:type="dxa"/>
-            </w:tcMar>
-          </w:tcPr>
-          <w:p>
-            <w:pPr>
-              <w:spacing w:line="360" w:lineRule="auto"/>
-              <w:jc w:val="both"/>
-              <w:rPr>
-                <w:rFonts w:ascii="Calibri" w:cs="Calibri" w:eastAsia="Calibri" w:hAnsi="Calibri"/>
-                <w:sz w:val="16"/>
-                <w:szCs w:val="16"/>
-              </w:rPr>
-            </w:pPr>
-            <w:r>
-              <w:rPr>
-                <w:rFonts w:ascii="Calibri" w:cs="Calibri" w:eastAsia="Calibri" w:hAnsi="Calibri"/>
-                <w:sz w:val="16"/>
-                <w:szCs w:val="16"/>
-                <w:rtl w:val="0"/>
-              </w:rPr>
-              <w:t xml:space="preserve">x</w:t>
-            </w:r>
-          </w:p>
-        </w:tc>
-        <w:tc>
-          <w:tcPr>
-            <w:tcBorders>
-              <w:top w:color="bfbfbf" w:space="0" w:sz="6" w:val="single"/>
-              <w:left w:color="bfbfbf" w:space="0" w:sz="6" w:val="single"/>
-              <w:bottom w:color="bfbfbf" w:space="0" w:sz="6" w:val="single"/>
-              <w:right w:color="bfbfbf" w:space="0" w:sz="6" w:val="single"/>
-            </w:tcBorders>
-            <w:tcMar>
-              <w:left w:w="105.0" w:type="dxa"/>
-              <w:right w:w="105.0" w:type="dxa"/>
-            </w:tcMar>
-          </w:tcPr>
-          <w:p>
-            <w:pPr>
-              <w:spacing w:line="360" w:lineRule="auto"/>
-              <w:jc w:val="both"/>
-              <w:rPr>
-                <w:rFonts w:ascii="Calibri" w:cs="Calibri" w:eastAsia="Calibri" w:hAnsi="Calibri"/>
-                <w:sz w:val="16"/>
-                <w:szCs w:val="16"/>
-              </w:rPr>
-            </w:pPr>
-            <w:r>
-              <w:rPr>
-                <w:rtl w:val="0"/>
-              </w:rPr>
-            </w:r>
-          </w:p>
-        </w:tc>
-        <w:tc>
-          <w:tcPr>
-            <w:tcBorders>
-              <w:top w:color="bfbfbf" w:space="0" w:sz="6" w:val="single"/>
-              <w:left w:color="bfbfbf" w:space="0" w:sz="6" w:val="single"/>
-              <w:bottom w:color="bfbfbf" w:space="0" w:sz="6" w:val="single"/>
-              <w:right w:color="bfbfbf" w:space="0" w:sz="6" w:val="single"/>
-            </w:tcBorders>
-            <w:tcMar>
-              <w:left w:w="105.0" w:type="dxa"/>
-              <w:right w:w="105.0" w:type="dxa"/>
-            </w:tcMar>
-          </w:tcPr>
-          <w:p>
-            <w:pPr>
-              <w:spacing w:line="360" w:lineRule="auto"/>
-              <w:jc w:val="both"/>
-              <w:rPr>
-                <w:rFonts w:ascii="Calibri" w:cs="Calibri" w:eastAsia="Calibri" w:hAnsi="Calibri"/>
-                <w:sz w:val="16"/>
-                <w:szCs w:val="16"/>
-              </w:rPr>
-            </w:pPr>
-            <w:r>
-              <w:rPr>
-                <w:rtl w:val="0"/>
-              </w:rPr>
-            </w:r>
-          </w:p>
-        </w:tc>
-        <w:tc>
-          <w:tcPr>
-            <w:tcBorders>
-              <w:top w:color="bfbfbf" w:space="0" w:sz="6" w:val="single"/>
-              <w:left w:color="bfbfbf" w:space="0" w:sz="6" w:val="single"/>
-              <w:bottom w:color="bfbfbf" w:space="0" w:sz="6" w:val="single"/>
-              <w:right w:color="bfbfbf" w:space="0" w:sz="6" w:val="single"/>
-            </w:tcBorders>
-            <w:tcMar>
-              <w:left w:w="105.0" w:type="dxa"/>
-              <w:right w:w="105.0" w:type="dxa"/>
-            </w:tcMar>
-          </w:tcPr>
-          <w:p>
-            <w:pPr>
-              <w:spacing w:line="360" w:lineRule="auto"/>
-              <w:jc w:val="both"/>
-              <w:rPr>
-                <w:rFonts w:ascii="Calibri" w:cs="Calibri" w:eastAsia="Calibri" w:hAnsi="Calibri"/>
-                <w:sz w:val="16"/>
-                <w:szCs w:val="16"/>
-              </w:rPr>
-            </w:pPr>
-            <w:r>
-              <w:rPr>
-                <w:rtl w:val="0"/>
-              </w:rPr>
-            </w:r>
-          </w:p>
-        </w:tc>
-        <w:tc>
-          <w:tcPr>
-            <w:tcBorders>
-              <w:top w:color="bfbfbf" w:space="0" w:sz="6" w:val="single"/>
-              <w:left w:color="bfbfbf" w:space="0" w:sz="6" w:val="single"/>
-              <w:bottom w:color="bfbfbf" w:space="0" w:sz="6" w:val="single"/>
-              <w:right w:color="bfbfbf" w:space="0" w:sz="6" w:val="single"/>
-            </w:tcBorders>
-            <w:tcMar>
-              <w:left w:w="105.0" w:type="dxa"/>
-              <w:right w:w="105.0" w:type="dxa"/>
-            </w:tcMar>
-          </w:tcPr>
-          <w:p>
-            <w:pPr>
-              <w:spacing w:line="360" w:lineRule="auto"/>
-              <w:jc w:val="both"/>
-              <w:rPr>
-                <w:rFonts w:ascii="Calibri" w:cs="Calibri" w:eastAsia="Calibri" w:hAnsi="Calibri"/>
-                <w:sz w:val="16"/>
-                <w:szCs w:val="16"/>
-              </w:rPr>
-            </w:pPr>
-            <w:r>
-              <w:rPr>
-                <w:rtl w:val="0"/>
-              </w:rPr>
-            </w:r>
-          </w:p>
-        </w:tc>
-        <w:tc>
-          <w:tcPr>
-            <w:tcBorders>
-              <w:top w:color="bfbfbf" w:space="0" w:sz="6" w:val="single"/>
-              <w:left w:color="bfbfbf" w:space="0" w:sz="6" w:val="single"/>
-              <w:bottom w:color="bfbfbf" w:space="0" w:sz="6" w:val="single"/>
-              <w:right w:color="bfbfbf" w:space="0" w:sz="6" w:val="single"/>
-            </w:tcBorders>
-            <w:tcMar>
-              <w:left w:w="105.0" w:type="dxa"/>
-              <w:right w:w="105.0" w:type="dxa"/>
-            </w:tcMar>
-          </w:tcPr>
-          <w:p>
-            <w:pPr>
-              <w:spacing w:line="360" w:lineRule="auto"/>
-              <w:jc w:val="both"/>
-              <w:rPr>
-                <w:rFonts w:ascii="Calibri" w:cs="Calibri" w:eastAsia="Calibri" w:hAnsi="Calibri"/>
-                <w:sz w:val="16"/>
-                <w:szCs w:val="16"/>
-              </w:rPr>
-            </w:pPr>
-            <w:r>
-              <w:rPr>
-                <w:rtl w:val="0"/>
-              </w:rPr>
-            </w:r>
-          </w:p>
-        </w:tc>
-      </w:tr>
-      <w:tr>
-        <w:trPr>
-          <w:cantSplit w:val="0"/>
-          <w:trHeight w:val="285" w:hRule="atLeast"/>
-          <w:tblHeader w:val="0"/>
-        </w:trPr>
-        <w:tc>
-          <w:tcPr>
-            <w:tcBorders>
-              <w:top w:color="bfbfbf" w:space="0" w:sz="6" w:val="single"/>
-              <w:left w:color="bfbfbf" w:space="0" w:sz="6" w:val="single"/>
-              <w:bottom w:color="bfbfbf" w:space="0" w:sz="6" w:val="single"/>
-              <w:right w:color="bfbfbf" w:space="0" w:sz="6" w:val="single"/>
-            </w:tcBorders>
-            <w:tcMar>
-              <w:left w:w="105.0" w:type="dxa"/>
-              <w:right w:w="105.0" w:type="dxa"/>
-            </w:tcMar>
-          </w:tcPr>
-          <w:p>
-            <w:pPr>
-              <w:spacing w:line="360" w:lineRule="auto"/>
-              <w:jc w:val="both"/>
-              <w:rPr>
-                <w:rFonts w:ascii="Calibri" w:cs="Calibri" w:eastAsia="Calibri" w:hAnsi="Calibri"/>
-                <w:sz w:val="16"/>
-                <w:szCs w:val="16"/>
-              </w:rPr>
-            </w:pPr>
-            <w:r>
-              <w:rPr>
-                <w:rFonts w:ascii="Calibri" w:cs="Calibri" w:eastAsia="Calibri" w:hAnsi="Calibri"/>
-                <w:sz w:val="16"/>
-                <w:szCs w:val="16"/>
-                <w:rtl w:val="0"/>
-              </w:rPr>
-              <w:t xml:space="preserve">Corrección errores</w:t>
-            </w:r>
-          </w:p>
-        </w:tc>
-        <w:tc>
-          <w:tcPr>
-            <w:tcBorders>
-              <w:top w:color="bfbfbf" w:space="0" w:sz="6" w:val="single"/>
-              <w:left w:color="bfbfbf" w:space="0" w:sz="6" w:val="single"/>
-              <w:bottom w:color="bfbfbf" w:space="0" w:sz="6" w:val="single"/>
-              <w:right w:color="bfbfbf" w:space="0" w:sz="6" w:val="single"/>
-            </w:tcBorders>
-            <w:tcMar>
-              <w:left w:w="105.0" w:type="dxa"/>
-              <w:right w:w="105.0" w:type="dxa"/>
-            </w:tcMar>
-          </w:tcPr>
-          <w:p>
-            <w:pPr>
-              <w:spacing w:line="360" w:lineRule="auto"/>
-              <w:jc w:val="both"/>
-              <w:rPr>
-                <w:rFonts w:ascii="Calibri" w:cs="Calibri" w:eastAsia="Calibri" w:hAnsi="Calibri"/>
-                <w:sz w:val="16"/>
-                <w:szCs w:val="16"/>
-              </w:rPr>
-            </w:pPr>
-            <w:r>
-              <w:rPr>
-                <w:rtl w:val="0"/>
-              </w:rPr>
-            </w:r>
-          </w:p>
-        </w:tc>
-        <w:tc>
-          <w:tcPr>
-            <w:tcBorders>
-              <w:top w:color="bfbfbf" w:space="0" w:sz="6" w:val="single"/>
-              <w:left w:color="bfbfbf" w:space="0" w:sz="6" w:val="single"/>
-              <w:bottom w:color="bfbfbf" w:space="0" w:sz="6" w:val="single"/>
-              <w:right w:color="bfbfbf" w:space="0" w:sz="6" w:val="single"/>
-            </w:tcBorders>
-            <w:tcMar>
-              <w:left w:w="105.0" w:type="dxa"/>
-              <w:right w:w="105.0" w:type="dxa"/>
-            </w:tcMar>
-          </w:tcPr>
-          <w:p>
-            <w:pPr>
-              <w:spacing w:line="360" w:lineRule="auto"/>
-              <w:jc w:val="both"/>
-              <w:rPr>
-                <w:rFonts w:ascii="Calibri" w:cs="Calibri" w:eastAsia="Calibri" w:hAnsi="Calibri"/>
-                <w:sz w:val="16"/>
-                <w:szCs w:val="16"/>
-              </w:rPr>
-            </w:pPr>
-            <w:r>
-              <w:rPr>
-                <w:rtl w:val="0"/>
-              </w:rPr>
-            </w:r>
-          </w:p>
-        </w:tc>
-        <w:tc>
-          <w:tcPr>
-            <w:tcBorders>
-              <w:top w:color="bfbfbf" w:space="0" w:sz="6" w:val="single"/>
-              <w:left w:color="bfbfbf" w:space="0" w:sz="6" w:val="single"/>
-              <w:bottom w:color="bfbfbf" w:space="0" w:sz="6" w:val="single"/>
-              <w:right w:color="bfbfbf" w:space="0" w:sz="6" w:val="single"/>
-            </w:tcBorders>
-            <w:tcMar>
-              <w:left w:w="105.0" w:type="dxa"/>
-              <w:right w:w="105.0" w:type="dxa"/>
-            </w:tcMar>
-          </w:tcPr>
-          <w:p>
-            <w:pPr>
-              <w:spacing w:line="360" w:lineRule="auto"/>
-              <w:jc w:val="both"/>
-              <w:rPr>
-                <w:rFonts w:ascii="Calibri" w:cs="Calibri" w:eastAsia="Calibri" w:hAnsi="Calibri"/>
-                <w:sz w:val="16"/>
-                <w:szCs w:val="16"/>
-              </w:rPr>
-            </w:pPr>
-            <w:r>
-              <w:rPr>
-                <w:rtl w:val="0"/>
-              </w:rPr>
-            </w:r>
-          </w:p>
-        </w:tc>
-        <w:tc>
-          <w:tcPr>
-            <w:tcBorders>
-              <w:top w:color="bfbfbf" w:space="0" w:sz="6" w:val="single"/>
-              <w:left w:color="bfbfbf" w:space="0" w:sz="6" w:val="single"/>
-              <w:bottom w:color="bfbfbf" w:space="0" w:sz="6" w:val="single"/>
-              <w:right w:color="bfbfbf" w:space="0" w:sz="6" w:val="single"/>
-            </w:tcBorders>
-            <w:tcMar>
-              <w:left w:w="105.0" w:type="dxa"/>
-              <w:right w:w="105.0" w:type="dxa"/>
-            </w:tcMar>
-          </w:tcPr>
-          <w:p>
-            <w:pPr>
-              <w:spacing w:line="360" w:lineRule="auto"/>
-              <w:jc w:val="both"/>
-              <w:rPr>
-                <w:rFonts w:ascii="Calibri" w:cs="Calibri" w:eastAsia="Calibri" w:hAnsi="Calibri"/>
-                <w:sz w:val="16"/>
-                <w:szCs w:val="16"/>
-              </w:rPr>
-            </w:pPr>
-            <w:r>
-              <w:rPr>
-                <w:rtl w:val="0"/>
-              </w:rPr>
-            </w:r>
-          </w:p>
-        </w:tc>
-        <w:tc>
-          <w:tcPr>
-            <w:tcBorders>
-              <w:top w:color="bfbfbf" w:space="0" w:sz="6" w:val="single"/>
-              <w:left w:color="bfbfbf" w:space="0" w:sz="6" w:val="single"/>
-              <w:bottom w:color="bfbfbf" w:space="0" w:sz="6" w:val="single"/>
-              <w:right w:color="bfbfbf" w:space="0" w:sz="6" w:val="single"/>
-            </w:tcBorders>
-            <w:tcMar>
-              <w:left w:w="105.0" w:type="dxa"/>
-              <w:right w:w="105.0" w:type="dxa"/>
-            </w:tcMar>
-          </w:tcPr>
-          <w:p>
-            <w:pPr>
-              <w:spacing w:line="360" w:lineRule="auto"/>
-              <w:jc w:val="both"/>
-              <w:rPr>
-                <w:rFonts w:ascii="Calibri" w:cs="Calibri" w:eastAsia="Calibri" w:hAnsi="Calibri"/>
-                <w:sz w:val="16"/>
-                <w:szCs w:val="16"/>
-              </w:rPr>
-            </w:pPr>
-            <w:r>
-              <w:rPr>
-                <w:rtl w:val="0"/>
-              </w:rPr>
-            </w:r>
-          </w:p>
-        </w:tc>
-        <w:tc>
-          <w:tcPr>
-            <w:tcBorders>
-              <w:top w:color="bfbfbf" w:space="0" w:sz="6" w:val="single"/>
-              <w:left w:color="bfbfbf" w:space="0" w:sz="6" w:val="single"/>
-              <w:bottom w:color="bfbfbf" w:space="0" w:sz="6" w:val="single"/>
-              <w:right w:color="bfbfbf" w:space="0" w:sz="6" w:val="single"/>
-            </w:tcBorders>
-            <w:tcMar>
-              <w:left w:w="105.0" w:type="dxa"/>
-              <w:right w:w="105.0" w:type="dxa"/>
-            </w:tcMar>
-          </w:tcPr>
-          <w:p>
-            <w:pPr>
-              <w:spacing w:line="360" w:lineRule="auto"/>
-              <w:jc w:val="both"/>
-              <w:rPr>
-                <w:rFonts w:ascii="Calibri" w:cs="Calibri" w:eastAsia="Calibri" w:hAnsi="Calibri"/>
-                <w:sz w:val="16"/>
-                <w:szCs w:val="16"/>
-              </w:rPr>
-            </w:pPr>
-            <w:r>
-              <w:rPr>
-                <w:rtl w:val="0"/>
-              </w:rPr>
-            </w:r>
-          </w:p>
-        </w:tc>
-        <w:tc>
-          <w:tcPr>
-            <w:tcBorders>
-              <w:top w:color="bfbfbf" w:space="0" w:sz="6" w:val="single"/>
-              <w:left w:color="bfbfbf" w:space="0" w:sz="6" w:val="single"/>
-              <w:bottom w:color="bfbfbf" w:space="0" w:sz="6" w:val="single"/>
-              <w:right w:color="bfbfbf" w:space="0" w:sz="6" w:val="single"/>
-            </w:tcBorders>
-            <w:tcMar>
-              <w:left w:w="105.0" w:type="dxa"/>
-              <w:right w:w="105.0" w:type="dxa"/>
-            </w:tcMar>
-          </w:tcPr>
-          <w:p>
-            <w:pPr>
-              <w:spacing w:line="360" w:lineRule="auto"/>
-              <w:jc w:val="both"/>
-              <w:rPr>
-                <w:rFonts w:ascii="Calibri" w:cs="Calibri" w:eastAsia="Calibri" w:hAnsi="Calibri"/>
-                <w:sz w:val="16"/>
-                <w:szCs w:val="16"/>
-              </w:rPr>
-            </w:pPr>
-            <w:r>
-              <w:rPr>
-                <w:rtl w:val="0"/>
-              </w:rPr>
-            </w:r>
-          </w:p>
-        </w:tc>
-        <w:tc>
-          <w:tcPr>
-            <w:tcBorders>
-              <w:top w:color="bfbfbf" w:space="0" w:sz="6" w:val="single"/>
-              <w:left w:color="bfbfbf" w:space="0" w:sz="6" w:val="single"/>
-              <w:bottom w:color="bfbfbf" w:space="0" w:sz="6" w:val="single"/>
-              <w:right w:color="bfbfbf" w:space="0" w:sz="6" w:val="single"/>
-            </w:tcBorders>
-            <w:tcMar>
-              <w:left w:w="105.0" w:type="dxa"/>
-              <w:right w:w="105.0" w:type="dxa"/>
-            </w:tcMar>
-          </w:tcPr>
-          <w:p>
-            <w:pPr>
-              <w:spacing w:line="360" w:lineRule="auto"/>
-              <w:jc w:val="both"/>
-              <w:rPr>
-                <w:rFonts w:ascii="Calibri" w:cs="Calibri" w:eastAsia="Calibri" w:hAnsi="Calibri"/>
-                <w:sz w:val="16"/>
-                <w:szCs w:val="16"/>
-              </w:rPr>
-            </w:pPr>
-            <w:r>
-              <w:rPr>
-                <w:rtl w:val="0"/>
-              </w:rPr>
-            </w:r>
-          </w:p>
-        </w:tc>
-        <w:tc>
-          <w:tcPr>
-            <w:tcBorders>
-              <w:top w:color="bfbfbf" w:space="0" w:sz="6" w:val="single"/>
-              <w:left w:color="bfbfbf" w:space="0" w:sz="6" w:val="single"/>
-              <w:bottom w:color="bfbfbf" w:space="0" w:sz="6" w:val="single"/>
-              <w:right w:color="bfbfbf" w:space="0" w:sz="6" w:val="single"/>
-            </w:tcBorders>
-            <w:tcMar>
-              <w:left w:w="105.0" w:type="dxa"/>
-              <w:right w:w="105.0" w:type="dxa"/>
-            </w:tcMar>
-          </w:tcPr>
-          <w:p>
-            <w:pPr>
-              <w:spacing w:line="360" w:lineRule="auto"/>
-              <w:jc w:val="both"/>
-              <w:rPr>
-                <w:rFonts w:ascii="Calibri" w:cs="Calibri" w:eastAsia="Calibri" w:hAnsi="Calibri"/>
-                <w:sz w:val="16"/>
-                <w:szCs w:val="16"/>
-              </w:rPr>
-            </w:pPr>
-            <w:r>
-              <w:rPr>
-                <w:rtl w:val="0"/>
-              </w:rPr>
-            </w:r>
-          </w:p>
-        </w:tc>
-        <w:tc>
-          <w:tcPr>
-            <w:tcBorders>
-              <w:top w:color="bfbfbf" w:space="0" w:sz="6" w:val="single"/>
-              <w:left w:color="bfbfbf" w:space="0" w:sz="6" w:val="single"/>
-              <w:bottom w:color="bfbfbf" w:space="0" w:sz="6" w:val="single"/>
-              <w:right w:color="bfbfbf" w:space="0" w:sz="6" w:val="single"/>
-            </w:tcBorders>
-            <w:tcMar>
-              <w:left w:w="105.0" w:type="dxa"/>
-              <w:right w:w="105.0" w:type="dxa"/>
-            </w:tcMar>
-          </w:tcPr>
-          <w:p>
-            <w:pPr>
-              <w:spacing w:line="360" w:lineRule="auto"/>
-              <w:jc w:val="both"/>
-              <w:rPr>
-                <w:rFonts w:ascii="Calibri" w:cs="Calibri" w:eastAsia="Calibri" w:hAnsi="Calibri"/>
-                <w:sz w:val="16"/>
-                <w:szCs w:val="16"/>
-              </w:rPr>
-            </w:pPr>
-            <w:r>
-              <w:rPr>
-                <w:rtl w:val="0"/>
-              </w:rPr>
-            </w:r>
-          </w:p>
-        </w:tc>
-        <w:tc>
-          <w:tcPr>
-            <w:tcBorders>
-              <w:top w:color="bfbfbf" w:space="0" w:sz="6" w:val="single"/>
-              <w:left w:color="bfbfbf" w:space="0" w:sz="6" w:val="single"/>
-              <w:bottom w:color="bfbfbf" w:space="0" w:sz="6" w:val="single"/>
-              <w:right w:color="bfbfbf" w:space="0" w:sz="6" w:val="single"/>
-            </w:tcBorders>
-            <w:tcMar>
-              <w:left w:w="105.0" w:type="dxa"/>
-              <w:right w:w="105.0" w:type="dxa"/>
-            </w:tcMar>
-          </w:tcPr>
-          <w:p>
-            <w:pPr>
-              <w:spacing w:line="360" w:lineRule="auto"/>
-              <w:jc w:val="both"/>
-              <w:rPr>
-                <w:rFonts w:ascii="Calibri" w:cs="Calibri" w:eastAsia="Calibri" w:hAnsi="Calibri"/>
-                <w:sz w:val="16"/>
-                <w:szCs w:val="16"/>
-              </w:rPr>
-            </w:pPr>
-            <w:r>
-              <w:rPr>
-                <w:rtl w:val="0"/>
-              </w:rPr>
-            </w:r>
-          </w:p>
-        </w:tc>
-        <w:tc>
-          <w:tcPr>
-            <w:tcBorders>
-              <w:top w:color="bfbfbf" w:space="0" w:sz="6" w:val="single"/>
-              <w:left w:color="bfbfbf" w:space="0" w:sz="6" w:val="single"/>
-              <w:bottom w:color="bfbfbf" w:space="0" w:sz="6" w:val="single"/>
-              <w:right w:color="bfbfbf" w:space="0" w:sz="6" w:val="single"/>
-            </w:tcBorders>
-            <w:tcMar>
-              <w:left w:w="105.0" w:type="dxa"/>
-              <w:right w:w="105.0" w:type="dxa"/>
-            </w:tcMar>
-          </w:tcPr>
-          <w:p>
-            <w:pPr>
-              <w:spacing w:line="360" w:lineRule="auto"/>
-              <w:jc w:val="both"/>
-              <w:rPr>
-                <w:rFonts w:ascii="Calibri" w:cs="Calibri" w:eastAsia="Calibri" w:hAnsi="Calibri"/>
-                <w:sz w:val="16"/>
-                <w:szCs w:val="16"/>
-              </w:rPr>
-            </w:pPr>
-            <w:r>
-              <w:rPr>
-                <w:rtl w:val="0"/>
-              </w:rPr>
-            </w:r>
-          </w:p>
-        </w:tc>
-        <w:tc>
-          <w:tcPr>
-            <w:tcBorders>
-              <w:top w:color="bfbfbf" w:space="0" w:sz="6" w:val="single"/>
-              <w:left w:color="bfbfbf" w:space="0" w:sz="6" w:val="single"/>
-              <w:bottom w:color="bfbfbf" w:space="0" w:sz="6" w:val="single"/>
-              <w:right w:color="bfbfbf" w:space="0" w:sz="6" w:val="single"/>
-            </w:tcBorders>
-            <w:tcMar>
-              <w:left w:w="105.0" w:type="dxa"/>
-              <w:right w:w="105.0" w:type="dxa"/>
-            </w:tcMar>
-          </w:tcPr>
-          <w:p>
-            <w:pPr>
-              <w:spacing w:line="360" w:lineRule="auto"/>
-              <w:jc w:val="both"/>
-              <w:rPr>
-                <w:rFonts w:ascii="Calibri" w:cs="Calibri" w:eastAsia="Calibri" w:hAnsi="Calibri"/>
-                <w:sz w:val="16"/>
-                <w:szCs w:val="16"/>
-              </w:rPr>
-            </w:pPr>
-            <w:r>
-              <w:rPr>
-                <w:rtl w:val="0"/>
-              </w:rPr>
-            </w:r>
-          </w:p>
-        </w:tc>
-        <w:tc>
-          <w:tcPr>
-            <w:tcBorders>
-              <w:top w:color="bfbfbf" w:space="0" w:sz="6" w:val="single"/>
-              <w:left w:color="bfbfbf" w:space="0" w:sz="6" w:val="single"/>
-              <w:bottom w:color="bfbfbf" w:space="0" w:sz="6" w:val="single"/>
-              <w:right w:color="bfbfbf" w:space="0" w:sz="6" w:val="single"/>
-            </w:tcBorders>
-            <w:tcMar>
-              <w:left w:w="105.0" w:type="dxa"/>
-              <w:right w:w="105.0" w:type="dxa"/>
-            </w:tcMar>
-          </w:tcPr>
-          <w:p>
-            <w:pPr>
-              <w:spacing w:line="360" w:lineRule="auto"/>
-              <w:jc w:val="both"/>
-              <w:rPr>
-                <w:rFonts w:ascii="Calibri" w:cs="Calibri" w:eastAsia="Calibri" w:hAnsi="Calibri"/>
-                <w:sz w:val="16"/>
-                <w:szCs w:val="16"/>
-              </w:rPr>
-            </w:pPr>
-            <w:r>
-              <w:rPr>
-                <w:rFonts w:ascii="Calibri" w:cs="Calibri" w:eastAsia="Calibri" w:hAnsi="Calibri"/>
-                <w:sz w:val="16"/>
-                <w:szCs w:val="16"/>
-                <w:rtl w:val="0"/>
-              </w:rPr>
-              <w:t xml:space="preserve">x</w:t>
-            </w:r>
-          </w:p>
-        </w:tc>
-        <w:tc>
-          <w:tcPr>
-            <w:tcBorders>
-              <w:top w:color="bfbfbf" w:space="0" w:sz="6" w:val="single"/>
-              <w:left w:color="bfbfbf" w:space="0" w:sz="6" w:val="single"/>
-              <w:bottom w:color="bfbfbf" w:space="0" w:sz="6" w:val="single"/>
-              <w:right w:color="bfbfbf" w:space="0" w:sz="6" w:val="single"/>
-            </w:tcBorders>
-            <w:tcMar>
-              <w:left w:w="105.0" w:type="dxa"/>
-              <w:right w:w="105.0" w:type="dxa"/>
-            </w:tcMar>
-          </w:tcPr>
-          <w:p>
-            <w:pPr>
-              <w:spacing w:line="360" w:lineRule="auto"/>
-              <w:jc w:val="both"/>
-              <w:rPr>
-                <w:rFonts w:ascii="Calibri" w:cs="Calibri" w:eastAsia="Calibri" w:hAnsi="Calibri"/>
-                <w:sz w:val="16"/>
-                <w:szCs w:val="16"/>
-              </w:rPr>
-            </w:pPr>
-            <w:r>
-              <w:rPr>
-                <w:rtl w:val="0"/>
-              </w:rPr>
-            </w:r>
-          </w:p>
-        </w:tc>
-        <w:tc>
-          <w:tcPr>
-            <w:tcBorders>
-              <w:top w:color="bfbfbf" w:space="0" w:sz="6" w:val="single"/>
-              <w:left w:color="bfbfbf" w:space="0" w:sz="6" w:val="single"/>
-              <w:bottom w:color="bfbfbf" w:space="0" w:sz="6" w:val="single"/>
-              <w:right w:color="bfbfbf" w:space="0" w:sz="6" w:val="single"/>
-            </w:tcBorders>
-            <w:tcMar>
-              <w:left w:w="105.0" w:type="dxa"/>
-              <w:right w:w="105.0" w:type="dxa"/>
-            </w:tcMar>
-          </w:tcPr>
-          <w:p>
-            <w:pPr>
-              <w:spacing w:line="360" w:lineRule="auto"/>
-              <w:jc w:val="both"/>
-              <w:rPr>
-                <w:rFonts w:ascii="Calibri" w:cs="Calibri" w:eastAsia="Calibri" w:hAnsi="Calibri"/>
-                <w:sz w:val="16"/>
-                <w:szCs w:val="16"/>
-              </w:rPr>
-            </w:pPr>
-            <w:r>
-              <w:rPr>
-                <w:rtl w:val="0"/>
-              </w:rPr>
-            </w:r>
-          </w:p>
-        </w:tc>
-        <w:tc>
-          <w:tcPr>
-            <w:tcBorders>
-              <w:top w:color="bfbfbf" w:space="0" w:sz="6" w:val="single"/>
-              <w:left w:color="bfbfbf" w:space="0" w:sz="6" w:val="single"/>
-              <w:bottom w:color="bfbfbf" w:space="0" w:sz="6" w:val="single"/>
-              <w:right w:color="bfbfbf" w:space="0" w:sz="6" w:val="single"/>
-            </w:tcBorders>
-            <w:tcMar>
-              <w:left w:w="105.0" w:type="dxa"/>
-              <w:right w:w="105.0" w:type="dxa"/>
-            </w:tcMar>
-          </w:tcPr>
-          <w:p>
-            <w:pPr>
-              <w:spacing w:line="360" w:lineRule="auto"/>
-              <w:jc w:val="both"/>
-              <w:rPr>
-                <w:rFonts w:ascii="Calibri" w:cs="Calibri" w:eastAsia="Calibri" w:hAnsi="Calibri"/>
-                <w:sz w:val="16"/>
-                <w:szCs w:val="16"/>
-              </w:rPr>
-            </w:pPr>
-            <w:r>
-              <w:rPr>
-                <w:rtl w:val="0"/>
-              </w:rPr>
-            </w:r>
-          </w:p>
-        </w:tc>
-        <w:tc>
-          <w:tcPr>
-            <w:tcBorders>
-              <w:top w:color="bfbfbf" w:space="0" w:sz="6" w:val="single"/>
-              <w:left w:color="bfbfbf" w:space="0" w:sz="6" w:val="single"/>
-              <w:bottom w:color="bfbfbf" w:space="0" w:sz="6" w:val="single"/>
-              <w:right w:color="bfbfbf" w:space="0" w:sz="6" w:val="single"/>
-            </w:tcBorders>
-            <w:tcMar>
-              <w:left w:w="105.0" w:type="dxa"/>
-              <w:right w:w="105.0" w:type="dxa"/>
-            </w:tcMar>
-          </w:tcPr>
-          <w:p>
-            <w:pPr>
-              <w:spacing w:line="360" w:lineRule="auto"/>
-              <w:jc w:val="both"/>
-              <w:rPr>
-                <w:rFonts w:ascii="Calibri" w:cs="Calibri" w:eastAsia="Calibri" w:hAnsi="Calibri"/>
-                <w:sz w:val="16"/>
-                <w:szCs w:val="16"/>
-              </w:rPr>
-            </w:pPr>
-            <w:r>
-              <w:rPr>
-                <w:rtl w:val="0"/>
-              </w:rPr>
-            </w:r>
-          </w:p>
-        </w:tc>
-      </w:tr>
-      <w:tr>
-        <w:trPr>
-          <w:cantSplit w:val="0"/>
-          <w:trHeight w:val="285" w:hRule="atLeast"/>
-          <w:tblHeader w:val="0"/>
-        </w:trPr>
-        <w:tc>
-          <w:tcPr>
-            <w:tcBorders>
-              <w:top w:color="bfbfbf" w:space="0" w:sz="6" w:val="single"/>
-              <w:left w:color="bfbfbf" w:space="0" w:sz="6" w:val="single"/>
-              <w:bottom w:color="bfbfbf" w:space="0" w:sz="6" w:val="single"/>
-              <w:right w:color="bfbfbf" w:space="0" w:sz="6" w:val="single"/>
-            </w:tcBorders>
-            <w:tcMar>
-              <w:left w:w="105.0" w:type="dxa"/>
-              <w:right w:w="105.0" w:type="dxa"/>
-            </w:tcMar>
-          </w:tcPr>
-          <w:p>
-            <w:pPr>
-              <w:spacing w:line="360" w:lineRule="auto"/>
-              <w:jc w:val="both"/>
-              <w:rPr>
-                <w:rFonts w:ascii="Calibri" w:cs="Calibri" w:eastAsia="Calibri" w:hAnsi="Calibri"/>
-                <w:sz w:val="16"/>
-                <w:szCs w:val="16"/>
-              </w:rPr>
-            </w:pPr>
-            <w:r>
-              <w:rPr>
-                <w:rFonts w:ascii="Calibri" w:cs="Calibri" w:eastAsia="Calibri" w:hAnsi="Calibri"/>
-                <w:sz w:val="16"/>
-                <w:szCs w:val="16"/>
-                <w:rtl w:val="0"/>
-              </w:rPr>
-              <w:t xml:space="preserve">Documentación</w:t>
-            </w:r>
-          </w:p>
-        </w:tc>
-        <w:tc>
-          <w:tcPr>
-            <w:tcBorders>
-              <w:top w:color="bfbfbf" w:space="0" w:sz="6" w:val="single"/>
-              <w:left w:color="bfbfbf" w:space="0" w:sz="6" w:val="single"/>
-              <w:bottom w:color="bfbfbf" w:space="0" w:sz="6" w:val="single"/>
-              <w:right w:color="bfbfbf" w:space="0" w:sz="6" w:val="single"/>
-            </w:tcBorders>
-            <w:tcMar>
-              <w:left w:w="105.0" w:type="dxa"/>
-              <w:right w:w="105.0" w:type="dxa"/>
-            </w:tcMar>
-          </w:tcPr>
-          <w:p>
-            <w:pPr>
-              <w:spacing w:line="360" w:lineRule="auto"/>
-              <w:jc w:val="both"/>
-              <w:rPr>
-                <w:rFonts w:ascii="Calibri" w:cs="Calibri" w:eastAsia="Calibri" w:hAnsi="Calibri"/>
-                <w:sz w:val="16"/>
-                <w:szCs w:val="16"/>
-              </w:rPr>
-            </w:pPr>
-            <w:r>
-              <w:rPr>
-                <w:rtl w:val="0"/>
-              </w:rPr>
-            </w:r>
-          </w:p>
-        </w:tc>
-        <w:tc>
-          <w:tcPr>
-            <w:tcBorders>
-              <w:top w:color="bfbfbf" w:space="0" w:sz="6" w:val="single"/>
-              <w:left w:color="bfbfbf" w:space="0" w:sz="6" w:val="single"/>
-              <w:bottom w:color="bfbfbf" w:space="0" w:sz="6" w:val="single"/>
-              <w:right w:color="bfbfbf" w:space="0" w:sz="6" w:val="single"/>
-            </w:tcBorders>
-            <w:tcMar>
-              <w:left w:w="105.0" w:type="dxa"/>
-              <w:right w:w="105.0" w:type="dxa"/>
-            </w:tcMar>
-          </w:tcPr>
-          <w:p>
-            <w:pPr>
-              <w:spacing w:line="360" w:lineRule="auto"/>
-              <w:jc w:val="both"/>
-              <w:rPr>
-                <w:rFonts w:ascii="Calibri" w:cs="Calibri" w:eastAsia="Calibri" w:hAnsi="Calibri"/>
-                <w:sz w:val="16"/>
-                <w:szCs w:val="16"/>
-              </w:rPr>
-            </w:pPr>
-            <w:r>
-              <w:rPr>
-                <w:rtl w:val="0"/>
-              </w:rPr>
-            </w:r>
-          </w:p>
-        </w:tc>
-        <w:tc>
-          <w:tcPr>
-            <w:tcBorders>
-              <w:top w:color="bfbfbf" w:space="0" w:sz="6" w:val="single"/>
-              <w:left w:color="bfbfbf" w:space="0" w:sz="6" w:val="single"/>
-              <w:bottom w:color="bfbfbf" w:space="0" w:sz="6" w:val="single"/>
-              <w:right w:color="bfbfbf" w:space="0" w:sz="6" w:val="single"/>
-            </w:tcBorders>
-            <w:tcMar>
-              <w:left w:w="105.0" w:type="dxa"/>
-              <w:right w:w="105.0" w:type="dxa"/>
-            </w:tcMar>
-          </w:tcPr>
-          <w:p>
-            <w:pPr>
-              <w:spacing w:line="360" w:lineRule="auto"/>
-              <w:jc w:val="both"/>
-              <w:rPr>
-                <w:rFonts w:ascii="Calibri" w:cs="Calibri" w:eastAsia="Calibri" w:hAnsi="Calibri"/>
-                <w:sz w:val="16"/>
-                <w:szCs w:val="16"/>
-              </w:rPr>
-            </w:pPr>
-            <w:r>
-              <w:rPr>
-                <w:rtl w:val="0"/>
-              </w:rPr>
-            </w:r>
-          </w:p>
-        </w:tc>
-        <w:tc>
-          <w:tcPr>
-            <w:tcBorders>
-              <w:top w:color="bfbfbf" w:space="0" w:sz="6" w:val="single"/>
-              <w:left w:color="bfbfbf" w:space="0" w:sz="6" w:val="single"/>
-              <w:bottom w:color="bfbfbf" w:space="0" w:sz="6" w:val="single"/>
-              <w:right w:color="bfbfbf" w:space="0" w:sz="6" w:val="single"/>
-            </w:tcBorders>
-            <w:tcMar>
-              <w:left w:w="105.0" w:type="dxa"/>
-              <w:right w:w="105.0" w:type="dxa"/>
-            </w:tcMar>
-          </w:tcPr>
-          <w:p>
-            <w:pPr>
-              <w:spacing w:line="360" w:lineRule="auto"/>
-              <w:jc w:val="both"/>
-              <w:rPr>
-                <w:rFonts w:ascii="Calibri" w:cs="Calibri" w:eastAsia="Calibri" w:hAnsi="Calibri"/>
-                <w:sz w:val="16"/>
-                <w:szCs w:val="16"/>
-              </w:rPr>
-            </w:pPr>
-            <w:r>
-              <w:rPr>
-                <w:rtl w:val="0"/>
-              </w:rPr>
-            </w:r>
-          </w:p>
-        </w:tc>
-        <w:tc>
-          <w:tcPr>
-            <w:tcBorders>
-              <w:top w:color="bfbfbf" w:space="0" w:sz="6" w:val="single"/>
-              <w:left w:color="bfbfbf" w:space="0" w:sz="6" w:val="single"/>
-              <w:bottom w:color="bfbfbf" w:space="0" w:sz="6" w:val="single"/>
-              <w:right w:color="bfbfbf" w:space="0" w:sz="6" w:val="single"/>
-            </w:tcBorders>
-            <w:tcMar>
-              <w:left w:w="105.0" w:type="dxa"/>
-              <w:right w:w="105.0" w:type="dxa"/>
-            </w:tcMar>
-          </w:tcPr>
-          <w:p>
-            <w:pPr>
-              <w:spacing w:line="360" w:lineRule="auto"/>
-              <w:jc w:val="both"/>
-              <w:rPr>
-                <w:rFonts w:ascii="Calibri" w:cs="Calibri" w:eastAsia="Calibri" w:hAnsi="Calibri"/>
-                <w:sz w:val="16"/>
-                <w:szCs w:val="16"/>
-              </w:rPr>
-            </w:pPr>
-            <w:r>
-              <w:rPr>
-                <w:rtl w:val="0"/>
-              </w:rPr>
-            </w:r>
-          </w:p>
-        </w:tc>
-        <w:tc>
-          <w:tcPr>
-            <w:tcBorders>
-              <w:top w:color="bfbfbf" w:space="0" w:sz="6" w:val="single"/>
-              <w:left w:color="bfbfbf" w:space="0" w:sz="6" w:val="single"/>
-              <w:bottom w:color="bfbfbf" w:space="0" w:sz="6" w:val="single"/>
-              <w:right w:color="bfbfbf" w:space="0" w:sz="6" w:val="single"/>
-            </w:tcBorders>
-            <w:tcMar>
-              <w:left w:w="105.0" w:type="dxa"/>
-              <w:right w:w="105.0" w:type="dxa"/>
-            </w:tcMar>
-          </w:tcPr>
-          <w:p>
-            <w:pPr>
-              <w:spacing w:line="360" w:lineRule="auto"/>
-              <w:jc w:val="both"/>
-              <w:rPr>
-                <w:rFonts w:ascii="Calibri" w:cs="Calibri" w:eastAsia="Calibri" w:hAnsi="Calibri"/>
-                <w:sz w:val="16"/>
-                <w:szCs w:val="16"/>
-              </w:rPr>
-            </w:pPr>
-            <w:r>
-              <w:rPr>
-                <w:rtl w:val="0"/>
-              </w:rPr>
-            </w:r>
-          </w:p>
-        </w:tc>
-        <w:tc>
-          <w:tcPr>
-            <w:tcBorders>
-              <w:top w:color="bfbfbf" w:space="0" w:sz="6" w:val="single"/>
-              <w:left w:color="bfbfbf" w:space="0" w:sz="6" w:val="single"/>
-              <w:bottom w:color="bfbfbf" w:space="0" w:sz="6" w:val="single"/>
-              <w:right w:color="bfbfbf" w:space="0" w:sz="6" w:val="single"/>
-            </w:tcBorders>
-            <w:tcMar>
-              <w:left w:w="105.0" w:type="dxa"/>
-              <w:right w:w="105.0" w:type="dxa"/>
-            </w:tcMar>
-          </w:tcPr>
-          <w:p>
-            <w:pPr>
-              <w:spacing w:line="360" w:lineRule="auto"/>
-              <w:jc w:val="both"/>
-              <w:rPr>
-                <w:rFonts w:ascii="Calibri" w:cs="Calibri" w:eastAsia="Calibri" w:hAnsi="Calibri"/>
-                <w:sz w:val="16"/>
-                <w:szCs w:val="16"/>
-              </w:rPr>
-            </w:pPr>
-            <w:r>
-              <w:rPr>
-                <w:rtl w:val="0"/>
-              </w:rPr>
-            </w:r>
-          </w:p>
-        </w:tc>
-        <w:tc>
-          <w:tcPr>
-            <w:tcBorders>
-              <w:top w:color="bfbfbf" w:space="0" w:sz="6" w:val="single"/>
-              <w:left w:color="bfbfbf" w:space="0" w:sz="6" w:val="single"/>
-              <w:bottom w:color="bfbfbf" w:space="0" w:sz="6" w:val="single"/>
-              <w:right w:color="bfbfbf" w:space="0" w:sz="6" w:val="single"/>
-            </w:tcBorders>
-            <w:tcMar>
-              <w:left w:w="105.0" w:type="dxa"/>
-              <w:right w:w="105.0" w:type="dxa"/>
-            </w:tcMar>
-          </w:tcPr>
-          <w:p>
-            <w:pPr>
-              <w:spacing w:line="360" w:lineRule="auto"/>
-              <w:jc w:val="both"/>
-              <w:rPr>
-                <w:rFonts w:ascii="Calibri" w:cs="Calibri" w:eastAsia="Calibri" w:hAnsi="Calibri"/>
-                <w:sz w:val="16"/>
-                <w:szCs w:val="16"/>
-              </w:rPr>
-            </w:pPr>
-            <w:r>
-              <w:rPr>
-                <w:rtl w:val="0"/>
-              </w:rPr>
-            </w:r>
-          </w:p>
-        </w:tc>
-        <w:tc>
-          <w:tcPr>
-            <w:tcBorders>
-              <w:top w:color="bfbfbf" w:space="0" w:sz="6" w:val="single"/>
-              <w:left w:color="bfbfbf" w:space="0" w:sz="6" w:val="single"/>
-              <w:bottom w:color="bfbfbf" w:space="0" w:sz="6" w:val="single"/>
-              <w:right w:color="bfbfbf" w:space="0" w:sz="6" w:val="single"/>
-            </w:tcBorders>
-            <w:tcMar>
-              <w:left w:w="105.0" w:type="dxa"/>
-              <w:right w:w="105.0" w:type="dxa"/>
-            </w:tcMar>
-          </w:tcPr>
-          <w:p>
-            <w:pPr>
-              <w:spacing w:line="360" w:lineRule="auto"/>
-              <w:jc w:val="both"/>
-              <w:rPr>
-                <w:rFonts w:ascii="Calibri" w:cs="Calibri" w:eastAsia="Calibri" w:hAnsi="Calibri"/>
-                <w:sz w:val="16"/>
-                <w:szCs w:val="16"/>
-              </w:rPr>
-            </w:pPr>
-            <w:r>
-              <w:rPr>
-                <w:rtl w:val="0"/>
-              </w:rPr>
-            </w:r>
-          </w:p>
-        </w:tc>
-        <w:tc>
-          <w:tcPr>
-            <w:tcBorders>
-              <w:top w:color="bfbfbf" w:space="0" w:sz="6" w:val="single"/>
-              <w:left w:color="bfbfbf" w:space="0" w:sz="6" w:val="single"/>
-              <w:bottom w:color="bfbfbf" w:space="0" w:sz="6" w:val="single"/>
-              <w:right w:color="bfbfbf" w:space="0" w:sz="6" w:val="single"/>
-            </w:tcBorders>
-            <w:tcMar>
-              <w:left w:w="105.0" w:type="dxa"/>
-              <w:right w:w="105.0" w:type="dxa"/>
-            </w:tcMar>
-          </w:tcPr>
-          <w:p>
-            <w:pPr>
-              <w:spacing w:line="360" w:lineRule="auto"/>
-              <w:jc w:val="both"/>
-              <w:rPr>
-                <w:rFonts w:ascii="Calibri" w:cs="Calibri" w:eastAsia="Calibri" w:hAnsi="Calibri"/>
-                <w:sz w:val="16"/>
-                <w:szCs w:val="16"/>
-              </w:rPr>
-            </w:pPr>
-            <w:r>
-              <w:rPr>
-                <w:rtl w:val="0"/>
-              </w:rPr>
-            </w:r>
-          </w:p>
-        </w:tc>
-        <w:tc>
-          <w:tcPr>
-            <w:tcBorders>
-              <w:top w:color="bfbfbf" w:space="0" w:sz="6" w:val="single"/>
-              <w:left w:color="bfbfbf" w:space="0" w:sz="6" w:val="single"/>
-              <w:bottom w:color="bfbfbf" w:space="0" w:sz="6" w:val="single"/>
-              <w:right w:color="bfbfbf" w:space="0" w:sz="6" w:val="single"/>
-            </w:tcBorders>
-            <w:tcMar>
-              <w:left w:w="105.0" w:type="dxa"/>
-              <w:right w:w="105.0" w:type="dxa"/>
-            </w:tcMar>
-          </w:tcPr>
-          <w:p>
-            <w:pPr>
-              <w:spacing w:line="360" w:lineRule="auto"/>
-              <w:jc w:val="both"/>
-              <w:rPr>
-                <w:rFonts w:ascii="Calibri" w:cs="Calibri" w:eastAsia="Calibri" w:hAnsi="Calibri"/>
-                <w:sz w:val="16"/>
-                <w:szCs w:val="16"/>
-              </w:rPr>
-            </w:pPr>
-            <w:r>
-              <w:rPr>
-                <w:rtl w:val="0"/>
-              </w:rPr>
-            </w:r>
-          </w:p>
-        </w:tc>
-        <w:tc>
-          <w:tcPr>
-            <w:tcBorders>
-              <w:top w:color="bfbfbf" w:space="0" w:sz="6" w:val="single"/>
-              <w:left w:color="bfbfbf" w:space="0" w:sz="6" w:val="single"/>
-              <w:bottom w:color="bfbfbf" w:space="0" w:sz="6" w:val="single"/>
-              <w:right w:color="bfbfbf" w:space="0" w:sz="6" w:val="single"/>
-            </w:tcBorders>
-            <w:tcMar>
-              <w:left w:w="105.0" w:type="dxa"/>
-              <w:right w:w="105.0" w:type="dxa"/>
-            </w:tcMar>
-          </w:tcPr>
-          <w:p>
-            <w:pPr>
-              <w:spacing w:line="360" w:lineRule="auto"/>
-              <w:jc w:val="both"/>
-              <w:rPr>
-                <w:rFonts w:ascii="Calibri" w:cs="Calibri" w:eastAsia="Calibri" w:hAnsi="Calibri"/>
-                <w:sz w:val="16"/>
-                <w:szCs w:val="16"/>
-              </w:rPr>
-            </w:pPr>
-            <w:r>
-              <w:rPr>
-                <w:rtl w:val="0"/>
-              </w:rPr>
-            </w:r>
-          </w:p>
-        </w:tc>
-        <w:tc>
-          <w:tcPr>
-            <w:tcBorders>
-              <w:top w:color="bfbfbf" w:space="0" w:sz="6" w:val="single"/>
-              <w:left w:color="bfbfbf" w:space="0" w:sz="6" w:val="single"/>
-              <w:bottom w:color="bfbfbf" w:space="0" w:sz="6" w:val="single"/>
-              <w:right w:color="bfbfbf" w:space="0" w:sz="6" w:val="single"/>
-            </w:tcBorders>
-            <w:tcMar>
-              <w:left w:w="105.0" w:type="dxa"/>
-              <w:right w:w="105.0" w:type="dxa"/>
-            </w:tcMar>
-          </w:tcPr>
-          <w:p>
-            <w:pPr>
-              <w:spacing w:line="360" w:lineRule="auto"/>
-              <w:jc w:val="both"/>
-              <w:rPr>
-                <w:rFonts w:ascii="Calibri" w:cs="Calibri" w:eastAsia="Calibri" w:hAnsi="Calibri"/>
-                <w:sz w:val="16"/>
-                <w:szCs w:val="16"/>
-              </w:rPr>
-            </w:pPr>
-            <w:r>
-              <w:rPr>
-                <w:rtl w:val="0"/>
-              </w:rPr>
-            </w:r>
-          </w:p>
-        </w:tc>
-        <w:tc>
-          <w:tcPr>
-            <w:tcBorders>
-              <w:top w:color="bfbfbf" w:space="0" w:sz="6" w:val="single"/>
-              <w:left w:color="bfbfbf" w:space="0" w:sz="6" w:val="single"/>
-              <w:bottom w:color="bfbfbf" w:space="0" w:sz="6" w:val="single"/>
-              <w:right w:color="bfbfbf" w:space="0" w:sz="6" w:val="single"/>
-            </w:tcBorders>
-            <w:tcMar>
-              <w:left w:w="105.0" w:type="dxa"/>
-              <w:right w:w="105.0" w:type="dxa"/>
-            </w:tcMar>
-          </w:tcPr>
-          <w:p>
-            <w:pPr>
-              <w:spacing w:line="360" w:lineRule="auto"/>
-              <w:jc w:val="both"/>
-              <w:rPr>
-                <w:rFonts w:ascii="Calibri" w:cs="Calibri" w:eastAsia="Calibri" w:hAnsi="Calibri"/>
-                <w:sz w:val="16"/>
-                <w:szCs w:val="16"/>
-              </w:rPr>
-            </w:pPr>
-            <w:r>
-              <w:rPr>
-                <w:rtl w:val="0"/>
-              </w:rPr>
-            </w:r>
-          </w:p>
-        </w:tc>
-        <w:tc>
-          <w:tcPr>
-            <w:tcBorders>
-              <w:top w:color="bfbfbf" w:space="0" w:sz="6" w:val="single"/>
-              <w:left w:color="bfbfbf" w:space="0" w:sz="6" w:val="single"/>
-              <w:bottom w:color="bfbfbf" w:space="0" w:sz="6" w:val="single"/>
-              <w:right w:color="bfbfbf" w:space="0" w:sz="6" w:val="single"/>
-            </w:tcBorders>
-            <w:tcMar>
-              <w:left w:w="105.0" w:type="dxa"/>
-              <w:right w:w="105.0" w:type="dxa"/>
-            </w:tcMar>
-          </w:tcPr>
-          <w:p>
-            <w:pPr>
-              <w:spacing w:line="360" w:lineRule="auto"/>
-              <w:jc w:val="both"/>
-              <w:rPr>
-                <w:rFonts w:ascii="Calibri" w:cs="Calibri" w:eastAsia="Calibri" w:hAnsi="Calibri"/>
-                <w:sz w:val="16"/>
-                <w:szCs w:val="16"/>
-              </w:rPr>
-            </w:pPr>
-            <w:r>
-              <w:rPr>
-                <w:rFonts w:ascii="Calibri" w:cs="Calibri" w:eastAsia="Calibri" w:hAnsi="Calibri"/>
-                <w:sz w:val="16"/>
-                <w:szCs w:val="16"/>
-                <w:rtl w:val="0"/>
-              </w:rPr>
-              <w:t xml:space="preserve">x</w:t>
-            </w:r>
-          </w:p>
-        </w:tc>
-        <w:tc>
-          <w:tcPr>
-            <w:tcBorders>
-              <w:top w:color="bfbfbf" w:space="0" w:sz="6" w:val="single"/>
-              <w:left w:color="bfbfbf" w:space="0" w:sz="6" w:val="single"/>
-              <w:bottom w:color="bfbfbf" w:space="0" w:sz="6" w:val="single"/>
-              <w:right w:color="bfbfbf" w:space="0" w:sz="6" w:val="single"/>
-            </w:tcBorders>
-            <w:tcMar>
-              <w:left w:w="105.0" w:type="dxa"/>
-              <w:right w:w="105.0" w:type="dxa"/>
-            </w:tcMar>
-          </w:tcPr>
-          <w:p>
-            <w:pPr>
-              <w:spacing w:line="360" w:lineRule="auto"/>
-              <w:jc w:val="both"/>
-              <w:rPr>
-                <w:rFonts w:ascii="Calibri" w:cs="Calibri" w:eastAsia="Calibri" w:hAnsi="Calibri"/>
-                <w:sz w:val="16"/>
-                <w:szCs w:val="16"/>
-              </w:rPr>
-            </w:pPr>
-            <w:r>
-              <w:rPr>
-                <w:rtl w:val="0"/>
-              </w:rPr>
-            </w:r>
-          </w:p>
-        </w:tc>
-        <w:tc>
-          <w:tcPr>
-            <w:tcBorders>
-              <w:top w:color="bfbfbf" w:space="0" w:sz="6" w:val="single"/>
-              <w:left w:color="bfbfbf" w:space="0" w:sz="6" w:val="single"/>
-              <w:bottom w:color="bfbfbf" w:space="0" w:sz="6" w:val="single"/>
-              <w:right w:color="bfbfbf" w:space="0" w:sz="6" w:val="single"/>
-            </w:tcBorders>
-            <w:tcMar>
-              <w:left w:w="105.0" w:type="dxa"/>
-              <w:right w:w="105.0" w:type="dxa"/>
-            </w:tcMar>
-          </w:tcPr>
-          <w:p>
-            <w:pPr>
-              <w:spacing w:line="360" w:lineRule="auto"/>
-              <w:jc w:val="both"/>
-              <w:rPr>
-                <w:rFonts w:ascii="Calibri" w:cs="Calibri" w:eastAsia="Calibri" w:hAnsi="Calibri"/>
-                <w:sz w:val="16"/>
-                <w:szCs w:val="16"/>
-              </w:rPr>
-            </w:pPr>
-            <w:r>
-              <w:rPr>
-                <w:rtl w:val="0"/>
-              </w:rPr>
-            </w:r>
-          </w:p>
-        </w:tc>
-        <w:tc>
-          <w:tcPr>
-            <w:tcBorders>
-              <w:top w:color="bfbfbf" w:space="0" w:sz="6" w:val="single"/>
-              <w:left w:color="bfbfbf" w:space="0" w:sz="6" w:val="single"/>
-              <w:bottom w:color="bfbfbf" w:space="0" w:sz="6" w:val="single"/>
-              <w:right w:color="bfbfbf" w:space="0" w:sz="6" w:val="single"/>
-            </w:tcBorders>
-            <w:tcMar>
-              <w:left w:w="105.0" w:type="dxa"/>
-              <w:right w:w="105.0" w:type="dxa"/>
-            </w:tcMar>
-          </w:tcPr>
-          <w:p>
-            <w:pPr>
-              <w:spacing w:line="360" w:lineRule="auto"/>
-              <w:jc w:val="both"/>
-              <w:rPr>
-                <w:rFonts w:ascii="Calibri" w:cs="Calibri" w:eastAsia="Calibri" w:hAnsi="Calibri"/>
-                <w:sz w:val="16"/>
-                <w:szCs w:val="16"/>
-              </w:rPr>
-            </w:pPr>
-            <w:r>
-              <w:rPr>
-                <w:rtl w:val="0"/>
-              </w:rPr>
-            </w:r>
-          </w:p>
-        </w:tc>
-      </w:tr>
-      <w:tr>
-        <w:trPr>
-          <w:cantSplit w:val="0"/>
-          <w:trHeight w:val="285" w:hRule="atLeast"/>
-          <w:tblHeader w:val="0"/>
-        </w:trPr>
-        <w:tc>
-          <w:tcPr>
-            <w:tcBorders>
-              <w:top w:color="bfbfbf" w:space="0" w:sz="6" w:val="single"/>
-              <w:left w:color="bfbfbf" w:space="0" w:sz="6" w:val="single"/>
-              <w:bottom w:color="bfbfbf" w:space="0" w:sz="6" w:val="single"/>
-              <w:right w:color="bfbfbf" w:space="0" w:sz="6" w:val="single"/>
-            </w:tcBorders>
-            <w:tcMar>
-              <w:left w:w="105.0" w:type="dxa"/>
-              <w:right w:w="105.0" w:type="dxa"/>
-            </w:tcMar>
-          </w:tcPr>
-          <w:p>
-            <w:pPr>
-              <w:spacing w:line="360" w:lineRule="auto"/>
-              <w:jc w:val="both"/>
-              <w:rPr>
-                <w:rFonts w:ascii="Calibri" w:cs="Calibri" w:eastAsia="Calibri" w:hAnsi="Calibri"/>
-                <w:sz w:val="16"/>
-                <w:szCs w:val="16"/>
-              </w:rPr>
-            </w:pPr>
-            <w:r>
-              <w:rPr>
-                <w:rFonts w:ascii="Calibri" w:cs="Calibri" w:eastAsia="Calibri" w:hAnsi="Calibri"/>
-                <w:sz w:val="16"/>
-                <w:szCs w:val="16"/>
-                <w:rtl w:val="0"/>
-              </w:rPr>
-              <w:t xml:space="preserve">Preparación presentación</w:t>
-            </w:r>
-          </w:p>
-        </w:tc>
-        <w:tc>
-          <w:tcPr>
-            <w:tcBorders>
-              <w:top w:color="bfbfbf" w:space="0" w:sz="6" w:val="single"/>
-              <w:left w:color="bfbfbf" w:space="0" w:sz="6" w:val="single"/>
-              <w:bottom w:color="bfbfbf" w:space="0" w:sz="6" w:val="single"/>
-              <w:right w:color="bfbfbf" w:space="0" w:sz="6" w:val="single"/>
-            </w:tcBorders>
-            <w:tcMar>
-              <w:left w:w="105.0" w:type="dxa"/>
-              <w:right w:w="105.0" w:type="dxa"/>
-            </w:tcMar>
-          </w:tcPr>
-          <w:p>
-            <w:pPr>
-              <w:spacing w:line="360" w:lineRule="auto"/>
-              <w:jc w:val="both"/>
-              <w:rPr>
-                <w:rFonts w:ascii="Calibri" w:cs="Calibri" w:eastAsia="Calibri" w:hAnsi="Calibri"/>
-                <w:sz w:val="16"/>
-                <w:szCs w:val="16"/>
-              </w:rPr>
-            </w:pPr>
-            <w:r>
-              <w:rPr>
-                <w:rtl w:val="0"/>
-              </w:rPr>
-            </w:r>
-          </w:p>
-        </w:tc>
-        <w:tc>
-          <w:tcPr>
-            <w:tcBorders>
-              <w:top w:color="bfbfbf" w:space="0" w:sz="6" w:val="single"/>
-              <w:left w:color="bfbfbf" w:space="0" w:sz="6" w:val="single"/>
-              <w:bottom w:color="bfbfbf" w:space="0" w:sz="6" w:val="single"/>
-              <w:right w:color="bfbfbf" w:space="0" w:sz="6" w:val="single"/>
-            </w:tcBorders>
-            <w:tcMar>
-              <w:left w:w="105.0" w:type="dxa"/>
-              <w:right w:w="105.0" w:type="dxa"/>
-            </w:tcMar>
-          </w:tcPr>
-          <w:p>
-            <w:pPr>
-              <w:spacing w:line="360" w:lineRule="auto"/>
-              <w:jc w:val="both"/>
-              <w:rPr>
-                <w:rFonts w:ascii="Calibri" w:cs="Calibri" w:eastAsia="Calibri" w:hAnsi="Calibri"/>
-                <w:sz w:val="16"/>
-                <w:szCs w:val="16"/>
-              </w:rPr>
-            </w:pPr>
-            <w:r>
-              <w:rPr>
-                <w:rtl w:val="0"/>
-              </w:rPr>
-            </w:r>
-          </w:p>
-        </w:tc>
-        <w:tc>
-          <w:tcPr>
-            <w:tcBorders>
-              <w:top w:color="bfbfbf" w:space="0" w:sz="6" w:val="single"/>
-              <w:left w:color="bfbfbf" w:space="0" w:sz="6" w:val="single"/>
-              <w:bottom w:color="bfbfbf" w:space="0" w:sz="6" w:val="single"/>
-              <w:right w:color="bfbfbf" w:space="0" w:sz="6" w:val="single"/>
-            </w:tcBorders>
-            <w:tcMar>
-              <w:left w:w="105.0" w:type="dxa"/>
-              <w:right w:w="105.0" w:type="dxa"/>
-            </w:tcMar>
-          </w:tcPr>
-          <w:p>
-            <w:pPr>
-              <w:spacing w:line="360" w:lineRule="auto"/>
-              <w:jc w:val="both"/>
-              <w:rPr>
-                <w:rFonts w:ascii="Calibri" w:cs="Calibri" w:eastAsia="Calibri" w:hAnsi="Calibri"/>
-                <w:sz w:val="16"/>
-                <w:szCs w:val="16"/>
-              </w:rPr>
-            </w:pPr>
-            <w:r>
-              <w:rPr>
-                <w:rtl w:val="0"/>
-              </w:rPr>
-            </w:r>
-          </w:p>
-        </w:tc>
-        <w:tc>
-          <w:tcPr>
-            <w:tcBorders>
-              <w:top w:color="bfbfbf" w:space="0" w:sz="6" w:val="single"/>
-              <w:left w:color="bfbfbf" w:space="0" w:sz="6" w:val="single"/>
-              <w:bottom w:color="bfbfbf" w:space="0" w:sz="6" w:val="single"/>
-              <w:right w:color="bfbfbf" w:space="0" w:sz="6" w:val="single"/>
-            </w:tcBorders>
-            <w:tcMar>
-              <w:left w:w="105.0" w:type="dxa"/>
-              <w:right w:w="105.0" w:type="dxa"/>
-            </w:tcMar>
-          </w:tcPr>
-          <w:p>
-            <w:pPr>
-              <w:spacing w:line="360" w:lineRule="auto"/>
-              <w:jc w:val="both"/>
-              <w:rPr>
-                <w:rFonts w:ascii="Calibri" w:cs="Calibri" w:eastAsia="Calibri" w:hAnsi="Calibri"/>
-                <w:sz w:val="16"/>
-                <w:szCs w:val="16"/>
-              </w:rPr>
-            </w:pPr>
-            <w:r>
-              <w:rPr>
-                <w:rtl w:val="0"/>
-              </w:rPr>
-            </w:r>
-          </w:p>
-        </w:tc>
-        <w:tc>
-          <w:tcPr>
-            <w:tcBorders>
-              <w:top w:color="bfbfbf" w:space="0" w:sz="6" w:val="single"/>
-              <w:left w:color="bfbfbf" w:space="0" w:sz="6" w:val="single"/>
-              <w:bottom w:color="bfbfbf" w:space="0" w:sz="6" w:val="single"/>
-              <w:right w:color="bfbfbf" w:space="0" w:sz="6" w:val="single"/>
-            </w:tcBorders>
-            <w:tcMar>
-              <w:left w:w="105.0" w:type="dxa"/>
-              <w:right w:w="105.0" w:type="dxa"/>
-            </w:tcMar>
-          </w:tcPr>
-          <w:p>
-            <w:pPr>
-              <w:spacing w:line="360" w:lineRule="auto"/>
-              <w:jc w:val="both"/>
-              <w:rPr>
-                <w:rFonts w:ascii="Calibri" w:cs="Calibri" w:eastAsia="Calibri" w:hAnsi="Calibri"/>
-                <w:sz w:val="16"/>
-                <w:szCs w:val="16"/>
-              </w:rPr>
-            </w:pPr>
-            <w:r>
-              <w:rPr>
-                <w:rtl w:val="0"/>
-              </w:rPr>
-            </w:r>
-          </w:p>
-        </w:tc>
-        <w:tc>
-          <w:tcPr>
-            <w:tcBorders>
-              <w:top w:color="bfbfbf" w:space="0" w:sz="6" w:val="single"/>
-              <w:left w:color="bfbfbf" w:space="0" w:sz="6" w:val="single"/>
-              <w:bottom w:color="bfbfbf" w:space="0" w:sz="6" w:val="single"/>
-              <w:right w:color="bfbfbf" w:space="0" w:sz="6" w:val="single"/>
-            </w:tcBorders>
-            <w:tcMar>
-              <w:left w:w="105.0" w:type="dxa"/>
-              <w:right w:w="105.0" w:type="dxa"/>
-            </w:tcMar>
-          </w:tcPr>
-          <w:p>
-            <w:pPr>
-              <w:spacing w:line="360" w:lineRule="auto"/>
-              <w:jc w:val="both"/>
-              <w:rPr>
-                <w:rFonts w:ascii="Calibri" w:cs="Calibri" w:eastAsia="Calibri" w:hAnsi="Calibri"/>
-                <w:sz w:val="16"/>
-                <w:szCs w:val="16"/>
-              </w:rPr>
-            </w:pPr>
-            <w:r>
-              <w:rPr>
-                <w:rtl w:val="0"/>
-              </w:rPr>
-            </w:r>
-          </w:p>
-        </w:tc>
-        <w:tc>
-          <w:tcPr>
-            <w:tcBorders>
-              <w:top w:color="bfbfbf" w:space="0" w:sz="6" w:val="single"/>
-              <w:left w:color="bfbfbf" w:space="0" w:sz="6" w:val="single"/>
-              <w:bottom w:color="bfbfbf" w:space="0" w:sz="6" w:val="single"/>
-              <w:right w:color="bfbfbf" w:space="0" w:sz="6" w:val="single"/>
-            </w:tcBorders>
-            <w:tcMar>
-              <w:left w:w="105.0" w:type="dxa"/>
-              <w:right w:w="105.0" w:type="dxa"/>
-            </w:tcMar>
-          </w:tcPr>
-          <w:p>
-            <w:pPr>
-              <w:spacing w:line="360" w:lineRule="auto"/>
-              <w:jc w:val="both"/>
-              <w:rPr>
-                <w:rFonts w:ascii="Calibri" w:cs="Calibri" w:eastAsia="Calibri" w:hAnsi="Calibri"/>
-                <w:sz w:val="16"/>
-                <w:szCs w:val="16"/>
-              </w:rPr>
-            </w:pPr>
-            <w:r>
-              <w:rPr>
-                <w:rtl w:val="0"/>
-              </w:rPr>
-            </w:r>
-          </w:p>
-        </w:tc>
-        <w:tc>
-          <w:tcPr>
-            <w:tcBorders>
-              <w:top w:color="bfbfbf" w:space="0" w:sz="6" w:val="single"/>
-              <w:left w:color="bfbfbf" w:space="0" w:sz="6" w:val="single"/>
-              <w:bottom w:color="bfbfbf" w:space="0" w:sz="6" w:val="single"/>
-              <w:right w:color="bfbfbf" w:space="0" w:sz="6" w:val="single"/>
-            </w:tcBorders>
-            <w:tcMar>
-              <w:left w:w="105.0" w:type="dxa"/>
-              <w:right w:w="105.0" w:type="dxa"/>
-            </w:tcMar>
-          </w:tcPr>
-          <w:p>
-            <w:pPr>
-              <w:spacing w:line="360" w:lineRule="auto"/>
-              <w:jc w:val="both"/>
-              <w:rPr>
-                <w:rFonts w:ascii="Calibri" w:cs="Calibri" w:eastAsia="Calibri" w:hAnsi="Calibri"/>
-                <w:sz w:val="16"/>
-                <w:szCs w:val="16"/>
-              </w:rPr>
-            </w:pPr>
-            <w:r>
-              <w:rPr>
-                <w:rtl w:val="0"/>
-              </w:rPr>
-            </w:r>
-          </w:p>
-        </w:tc>
-        <w:tc>
-          <w:tcPr>
-            <w:tcBorders>
-              <w:top w:color="bfbfbf" w:space="0" w:sz="6" w:val="single"/>
-              <w:left w:color="bfbfbf" w:space="0" w:sz="6" w:val="single"/>
-              <w:bottom w:color="bfbfbf" w:space="0" w:sz="6" w:val="single"/>
-              <w:right w:color="bfbfbf" w:space="0" w:sz="6" w:val="single"/>
-            </w:tcBorders>
-            <w:tcMar>
-              <w:left w:w="105.0" w:type="dxa"/>
-              <w:right w:w="105.0" w:type="dxa"/>
-            </w:tcMar>
-          </w:tcPr>
-          <w:p>
-            <w:pPr>
-              <w:spacing w:line="360" w:lineRule="auto"/>
-              <w:jc w:val="both"/>
-              <w:rPr>
-                <w:rFonts w:ascii="Calibri" w:cs="Calibri" w:eastAsia="Calibri" w:hAnsi="Calibri"/>
-                <w:sz w:val="16"/>
-                <w:szCs w:val="16"/>
-              </w:rPr>
-            </w:pPr>
-            <w:r>
-              <w:rPr>
-                <w:rtl w:val="0"/>
-              </w:rPr>
-            </w:r>
-          </w:p>
-        </w:tc>
-        <w:tc>
-          <w:tcPr>
-            <w:tcBorders>
-              <w:top w:color="bfbfbf" w:space="0" w:sz="6" w:val="single"/>
-              <w:left w:color="bfbfbf" w:space="0" w:sz="6" w:val="single"/>
-              <w:bottom w:color="bfbfbf" w:space="0" w:sz="6" w:val="single"/>
-              <w:right w:color="bfbfbf" w:space="0" w:sz="6" w:val="single"/>
-            </w:tcBorders>
-            <w:tcMar>
-              <w:left w:w="105.0" w:type="dxa"/>
-              <w:right w:w="105.0" w:type="dxa"/>
-            </w:tcMar>
-          </w:tcPr>
-          <w:p>
-            <w:pPr>
-              <w:spacing w:line="360" w:lineRule="auto"/>
-              <w:jc w:val="both"/>
-              <w:rPr>
-                <w:rFonts w:ascii="Calibri" w:cs="Calibri" w:eastAsia="Calibri" w:hAnsi="Calibri"/>
-                <w:sz w:val="16"/>
-                <w:szCs w:val="16"/>
-              </w:rPr>
-            </w:pPr>
-            <w:r>
-              <w:rPr>
-                <w:rtl w:val="0"/>
-              </w:rPr>
-            </w:r>
-          </w:p>
-        </w:tc>
-        <w:tc>
-          <w:tcPr>
-            <w:tcBorders>
-              <w:top w:color="bfbfbf" w:space="0" w:sz="6" w:val="single"/>
-              <w:left w:color="bfbfbf" w:space="0" w:sz="6" w:val="single"/>
-              <w:bottom w:color="bfbfbf" w:space="0" w:sz="6" w:val="single"/>
-              <w:right w:color="bfbfbf" w:space="0" w:sz="6" w:val="single"/>
-            </w:tcBorders>
-            <w:tcMar>
-              <w:left w:w="105.0" w:type="dxa"/>
-              <w:right w:w="105.0" w:type="dxa"/>
-            </w:tcMar>
-          </w:tcPr>
-          <w:p>
-            <w:pPr>
-              <w:spacing w:line="360" w:lineRule="auto"/>
-              <w:jc w:val="both"/>
-              <w:rPr>
-                <w:rFonts w:ascii="Calibri" w:cs="Calibri" w:eastAsia="Calibri" w:hAnsi="Calibri"/>
-                <w:sz w:val="16"/>
-                <w:szCs w:val="16"/>
-              </w:rPr>
-            </w:pPr>
-            <w:r>
-              <w:rPr>
-                <w:rtl w:val="0"/>
-              </w:rPr>
-            </w:r>
-          </w:p>
-        </w:tc>
-        <w:tc>
-          <w:tcPr>
-            <w:tcBorders>
-              <w:top w:color="bfbfbf" w:space="0" w:sz="6" w:val="single"/>
-              <w:left w:color="bfbfbf" w:space="0" w:sz="6" w:val="single"/>
-              <w:bottom w:color="bfbfbf" w:space="0" w:sz="6" w:val="single"/>
-              <w:right w:color="bfbfbf" w:space="0" w:sz="6" w:val="single"/>
-            </w:tcBorders>
-            <w:tcMar>
-              <w:left w:w="105.0" w:type="dxa"/>
-              <w:right w:w="105.0" w:type="dxa"/>
-            </w:tcMar>
-          </w:tcPr>
-          <w:p>
-            <w:pPr>
-              <w:spacing w:line="360" w:lineRule="auto"/>
-              <w:jc w:val="both"/>
-              <w:rPr>
-                <w:rFonts w:ascii="Calibri" w:cs="Calibri" w:eastAsia="Calibri" w:hAnsi="Calibri"/>
-                <w:sz w:val="16"/>
-                <w:szCs w:val="16"/>
-              </w:rPr>
-            </w:pPr>
-            <w:r>
-              <w:rPr>
-                <w:rtl w:val="0"/>
-              </w:rPr>
-            </w:r>
-          </w:p>
-        </w:tc>
-        <w:tc>
-          <w:tcPr>
-            <w:tcBorders>
-              <w:top w:color="bfbfbf" w:space="0" w:sz="6" w:val="single"/>
-              <w:left w:color="bfbfbf" w:space="0" w:sz="6" w:val="single"/>
-              <w:bottom w:color="bfbfbf" w:space="0" w:sz="6" w:val="single"/>
-              <w:right w:color="bfbfbf" w:space="0" w:sz="6" w:val="single"/>
-            </w:tcBorders>
-            <w:tcMar>
-              <w:left w:w="105.0" w:type="dxa"/>
-              <w:right w:w="105.0" w:type="dxa"/>
-            </w:tcMar>
-          </w:tcPr>
-          <w:p>
-            <w:pPr>
-              <w:spacing w:line="360" w:lineRule="auto"/>
-              <w:jc w:val="both"/>
-              <w:rPr>
-                <w:rFonts w:ascii="Calibri" w:cs="Calibri" w:eastAsia="Calibri" w:hAnsi="Calibri"/>
-                <w:sz w:val="16"/>
-                <w:szCs w:val="16"/>
-              </w:rPr>
-            </w:pPr>
-            <w:r>
-              <w:rPr>
-                <w:rtl w:val="0"/>
-              </w:rPr>
-            </w:r>
-          </w:p>
-        </w:tc>
-        <w:tc>
-          <w:tcPr>
-            <w:tcBorders>
-              <w:top w:color="bfbfbf" w:space="0" w:sz="6" w:val="single"/>
-              <w:left w:color="bfbfbf" w:space="0" w:sz="6" w:val="single"/>
-              <w:bottom w:color="bfbfbf" w:space="0" w:sz="6" w:val="single"/>
-              <w:right w:color="bfbfbf" w:space="0" w:sz="6" w:val="single"/>
-            </w:tcBorders>
-            <w:tcMar>
-              <w:left w:w="105.0" w:type="dxa"/>
-              <w:right w:w="105.0" w:type="dxa"/>
-            </w:tcMar>
-          </w:tcPr>
-          <w:p>
-            <w:pPr>
-              <w:spacing w:line="360" w:lineRule="auto"/>
-              <w:jc w:val="both"/>
-              <w:rPr>
-                <w:rFonts w:ascii="Calibri" w:cs="Calibri" w:eastAsia="Calibri" w:hAnsi="Calibri"/>
-                <w:sz w:val="16"/>
-                <w:szCs w:val="16"/>
-              </w:rPr>
-            </w:pPr>
-            <w:r>
-              <w:rPr>
-                <w:rtl w:val="0"/>
-              </w:rPr>
-            </w:r>
-          </w:p>
-        </w:tc>
-        <w:tc>
-          <w:tcPr>
-            <w:tcBorders>
-              <w:top w:color="bfbfbf" w:space="0" w:sz="6" w:val="single"/>
-              <w:left w:color="bfbfbf" w:space="0" w:sz="6" w:val="single"/>
-              <w:bottom w:color="bfbfbf" w:space="0" w:sz="6" w:val="single"/>
-              <w:right w:color="bfbfbf" w:space="0" w:sz="6" w:val="single"/>
-            </w:tcBorders>
-            <w:tcMar>
-              <w:left w:w="105.0" w:type="dxa"/>
-              <w:right w:w="105.0" w:type="dxa"/>
-            </w:tcMar>
-          </w:tcPr>
-          <w:p>
-            <w:pPr>
-              <w:spacing w:line="360" w:lineRule="auto"/>
-              <w:jc w:val="both"/>
-              <w:rPr>
-                <w:rFonts w:ascii="Calibri" w:cs="Calibri" w:eastAsia="Calibri" w:hAnsi="Calibri"/>
-                <w:sz w:val="16"/>
-                <w:szCs w:val="16"/>
-              </w:rPr>
-            </w:pPr>
-            <w:r>
-              <w:rPr>
-                <w:rtl w:val="0"/>
-              </w:rPr>
-            </w:r>
-          </w:p>
-        </w:tc>
-        <w:tc>
-          <w:tcPr>
-            <w:tcBorders>
-              <w:top w:color="bfbfbf" w:space="0" w:sz="6" w:val="single"/>
-              <w:left w:color="bfbfbf" w:space="0" w:sz="6" w:val="single"/>
-              <w:bottom w:color="bfbfbf" w:space="0" w:sz="6" w:val="single"/>
-              <w:right w:color="bfbfbf" w:space="0" w:sz="6" w:val="single"/>
-            </w:tcBorders>
-            <w:tcMar>
-              <w:left w:w="105.0" w:type="dxa"/>
-              <w:right w:w="105.0" w:type="dxa"/>
-            </w:tcMar>
-          </w:tcPr>
-          <w:p>
-            <w:pPr>
-              <w:spacing w:line="360" w:lineRule="auto"/>
-              <w:jc w:val="both"/>
-              <w:rPr>
-                <w:rFonts w:ascii="Calibri" w:cs="Calibri" w:eastAsia="Calibri" w:hAnsi="Calibri"/>
-                <w:sz w:val="16"/>
-                <w:szCs w:val="16"/>
-              </w:rPr>
-            </w:pPr>
-            <w:r>
-              <w:rPr>
-                <w:rFonts w:ascii="Calibri" w:cs="Calibri" w:eastAsia="Calibri" w:hAnsi="Calibri"/>
-                <w:sz w:val="16"/>
-                <w:szCs w:val="16"/>
-                <w:rtl w:val="0"/>
-              </w:rPr>
-              <w:t xml:space="preserve">x</w:t>
-            </w:r>
-          </w:p>
-        </w:tc>
-        <w:tc>
-          <w:tcPr>
-            <w:tcBorders>
-              <w:top w:color="bfbfbf" w:space="0" w:sz="6" w:val="single"/>
-              <w:left w:color="bfbfbf" w:space="0" w:sz="6" w:val="single"/>
-              <w:bottom w:color="bfbfbf" w:space="0" w:sz="6" w:val="single"/>
-              <w:right w:color="bfbfbf" w:space="0" w:sz="6" w:val="single"/>
-            </w:tcBorders>
-            <w:tcMar>
-              <w:left w:w="105.0" w:type="dxa"/>
-              <w:right w:w="105.0" w:type="dxa"/>
-            </w:tcMar>
-          </w:tcPr>
-          <w:p>
-            <w:pPr>
-              <w:spacing w:line="360" w:lineRule="auto"/>
-              <w:jc w:val="both"/>
-              <w:rPr>
-                <w:rFonts w:ascii="Calibri" w:cs="Calibri" w:eastAsia="Calibri" w:hAnsi="Calibri"/>
-                <w:sz w:val="16"/>
-                <w:szCs w:val="16"/>
-              </w:rPr>
-            </w:pPr>
-            <w:r>
-              <w:rPr>
-                <w:rtl w:val="0"/>
-              </w:rPr>
-            </w:r>
-          </w:p>
-        </w:tc>
-        <w:tc>
-          <w:tcPr>
-            <w:tcBorders>
-              <w:top w:color="bfbfbf" w:space="0" w:sz="6" w:val="single"/>
-              <w:left w:color="bfbfbf" w:space="0" w:sz="6" w:val="single"/>
-              <w:bottom w:color="bfbfbf" w:space="0" w:sz="6" w:val="single"/>
-              <w:right w:color="bfbfbf" w:space="0" w:sz="6" w:val="single"/>
-            </w:tcBorders>
-            <w:tcMar>
-              <w:left w:w="105.0" w:type="dxa"/>
-              <w:right w:w="105.0" w:type="dxa"/>
-            </w:tcMar>
-          </w:tcPr>
-          <w:p>
-            <w:pPr>
-              <w:spacing w:line="360" w:lineRule="auto"/>
-              <w:jc w:val="both"/>
-              <w:rPr>
-                <w:rFonts w:ascii="Calibri" w:cs="Calibri" w:eastAsia="Calibri" w:hAnsi="Calibri"/>
-                <w:sz w:val="16"/>
-                <w:szCs w:val="16"/>
-              </w:rPr>
-            </w:pPr>
-            <w:r>
-              <w:rPr>
-                <w:rtl w:val="0"/>
-              </w:rPr>
-            </w:r>
-          </w:p>
-        </w:tc>
-      </w:tr>
-      <w:tr>
-        <w:trPr>
-          <w:cantSplit w:val="0"/>
-          <w:trHeight w:val="285" w:hRule="atLeast"/>
-          <w:tblHeader w:val="0"/>
-        </w:trPr>
-        <w:tc>
-          <w:tcPr>
-            <w:tcBorders>
-              <w:top w:color="bfbfbf" w:space="0" w:sz="6" w:val="single"/>
-              <w:left w:color="bfbfbf" w:space="0" w:sz="6" w:val="single"/>
-              <w:bottom w:color="bfbfbf" w:space="0" w:sz="6" w:val="single"/>
-              <w:right w:color="bfbfbf" w:space="0" w:sz="6" w:val="single"/>
-            </w:tcBorders>
-            <w:tcMar>
-              <w:left w:w="105.0" w:type="dxa"/>
-              <w:right w:w="105.0" w:type="dxa"/>
-            </w:tcMar>
-          </w:tcPr>
-          <w:p>
-            <w:pPr>
-              <w:spacing w:line="360" w:lineRule="auto"/>
-              <w:jc w:val="both"/>
-              <w:rPr>
-                <w:rFonts w:ascii="Calibri" w:cs="Calibri" w:eastAsia="Calibri" w:hAnsi="Calibri"/>
-                <w:sz w:val="16"/>
-                <w:szCs w:val="16"/>
-              </w:rPr>
-            </w:pPr>
-            <w:r>
-              <w:rPr>
-                <w:rFonts w:ascii="Calibri" w:cs="Calibri" w:eastAsia="Calibri" w:hAnsi="Calibri"/>
-                <w:sz w:val="16"/>
-                <w:szCs w:val="16"/>
-                <w:rtl w:val="0"/>
-              </w:rPr>
-              <w:t xml:space="preserve">Ensayo presentación</w:t>
-            </w:r>
-          </w:p>
-        </w:tc>
-        <w:tc>
-          <w:tcPr>
-            <w:tcBorders>
-              <w:top w:color="bfbfbf" w:space="0" w:sz="6" w:val="single"/>
-              <w:left w:color="bfbfbf" w:space="0" w:sz="6" w:val="single"/>
-              <w:bottom w:color="bfbfbf" w:space="0" w:sz="6" w:val="single"/>
-              <w:right w:color="bfbfbf" w:space="0" w:sz="6" w:val="single"/>
-            </w:tcBorders>
-            <w:tcMar>
-              <w:left w:w="105.0" w:type="dxa"/>
-              <w:right w:w="105.0" w:type="dxa"/>
-            </w:tcMar>
-          </w:tcPr>
-          <w:p>
-            <w:pPr>
-              <w:spacing w:line="360" w:lineRule="auto"/>
-              <w:jc w:val="both"/>
-              <w:rPr>
-                <w:rFonts w:ascii="Calibri" w:cs="Calibri" w:eastAsia="Calibri" w:hAnsi="Calibri"/>
-                <w:sz w:val="16"/>
-                <w:szCs w:val="16"/>
-              </w:rPr>
-            </w:pPr>
-            <w:r>
-              <w:rPr>
-                <w:rtl w:val="0"/>
-              </w:rPr>
-            </w:r>
-          </w:p>
-        </w:tc>
-        <w:tc>
-          <w:tcPr>
-            <w:tcBorders>
-              <w:top w:color="bfbfbf" w:space="0" w:sz="6" w:val="single"/>
-              <w:left w:color="bfbfbf" w:space="0" w:sz="6" w:val="single"/>
-              <w:bottom w:color="bfbfbf" w:space="0" w:sz="6" w:val="single"/>
-              <w:right w:color="bfbfbf" w:space="0" w:sz="6" w:val="single"/>
-            </w:tcBorders>
-            <w:tcMar>
-              <w:left w:w="105.0" w:type="dxa"/>
-              <w:right w:w="105.0" w:type="dxa"/>
-            </w:tcMar>
-          </w:tcPr>
-          <w:p>
-            <w:pPr>
-              <w:spacing w:line="360" w:lineRule="auto"/>
-              <w:jc w:val="both"/>
-              <w:rPr>
-                <w:rFonts w:ascii="Calibri" w:cs="Calibri" w:eastAsia="Calibri" w:hAnsi="Calibri"/>
-                <w:sz w:val="16"/>
-                <w:szCs w:val="16"/>
-              </w:rPr>
-            </w:pPr>
-            <w:r>
-              <w:rPr>
-                <w:rtl w:val="0"/>
-              </w:rPr>
-            </w:r>
-          </w:p>
-        </w:tc>
-        <w:tc>
-          <w:tcPr>
-            <w:tcBorders>
-              <w:top w:color="bfbfbf" w:space="0" w:sz="6" w:val="single"/>
-              <w:left w:color="bfbfbf" w:space="0" w:sz="6" w:val="single"/>
-              <w:bottom w:color="bfbfbf" w:space="0" w:sz="6" w:val="single"/>
-              <w:right w:color="bfbfbf" w:space="0" w:sz="6" w:val="single"/>
-            </w:tcBorders>
-            <w:tcMar>
-              <w:left w:w="105.0" w:type="dxa"/>
-              <w:right w:w="105.0" w:type="dxa"/>
-            </w:tcMar>
-          </w:tcPr>
-          <w:p>
-            <w:pPr>
-              <w:spacing w:line="360" w:lineRule="auto"/>
-              <w:jc w:val="both"/>
-              <w:rPr>
-                <w:rFonts w:ascii="Calibri" w:cs="Calibri" w:eastAsia="Calibri" w:hAnsi="Calibri"/>
-                <w:sz w:val="16"/>
-                <w:szCs w:val="16"/>
-              </w:rPr>
-            </w:pPr>
-            <w:r>
-              <w:rPr>
-                <w:rtl w:val="0"/>
-              </w:rPr>
-            </w:r>
-          </w:p>
-        </w:tc>
-        <w:tc>
-          <w:tcPr>
-            <w:tcBorders>
-              <w:top w:color="bfbfbf" w:space="0" w:sz="6" w:val="single"/>
-              <w:left w:color="bfbfbf" w:space="0" w:sz="6" w:val="single"/>
-              <w:bottom w:color="bfbfbf" w:space="0" w:sz="6" w:val="single"/>
-              <w:right w:color="bfbfbf" w:space="0" w:sz="6" w:val="single"/>
-            </w:tcBorders>
-            <w:tcMar>
-              <w:left w:w="105.0" w:type="dxa"/>
-              <w:right w:w="105.0" w:type="dxa"/>
-            </w:tcMar>
-          </w:tcPr>
-          <w:p>
-            <w:pPr>
-              <w:spacing w:line="360" w:lineRule="auto"/>
-              <w:jc w:val="both"/>
-              <w:rPr>
-                <w:rFonts w:ascii="Calibri" w:cs="Calibri" w:eastAsia="Calibri" w:hAnsi="Calibri"/>
-                <w:sz w:val="16"/>
-                <w:szCs w:val="16"/>
-              </w:rPr>
-            </w:pPr>
-            <w:r>
-              <w:rPr>
-                <w:rtl w:val="0"/>
-              </w:rPr>
-            </w:r>
-          </w:p>
-        </w:tc>
-        <w:tc>
-          <w:tcPr>
-            <w:tcBorders>
-              <w:top w:color="bfbfbf" w:space="0" w:sz="6" w:val="single"/>
-              <w:left w:color="bfbfbf" w:space="0" w:sz="6" w:val="single"/>
-              <w:bottom w:color="bfbfbf" w:space="0" w:sz="6" w:val="single"/>
-              <w:right w:color="bfbfbf" w:space="0" w:sz="6" w:val="single"/>
-            </w:tcBorders>
-            <w:tcMar>
-              <w:left w:w="105.0" w:type="dxa"/>
-              <w:right w:w="105.0" w:type="dxa"/>
-            </w:tcMar>
-          </w:tcPr>
-          <w:p>
-            <w:pPr>
-              <w:spacing w:line="360" w:lineRule="auto"/>
-              <w:jc w:val="both"/>
-              <w:rPr>
-                <w:rFonts w:ascii="Calibri" w:cs="Calibri" w:eastAsia="Calibri" w:hAnsi="Calibri"/>
-                <w:sz w:val="16"/>
-                <w:szCs w:val="16"/>
-              </w:rPr>
-            </w:pPr>
-            <w:r>
-              <w:rPr>
-                <w:rtl w:val="0"/>
-              </w:rPr>
-            </w:r>
-          </w:p>
-        </w:tc>
-        <w:tc>
-          <w:tcPr>
-            <w:tcBorders>
-              <w:top w:color="bfbfbf" w:space="0" w:sz="6" w:val="single"/>
-              <w:left w:color="bfbfbf" w:space="0" w:sz="6" w:val="single"/>
-              <w:bottom w:color="bfbfbf" w:space="0" w:sz="6" w:val="single"/>
-              <w:right w:color="bfbfbf" w:space="0" w:sz="6" w:val="single"/>
-            </w:tcBorders>
-            <w:tcMar>
-              <w:left w:w="105.0" w:type="dxa"/>
-              <w:right w:w="105.0" w:type="dxa"/>
-            </w:tcMar>
-          </w:tcPr>
-          <w:p>
-            <w:pPr>
-              <w:spacing w:line="360" w:lineRule="auto"/>
-              <w:jc w:val="both"/>
-              <w:rPr>
-                <w:rFonts w:ascii="Calibri" w:cs="Calibri" w:eastAsia="Calibri" w:hAnsi="Calibri"/>
-                <w:sz w:val="16"/>
-                <w:szCs w:val="16"/>
-              </w:rPr>
-            </w:pPr>
-            <w:r>
-              <w:rPr>
-                <w:rtl w:val="0"/>
-              </w:rPr>
-            </w:r>
-          </w:p>
-        </w:tc>
-        <w:tc>
-          <w:tcPr>
-            <w:tcBorders>
-              <w:top w:color="bfbfbf" w:space="0" w:sz="6" w:val="single"/>
-              <w:left w:color="bfbfbf" w:space="0" w:sz="6" w:val="single"/>
-              <w:bottom w:color="bfbfbf" w:space="0" w:sz="6" w:val="single"/>
-              <w:right w:color="bfbfbf" w:space="0" w:sz="6" w:val="single"/>
-            </w:tcBorders>
-            <w:tcMar>
-              <w:left w:w="105.0" w:type="dxa"/>
-              <w:right w:w="105.0" w:type="dxa"/>
-            </w:tcMar>
-          </w:tcPr>
-          <w:p>
-            <w:pPr>
-              <w:spacing w:line="360" w:lineRule="auto"/>
-              <w:jc w:val="both"/>
-              <w:rPr>
-                <w:rFonts w:ascii="Calibri" w:cs="Calibri" w:eastAsia="Calibri" w:hAnsi="Calibri"/>
-                <w:sz w:val="16"/>
-                <w:szCs w:val="16"/>
-              </w:rPr>
-            </w:pPr>
-            <w:r>
-              <w:rPr>
-                <w:rtl w:val="0"/>
-              </w:rPr>
-            </w:r>
-          </w:p>
-        </w:tc>
-        <w:tc>
-          <w:tcPr>
-            <w:tcBorders>
-              <w:top w:color="bfbfbf" w:space="0" w:sz="6" w:val="single"/>
-              <w:left w:color="bfbfbf" w:space="0" w:sz="6" w:val="single"/>
-              <w:bottom w:color="bfbfbf" w:space="0" w:sz="6" w:val="single"/>
-              <w:right w:color="bfbfbf" w:space="0" w:sz="6" w:val="single"/>
-            </w:tcBorders>
-            <w:tcMar>
-              <w:left w:w="105.0" w:type="dxa"/>
-              <w:right w:w="105.0" w:type="dxa"/>
-            </w:tcMar>
-          </w:tcPr>
-          <w:p>
-            <w:pPr>
-              <w:spacing w:line="360" w:lineRule="auto"/>
-              <w:jc w:val="both"/>
-              <w:rPr>
-                <w:rFonts w:ascii="Calibri" w:cs="Calibri" w:eastAsia="Calibri" w:hAnsi="Calibri"/>
-                <w:sz w:val="16"/>
-                <w:szCs w:val="16"/>
-              </w:rPr>
-            </w:pPr>
-            <w:r>
-              <w:rPr>
-                <w:rtl w:val="0"/>
-              </w:rPr>
-            </w:r>
-          </w:p>
-        </w:tc>
-        <w:tc>
-          <w:tcPr>
-            <w:tcBorders>
-              <w:top w:color="bfbfbf" w:space="0" w:sz="6" w:val="single"/>
-              <w:left w:color="bfbfbf" w:space="0" w:sz="6" w:val="single"/>
-              <w:bottom w:color="bfbfbf" w:space="0" w:sz="6" w:val="single"/>
-              <w:right w:color="bfbfbf" w:space="0" w:sz="6" w:val="single"/>
-            </w:tcBorders>
-            <w:tcMar>
-              <w:left w:w="105.0" w:type="dxa"/>
-              <w:right w:w="105.0" w:type="dxa"/>
-            </w:tcMar>
-          </w:tcPr>
-          <w:p>
-            <w:pPr>
-              <w:spacing w:line="360" w:lineRule="auto"/>
-              <w:jc w:val="both"/>
-              <w:rPr>
-                <w:rFonts w:ascii="Calibri" w:cs="Calibri" w:eastAsia="Calibri" w:hAnsi="Calibri"/>
-                <w:sz w:val="16"/>
-                <w:szCs w:val="16"/>
-              </w:rPr>
-            </w:pPr>
-            <w:r>
-              <w:rPr>
-                <w:rtl w:val="0"/>
-              </w:rPr>
-            </w:r>
-          </w:p>
-        </w:tc>
-        <w:tc>
-          <w:tcPr>
-            <w:tcBorders>
-              <w:top w:color="bfbfbf" w:space="0" w:sz="6" w:val="single"/>
-              <w:left w:color="bfbfbf" w:space="0" w:sz="6" w:val="single"/>
-              <w:bottom w:color="bfbfbf" w:space="0" w:sz="6" w:val="single"/>
-              <w:right w:color="bfbfbf" w:space="0" w:sz="6" w:val="single"/>
-            </w:tcBorders>
-            <w:tcMar>
-              <w:left w:w="105.0" w:type="dxa"/>
-              <w:right w:w="105.0" w:type="dxa"/>
-            </w:tcMar>
-          </w:tcPr>
-          <w:p>
-            <w:pPr>
-              <w:spacing w:line="360" w:lineRule="auto"/>
-              <w:jc w:val="both"/>
-              <w:rPr>
-                <w:rFonts w:ascii="Calibri" w:cs="Calibri" w:eastAsia="Calibri" w:hAnsi="Calibri"/>
-                <w:sz w:val="16"/>
-                <w:szCs w:val="16"/>
-              </w:rPr>
-            </w:pPr>
-            <w:r>
-              <w:rPr>
-                <w:rtl w:val="0"/>
-              </w:rPr>
-            </w:r>
-          </w:p>
-        </w:tc>
-        <w:tc>
-          <w:tcPr>
-            <w:tcBorders>
-              <w:top w:color="bfbfbf" w:space="0" w:sz="6" w:val="single"/>
-              <w:left w:color="bfbfbf" w:space="0" w:sz="6" w:val="single"/>
-              <w:bottom w:color="bfbfbf" w:space="0" w:sz="6" w:val="single"/>
-              <w:right w:color="bfbfbf" w:space="0" w:sz="6" w:val="single"/>
-            </w:tcBorders>
-            <w:tcMar>
-              <w:left w:w="105.0" w:type="dxa"/>
-              <w:right w:w="105.0" w:type="dxa"/>
-            </w:tcMar>
-          </w:tcPr>
-          <w:p>
-            <w:pPr>
-              <w:spacing w:line="360" w:lineRule="auto"/>
-              <w:jc w:val="both"/>
-              <w:rPr>
-                <w:rFonts w:ascii="Calibri" w:cs="Calibri" w:eastAsia="Calibri" w:hAnsi="Calibri"/>
-                <w:sz w:val="16"/>
-                <w:szCs w:val="16"/>
-              </w:rPr>
-            </w:pPr>
-            <w:r>
-              <w:rPr>
-                <w:rtl w:val="0"/>
-              </w:rPr>
-            </w:r>
-          </w:p>
-        </w:tc>
-        <w:tc>
-          <w:tcPr>
-            <w:tcBorders>
-              <w:top w:color="bfbfbf" w:space="0" w:sz="6" w:val="single"/>
-              <w:left w:color="bfbfbf" w:space="0" w:sz="6" w:val="single"/>
-              <w:bottom w:color="bfbfbf" w:space="0" w:sz="6" w:val="single"/>
-              <w:right w:color="bfbfbf" w:space="0" w:sz="6" w:val="single"/>
-            </w:tcBorders>
-            <w:tcMar>
-              <w:left w:w="105.0" w:type="dxa"/>
-              <w:right w:w="105.0" w:type="dxa"/>
-            </w:tcMar>
-          </w:tcPr>
-          <w:p>
-            <w:pPr>
-              <w:spacing w:line="360" w:lineRule="auto"/>
-              <w:jc w:val="both"/>
-              <w:rPr>
-                <w:rFonts w:ascii="Calibri" w:cs="Calibri" w:eastAsia="Calibri" w:hAnsi="Calibri"/>
-                <w:sz w:val="16"/>
-                <w:szCs w:val="16"/>
-              </w:rPr>
-            </w:pPr>
-            <w:r>
-              <w:rPr>
-                <w:rtl w:val="0"/>
-              </w:rPr>
-            </w:r>
-          </w:p>
-        </w:tc>
-        <w:tc>
-          <w:tcPr>
-            <w:tcBorders>
-              <w:top w:color="bfbfbf" w:space="0" w:sz="6" w:val="single"/>
-              <w:left w:color="bfbfbf" w:space="0" w:sz="6" w:val="single"/>
-              <w:bottom w:color="bfbfbf" w:space="0" w:sz="6" w:val="single"/>
-              <w:right w:color="bfbfbf" w:space="0" w:sz="6" w:val="single"/>
-            </w:tcBorders>
-            <w:tcMar>
-              <w:left w:w="105.0" w:type="dxa"/>
-              <w:right w:w="105.0" w:type="dxa"/>
-            </w:tcMar>
-          </w:tcPr>
-          <w:p>
-            <w:pPr>
-              <w:spacing w:line="360" w:lineRule="auto"/>
-              <w:jc w:val="both"/>
-              <w:rPr>
-                <w:rFonts w:ascii="Calibri" w:cs="Calibri" w:eastAsia="Calibri" w:hAnsi="Calibri"/>
-                <w:sz w:val="16"/>
-                <w:szCs w:val="16"/>
-              </w:rPr>
-            </w:pPr>
-            <w:r>
-              <w:rPr>
-                <w:rtl w:val="0"/>
-              </w:rPr>
-            </w:r>
-          </w:p>
-        </w:tc>
-        <w:tc>
-          <w:tcPr>
-            <w:tcBorders>
-              <w:top w:color="bfbfbf" w:space="0" w:sz="6" w:val="single"/>
-              <w:left w:color="bfbfbf" w:space="0" w:sz="6" w:val="single"/>
-              <w:bottom w:color="bfbfbf" w:space="0" w:sz="6" w:val="single"/>
-              <w:right w:color="bfbfbf" w:space="0" w:sz="6" w:val="single"/>
-            </w:tcBorders>
-            <w:tcMar>
-              <w:left w:w="105.0" w:type="dxa"/>
-              <w:right w:w="105.0" w:type="dxa"/>
-            </w:tcMar>
-          </w:tcPr>
-          <w:p>
-            <w:pPr>
-              <w:spacing w:line="360" w:lineRule="auto"/>
-              <w:jc w:val="both"/>
-              <w:rPr>
-                <w:rFonts w:ascii="Calibri" w:cs="Calibri" w:eastAsia="Calibri" w:hAnsi="Calibri"/>
-                <w:sz w:val="16"/>
-                <w:szCs w:val="16"/>
-              </w:rPr>
-            </w:pPr>
-            <w:r>
-              <w:rPr>
-                <w:rtl w:val="0"/>
-              </w:rPr>
-            </w:r>
-          </w:p>
-        </w:tc>
-        <w:tc>
-          <w:tcPr>
-            <w:tcBorders>
-              <w:top w:color="bfbfbf" w:space="0" w:sz="6" w:val="single"/>
-              <w:left w:color="bfbfbf" w:space="0" w:sz="6" w:val="single"/>
-              <w:bottom w:color="bfbfbf" w:space="0" w:sz="6" w:val="single"/>
-              <w:right w:color="bfbfbf" w:space="0" w:sz="6" w:val="single"/>
-            </w:tcBorders>
-            <w:tcMar>
-              <w:left w:w="105.0" w:type="dxa"/>
-              <w:right w:w="105.0" w:type="dxa"/>
-            </w:tcMar>
-          </w:tcPr>
-          <w:p>
-            <w:pPr>
-              <w:spacing w:line="360" w:lineRule="auto"/>
-              <w:jc w:val="both"/>
-              <w:rPr>
-                <w:rFonts w:ascii="Calibri" w:cs="Calibri" w:eastAsia="Calibri" w:hAnsi="Calibri"/>
-                <w:sz w:val="16"/>
-                <w:szCs w:val="16"/>
-              </w:rPr>
-            </w:pPr>
-            <w:r>
-              <w:rPr>
-                <w:rtl w:val="0"/>
-              </w:rPr>
-            </w:r>
-          </w:p>
-        </w:tc>
-        <w:tc>
-          <w:tcPr>
-            <w:tcBorders>
-              <w:top w:color="bfbfbf" w:space="0" w:sz="6" w:val="single"/>
-              <w:left w:color="bfbfbf" w:space="0" w:sz="6" w:val="single"/>
-              <w:bottom w:color="bfbfbf" w:space="0" w:sz="6" w:val="single"/>
-              <w:right w:color="bfbfbf" w:space="0" w:sz="6" w:val="single"/>
-            </w:tcBorders>
-            <w:tcMar>
-              <w:left w:w="105.0" w:type="dxa"/>
-              <w:right w:w="105.0" w:type="dxa"/>
-            </w:tcMar>
-          </w:tcPr>
-          <w:p>
-            <w:pPr>
-              <w:spacing w:line="360" w:lineRule="auto"/>
-              <w:jc w:val="both"/>
-              <w:rPr>
-                <w:rFonts w:ascii="Calibri" w:cs="Calibri" w:eastAsia="Calibri" w:hAnsi="Calibri"/>
-                <w:sz w:val="16"/>
-                <w:szCs w:val="16"/>
-              </w:rPr>
-            </w:pPr>
-            <w:r>
-              <w:rPr>
-                <w:rtl w:val="0"/>
-              </w:rPr>
-            </w:r>
-          </w:p>
-        </w:tc>
-        <w:tc>
-          <w:tcPr>
-            <w:tcBorders>
-              <w:top w:color="bfbfbf" w:space="0" w:sz="6" w:val="single"/>
-              <w:left w:color="bfbfbf" w:space="0" w:sz="6" w:val="single"/>
-              <w:bottom w:color="bfbfbf" w:space="0" w:sz="6" w:val="single"/>
-              <w:right w:color="bfbfbf" w:space="0" w:sz="6" w:val="single"/>
-            </w:tcBorders>
-            <w:tcMar>
-              <w:left w:w="105.0" w:type="dxa"/>
-              <w:right w:w="105.0" w:type="dxa"/>
-            </w:tcMar>
-          </w:tcPr>
-          <w:p>
-            <w:pPr>
-              <w:spacing w:line="360" w:lineRule="auto"/>
-              <w:jc w:val="both"/>
-              <w:rPr>
-                <w:rFonts w:ascii="Calibri" w:cs="Calibri" w:eastAsia="Calibri" w:hAnsi="Calibri"/>
-                <w:sz w:val="16"/>
-                <w:szCs w:val="16"/>
-              </w:rPr>
-            </w:pPr>
-            <w:r>
-              <w:rPr>
-                <w:rFonts w:ascii="Calibri" w:cs="Calibri" w:eastAsia="Calibri" w:hAnsi="Calibri"/>
-                <w:sz w:val="16"/>
-                <w:szCs w:val="16"/>
-                <w:rtl w:val="0"/>
-              </w:rPr>
-              <w:t xml:space="preserve">x</w:t>
-            </w:r>
-          </w:p>
-        </w:tc>
-        <w:tc>
-          <w:tcPr>
-            <w:tcBorders>
-              <w:top w:color="bfbfbf" w:space="0" w:sz="6" w:val="single"/>
-              <w:left w:color="bfbfbf" w:space="0" w:sz="6" w:val="single"/>
-              <w:bottom w:color="bfbfbf" w:space="0" w:sz="6" w:val="single"/>
-              <w:right w:color="bfbfbf" w:space="0" w:sz="6" w:val="single"/>
-            </w:tcBorders>
-            <w:tcMar>
-              <w:left w:w="105.0" w:type="dxa"/>
-              <w:right w:w="105.0" w:type="dxa"/>
-            </w:tcMar>
-          </w:tcPr>
-          <w:p>
-            <w:pPr>
-              <w:spacing w:line="360" w:lineRule="auto"/>
-              <w:jc w:val="both"/>
-              <w:rPr>
-                <w:rFonts w:ascii="Calibri" w:cs="Calibri" w:eastAsia="Calibri" w:hAnsi="Calibri"/>
-                <w:sz w:val="16"/>
-                <w:szCs w:val="16"/>
-              </w:rPr>
-            </w:pPr>
-            <w:r>
-              <w:rPr>
-                <w:rtl w:val="0"/>
-              </w:rPr>
-            </w:r>
-          </w:p>
-        </w:tc>
-      </w:tr>
-      <w:tr>
-        <w:trPr>
-          <w:cantSplit w:val="0"/>
-          <w:trHeight w:val="285" w:hRule="atLeast"/>
-          <w:tblHeader w:val="0"/>
-        </w:trPr>
-        <w:tc>
-          <w:tcPr>
-            <w:tcBorders>
-              <w:top w:color="bfbfbf" w:space="0" w:sz="6" w:val="single"/>
-              <w:left w:color="bfbfbf" w:space="0" w:sz="6" w:val="single"/>
-              <w:bottom w:color="bfbfbf" w:space="0" w:sz="6" w:val="single"/>
-              <w:right w:color="bfbfbf" w:space="0" w:sz="6" w:val="single"/>
-            </w:tcBorders>
-            <w:tcMar>
-              <w:left w:w="105.0" w:type="dxa"/>
-              <w:right w:w="105.0" w:type="dxa"/>
-            </w:tcMar>
-          </w:tcPr>
-          <w:p>
-            <w:pPr>
-              <w:spacing w:line="360" w:lineRule="auto"/>
-              <w:jc w:val="both"/>
-              <w:rPr>
-                <w:rFonts w:ascii="Calibri" w:cs="Calibri" w:eastAsia="Calibri" w:hAnsi="Calibri"/>
-                <w:sz w:val="16"/>
-                <w:szCs w:val="16"/>
-              </w:rPr>
-            </w:pPr>
-            <w:r>
-              <w:rPr>
-                <w:rFonts w:ascii="Calibri" w:cs="Calibri" w:eastAsia="Calibri" w:hAnsi="Calibri"/>
-                <w:sz w:val="16"/>
-                <w:szCs w:val="16"/>
-                <w:rtl w:val="0"/>
-              </w:rPr>
-              <w:t xml:space="preserve">Entrega final</w:t>
-            </w:r>
-          </w:p>
-        </w:tc>
-        <w:tc>
-          <w:tcPr>
-            <w:tcBorders>
-              <w:top w:color="bfbfbf" w:space="0" w:sz="6" w:val="single"/>
-              <w:left w:color="bfbfbf" w:space="0" w:sz="6" w:val="single"/>
-              <w:bottom w:color="bfbfbf" w:space="0" w:sz="6" w:val="single"/>
-              <w:right w:color="bfbfbf" w:space="0" w:sz="6" w:val="single"/>
-            </w:tcBorders>
-            <w:tcMar>
-              <w:left w:w="105.0" w:type="dxa"/>
-              <w:right w:w="105.0" w:type="dxa"/>
-            </w:tcMar>
-          </w:tcPr>
-          <w:p>
-            <w:pPr>
-              <w:spacing w:line="360" w:lineRule="auto"/>
-              <w:jc w:val="both"/>
-              <w:rPr>
-                <w:rFonts w:ascii="Calibri" w:cs="Calibri" w:eastAsia="Calibri" w:hAnsi="Calibri"/>
-                <w:sz w:val="16"/>
-                <w:szCs w:val="16"/>
-              </w:rPr>
-            </w:pPr>
-            <w:r>
-              <w:rPr>
-                <w:rtl w:val="0"/>
-              </w:rPr>
-            </w:r>
-          </w:p>
-        </w:tc>
-        <w:tc>
-          <w:tcPr>
-            <w:tcBorders>
-              <w:top w:color="bfbfbf" w:space="0" w:sz="6" w:val="single"/>
-              <w:left w:color="bfbfbf" w:space="0" w:sz="6" w:val="single"/>
-              <w:bottom w:color="bfbfbf" w:space="0" w:sz="6" w:val="single"/>
-              <w:right w:color="bfbfbf" w:space="0" w:sz="6" w:val="single"/>
-            </w:tcBorders>
-            <w:tcMar>
-              <w:left w:w="105.0" w:type="dxa"/>
-              <w:right w:w="105.0" w:type="dxa"/>
-            </w:tcMar>
-          </w:tcPr>
-          <w:p>
-            <w:pPr>
-              <w:spacing w:line="360" w:lineRule="auto"/>
-              <w:jc w:val="both"/>
-              <w:rPr>
-                <w:rFonts w:ascii="Calibri" w:cs="Calibri" w:eastAsia="Calibri" w:hAnsi="Calibri"/>
-                <w:sz w:val="16"/>
-                <w:szCs w:val="16"/>
-              </w:rPr>
-            </w:pPr>
-            <w:r>
-              <w:rPr>
-                <w:rtl w:val="0"/>
-              </w:rPr>
-            </w:r>
-          </w:p>
-        </w:tc>
-        <w:tc>
-          <w:tcPr>
-            <w:tcBorders>
-              <w:top w:color="bfbfbf" w:space="0" w:sz="6" w:val="single"/>
-              <w:left w:color="bfbfbf" w:space="0" w:sz="6" w:val="single"/>
-              <w:bottom w:color="bfbfbf" w:space="0" w:sz="6" w:val="single"/>
-              <w:right w:color="bfbfbf" w:space="0" w:sz="6" w:val="single"/>
-            </w:tcBorders>
-            <w:tcMar>
-              <w:left w:w="105.0" w:type="dxa"/>
-              <w:right w:w="105.0" w:type="dxa"/>
-            </w:tcMar>
-          </w:tcPr>
-          <w:p>
-            <w:pPr>
-              <w:spacing w:line="360" w:lineRule="auto"/>
-              <w:jc w:val="both"/>
-              <w:rPr>
-                <w:rFonts w:ascii="Calibri" w:cs="Calibri" w:eastAsia="Calibri" w:hAnsi="Calibri"/>
-                <w:sz w:val="16"/>
-                <w:szCs w:val="16"/>
-              </w:rPr>
-            </w:pPr>
-            <w:r>
-              <w:rPr>
-                <w:rtl w:val="0"/>
-              </w:rPr>
-            </w:r>
-          </w:p>
-        </w:tc>
-        <w:tc>
-          <w:tcPr>
-            <w:tcBorders>
-              <w:top w:color="bfbfbf" w:space="0" w:sz="6" w:val="single"/>
-              <w:left w:color="bfbfbf" w:space="0" w:sz="6" w:val="single"/>
-              <w:bottom w:color="bfbfbf" w:space="0" w:sz="6" w:val="single"/>
-              <w:right w:color="bfbfbf" w:space="0" w:sz="6" w:val="single"/>
-            </w:tcBorders>
-            <w:tcMar>
-              <w:left w:w="105.0" w:type="dxa"/>
-              <w:right w:w="105.0" w:type="dxa"/>
-            </w:tcMar>
-          </w:tcPr>
-          <w:p>
-            <w:pPr>
-              <w:spacing w:line="360" w:lineRule="auto"/>
-              <w:jc w:val="both"/>
-              <w:rPr>
-                <w:rFonts w:ascii="Calibri" w:cs="Calibri" w:eastAsia="Calibri" w:hAnsi="Calibri"/>
-                <w:sz w:val="16"/>
-                <w:szCs w:val="16"/>
-              </w:rPr>
-            </w:pPr>
-            <w:r>
-              <w:rPr>
-                <w:rtl w:val="0"/>
-              </w:rPr>
-            </w:r>
-          </w:p>
-        </w:tc>
-        <w:tc>
-          <w:tcPr>
-            <w:tcBorders>
-              <w:top w:color="bfbfbf" w:space="0" w:sz="6" w:val="single"/>
-              <w:left w:color="bfbfbf" w:space="0" w:sz="6" w:val="single"/>
-              <w:bottom w:color="bfbfbf" w:space="0" w:sz="6" w:val="single"/>
-              <w:right w:color="bfbfbf" w:space="0" w:sz="6" w:val="single"/>
-            </w:tcBorders>
-            <w:tcMar>
-              <w:left w:w="105.0" w:type="dxa"/>
-              <w:right w:w="105.0" w:type="dxa"/>
-            </w:tcMar>
-          </w:tcPr>
-          <w:p>
-            <w:pPr>
-              <w:spacing w:line="360" w:lineRule="auto"/>
-              <w:jc w:val="both"/>
-              <w:rPr>
-                <w:rFonts w:ascii="Calibri" w:cs="Calibri" w:eastAsia="Calibri" w:hAnsi="Calibri"/>
-                <w:sz w:val="16"/>
-                <w:szCs w:val="16"/>
-              </w:rPr>
-            </w:pPr>
-            <w:r>
-              <w:rPr>
-                <w:rtl w:val="0"/>
-              </w:rPr>
-            </w:r>
-          </w:p>
-        </w:tc>
-        <w:tc>
-          <w:tcPr>
-            <w:tcBorders>
-              <w:top w:color="bfbfbf" w:space="0" w:sz="6" w:val="single"/>
-              <w:left w:color="bfbfbf" w:space="0" w:sz="6" w:val="single"/>
-              <w:bottom w:color="bfbfbf" w:space="0" w:sz="6" w:val="single"/>
-              <w:right w:color="bfbfbf" w:space="0" w:sz="6" w:val="single"/>
-            </w:tcBorders>
-            <w:tcMar>
-              <w:left w:w="105.0" w:type="dxa"/>
-              <w:right w:w="105.0" w:type="dxa"/>
-            </w:tcMar>
-          </w:tcPr>
-          <w:p>
-            <w:pPr>
-              <w:spacing w:line="360" w:lineRule="auto"/>
-              <w:jc w:val="both"/>
-              <w:rPr>
-                <w:rFonts w:ascii="Calibri" w:cs="Calibri" w:eastAsia="Calibri" w:hAnsi="Calibri"/>
-                <w:sz w:val="16"/>
-                <w:szCs w:val="16"/>
-              </w:rPr>
-            </w:pPr>
-            <w:r>
-              <w:rPr>
-                <w:rtl w:val="0"/>
-              </w:rPr>
-            </w:r>
-          </w:p>
-        </w:tc>
-        <w:tc>
-          <w:tcPr>
-            <w:tcBorders>
-              <w:top w:color="bfbfbf" w:space="0" w:sz="6" w:val="single"/>
-              <w:left w:color="bfbfbf" w:space="0" w:sz="6" w:val="single"/>
-              <w:bottom w:color="bfbfbf" w:space="0" w:sz="6" w:val="single"/>
-              <w:right w:color="bfbfbf" w:space="0" w:sz="6" w:val="single"/>
-            </w:tcBorders>
-            <w:tcMar>
-              <w:left w:w="105.0" w:type="dxa"/>
-              <w:right w:w="105.0" w:type="dxa"/>
-            </w:tcMar>
-          </w:tcPr>
-          <w:p>
-            <w:pPr>
-              <w:spacing w:line="360" w:lineRule="auto"/>
-              <w:jc w:val="both"/>
-              <w:rPr>
-                <w:rFonts w:ascii="Calibri" w:cs="Calibri" w:eastAsia="Calibri" w:hAnsi="Calibri"/>
-                <w:sz w:val="16"/>
-                <w:szCs w:val="16"/>
-              </w:rPr>
-            </w:pPr>
-            <w:r>
-              <w:rPr>
-                <w:rtl w:val="0"/>
-              </w:rPr>
-            </w:r>
-          </w:p>
-        </w:tc>
-        <w:tc>
-          <w:tcPr>
-            <w:tcBorders>
-              <w:top w:color="bfbfbf" w:space="0" w:sz="6" w:val="single"/>
-              <w:left w:color="bfbfbf" w:space="0" w:sz="6" w:val="single"/>
-              <w:bottom w:color="bfbfbf" w:space="0" w:sz="6" w:val="single"/>
-              <w:right w:color="bfbfbf" w:space="0" w:sz="6" w:val="single"/>
-            </w:tcBorders>
-            <w:tcMar>
-              <w:left w:w="105.0" w:type="dxa"/>
-              <w:right w:w="105.0" w:type="dxa"/>
-            </w:tcMar>
-          </w:tcPr>
-          <w:p>
-            <w:pPr>
-              <w:spacing w:line="360" w:lineRule="auto"/>
-              <w:jc w:val="both"/>
-              <w:rPr>
-                <w:rFonts w:ascii="Calibri" w:cs="Calibri" w:eastAsia="Calibri" w:hAnsi="Calibri"/>
-                <w:sz w:val="16"/>
-                <w:szCs w:val="16"/>
-              </w:rPr>
-            </w:pPr>
-            <w:r>
-              <w:rPr>
-                <w:rtl w:val="0"/>
-              </w:rPr>
-            </w:r>
-          </w:p>
-        </w:tc>
-        <w:tc>
-          <w:tcPr>
-            <w:tcBorders>
-              <w:top w:color="bfbfbf" w:space="0" w:sz="6" w:val="single"/>
-              <w:left w:color="bfbfbf" w:space="0" w:sz="6" w:val="single"/>
-              <w:bottom w:color="bfbfbf" w:space="0" w:sz="6" w:val="single"/>
-              <w:right w:color="bfbfbf" w:space="0" w:sz="6" w:val="single"/>
-            </w:tcBorders>
-            <w:tcMar>
-              <w:left w:w="105.0" w:type="dxa"/>
-              <w:right w:w="105.0" w:type="dxa"/>
-            </w:tcMar>
-          </w:tcPr>
-          <w:p>
-            <w:pPr>
-              <w:spacing w:line="360" w:lineRule="auto"/>
-              <w:jc w:val="both"/>
-              <w:rPr>
-                <w:rFonts w:ascii="Calibri" w:cs="Calibri" w:eastAsia="Calibri" w:hAnsi="Calibri"/>
-                <w:sz w:val="16"/>
-                <w:szCs w:val="16"/>
-              </w:rPr>
-            </w:pPr>
-            <w:r>
-              <w:rPr>
-                <w:rtl w:val="0"/>
-              </w:rPr>
-            </w:r>
-          </w:p>
-        </w:tc>
-        <w:tc>
-          <w:tcPr>
-            <w:tcBorders>
-              <w:top w:color="bfbfbf" w:space="0" w:sz="6" w:val="single"/>
-              <w:left w:color="bfbfbf" w:space="0" w:sz="6" w:val="single"/>
-              <w:bottom w:color="bfbfbf" w:space="0" w:sz="6" w:val="single"/>
-              <w:right w:color="bfbfbf" w:space="0" w:sz="6" w:val="single"/>
-            </w:tcBorders>
-            <w:tcMar>
-              <w:left w:w="105.0" w:type="dxa"/>
-              <w:right w:w="105.0" w:type="dxa"/>
-            </w:tcMar>
-          </w:tcPr>
-          <w:p>
-            <w:pPr>
-              <w:spacing w:line="360" w:lineRule="auto"/>
-              <w:jc w:val="both"/>
-              <w:rPr>
-                <w:rFonts w:ascii="Calibri" w:cs="Calibri" w:eastAsia="Calibri" w:hAnsi="Calibri"/>
-                <w:sz w:val="16"/>
-                <w:szCs w:val="16"/>
-              </w:rPr>
-            </w:pPr>
-            <w:r>
-              <w:rPr>
-                <w:rtl w:val="0"/>
-              </w:rPr>
-            </w:r>
-          </w:p>
-        </w:tc>
-        <w:tc>
-          <w:tcPr>
-            <w:tcBorders>
-              <w:top w:color="bfbfbf" w:space="0" w:sz="6" w:val="single"/>
-              <w:left w:color="bfbfbf" w:space="0" w:sz="6" w:val="single"/>
-              <w:bottom w:color="bfbfbf" w:space="0" w:sz="6" w:val="single"/>
-              <w:right w:color="bfbfbf" w:space="0" w:sz="6" w:val="single"/>
-            </w:tcBorders>
-            <w:tcMar>
-              <w:left w:w="105.0" w:type="dxa"/>
-              <w:right w:w="105.0" w:type="dxa"/>
-            </w:tcMar>
-          </w:tcPr>
-          <w:p>
-            <w:pPr>
-              <w:spacing w:line="360" w:lineRule="auto"/>
-              <w:jc w:val="both"/>
-              <w:rPr>
-                <w:rFonts w:ascii="Calibri" w:cs="Calibri" w:eastAsia="Calibri" w:hAnsi="Calibri"/>
-                <w:sz w:val="16"/>
-                <w:szCs w:val="16"/>
-              </w:rPr>
-            </w:pPr>
-            <w:r>
-              <w:rPr>
-                <w:rtl w:val="0"/>
-              </w:rPr>
-            </w:r>
-          </w:p>
-        </w:tc>
-        <w:tc>
-          <w:tcPr>
-            <w:tcBorders>
-              <w:top w:color="bfbfbf" w:space="0" w:sz="6" w:val="single"/>
-              <w:left w:color="bfbfbf" w:space="0" w:sz="6" w:val="single"/>
-              <w:bottom w:color="bfbfbf" w:space="0" w:sz="6" w:val="single"/>
-              <w:right w:color="bfbfbf" w:space="0" w:sz="6" w:val="single"/>
-            </w:tcBorders>
-            <w:tcMar>
-              <w:left w:w="105.0" w:type="dxa"/>
-              <w:right w:w="105.0" w:type="dxa"/>
-            </w:tcMar>
-          </w:tcPr>
-          <w:p>
-            <w:pPr>
-              <w:spacing w:line="360" w:lineRule="auto"/>
-              <w:jc w:val="both"/>
-              <w:rPr>
-                <w:rFonts w:ascii="Calibri" w:cs="Calibri" w:eastAsia="Calibri" w:hAnsi="Calibri"/>
-                <w:sz w:val="16"/>
-                <w:szCs w:val="16"/>
-              </w:rPr>
-            </w:pPr>
-            <w:r>
-              <w:rPr>
-                <w:rtl w:val="0"/>
-              </w:rPr>
-            </w:r>
-          </w:p>
-        </w:tc>
-        <w:tc>
-          <w:tcPr>
-            <w:tcBorders>
-              <w:top w:color="bfbfbf" w:space="0" w:sz="6" w:val="single"/>
-              <w:left w:color="bfbfbf" w:space="0" w:sz="6" w:val="single"/>
-              <w:bottom w:color="bfbfbf" w:space="0" w:sz="6" w:val="single"/>
-              <w:right w:color="bfbfbf" w:space="0" w:sz="6" w:val="single"/>
-            </w:tcBorders>
-            <w:tcMar>
-              <w:left w:w="105.0" w:type="dxa"/>
-              <w:right w:w="105.0" w:type="dxa"/>
-            </w:tcMar>
-          </w:tcPr>
-          <w:p>
-            <w:pPr>
-              <w:spacing w:line="360" w:lineRule="auto"/>
-              <w:jc w:val="both"/>
-              <w:rPr>
-                <w:rFonts w:ascii="Calibri" w:cs="Calibri" w:eastAsia="Calibri" w:hAnsi="Calibri"/>
-                <w:sz w:val="16"/>
-                <w:szCs w:val="16"/>
-              </w:rPr>
-            </w:pPr>
-            <w:r>
-              <w:rPr>
-                <w:rtl w:val="0"/>
-              </w:rPr>
-            </w:r>
-          </w:p>
-        </w:tc>
-        <w:tc>
-          <w:tcPr>
-            <w:tcBorders>
-              <w:top w:color="bfbfbf" w:space="0" w:sz="6" w:val="single"/>
-              <w:left w:color="bfbfbf" w:space="0" w:sz="6" w:val="single"/>
-              <w:bottom w:color="bfbfbf" w:space="0" w:sz="6" w:val="single"/>
-              <w:right w:color="bfbfbf" w:space="0" w:sz="6" w:val="single"/>
-            </w:tcBorders>
-            <w:tcMar>
-              <w:left w:w="105.0" w:type="dxa"/>
-              <w:right w:w="105.0" w:type="dxa"/>
-            </w:tcMar>
-          </w:tcPr>
-          <w:p>
-            <w:pPr>
-              <w:spacing w:line="360" w:lineRule="auto"/>
-              <w:jc w:val="both"/>
-              <w:rPr>
-                <w:rFonts w:ascii="Calibri" w:cs="Calibri" w:eastAsia="Calibri" w:hAnsi="Calibri"/>
-                <w:sz w:val="16"/>
-                <w:szCs w:val="16"/>
-              </w:rPr>
-            </w:pPr>
-            <w:r>
-              <w:rPr>
-                <w:rtl w:val="0"/>
-              </w:rPr>
-            </w:r>
-          </w:p>
-        </w:tc>
-        <w:tc>
-          <w:tcPr>
-            <w:tcBorders>
-              <w:top w:color="bfbfbf" w:space="0" w:sz="6" w:val="single"/>
-              <w:left w:color="bfbfbf" w:space="0" w:sz="6" w:val="single"/>
-              <w:bottom w:color="bfbfbf" w:space="0" w:sz="6" w:val="single"/>
-              <w:right w:color="bfbfbf" w:space="0" w:sz="6" w:val="single"/>
-            </w:tcBorders>
-            <w:tcMar>
-              <w:left w:w="105.0" w:type="dxa"/>
-              <w:right w:w="105.0" w:type="dxa"/>
-            </w:tcMar>
-          </w:tcPr>
-          <w:p>
-            <w:pPr>
-              <w:spacing w:line="360" w:lineRule="auto"/>
-              <w:jc w:val="both"/>
-              <w:rPr>
-                <w:rFonts w:ascii="Calibri" w:cs="Calibri" w:eastAsia="Calibri" w:hAnsi="Calibri"/>
-                <w:sz w:val="16"/>
-                <w:szCs w:val="16"/>
-              </w:rPr>
-            </w:pPr>
-            <w:r>
-              <w:rPr>
-                <w:rtl w:val="0"/>
-              </w:rPr>
-            </w:r>
-          </w:p>
-        </w:tc>
-        <w:tc>
-          <w:tcPr>
-            <w:tcBorders>
-              <w:top w:color="bfbfbf" w:space="0" w:sz="6" w:val="single"/>
-              <w:left w:color="bfbfbf" w:space="0" w:sz="6" w:val="single"/>
-              <w:bottom w:color="bfbfbf" w:space="0" w:sz="6" w:val="single"/>
-              <w:right w:color="bfbfbf" w:space="0" w:sz="6" w:val="single"/>
-            </w:tcBorders>
-            <w:tcMar>
-              <w:left w:w="105.0" w:type="dxa"/>
-              <w:right w:w="105.0" w:type="dxa"/>
-            </w:tcMar>
-          </w:tcPr>
-          <w:p>
-            <w:pPr>
-              <w:spacing w:line="360" w:lineRule="auto"/>
-              <w:jc w:val="both"/>
-              <w:rPr>
-                <w:rFonts w:ascii="Calibri" w:cs="Calibri" w:eastAsia="Calibri" w:hAnsi="Calibri"/>
-                <w:sz w:val="16"/>
-                <w:szCs w:val="16"/>
-              </w:rPr>
-            </w:pPr>
-            <w:r>
-              <w:rPr>
-                <w:rtl w:val="0"/>
-              </w:rPr>
-            </w:r>
-          </w:p>
-        </w:tc>
-        <w:tc>
-          <w:tcPr>
-            <w:tcBorders>
-              <w:top w:color="bfbfbf" w:space="0" w:sz="6" w:val="single"/>
-              <w:left w:color="bfbfbf" w:space="0" w:sz="6" w:val="single"/>
-              <w:bottom w:color="bfbfbf" w:space="0" w:sz="6" w:val="single"/>
-              <w:right w:color="bfbfbf" w:space="0" w:sz="6" w:val="single"/>
-            </w:tcBorders>
-            <w:tcMar>
-              <w:left w:w="105.0" w:type="dxa"/>
-              <w:right w:w="105.0" w:type="dxa"/>
-            </w:tcMar>
-          </w:tcPr>
-          <w:p>
-            <w:pPr>
-              <w:spacing w:line="360" w:lineRule="auto"/>
-              <w:jc w:val="both"/>
-              <w:rPr>
-                <w:rFonts w:ascii="Calibri" w:cs="Calibri" w:eastAsia="Calibri" w:hAnsi="Calibri"/>
-                <w:sz w:val="16"/>
-                <w:szCs w:val="16"/>
-              </w:rPr>
-            </w:pPr>
-            <w:r>
-              <w:rPr>
-                <w:rtl w:val="0"/>
-              </w:rPr>
             </w:r>
           </w:p>
         </w:tc>
@@ -28088,8 +23163,8 @@
       </w:r>
     </w:p>
     <w:sectPr>
-      <w:headerReference r:id="rId11" w:type="default"/>
-      <w:footerReference r:id="rId12" w:type="default"/>
+      <w:headerReference r:id="rId16" w:type="default"/>
+      <w:footerReference r:id="rId17" w:type="default"/>
       <w:pgSz w:h="18720" w:w="12240" w:orient="portrait"/>
       <w:pgMar w:bottom="1417" w:top="1417" w:left="1701" w:right="1701" w:header="708" w:footer="1202"/>
       <w:pgNumType w:start="1"/>

--- a/Gestión/1.1.2 Documento de registro de definición e identificación del proyecto.docx
+++ b/Gestión/1.1.2 Documento de registro de definición e identificación del proyecto.docx
@@ -861,7 +861,7 @@
                 <wp:anchor allowOverlap="1" behindDoc="0" distB="0" distT="0" distL="114300" distR="114300" hidden="0" layoutInCell="1" locked="0" relativeHeight="0" simplePos="0">
                   <wp:simplePos x="0" y="0"/>
                   <wp:positionH relativeFrom="column">
-                    <wp:posOffset>-113664</wp:posOffset>
+                    <wp:posOffset>-113663</wp:posOffset>
                   </wp:positionH>
                   <wp:positionV relativeFrom="paragraph">
                     <wp:posOffset>102235</wp:posOffset>
@@ -869,12 +869,12 @@
                   <wp:extent cx="502920" cy="502920"/>
                   <wp:effectExtent b="0" l="0" r="0" t="0"/>
                   <wp:wrapNone/>
-                  <wp:docPr descr="Código QR con relleno sólido" id="2106009979" name="image4.png"/>
+                  <wp:docPr descr="Código QR con relleno sólido" id="9" name="image1.png"/>
                   <a:graphic>
                     <a:graphicData uri="http://schemas.openxmlformats.org/drawingml/2006/picture">
                       <pic:pic>
                         <pic:nvPicPr>
-                          <pic:cNvPr descr="Código QR con relleno sólido" id="0" name="image4.png"/>
+                          <pic:cNvPr descr="Código QR con relleno sólido" id="0" name="image1.png"/>
                           <pic:cNvPicPr preferRelativeResize="0"/>
                         </pic:nvPicPr>
                         <pic:blipFill>
@@ -951,15 +951,15 @@
               <wp:anchor allowOverlap="1" behindDoc="0" distB="4294967295" distT="4294967295" distL="114300" distR="114300" hidden="0" layoutInCell="1" locked="0" relativeHeight="0" simplePos="0">
                 <wp:simplePos x="0" y="0"/>
                 <wp:positionH relativeFrom="column">
-                  <wp:posOffset>15241</wp:posOffset>
+                  <wp:posOffset>8892</wp:posOffset>
                 </wp:positionH>
                 <wp:positionV relativeFrom="paragraph">
-                  <wp:posOffset>73025</wp:posOffset>
+                  <wp:posOffset>73026</wp:posOffset>
                 </wp:positionV>
-                <wp:extent cx="0" cy="12700"/>
+                <wp:extent cx="12700" cy="12700"/>
                 <wp:effectExtent b="0" l="0" r="0" t="0"/>
                 <wp:wrapNone/>
-                <wp:docPr id="2106009976" name=""/>
+                <wp:docPr id="2" name=""/>
                 <a:graphic>
                   <a:graphicData uri="http://schemas.microsoft.com/office/word/2010/wordprocessingShape">
                     <wps:wsp>
@@ -978,7 +978,7 @@
                             <a:srgbClr val="B3C6E7"/>
                           </a:solidFill>
                           <a:prstDash val="solid"/>
-                          <a:miter lim="800000"/>
+                          <a:miter lim="8000"/>
                           <a:headEnd len="sm" w="sm" type="none"/>
                           <a:tailEnd len="sm" w="sm" type="none"/>
                         </a:ln>
@@ -997,20 +997,20 @@
               <wp:anchor allowOverlap="1" behindDoc="0" distB="4294967295" distT="4294967295" distL="114300" distR="114300" hidden="0" layoutInCell="1" locked="0" relativeHeight="0" simplePos="0">
                 <wp:simplePos x="0" y="0"/>
                 <wp:positionH relativeFrom="column">
-                  <wp:posOffset>15241</wp:posOffset>
+                  <wp:posOffset>8892</wp:posOffset>
                 </wp:positionH>
                 <wp:positionV relativeFrom="paragraph">
-                  <wp:posOffset>73025</wp:posOffset>
+                  <wp:posOffset>73026</wp:posOffset>
                 </wp:positionV>
-                <wp:extent cx="0" cy="12700"/>
+                <wp:extent cx="12700" cy="12700"/>
                 <wp:effectExtent b="0" l="0" r="0" t="0"/>
                 <wp:wrapNone/>
-                <wp:docPr id="2106009976" name="image8.png"/>
+                <wp:docPr id="2" name="image7.png"/>
                 <a:graphic>
                   <a:graphicData uri="http://schemas.openxmlformats.org/drawingml/2006/picture">
                     <pic:pic>
                       <pic:nvPicPr>
-                        <pic:cNvPr id="0" name="image8.png"/>
+                        <pic:cNvPr id="0" name="image7.png"/>
                         <pic:cNvPicPr preferRelativeResize="0"/>
                       </pic:nvPicPr>
                       <pic:blipFill>
@@ -1023,7 +1023,7 @@
                       <pic:spPr>
                         <a:xfrm>
                           <a:off x="0" y="0"/>
-                          <a:ext cx="0" cy="12700"/>
+                          <a:ext cx="12700" cy="12700"/>
                         </a:xfrm>
                         <a:prstGeom prst="rect"/>
                         <a:ln/>
@@ -1154,12 +1154,12 @@
                 <wp:inline distB="0" distT="0" distL="0" distR="0">
                   <wp:extent cx="503555" cy="503555"/>
                   <wp:effectExtent b="0" l="0" r="0" t="0"/>
-                  <wp:docPr descr="Lista con relleno sólido" id="2106009981" name="image3.png"/>
+                  <wp:docPr descr="Lista con relleno sólido" id="6" name="image4.png"/>
                   <a:graphic>
                     <a:graphicData uri="http://schemas.openxmlformats.org/drawingml/2006/picture">
                       <pic:pic>
                         <pic:nvPicPr>
-                          <pic:cNvPr descr="Lista con relleno sólido" id="0" name="image3.png"/>
+                          <pic:cNvPr descr="Lista con relleno sólido" id="0" name="image4.png"/>
                           <pic:cNvPicPr preferRelativeResize="0"/>
                         </pic:nvPicPr>
                         <pic:blipFill>
@@ -1224,15 +1224,15 @@
               <wp:anchor allowOverlap="1" behindDoc="0" distB="4294967295" distT="4294967295" distL="114300" distR="114300" hidden="0" layoutInCell="1" locked="0" relativeHeight="0" simplePos="0">
                 <wp:simplePos x="0" y="0"/>
                 <wp:positionH relativeFrom="column">
-                  <wp:posOffset>1</wp:posOffset>
+                  <wp:posOffset>-6348</wp:posOffset>
                 </wp:positionH>
                 <wp:positionV relativeFrom="paragraph">
-                  <wp:posOffset>-6985</wp:posOffset>
+                  <wp:posOffset>-6984</wp:posOffset>
                 </wp:positionV>
-                <wp:extent cx="0" cy="12700"/>
+                <wp:extent cx="12700" cy="12700"/>
                 <wp:effectExtent b="0" l="0" r="0" t="0"/>
                 <wp:wrapNone/>
-                <wp:docPr id="2106009975" name=""/>
+                <wp:docPr id="1" name=""/>
                 <a:graphic>
                   <a:graphicData uri="http://schemas.microsoft.com/office/word/2010/wordprocessingShape">
                     <wps:wsp>
@@ -1251,7 +1251,7 @@
                             <a:srgbClr val="B3C6E7"/>
                           </a:solidFill>
                           <a:prstDash val="solid"/>
-                          <a:miter lim="800000"/>
+                          <a:miter lim="8000"/>
                           <a:headEnd len="sm" w="sm" type="none"/>
                           <a:tailEnd len="sm" w="sm" type="none"/>
                         </a:ln>
@@ -1270,20 +1270,20 @@
               <wp:anchor allowOverlap="1" behindDoc="0" distB="4294967295" distT="4294967295" distL="114300" distR="114300" hidden="0" layoutInCell="1" locked="0" relativeHeight="0" simplePos="0">
                 <wp:simplePos x="0" y="0"/>
                 <wp:positionH relativeFrom="column">
-                  <wp:posOffset>1</wp:posOffset>
+                  <wp:posOffset>-6348</wp:posOffset>
                 </wp:positionH>
                 <wp:positionV relativeFrom="paragraph">
-                  <wp:posOffset>-6985</wp:posOffset>
+                  <wp:posOffset>-6984</wp:posOffset>
                 </wp:positionV>
-                <wp:extent cx="0" cy="12700"/>
+                <wp:extent cx="12700" cy="12700"/>
                 <wp:effectExtent b="0" l="0" r="0" t="0"/>
                 <wp:wrapNone/>
-                <wp:docPr id="2106009975" name="image7.png"/>
+                <wp:docPr id="1" name="image6.png"/>
                 <a:graphic>
                   <a:graphicData uri="http://schemas.openxmlformats.org/drawingml/2006/picture">
                     <pic:pic>
                       <pic:nvPicPr>
-                        <pic:cNvPr id="0" name="image7.png"/>
+                        <pic:cNvPr id="0" name="image6.png"/>
                         <pic:cNvPicPr preferRelativeResize="0"/>
                       </pic:nvPicPr>
                       <pic:blipFill>
@@ -1296,7 +1296,7 @@
                       <pic:spPr>
                         <a:xfrm>
                           <a:off x="0" y="0"/>
-                          <a:ext cx="0" cy="12700"/>
+                          <a:ext cx="12700" cy="12700"/>
                         </a:xfrm>
                         <a:prstGeom prst="rect"/>
                         <a:ln/>
@@ -1416,12 +1416,12 @@
                 <wp:inline distB="0" distT="0" distL="0" distR="0">
                   <wp:extent cx="432019" cy="432019"/>
                   <wp:effectExtent b="0" l="0" r="0" t="0"/>
-                  <wp:docPr descr="Inteligencia artificial con relleno sólido" id="2106009980" name="image5.png"/>
+                  <wp:docPr descr="Inteligencia artificial con relleno sólido" id="5" name="image3.png"/>
                   <a:graphic>
                     <a:graphicData uri="http://schemas.openxmlformats.org/drawingml/2006/picture">
                       <pic:pic>
                         <pic:nvPicPr>
-                          <pic:cNvPr descr="Inteligencia artificial con relleno sólido" id="0" name="image5.png"/>
+                          <pic:cNvPr descr="Inteligencia artificial con relleno sólido" id="0" name="image3.png"/>
                           <pic:cNvPicPr preferRelativeResize="0"/>
                         </pic:nvPicPr>
                         <pic:blipFill>
@@ -1534,15 +1534,15 @@
               <wp:anchor allowOverlap="1" behindDoc="0" distB="4294967295" distT="4294967295" distL="114300" distR="114300" hidden="0" layoutInCell="1" locked="0" relativeHeight="0" simplePos="0">
                 <wp:simplePos x="0" y="0"/>
                 <wp:positionH relativeFrom="column">
-                  <wp:posOffset>-634</wp:posOffset>
+                  <wp:posOffset>-6983</wp:posOffset>
                 </wp:positionH>
                 <wp:positionV relativeFrom="paragraph">
-                  <wp:posOffset>36830</wp:posOffset>
+                  <wp:posOffset>36831</wp:posOffset>
                 </wp:positionV>
-                <wp:extent cx="0" cy="12700"/>
+                <wp:extent cx="12700" cy="12700"/>
                 <wp:effectExtent b="0" l="0" r="0" t="0"/>
                 <wp:wrapNone/>
-                <wp:docPr id="2106009977" name=""/>
+                <wp:docPr id="3" name=""/>
                 <a:graphic>
                   <a:graphicData uri="http://schemas.microsoft.com/office/word/2010/wordprocessingShape">
                     <wps:wsp>
@@ -1561,7 +1561,7 @@
                             <a:srgbClr val="B3C6E7"/>
                           </a:solidFill>
                           <a:prstDash val="solid"/>
-                          <a:miter lim="800000"/>
+                          <a:miter lim="8000"/>
                           <a:headEnd len="sm" w="sm" type="none"/>
                           <a:tailEnd len="sm" w="sm" type="none"/>
                         </a:ln>
@@ -1580,20 +1580,20 @@
               <wp:anchor allowOverlap="1" behindDoc="0" distB="4294967295" distT="4294967295" distL="114300" distR="114300" hidden="0" layoutInCell="1" locked="0" relativeHeight="0" simplePos="0">
                 <wp:simplePos x="0" y="0"/>
                 <wp:positionH relativeFrom="column">
-                  <wp:posOffset>-634</wp:posOffset>
+                  <wp:posOffset>-6983</wp:posOffset>
                 </wp:positionH>
                 <wp:positionV relativeFrom="paragraph">
-                  <wp:posOffset>36830</wp:posOffset>
+                  <wp:posOffset>36831</wp:posOffset>
                 </wp:positionV>
-                <wp:extent cx="0" cy="12700"/>
+                <wp:extent cx="12700" cy="12700"/>
                 <wp:effectExtent b="0" l="0" r="0" t="0"/>
                 <wp:wrapNone/>
-                <wp:docPr id="2106009977" name="image9.png"/>
+                <wp:docPr id="3" name="image8.png"/>
                 <a:graphic>
                   <a:graphicData uri="http://schemas.openxmlformats.org/drawingml/2006/picture">
                     <pic:pic>
                       <pic:nvPicPr>
-                        <pic:cNvPr id="0" name="image9.png"/>
+                        <pic:cNvPr id="0" name="image8.png"/>
                         <pic:cNvPicPr preferRelativeResize="0"/>
                       </pic:nvPicPr>
                       <pic:blipFill>
@@ -1606,7 +1606,7 @@
                       <pic:spPr>
                         <a:xfrm>
                           <a:off x="0" y="0"/>
-                          <a:ext cx="0" cy="12700"/>
+                          <a:ext cx="12700" cy="12700"/>
                         </a:xfrm>
                         <a:prstGeom prst="rect"/>
                         <a:ln/>
@@ -1898,7 +1898,6 @@
             <w:pPr>
               <w:keepNext w:val="0"/>
               <w:keepLines w:val="0"/>
-              <w:pageBreakBefore w:val="0"/>
               <w:widowControl w:val="1"/>
               <w:pBdr>
                 <w:top w:space="0" w:sz="0" w:val="nil"/>
@@ -2947,7 +2946,6 @@
             <w:pPr>
               <w:keepNext w:val="0"/>
               <w:keepLines w:val="0"/>
-              <w:pageBreakBefore w:val="0"/>
               <w:widowControl w:val="1"/>
               <w:pBdr>
                 <w:top w:space="0" w:sz="0" w:val="nil"/>
@@ -3195,57 +3193,7 @@
                 <w:szCs w:val="20"/>
                 <w:rtl w:val="0"/>
               </w:rPr>
-              <w:t xml:space="preserve">Solución tecnológica compuesta por una aplicación móvil orientada a fiscalizadores municipales, la cual permite registrar infracciones en terreno mediante captura de patentes asistida por inteligencia artificial, junto con evidencia fotográfica y geolocalización.</w:t>
-            </w:r>
-          </w:p>
-          <w:p>
-            <w:pPr>
-              <w:spacing w:after="240" w:before="240" w:line="259" w:lineRule="auto"/>
-              <w:rPr>
-                <w:rFonts w:ascii="Calibri" w:cs="Calibri" w:eastAsia="Calibri" w:hAnsi="Calibri"/>
-                <w:i w:val="1"/>
-                <w:iCs w:val="1"/>
-                <w:color w:val="548dd4"/>
-                <w:sz w:val="20"/>
-                <w:szCs w:val="20"/>
-              </w:rPr>
-            </w:pPr>
-            <w:r>
-              <w:rPr>
-                <w:rFonts w:ascii="Calibri" w:cs="Calibri" w:eastAsia="Calibri" w:hAnsi="Calibri"/>
-                <w:i w:val="1"/>
-                <w:iCs w:val="1"/>
-                <w:color w:val="548dd4"/>
-                <w:sz w:val="20"/>
-                <w:szCs w:val="20"/>
-                <w:rtl w:val="0"/>
-              </w:rPr>
-              <w:t xml:space="preserve">El sistema permite generar partes digitales de manera rápida y segura, los cuales son almacenados de forma centralizada  y posteriormente gestionados a través de un dashboard web. Este módulo facilita la visualización, administración y exportación de las infracciones registradas, apoyando su procesamiento y citación en el Juzgado de Policía Local.</w:t>
-            </w:r>
-          </w:p>
-          <w:p>
-            <w:pPr>
-              <w:spacing w:after="240" w:before="240" w:line="259" w:lineRule="auto"/>
-              <w:rPr>
-                <w:rFonts w:ascii="Calibri" w:cs="Calibri" w:eastAsia="Calibri" w:hAnsi="Calibri"/>
-                <w:i w:val="1"/>
-                <w:iCs w:val="1"/>
-                <w:color w:val="548dd4"/>
-                <w:sz w:val="20"/>
-                <w:szCs w:val="20"/>
-              </w:rPr>
-            </w:pPr>
-            <w:r>
-              <w:rPr>
-                <w:rFonts w:ascii="Calibri" w:cs="Calibri" w:eastAsia="Calibri" w:hAnsi="Calibri"/>
-                <w:i w:val="1"/>
-                <w:iCs w:val="1"/>
-                <w:color w:val="548dd4"/>
-                <w:sz w:val="20"/>
-                <w:szCs w:val="20"/>
-                <w:rtl w:val="0"/>
-              </w:rPr>
-              <w:t xml:space="preserve">La solución elimina el uso de formularios en papel, mejora la calidad de la información recolectada en terreno y optimiza el flujo de trabajo entre fiscalización y gestión administrativa, incorporando mayor trazabilidad, eficiencia y control en el proceso.</w:t>
+              <w:t xml:space="preserve">La presente solución representa una plataforma tecnológica integral y de última generación diseñada para modernizar y optimizar la gestión de fiscalización vial de la I. Municipalidad de El Quisco. El ecosistema combina la agilidad de los dispositivos móviles nativos, la precisión de la inteligencia artificial y el control analítico de un entorno web centralizado, logrando la digitalización completa del flujo de infracciones empadronadas y su posterior procesamiento legal.</w:t>
             </w:r>
           </w:p>
         </w:tc>
@@ -3309,32 +3257,31 @@
           <w:p>
             <w:pPr>
               <w:spacing w:after="240" w:before="240" w:line="259" w:lineRule="auto"/>
-              <w:ind w:left="0" w:firstLine="0"/>
-              <w:rPr>
-                <w:rFonts w:ascii="Calibri" w:cs="Calibri" w:eastAsia="Calibri" w:hAnsi="Calibri"/>
-                <w:color w:val="548dd4"/>
-                <w:sz w:val="20"/>
-                <w:szCs w:val="20"/>
-              </w:rPr>
-            </w:pPr>
-            <w:r>
-              <w:rPr>
-                <w:rFonts w:ascii="Calibri" w:cs="Calibri" w:eastAsia="Calibri" w:hAnsi="Calibri"/>
-                <w:color w:val="548dd4"/>
-                <w:sz w:val="20"/>
-                <w:szCs w:val="20"/>
-                <w:rtl w:val="0"/>
-              </w:rPr>
-              <w:t xml:space="preserve">El proceso de fiscalización municipal presenta oportunidades de mejora en eficiencia operativa, seguridad del personal y gestión de la información.</w:t>
+              <w:rPr>
+                <w:rFonts w:ascii="Calibri" w:cs="Calibri" w:eastAsia="Calibri" w:hAnsi="Calibri"/>
+                <w:color w:val="548dd4"/>
+                <w:sz w:val="20"/>
+                <w:szCs w:val="20"/>
+              </w:rPr>
+            </w:pPr>
+            <w:r>
+              <w:rPr>
+                <w:rFonts w:ascii="Calibri" w:cs="Calibri" w:eastAsia="Calibri" w:hAnsi="Calibri"/>
+                <w:color w:val="548dd4"/>
+                <w:sz w:val="20"/>
+                <w:szCs w:val="20"/>
+                <w:rtl w:val="0"/>
+              </w:rPr>
+              <w:t xml:space="preserve">El proceso tradicional de fiscalización municipal presenta las siguientes deficiencias operativas y de seguridad:</w:t>
             </w:r>
           </w:p>
           <w:p>
             <w:pPr>
               <w:numPr>
                 <w:ilvl w:val="0"/>
-                <w:numId w:val="8"/>
+                <w:numId w:val="2"/>
               </w:numPr>
-              <w:spacing w:after="0" w:afterAutospacing="0" w:before="240" w:line="259" w:lineRule="auto"/>
+              <w:spacing w:before="240" w:line="259" w:lineRule="auto"/>
               <w:ind w:left="720" w:hanging="360"/>
               <w:rPr>
                 <w:rFonts w:ascii="Calibri" w:cs="Calibri" w:eastAsia="Calibri" w:hAnsi="Calibri"/>
@@ -3353,7 +3300,7 @@
                 <w:szCs w:val="20"/>
                 <w:rtl w:val="0"/>
               </w:rPr>
-              <w:t xml:space="preserve">En terreno (seguridad del fiscalizador):</w:t>
+              <w:t xml:space="preserve">Seguridad Crítica en Terreno:</w:t>
               <w:br w:type="textWrapping"/>
             </w:r>
             <w:r>
@@ -3364,16 +3311,16 @@
                 <w:szCs w:val="20"/>
                 <w:rtl w:val="0"/>
               </w:rPr>
-              <w:t xml:space="preserve"> El uso de talonarios físicos obliga al fiscalizador a dedicar tiempo considerable al registro manual de datos, lo que puede disminuir su atención al entorno y aumentar su exposición a situaciones de riesgo. Esto genera la necesidad de reducir el tiempo de interacción durante el procedimiento.</w:t>
+              <w:t xml:space="preserve">El uso de talonarios físicos tradicionales obliga al fiscalizador a dedicar un tiempo a la escritura manual en la vía pública, reduciendo su atención al entorno y elevando su exposición a riesgos de agresión o accidentes.</w:t>
             </w:r>
           </w:p>
           <w:p>
             <w:pPr>
               <w:numPr>
                 <w:ilvl w:val="0"/>
-                <w:numId w:val="8"/>
+                <w:numId w:val="2"/>
               </w:numPr>
-              <w:spacing w:after="0" w:afterAutospacing="0" w:before="0" w:beforeAutospacing="0" w:line="259" w:lineRule="auto"/>
+              <w:spacing w:line="259" w:lineRule="auto"/>
               <w:ind w:left="720" w:hanging="360"/>
               <w:rPr>
                 <w:rFonts w:ascii="Calibri" w:cs="Calibri" w:eastAsia="Calibri" w:hAnsi="Calibri"/>
@@ -3392,7 +3339,7 @@
                 <w:szCs w:val="20"/>
                 <w:rtl w:val="0"/>
               </w:rPr>
-              <w:t xml:space="preserve">Calidad y consistencia de la información:</w:t>
+              <w:t xml:space="preserve">Calidad y consistencia de la informació:</w:t>
               <w:br w:type="textWrapping"/>
             </w:r>
             <w:r>
@@ -3403,16 +3350,16 @@
                 <w:szCs w:val="20"/>
                 <w:rtl w:val="0"/>
               </w:rPr>
-              <w:t xml:space="preserve"> El ingreso manual de datos puede generar errores de digitación, inconsistencias y registros incompletos, afectando la trazabilidad de las infracciones y dificultando su validación posterior.</w:t>
+              <w:t xml:space="preserve"> El ingreso manual de datos en papel induce a errores tipográficos, problemas de legibilidad, inconsistencias y registros incompletos, afectando directamente en la validez de la infracción. </w:t>
             </w:r>
           </w:p>
           <w:p>
             <w:pPr>
               <w:numPr>
                 <w:ilvl w:val="0"/>
-                <w:numId w:val="8"/>
+                <w:numId w:val="2"/>
               </w:numPr>
-              <w:spacing w:after="0" w:afterAutospacing="0" w:before="0" w:beforeAutospacing="0" w:line="259" w:lineRule="auto"/>
+              <w:spacing w:line="259" w:lineRule="auto"/>
               <w:ind w:left="720" w:hanging="360"/>
               <w:rPr>
                 <w:rFonts w:ascii="Calibri" w:cs="Calibri" w:eastAsia="Calibri" w:hAnsi="Calibri"/>
@@ -3431,7 +3378,7 @@
                 <w:szCs w:val="20"/>
                 <w:rtl w:val="0"/>
               </w:rPr>
-              <w:t xml:space="preserve">Gestión de evidencia:</w:t>
+              <w:t xml:space="preserve">Debilidad del respaldo probatorio:</w:t>
               <w:br w:type="textWrapping"/>
             </w:r>
             <w:r>
@@ -3442,16 +3389,16 @@
                 <w:szCs w:val="20"/>
                 <w:rtl w:val="0"/>
               </w:rPr>
-              <w:t xml:space="preserve"> El proceso tradicional no asegura la correcta vinculación entre la infracción y su evidencia (fotografías, ubicación, fecha y hora), lo que puede debilitar el respaldo probatorio.</w:t>
+              <w:t xml:space="preserve"> El sistema tradicional carece de mecanismos confiables de vinculación directa e inalterable entre la infracción, su evidencia fotográfica y las variables de contexto espacial y temporal.</w:t>
             </w:r>
           </w:p>
           <w:p>
             <w:pPr>
               <w:numPr>
                 <w:ilvl w:val="0"/>
-                <w:numId w:val="8"/>
+                <w:numId w:val="2"/>
               </w:numPr>
-              <w:spacing w:after="240" w:before="0" w:beforeAutospacing="0" w:line="259" w:lineRule="auto"/>
+              <w:spacing w:after="240" w:line="259" w:lineRule="auto"/>
               <w:ind w:left="720" w:hanging="360"/>
               <w:rPr>
                 <w:rFonts w:ascii="Calibri" w:cs="Calibri" w:eastAsia="Calibri" w:hAnsi="Calibri"/>
@@ -3481,7 +3428,7 @@
                 <w:szCs w:val="20"/>
                 <w:rtl w:val="0"/>
               </w:rPr>
-              <w:t xml:space="preserve"> La gestión manual de infracciones implica tareas repetitivas de revisión, digitación y organización, lo que incrementa los tiempos de procesamiento y la carga operativa del personal del Juzgado de Policía Local.</w:t>
+              <w:t xml:space="preserve">La tramitación física de infracciones requiere tareas repetitivas de digitación, ordenamiento manual y generación física de citaciones, saturando la capacidad operativa del Juzgado de Policía Local.</w:t>
             </w:r>
           </w:p>
         </w:tc>
@@ -3526,11 +3473,6 @@
               </w:rPr>
               <w:t xml:space="preserve">Solución esperada</w:t>
             </w:r>
-            <w:r>
-              <w:rPr>
-                <w:rtl w:val="0"/>
-              </w:rPr>
-            </w:r>
           </w:p>
         </w:tc>
         <w:tc>
@@ -3565,7 +3507,39 @@
                 <w:szCs w:val="20"/>
                 <w:rtl w:val="0"/>
               </w:rPr>
-              <w:t xml:space="preserve">Se propone el desarrollo de una solución digital de apoyo a la fiscalización municipal, compuesta por una aplicación móvil, dashboard web de gestión y un backend centralizado, orientados a optimizar el registro, procesamiento y administración de infracciones.</w:t>
+              <w:t xml:space="preserve">Se propone el desarrollo de un ecosistema digital integrado y seguro estructurado en tres componentes principales:</w:t>
+            </w:r>
+          </w:p>
+          <w:p>
+            <w:pPr>
+              <w:spacing w:after="240" w:before="240" w:line="259" w:lineRule="auto"/>
+              <w:rPr>
+                <w:rFonts w:ascii="Calibri" w:cs="Calibri" w:eastAsia="Calibri" w:hAnsi="Calibri"/>
+                <w:color w:val="548dd4"/>
+                <w:sz w:val="20"/>
+                <w:szCs w:val="20"/>
+              </w:rPr>
+            </w:pPr>
+            <w:r>
+              <w:rPr>
+                <w:rtl w:val="0"/>
+              </w:rPr>
+            </w:r>
+          </w:p>
+          <w:p>
+            <w:pPr>
+              <w:spacing w:after="240" w:before="240" w:line="259" w:lineRule="auto"/>
+              <w:rPr>
+                <w:rFonts w:ascii="Calibri" w:cs="Calibri" w:eastAsia="Calibri" w:hAnsi="Calibri"/>
+                <w:color w:val="548dd4"/>
+                <w:sz w:val="20"/>
+                <w:szCs w:val="20"/>
+              </w:rPr>
+            </w:pPr>
+            <w:r>
+              <w:rPr>
+                <w:rtl w:val="0"/>
+              </w:rPr>
             </w:r>
           </w:p>
           <w:p>
@@ -3584,7 +3558,7 @@
                 <w:bCs w:val="1"/>
                 <w:rtl w:val="0"/>
               </w:rPr>
-              <w:t xml:space="preserve">1. Aplicación Móvil (Fiscalizadores)</w:t>
+              <w:t xml:space="preserve">1. Aplicación Móvil (sifa_go - Fiscalizadores)</w:t>
             </w:r>
           </w:p>
           <w:p>
@@ -3627,20 +3601,15 @@
                 <w:rtl w:val="0"/>
               </w:rPr>
               <w:t xml:space="preserve">El diseño prioriza la rapidez de uso, permitiendo completar un registro en menos de 30 segundos, reduciendo la exposición del fiscalizador.</w:t>
-            </w:r>
-            <w:r>
-              <w:rPr>
-                <w:rtl w:val="0"/>
-              </w:rPr>
             </w:r>
           </w:p>
           <w:p>
             <w:pPr>
               <w:numPr>
                 <w:ilvl w:val="0"/>
-                <w:numId w:val="7"/>
+                <w:numId w:val="19"/>
               </w:numPr>
-              <w:spacing w:after="0" w:afterAutospacing="0" w:before="240" w:line="259" w:lineRule="auto"/>
+              <w:spacing w:before="240" w:line="259" w:lineRule="auto"/>
               <w:ind w:left="720" w:hanging="360"/>
               <w:rPr>
                 <w:rFonts w:ascii="Calibri" w:cs="Calibri" w:eastAsia="Calibri" w:hAnsi="Calibri"/>
@@ -3676,9 +3645,9 @@
             <w:pPr>
               <w:numPr>
                 <w:ilvl w:val="0"/>
-                <w:numId w:val="7"/>
+                <w:numId w:val="19"/>
               </w:numPr>
-              <w:spacing w:after="0" w:afterAutospacing="0" w:before="0" w:beforeAutospacing="0" w:line="259" w:lineRule="auto"/>
+              <w:spacing w:line="259" w:lineRule="auto"/>
               <w:ind w:left="720" w:hanging="360"/>
               <w:rPr>
                 <w:rFonts w:ascii="Calibri" w:cs="Calibri" w:eastAsia="Calibri" w:hAnsi="Calibri"/>
@@ -3714,9 +3683,9 @@
             <w:pPr>
               <w:numPr>
                 <w:ilvl w:val="0"/>
-                <w:numId w:val="7"/>
+                <w:numId w:val="19"/>
               </w:numPr>
-              <w:spacing w:after="0" w:afterAutospacing="0" w:before="0" w:beforeAutospacing="0" w:line="259" w:lineRule="auto"/>
+              <w:spacing w:line="259" w:lineRule="auto"/>
               <w:ind w:left="720" w:hanging="360"/>
               <w:rPr>
                 <w:rFonts w:ascii="Calibri" w:cs="Calibri" w:eastAsia="Calibri" w:hAnsi="Calibri"/>
@@ -3752,9 +3721,9 @@
             <w:pPr>
               <w:numPr>
                 <w:ilvl w:val="0"/>
-                <w:numId w:val="7"/>
+                <w:numId w:val="19"/>
               </w:numPr>
-              <w:spacing w:after="0" w:afterAutospacing="0" w:before="0" w:beforeAutospacing="0" w:line="259" w:lineRule="auto"/>
+              <w:spacing w:line="259" w:lineRule="auto"/>
               <w:ind w:left="720" w:hanging="360"/>
               <w:rPr>
                 <w:rFonts w:ascii="Calibri" w:cs="Calibri" w:eastAsia="Calibri" w:hAnsi="Calibri"/>
@@ -3790,9 +3759,9 @@
             <w:pPr>
               <w:numPr>
                 <w:ilvl w:val="0"/>
-                <w:numId w:val="7"/>
+                <w:numId w:val="19"/>
               </w:numPr>
-              <w:spacing w:after="240" w:before="0" w:beforeAutospacing="0" w:line="259" w:lineRule="auto"/>
+              <w:spacing w:after="240" w:line="259" w:lineRule="auto"/>
               <w:ind w:left="720" w:hanging="360"/>
               <w:rPr>
                 <w:rFonts w:ascii="Calibri" w:cs="Calibri" w:eastAsia="Calibri" w:hAnsi="Calibri"/>
@@ -3810,11 +3779,6 @@
                 <w:rtl w:val="0"/>
               </w:rPr>
               <w:t xml:space="preserve">Gestión offline: Permite almacenar temporalmente la información en caso de falta de conectividad.</w:t>
-            </w:r>
-            <w:r>
-              <w:rPr>
-                <w:rtl w:val="0"/>
-              </w:rPr>
             </w:r>
           </w:p>
           <w:p>
@@ -3833,7 +3797,7 @@
                 <w:bCs w:val="1"/>
                 <w:rtl w:val="0"/>
               </w:rPr>
-              <w:t xml:space="preserve">2. Dashboard web de Gestión (Juzgado de Policía Local)</w:t>
+              <w:t xml:space="preserve">2. Dashboard web de Gestión (SIFA_Dashboard -Juzgado de Policía Local)</w:t>
             </w:r>
           </w:p>
           <w:p>
@@ -3876,20 +3840,15 @@
                 <w:rtl w:val="0"/>
               </w:rPr>
               <w:t xml:space="preserve">Incluye mecanismos de auditoría, trazabilidad y generación de documentos oficiales con firma digital y código QR para validación pública.</w:t>
-            </w:r>
-            <w:r>
-              <w:rPr>
-                <w:rtl w:val="0"/>
-              </w:rPr>
             </w:r>
           </w:p>
           <w:p>
             <w:pPr>
               <w:numPr>
                 <w:ilvl w:val="0"/>
-                <w:numId w:val="4"/>
+                <w:numId w:val="18"/>
               </w:numPr>
-              <w:spacing w:after="0" w:afterAutospacing="0" w:before="240" w:line="259" w:lineRule="auto"/>
+              <w:spacing w:before="240" w:line="259" w:lineRule="auto"/>
               <w:ind w:left="720" w:hanging="360"/>
               <w:rPr>
                 <w:rFonts w:ascii="Calibri" w:cs="Calibri" w:eastAsia="Calibri" w:hAnsi="Calibri"/>
@@ -3926,9 +3885,9 @@
             <w:pPr>
               <w:numPr>
                 <w:ilvl w:val="0"/>
-                <w:numId w:val="4"/>
+                <w:numId w:val="18"/>
               </w:numPr>
-              <w:spacing w:after="0" w:afterAutospacing="0" w:before="0" w:beforeAutospacing="0" w:line="259" w:lineRule="auto"/>
+              <w:spacing w:line="259" w:lineRule="auto"/>
               <w:ind w:left="720" w:hanging="360"/>
               <w:rPr>
                 <w:rFonts w:ascii="Calibri" w:cs="Calibri" w:eastAsia="Calibri" w:hAnsi="Calibri"/>
@@ -3965,9 +3924,9 @@
             <w:pPr>
               <w:numPr>
                 <w:ilvl w:val="0"/>
-                <w:numId w:val="4"/>
+                <w:numId w:val="18"/>
               </w:numPr>
-              <w:spacing w:after="0" w:afterAutospacing="0" w:before="0" w:beforeAutospacing="0" w:line="259" w:lineRule="auto"/>
+              <w:spacing w:line="259" w:lineRule="auto"/>
               <w:ind w:left="720" w:hanging="360"/>
               <w:rPr>
                 <w:rFonts w:ascii="Calibri" w:cs="Calibri" w:eastAsia="Calibri" w:hAnsi="Calibri"/>
@@ -4004,9 +3963,9 @@
             <w:pPr>
               <w:numPr>
                 <w:ilvl w:val="0"/>
-                <w:numId w:val="4"/>
+                <w:numId w:val="18"/>
               </w:numPr>
-              <w:spacing w:after="240" w:before="0" w:beforeAutospacing="0" w:line="259" w:lineRule="auto"/>
+              <w:spacing w:after="240" w:line="259" w:lineRule="auto"/>
               <w:ind w:left="720" w:hanging="360"/>
               <w:rPr>
                 <w:rFonts w:ascii="Calibri" w:cs="Calibri" w:eastAsia="Calibri" w:hAnsi="Calibri"/>
@@ -4036,7 +3995,7 @@
                 <w:szCs w:val="20"/>
                 <w:rtl w:val="0"/>
               </w:rPr>
-              <w:t xml:space="preserve"> Generación de archivos estructurados (por ejemplo, CSV) para su uso en sistemas externos de gestión municipal.</w:t>
+              <w:t xml:space="preserve"> Generación de archivos estructurados para poder exportar la citación al infractor.</w:t>
             </w:r>
           </w:p>
           <w:p>
@@ -4075,28 +4034,7 @@
                 <w:szCs w:val="20"/>
                 <w:rtl w:val="0"/>
               </w:rPr>
-              <w:t xml:space="preserve">Encargado de procesar, almacenar y gestionar la información del sistema, actuando como intermediario entre la aplicación móvil y el dashboard web.</w:t>
-            </w:r>
-          </w:p>
-          <w:p>
-            <w:pPr>
-              <w:spacing w:after="240" w:before="240" w:line="259" w:lineRule="auto"/>
-              <w:rPr>
-                <w:rFonts w:ascii="Calibri" w:cs="Calibri" w:eastAsia="Calibri" w:hAnsi="Calibri"/>
-                <w:color w:val="548dd4"/>
-                <w:sz w:val="20"/>
-                <w:szCs w:val="20"/>
-              </w:rPr>
-            </w:pPr>
-            <w:r>
-              <w:rPr>
-                <w:rFonts w:ascii="Calibri" w:cs="Calibri" w:eastAsia="Calibri" w:hAnsi="Calibri"/>
-                <w:color w:val="548dd4"/>
-                <w:sz w:val="20"/>
-                <w:szCs w:val="20"/>
-                <w:rtl w:val="0"/>
-              </w:rPr>
-              <w:t xml:space="preserve">Incluye servicios de procesamiento de imágenes mediante inteligencia artificial, gestión de infracciones, control de acceso y almacenamiento de evidencia.</w:t>
+              <w:t xml:space="preserve">Red modular de microservicios robusta desarrollada en Spring Boot y FastAPI unificada bajo un API Gateway en puerto 9000. Estos servicios son los encargados de procesar las imágenes con IA, gestionar las peticiones, controlar el acceso por roles y asegurar la persistencia integrada con MySQL.</w:t>
             </w:r>
           </w:p>
         </w:tc>
@@ -4174,12 +4112,7 @@
                 <w:szCs w:val="20"/>
                 <w:rtl w:val="0"/>
               </w:rPr>
-              <w:t xml:space="preserve">Modernizar el proceso de fiscalización municipal mediante el desarrollo de una solución digital basada en aplicación móvil y un dashboard web, incorporando inteligencia artificial para reducir los tiempos de registro en terreno, mejorar la seguridad del fiscalizador y garantizar la trazabilidad e integridad de la información para su gestión administrativa.</w:t>
-            </w:r>
-            <w:r>
-              <w:rPr>
-                <w:rtl w:val="0"/>
-              </w:rPr>
+              <w:t xml:space="preserve">Modernizar e integrar digitalmente el ciclo de fiscalización municipal de El Quisco mediante el desarrollo de un ecosistema compuesto por una aplicación móvil nativa y un dashboard web administrativo, incorporando modelos de Inteligencia Artificial para minimizar los tiempos de captura en terreno, elevar la seguridad del fiscalizador y garantizar la trazabilidad y consistencia legal de los datos procesados por el JPL.</w:t>
             </w:r>
           </w:p>
         </w:tc>
@@ -4244,9 +4177,9 @@
             <w:pPr>
               <w:numPr>
                 <w:ilvl w:val="0"/>
-                <w:numId w:val="19"/>
+                <w:numId w:val="10"/>
               </w:numPr>
-              <w:spacing w:after="0" w:afterAutospacing="0" w:before="240" w:line="259" w:lineRule="auto"/>
+              <w:spacing w:after="240" w:line="259" w:lineRule="auto"/>
               <w:ind w:left="720" w:hanging="360"/>
               <w:rPr>
                 <w:rFonts w:ascii="Calibri" w:cs="Calibri" w:eastAsia="Calibri" w:hAnsi="Calibri"/>
@@ -4255,7 +4188,6 @@
                 <w:color w:val="548dd4"/>
                 <w:sz w:val="20"/>
                 <w:szCs w:val="20"/>
-                <w:u w:val="none"/>
               </w:rPr>
             </w:pPr>
             <w:r>
@@ -4270,40 +4202,22 @@
                 <w:szCs w:val="20"/>
                 <w:rtl w:val="0"/>
               </w:rPr>
-              <w:t xml:space="preserve">Implementar un módulo de reconocimiento de patentes mediante inteligencia artificial</w:t>
-            </w:r>
-            <w:r>
-              <w:rPr>
-                <w:rFonts w:ascii="Calibri" w:cs="Calibri" w:eastAsia="Calibri" w:hAnsi="Calibri"/>
-                <w:i w:val="1"/>
-                <w:iCs w:val="1"/>
-                <w:color w:val="548dd4"/>
-                <w:sz w:val="20"/>
-                <w:szCs w:val="20"/>
-                <w:rtl w:val="0"/>
-              </w:rPr>
-              <w:t xml:space="preserve">, que permita la captura automática de datos vehiculares a partir de imágenes.</w:t>
+              <w:t xml:space="preserve">Procesamiento Inteligencia: Implementar un microservicio de reconocimiento de patente óptico asistido por IA para detectar las placas patentes vehiculares a partir de imágenes, utilizando modelos de visión como YOLO y OCR de alta velocidad.</w:t>
+            </w:r>
+            <w:r>
+              <w:rPr>
+                <w:rtl w:val="0"/>
+              </w:rPr>
             </w:r>
           </w:p>
           <w:p>
             <w:pPr>
               <w:numPr>
                 <w:ilvl w:val="0"/>
-                <w:numId w:val="19"/>
+                <w:numId w:val="10"/>
               </w:numPr>
-              <w:spacing w:after="0" w:afterAutospacing="0" w:before="0" w:beforeAutospacing="0" w:line="259" w:lineRule="auto"/>
+              <w:spacing w:after="240" w:line="259" w:lineRule="auto"/>
               <w:ind w:left="720" w:hanging="360"/>
-              <w:rPr>
-                <w:rFonts w:ascii="Calibri" w:cs="Calibri" w:eastAsia="Calibri" w:hAnsi="Calibri"/>
-                <w:i w:val="1"/>
-                <w:iCs w:val="1"/>
-                <w:color w:val="548dd4"/>
-                <w:sz w:val="20"/>
-                <w:szCs w:val="20"/>
-                <w:u w:val="none"/>
-              </w:rPr>
-            </w:pPr>
-            <w:r>
               <w:rPr>
                 <w:rFonts w:ascii="Calibri" w:cs="Calibri" w:eastAsia="Calibri" w:hAnsi="Calibri"/>
                 <w:b w:val="1"/>
@@ -4313,39 +4227,6 @@
                 <w:color w:val="548dd4"/>
                 <w:sz w:val="20"/>
                 <w:szCs w:val="20"/>
-                <w:rtl w:val="0"/>
-              </w:rPr>
-              <w:t xml:space="preserve">Desarrollar una aplicación móvil de registro de infracciones con georreferenciación y evidencia fotográfica</w:t>
-            </w:r>
-            <w:r>
-              <w:rPr>
-                <w:rFonts w:ascii="Calibri" w:cs="Calibri" w:eastAsia="Calibri" w:hAnsi="Calibri"/>
-                <w:i w:val="1"/>
-                <w:iCs w:val="1"/>
-                <w:color w:val="548dd4"/>
-                <w:sz w:val="20"/>
-                <w:szCs w:val="20"/>
-                <w:rtl w:val="0"/>
-              </w:rPr>
-              <w:t xml:space="preserve">, incorporando datos de ubicación y fecha/hora de manera automática.</w:t>
-            </w:r>
-          </w:p>
-          <w:p>
-            <w:pPr>
-              <w:numPr>
-                <w:ilvl w:val="0"/>
-                <w:numId w:val="19"/>
-              </w:numPr>
-              <w:spacing w:after="0" w:afterAutospacing="0" w:before="0" w:beforeAutospacing="0" w:line="259" w:lineRule="auto"/>
-              <w:ind w:left="720" w:hanging="360"/>
-              <w:rPr>
-                <w:rFonts w:ascii="Calibri" w:cs="Calibri" w:eastAsia="Calibri" w:hAnsi="Calibri"/>
-                <w:i w:val="1"/>
-                <w:iCs w:val="1"/>
-                <w:color w:val="548dd4"/>
-                <w:sz w:val="20"/>
-                <w:szCs w:val="20"/>
-                <w:u w:val="none"/>
               </w:rPr>
             </w:pPr>
             <w:r>
@@ -4360,40 +4241,17 @@
                 <w:szCs w:val="20"/>
                 <w:rtl w:val="0"/>
               </w:rPr>
-              <w:t xml:space="preserve">Crear un dashboard web para el Juzgado de Policía Local</w:t>
-            </w:r>
-            <w:r>
-              <w:rPr>
-                <w:rFonts w:ascii="Calibri" w:cs="Calibri" w:eastAsia="Calibri" w:hAnsi="Calibri"/>
-                <w:i w:val="1"/>
-                <w:iCs w:val="1"/>
-                <w:color w:val="548dd4"/>
-                <w:sz w:val="20"/>
-                <w:szCs w:val="20"/>
-                <w:rtl w:val="0"/>
-              </w:rPr>
-              <w:t xml:space="preserve">, que permita la visualización, gestión y seguimiento de las infracciones registradas.</w:t>
+              <w:t xml:space="preserve">Digitalización móvil activa: Desarrollar la aplicación móvil SIFA GO orientada en la captura ágil en terreno, integrando georreferenciación automática, marcas temporales inalterables y evidencia fotográfica nativa.</w:t>
             </w:r>
           </w:p>
           <w:p>
             <w:pPr>
               <w:numPr>
                 <w:ilvl w:val="0"/>
-                <w:numId w:val="19"/>
+                <w:numId w:val="10"/>
               </w:numPr>
-              <w:spacing w:after="0" w:afterAutospacing="0" w:before="0" w:beforeAutospacing="0" w:line="259" w:lineRule="auto"/>
+              <w:spacing w:after="240" w:line="259" w:lineRule="auto"/>
               <w:ind w:left="720" w:hanging="360"/>
-              <w:rPr>
-                <w:rFonts w:ascii="Calibri" w:cs="Calibri" w:eastAsia="Calibri" w:hAnsi="Calibri"/>
-                <w:i w:val="1"/>
-                <w:iCs w:val="1"/>
-                <w:color w:val="548dd4"/>
-                <w:sz w:val="20"/>
-                <w:szCs w:val="20"/>
-                <w:u w:val="none"/>
-              </w:rPr>
-            </w:pPr>
-            <w:r>
               <w:rPr>
                 <w:rFonts w:ascii="Calibri" w:cs="Calibri" w:eastAsia="Calibri" w:hAnsi="Calibri"/>
                 <w:b w:val="1"/>
@@ -4403,39 +4261,6 @@
                 <w:color w:val="548dd4"/>
                 <w:sz w:val="20"/>
                 <w:szCs w:val="20"/>
-                <w:rtl w:val="0"/>
-              </w:rPr>
-              <w:t xml:space="preserve">Desarrollar un módulo de exportación de datos</w:t>
-            </w:r>
-            <w:r>
-              <w:rPr>
-                <w:rFonts w:ascii="Calibri" w:cs="Calibri" w:eastAsia="Calibri" w:hAnsi="Calibri"/>
-                <w:i w:val="1"/>
-                <w:iCs w:val="1"/>
-                <w:color w:val="548dd4"/>
-                <w:sz w:val="20"/>
-                <w:szCs w:val="20"/>
-                <w:rtl w:val="0"/>
-              </w:rPr>
-              <w:t xml:space="preserve">, que genere archivos estructurados para su utilización en sistemas externos de gestión municipal.</w:t>
-            </w:r>
-          </w:p>
-          <w:p>
-            <w:pPr>
-              <w:numPr>
-                <w:ilvl w:val="0"/>
-                <w:numId w:val="19"/>
-              </w:numPr>
-              <w:spacing w:after="0" w:afterAutospacing="0" w:before="0" w:beforeAutospacing="0" w:line="259" w:lineRule="auto"/>
-              <w:ind w:left="720" w:hanging="360"/>
-              <w:rPr>
-                <w:rFonts w:ascii="Calibri" w:cs="Calibri" w:eastAsia="Calibri" w:hAnsi="Calibri"/>
-                <w:i w:val="1"/>
-                <w:iCs w:val="1"/>
-                <w:color w:val="548dd4"/>
-                <w:sz w:val="20"/>
-                <w:szCs w:val="20"/>
-                <w:u w:val="none"/>
               </w:rPr>
             </w:pPr>
             <w:r>
@@ -4450,40 +4275,17 @@
                 <w:szCs w:val="20"/>
                 <w:rtl w:val="0"/>
               </w:rPr>
-              <w:t xml:space="preserve">Implementar un servicio backend para la gestión centralizada de la información</w:t>
-            </w:r>
-            <w:r>
-              <w:rPr>
-                <w:rFonts w:ascii="Calibri" w:cs="Calibri" w:eastAsia="Calibri" w:hAnsi="Calibri"/>
-                <w:i w:val="1"/>
-                <w:iCs w:val="1"/>
-                <w:color w:val="548dd4"/>
-                <w:sz w:val="20"/>
-                <w:szCs w:val="20"/>
-                <w:rtl w:val="0"/>
-              </w:rPr>
-              <w:t xml:space="preserve">, permitiendo el registro, consulta y administración de infracciones.</w:t>
+              <w:t xml:space="preserve">Centralización Analítica: Crear el portal de control SIFA DASHBOARD que permite la administración de infracciones, visualización de estadísticas y control de acceso por roles.</w:t>
             </w:r>
           </w:p>
           <w:p>
             <w:pPr>
               <w:numPr>
                 <w:ilvl w:val="0"/>
-                <w:numId w:val="19"/>
+                <w:numId w:val="10"/>
               </w:numPr>
-              <w:spacing w:after="240" w:before="0" w:beforeAutospacing="0" w:line="259" w:lineRule="auto"/>
+              <w:spacing w:after="240" w:line="259" w:lineRule="auto"/>
               <w:ind w:left="720" w:hanging="360"/>
-              <w:rPr>
-                <w:rFonts w:ascii="Calibri" w:cs="Calibri" w:eastAsia="Calibri" w:hAnsi="Calibri"/>
-                <w:i w:val="1"/>
-                <w:iCs w:val="1"/>
-                <w:color w:val="548dd4"/>
-                <w:sz w:val="20"/>
-                <w:szCs w:val="20"/>
-                <w:u w:val="none"/>
-              </w:rPr>
-            </w:pPr>
-            <w:r>
               <w:rPr>
                 <w:rFonts w:ascii="Calibri" w:cs="Calibri" w:eastAsia="Calibri" w:hAnsi="Calibri"/>
                 <w:b w:val="1"/>
@@ -4493,13 +4295,13 @@
                 <w:color w:val="548dd4"/>
                 <w:sz w:val="20"/>
                 <w:szCs w:val="20"/>
-                <w:rtl w:val="0"/>
-              </w:rPr>
-              <w:t xml:space="preserve">Diseñar una interfaz de usuario optimizada para entornos de uso en terreno</w:t>
-            </w:r>
-            <w:r>
-              <w:rPr>
-                <w:rFonts w:ascii="Calibri" w:cs="Calibri" w:eastAsia="Calibri" w:hAnsi="Calibri"/>
+              </w:rPr>
+            </w:pPr>
+            <w:r>
+              <w:rPr>
+                <w:rFonts w:ascii="Calibri" w:cs="Calibri" w:eastAsia="Calibri" w:hAnsi="Calibri"/>
+                <w:b w:val="1"/>
+                <w:bCs w:val="1"/>
                 <w:i w:val="1"/>
                 <w:iCs w:val="1"/>
                 <w:color w:val="548dd4"/>
@@ -4507,7 +4309,7 @@
                 <w:szCs w:val="20"/>
                 <w:rtl w:val="0"/>
               </w:rPr>
-              <w:t xml:space="preserve">, priorizando la rapidez de interacción y la legibilidad en condiciones de estrés.</w:t>
+              <w:t xml:space="preserve">Backend Escalable y Seguro: Desarrollar una arquitectura basada en microservicios unificado con una API GATEWAY que administre usuarios y perfiles AUTH SERVICE además de la integridad de los datos en MYSQL CORE SERVICE.</w:t>
             </w:r>
           </w:p>
         </w:tc>
@@ -4631,9 +4433,9 @@
             <w:pPr>
               <w:numPr>
                 <w:ilvl w:val="0"/>
-                <w:numId w:val="9"/>
+                <w:numId w:val="16"/>
               </w:numPr>
-              <w:spacing w:after="0" w:afterAutospacing="0" w:before="240" w:line="259" w:lineRule="auto"/>
+              <w:spacing w:after="0" w:before="240" w:line="259" w:lineRule="auto"/>
               <w:ind w:left="720" w:hanging="360"/>
               <w:rPr>
                 <w:rFonts w:ascii="Calibri" w:cs="Calibri" w:eastAsia="Calibri" w:hAnsi="Calibri"/>
@@ -4670,9 +4472,9 @@
             <w:pPr>
               <w:numPr>
                 <w:ilvl w:val="0"/>
-                <w:numId w:val="9"/>
+                <w:numId w:val="16"/>
               </w:numPr>
-              <w:spacing w:after="0" w:afterAutospacing="0" w:before="0" w:beforeAutospacing="0" w:line="259" w:lineRule="auto"/>
+              <w:spacing w:after="0" w:before="0" w:line="259" w:lineRule="auto"/>
               <w:ind w:left="720" w:hanging="360"/>
               <w:rPr>
                 <w:rFonts w:ascii="Calibri" w:cs="Calibri" w:eastAsia="Calibri" w:hAnsi="Calibri"/>
@@ -4709,9 +4511,9 @@
             <w:pPr>
               <w:numPr>
                 <w:ilvl w:val="0"/>
-                <w:numId w:val="9"/>
+                <w:numId w:val="16"/>
               </w:numPr>
-              <w:spacing w:after="0" w:afterAutospacing="0" w:before="0" w:beforeAutospacing="0" w:line="259" w:lineRule="auto"/>
+              <w:spacing w:after="0" w:before="0" w:line="259" w:lineRule="auto"/>
               <w:ind w:left="720" w:hanging="360"/>
               <w:rPr>
                 <w:rFonts w:ascii="Calibri" w:cs="Calibri" w:eastAsia="Calibri" w:hAnsi="Calibri"/>
@@ -4748,9 +4550,9 @@
             <w:pPr>
               <w:numPr>
                 <w:ilvl w:val="0"/>
-                <w:numId w:val="9"/>
+                <w:numId w:val="16"/>
               </w:numPr>
-              <w:spacing w:after="240" w:before="0" w:beforeAutospacing="0" w:line="259" w:lineRule="auto"/>
+              <w:spacing w:after="240" w:before="0" w:line="259" w:lineRule="auto"/>
               <w:ind w:left="720" w:hanging="360"/>
               <w:rPr>
                 <w:rFonts w:ascii="Calibri" w:cs="Calibri" w:eastAsia="Calibri" w:hAnsi="Calibri"/>
@@ -4825,9 +4627,9 @@
             <w:pPr>
               <w:numPr>
                 <w:ilvl w:val="0"/>
-                <w:numId w:val="2"/>
+                <w:numId w:val="11"/>
               </w:numPr>
-              <w:spacing w:after="0" w:afterAutospacing="0" w:before="240" w:line="259" w:lineRule="auto"/>
+              <w:spacing w:after="0" w:before="240" w:line="259" w:lineRule="auto"/>
               <w:ind w:left="720" w:hanging="360"/>
               <w:rPr>
                 <w:rFonts w:ascii="Calibri" w:cs="Calibri" w:eastAsia="Calibri" w:hAnsi="Calibri"/>
@@ -4864,9 +4666,9 @@
             <w:pPr>
               <w:numPr>
                 <w:ilvl w:val="0"/>
-                <w:numId w:val="2"/>
+                <w:numId w:val="11"/>
               </w:numPr>
-              <w:spacing w:after="0" w:afterAutospacing="0" w:before="0" w:beforeAutospacing="0" w:line="259" w:lineRule="auto"/>
+              <w:spacing w:after="0" w:before="0" w:line="259" w:lineRule="auto"/>
               <w:ind w:left="720" w:hanging="360"/>
               <w:rPr>
                 <w:rFonts w:ascii="Calibri" w:cs="Calibri" w:eastAsia="Calibri" w:hAnsi="Calibri"/>
@@ -4903,9 +4705,9 @@
             <w:pPr>
               <w:numPr>
                 <w:ilvl w:val="0"/>
-                <w:numId w:val="2"/>
+                <w:numId w:val="11"/>
               </w:numPr>
-              <w:spacing w:after="0" w:afterAutospacing="0" w:before="0" w:beforeAutospacing="0" w:line="259" w:lineRule="auto"/>
+              <w:spacing w:after="0" w:before="0" w:line="259" w:lineRule="auto"/>
               <w:ind w:left="720" w:hanging="360"/>
               <w:rPr>
                 <w:rFonts w:ascii="Calibri" w:cs="Calibri" w:eastAsia="Calibri" w:hAnsi="Calibri"/>
@@ -4942,9 +4744,9 @@
             <w:pPr>
               <w:numPr>
                 <w:ilvl w:val="0"/>
-                <w:numId w:val="2"/>
+                <w:numId w:val="11"/>
               </w:numPr>
-              <w:spacing w:after="240" w:before="0" w:beforeAutospacing="0" w:line="259" w:lineRule="auto"/>
+              <w:spacing w:after="240" w:before="0" w:line="259" w:lineRule="auto"/>
               <w:ind w:left="720" w:hanging="360"/>
               <w:rPr>
                 <w:rFonts w:ascii="Calibri" w:cs="Calibri" w:eastAsia="Calibri" w:hAnsi="Calibri"/>
@@ -5030,9 +4832,9 @@
             <w:pPr>
               <w:numPr>
                 <w:ilvl w:val="0"/>
-                <w:numId w:val="13"/>
+                <w:numId w:val="5"/>
               </w:numPr>
-              <w:spacing w:after="0" w:afterAutospacing="0" w:before="240" w:line="259" w:lineRule="auto"/>
+              <w:spacing w:after="0" w:before="240" w:line="259" w:lineRule="auto"/>
               <w:ind w:left="720" w:hanging="360"/>
               <w:rPr>
                 <w:rFonts w:ascii="Calibri" w:cs="Calibri" w:eastAsia="Calibri" w:hAnsi="Calibri"/>
@@ -5069,9 +4871,9 @@
             <w:pPr>
               <w:numPr>
                 <w:ilvl w:val="0"/>
-                <w:numId w:val="13"/>
+                <w:numId w:val="5"/>
               </w:numPr>
-              <w:spacing w:after="240" w:before="0" w:beforeAutospacing="0" w:line="259" w:lineRule="auto"/>
+              <w:spacing w:after="240" w:before="0" w:line="259" w:lineRule="auto"/>
               <w:ind w:left="720" w:hanging="360"/>
               <w:rPr>
                 <w:rFonts w:ascii="Calibri" w:cs="Calibri" w:eastAsia="Calibri" w:hAnsi="Calibri"/>
@@ -5125,9 +4927,9 @@
             <w:pPr>
               <w:numPr>
                 <w:ilvl w:val="0"/>
-                <w:numId w:val="6"/>
+                <w:numId w:val="15"/>
               </w:numPr>
-              <w:spacing w:after="0" w:afterAutospacing="0" w:before="240" w:line="259" w:lineRule="auto"/>
+              <w:spacing w:after="0" w:before="240" w:line="259" w:lineRule="auto"/>
               <w:ind w:left="720" w:hanging="360"/>
               <w:rPr>
                 <w:rFonts w:ascii="Calibri" w:cs="Calibri" w:eastAsia="Calibri" w:hAnsi="Calibri"/>
@@ -5151,9 +4953,9 @@
             <w:pPr>
               <w:numPr>
                 <w:ilvl w:val="0"/>
-                <w:numId w:val="6"/>
+                <w:numId w:val="15"/>
               </w:numPr>
-              <w:spacing w:after="0" w:afterAutospacing="0" w:before="0" w:beforeAutospacing="0" w:line="259" w:lineRule="auto"/>
+              <w:spacing w:after="0" w:before="0" w:line="259" w:lineRule="auto"/>
               <w:ind w:left="720" w:hanging="360"/>
               <w:rPr>
                 <w:rFonts w:ascii="Calibri" w:cs="Calibri" w:eastAsia="Calibri" w:hAnsi="Calibri"/>
@@ -5177,9 +4979,9 @@
             <w:pPr>
               <w:numPr>
                 <w:ilvl w:val="0"/>
-                <w:numId w:val="6"/>
+                <w:numId w:val="15"/>
               </w:numPr>
-              <w:spacing w:after="240" w:before="0" w:beforeAutospacing="0" w:line="259" w:lineRule="auto"/>
+              <w:spacing w:after="240" w:before="0" w:line="259" w:lineRule="auto"/>
               <w:ind w:left="720" w:hanging="360"/>
               <w:rPr>
                 <w:rFonts w:ascii="Calibri" w:cs="Calibri" w:eastAsia="Calibri" w:hAnsi="Calibri"/>
@@ -5315,7 +5117,6 @@
             <w:pPr>
               <w:keepNext w:val="0"/>
               <w:keepLines w:val="0"/>
-              <w:pageBreakBefore w:val="0"/>
               <w:widowControl w:val="1"/>
               <w:pBdr>
                 <w:top w:space="0" w:sz="0" w:val="nil"/>
@@ -5700,7 +5501,7 @@
                 <w:ilvl w:val="0"/>
                 <w:numId w:val="1"/>
               </w:numPr>
-              <w:spacing w:after="0" w:afterAutospacing="0" w:before="240" w:line="259" w:lineRule="auto"/>
+              <w:spacing w:after="0" w:before="240" w:line="259" w:lineRule="auto"/>
               <w:ind w:left="720" w:hanging="360"/>
               <w:rPr>
                 <w:rFonts w:ascii="Calibri" w:cs="Calibri" w:eastAsia="Calibri" w:hAnsi="Calibri"/>
@@ -5739,7 +5540,7 @@
                 <w:ilvl w:val="0"/>
                 <w:numId w:val="1"/>
               </w:numPr>
-              <w:spacing w:after="0" w:afterAutospacing="0" w:before="0" w:beforeAutospacing="0" w:line="259" w:lineRule="auto"/>
+              <w:spacing w:after="0" w:before="0" w:line="259" w:lineRule="auto"/>
               <w:ind w:left="720" w:hanging="360"/>
               <w:rPr>
                 <w:rFonts w:ascii="Calibri" w:cs="Calibri" w:eastAsia="Calibri" w:hAnsi="Calibri"/>
@@ -5778,7 +5579,7 @@
                 <w:ilvl w:val="0"/>
                 <w:numId w:val="1"/>
               </w:numPr>
-              <w:spacing w:after="240" w:before="0" w:beforeAutospacing="0" w:line="259" w:lineRule="auto"/>
+              <w:spacing w:after="240" w:before="0" w:line="259" w:lineRule="auto"/>
               <w:ind w:left="720" w:hanging="360"/>
               <w:rPr>
                 <w:rFonts w:ascii="Calibri" w:cs="Calibri" w:eastAsia="Calibri" w:hAnsi="Calibri"/>
@@ -5810,6 +5611,11 @@
                 <w:rtl w:val="0"/>
               </w:rPr>
               <w:t xml:space="preserve">Requiere optimizar la gestión del proceso de fiscalización, mejorando la eficiencia operativa, la trazabilidad de la información y la toma de decisiones.</w:t>
+            </w:r>
+            <w:r>
+              <w:rPr>
+                <w:rtl w:val="0"/>
+              </w:rPr>
             </w:r>
           </w:p>
           <w:p>
@@ -5989,7 +5795,6 @@
             <w:pPr>
               <w:keepNext w:val="0"/>
               <w:keepLines w:val="0"/>
-              <w:pageBreakBefore w:val="0"/>
               <w:widowControl w:val="1"/>
               <w:pBdr>
                 <w:top w:space="0" w:sz="0" w:val="nil"/>
@@ -6324,9 +6129,9 @@
             <w:pPr>
               <w:numPr>
                 <w:ilvl w:val="0"/>
-                <w:numId w:val="12"/>
+                <w:numId w:val="4"/>
               </w:numPr>
-              <w:spacing w:after="0" w:afterAutospacing="0" w:before="240" w:line="259" w:lineRule="auto"/>
+              <w:spacing w:after="0" w:before="240" w:line="259" w:lineRule="auto"/>
               <w:ind w:left="720" w:hanging="360"/>
               <w:rPr>
                 <w:rFonts w:ascii="Calibri" w:cs="Calibri" w:eastAsia="Calibri" w:hAnsi="Calibri"/>
@@ -6369,9 +6174,9 @@
             <w:pPr>
               <w:numPr>
                 <w:ilvl w:val="0"/>
-                <w:numId w:val="12"/>
+                <w:numId w:val="4"/>
               </w:numPr>
-              <w:spacing w:after="0" w:afterAutospacing="0" w:before="0" w:beforeAutospacing="0" w:line="259" w:lineRule="auto"/>
+              <w:spacing w:after="0" w:before="0" w:line="259" w:lineRule="auto"/>
               <w:ind w:left="720" w:hanging="360"/>
               <w:rPr>
                 <w:rFonts w:ascii="Calibri" w:cs="Calibri" w:eastAsia="Calibri" w:hAnsi="Calibri"/>
@@ -6414,9 +6219,9 @@
             <w:pPr>
               <w:numPr>
                 <w:ilvl w:val="0"/>
-                <w:numId w:val="12"/>
+                <w:numId w:val="4"/>
               </w:numPr>
-              <w:spacing w:after="240" w:before="0" w:beforeAutospacing="0" w:line="259" w:lineRule="auto"/>
+              <w:spacing w:after="240" w:before="0" w:line="259" w:lineRule="auto"/>
               <w:ind w:left="720" w:hanging="360"/>
               <w:rPr>
                 <w:rFonts w:ascii="Calibri" w:cs="Calibri" w:eastAsia="Calibri" w:hAnsi="Calibri"/>
@@ -6479,9 +6284,9 @@
             <w:pPr>
               <w:numPr>
                 <w:ilvl w:val="0"/>
-                <w:numId w:val="10"/>
+                <w:numId w:val="17"/>
               </w:numPr>
-              <w:spacing w:after="0" w:afterAutospacing="0" w:before="240" w:line="259" w:lineRule="auto"/>
+              <w:spacing w:after="0" w:before="240" w:line="259" w:lineRule="auto"/>
               <w:ind w:left="720" w:hanging="360"/>
               <w:rPr>
                 <w:rFonts w:ascii="Calibri" w:cs="Calibri" w:eastAsia="Calibri" w:hAnsi="Calibri"/>
@@ -6523,9 +6328,9 @@
             <w:pPr>
               <w:numPr>
                 <w:ilvl w:val="0"/>
-                <w:numId w:val="10"/>
+                <w:numId w:val="17"/>
               </w:numPr>
-              <w:spacing w:after="0" w:afterAutospacing="0" w:before="0" w:beforeAutospacing="0" w:line="259" w:lineRule="auto"/>
+              <w:spacing w:after="0" w:before="0" w:line="259" w:lineRule="auto"/>
               <w:ind w:left="720" w:hanging="360"/>
               <w:rPr>
                 <w:rFonts w:ascii="Calibri" w:cs="Calibri" w:eastAsia="Calibri" w:hAnsi="Calibri"/>
@@ -6567,9 +6372,9 @@
             <w:pPr>
               <w:numPr>
                 <w:ilvl w:val="0"/>
-                <w:numId w:val="10"/>
+                <w:numId w:val="17"/>
               </w:numPr>
-              <w:spacing w:after="0" w:afterAutospacing="0" w:before="0" w:beforeAutospacing="0" w:line="259" w:lineRule="auto"/>
+              <w:spacing w:after="0" w:before="0" w:line="259" w:lineRule="auto"/>
               <w:ind w:left="720" w:hanging="360"/>
               <w:rPr>
                 <w:rFonts w:ascii="Calibri" w:cs="Calibri" w:eastAsia="Calibri" w:hAnsi="Calibri"/>
@@ -6611,9 +6416,9 @@
             <w:pPr>
               <w:numPr>
                 <w:ilvl w:val="0"/>
-                <w:numId w:val="10"/>
+                <w:numId w:val="17"/>
               </w:numPr>
-              <w:spacing w:after="0" w:afterAutospacing="0" w:before="0" w:beforeAutospacing="0" w:line="259" w:lineRule="auto"/>
+              <w:spacing w:after="0" w:before="0" w:line="259" w:lineRule="auto"/>
               <w:ind w:left="720" w:hanging="360"/>
               <w:rPr>
                 <w:rFonts w:ascii="Calibri" w:cs="Calibri" w:eastAsia="Calibri" w:hAnsi="Calibri"/>
@@ -6638,14 +6443,19 @@
               </w:rPr>
               <w:t xml:space="preserve">Reuniones Scrum:</w:t>
             </w:r>
+            <w:r>
+              <w:rPr>
+                <w:rtl w:val="0"/>
+              </w:rPr>
+            </w:r>
           </w:p>
           <w:p>
             <w:pPr>
               <w:numPr>
                 <w:ilvl w:val="1"/>
-                <w:numId w:val="10"/>
+                <w:numId w:val="17"/>
               </w:numPr>
-              <w:spacing w:after="0" w:afterAutospacing="0" w:before="0" w:beforeAutospacing="0" w:line="259" w:lineRule="auto"/>
+              <w:spacing w:after="0" w:before="0" w:line="259" w:lineRule="auto"/>
               <w:ind w:left="1440" w:hanging="360"/>
               <w:rPr>
                 <w:rFonts w:ascii="Calibri" w:cs="Calibri" w:eastAsia="Calibri" w:hAnsi="Calibri"/>
@@ -6673,9 +6483,9 @@
             <w:pPr>
               <w:numPr>
                 <w:ilvl w:val="1"/>
-                <w:numId w:val="10"/>
+                <w:numId w:val="17"/>
               </w:numPr>
-              <w:spacing w:after="0" w:afterAutospacing="0" w:before="0" w:beforeAutospacing="0" w:line="259" w:lineRule="auto"/>
+              <w:spacing w:after="0" w:before="0" w:line="259" w:lineRule="auto"/>
               <w:ind w:left="1440" w:hanging="360"/>
               <w:rPr>
                 <w:rFonts w:ascii="Calibri" w:cs="Calibri" w:eastAsia="Calibri" w:hAnsi="Calibri"/>
@@ -6703,9 +6513,9 @@
             <w:pPr>
               <w:numPr>
                 <w:ilvl w:val="1"/>
-                <w:numId w:val="10"/>
+                <w:numId w:val="17"/>
               </w:numPr>
-              <w:spacing w:after="240" w:before="0" w:beforeAutospacing="0" w:line="259" w:lineRule="auto"/>
+              <w:spacing w:after="240" w:before="0" w:line="259" w:lineRule="auto"/>
               <w:ind w:left="1440" w:hanging="360"/>
               <w:rPr>
                 <w:rFonts w:ascii="Calibri" w:cs="Calibri" w:eastAsia="Calibri" w:hAnsi="Calibri"/>
@@ -6863,7 +6673,6 @@
             <w:pPr>
               <w:keepNext w:val="0"/>
               <w:keepLines w:val="0"/>
-              <w:pageBreakBefore w:val="0"/>
               <w:widowControl w:val="1"/>
               <w:pBdr>
                 <w:top w:space="0" w:sz="0" w:val="nil"/>
@@ -7148,7 +6957,7 @@
             <w:pPr>
               <w:numPr>
                 <w:ilvl w:val="0"/>
-                <w:numId w:val="5"/>
+                <w:numId w:val="14"/>
               </w:numPr>
               <w:spacing w:line="259" w:lineRule="auto"/>
               <w:ind w:left="720" w:hanging="360"/>
@@ -7179,12 +6988,17 @@
               </w:rPr>
               <w:t xml:space="preserve">Servidor Backend:</w:t>
             </w:r>
+            <w:r>
+              <w:rPr>
+                <w:rtl w:val="0"/>
+              </w:rPr>
+            </w:r>
           </w:p>
           <w:p>
             <w:pPr>
               <w:numPr>
                 <w:ilvl w:val="1"/>
-                <w:numId w:val="5"/>
+                <w:numId w:val="14"/>
               </w:numPr>
               <w:spacing w:line="259" w:lineRule="auto"/>
               <w:ind w:left="1440" w:hanging="360"/>
@@ -7211,12 +7025,17 @@
               </w:rPr>
               <w:t xml:space="preserve">Instancia cloud (AWS EC2) para ejecución de servicios backend y API REST.</w:t>
             </w:r>
+            <w:r>
+              <w:rPr>
+                <w:rtl w:val="0"/>
+              </w:rPr>
+            </w:r>
           </w:p>
           <w:p>
             <w:pPr>
               <w:numPr>
                 <w:ilvl w:val="0"/>
-                <w:numId w:val="5"/>
+                <w:numId w:val="14"/>
               </w:numPr>
               <w:spacing w:line="259" w:lineRule="auto"/>
               <w:ind w:left="720" w:hanging="360"/>
@@ -7247,12 +7066,17 @@
               </w:rPr>
               <w:t xml:space="preserve">Servidor de Base de datos:</w:t>
             </w:r>
+            <w:r>
+              <w:rPr>
+                <w:rtl w:val="0"/>
+              </w:rPr>
+            </w:r>
           </w:p>
           <w:p>
             <w:pPr>
               <w:numPr>
                 <w:ilvl w:val="1"/>
-                <w:numId w:val="5"/>
+                <w:numId w:val="14"/>
               </w:numPr>
               <w:spacing w:line="259" w:lineRule="auto"/>
               <w:ind w:left="1440" w:hanging="360"/>
@@ -7279,12 +7103,17 @@
               </w:rPr>
               <w:t xml:space="preserve">MySQL alojado en servicio administrado (AWS RDS) para asegurar disponibilidad y respaldo automático.</w:t>
             </w:r>
+            <w:r>
+              <w:rPr>
+                <w:rtl w:val="0"/>
+              </w:rPr>
+            </w:r>
           </w:p>
           <w:p>
             <w:pPr>
               <w:numPr>
                 <w:ilvl w:val="0"/>
-                <w:numId w:val="5"/>
+                <w:numId w:val="14"/>
               </w:numPr>
               <w:spacing w:line="259" w:lineRule="auto"/>
               <w:ind w:left="720" w:hanging="360"/>
@@ -7315,12 +7144,17 @@
               </w:rPr>
               <w:t xml:space="preserve">Almacenamiento de Evidencia Fotográfica:</w:t>
             </w:r>
+            <w:r>
+              <w:rPr>
+                <w:rtl w:val="0"/>
+              </w:rPr>
+            </w:r>
           </w:p>
           <w:p>
             <w:pPr>
               <w:numPr>
                 <w:ilvl w:val="1"/>
-                <w:numId w:val="5"/>
+                <w:numId w:val="14"/>
               </w:numPr>
               <w:spacing w:line="259" w:lineRule="auto"/>
               <w:ind w:left="1440" w:hanging="360"/>
@@ -7347,12 +7181,17 @@
               </w:rPr>
               <w:t xml:space="preserve">Uso de almacenamiento de objetos (AWS S3) para guardar imágenes asociadas a las infracciones.</w:t>
             </w:r>
+            <w:r>
+              <w:rPr>
+                <w:rtl w:val="0"/>
+              </w:rPr>
+            </w:r>
           </w:p>
           <w:p>
             <w:pPr>
               <w:numPr>
                 <w:ilvl w:val="0"/>
-                <w:numId w:val="5"/>
+                <w:numId w:val="14"/>
               </w:numPr>
               <w:spacing w:line="259" w:lineRule="auto"/>
               <w:ind w:left="720" w:hanging="360"/>
@@ -7383,12 +7222,17 @@
               </w:rPr>
               <w:t xml:space="preserve">Servicio de IA:</w:t>
             </w:r>
+            <w:r>
+              <w:rPr>
+                <w:rtl w:val="0"/>
+              </w:rPr>
+            </w:r>
           </w:p>
           <w:p>
             <w:pPr>
               <w:numPr>
                 <w:ilvl w:val="1"/>
-                <w:numId w:val="5"/>
+                <w:numId w:val="14"/>
               </w:numPr>
               <w:spacing w:line="259" w:lineRule="auto"/>
               <w:ind w:left="1440" w:hanging="360"/>
@@ -7415,12 +7259,17 @@
               </w:rPr>
               <w:t xml:space="preserve">Microservicio en Python encargado del procesamiento de imágenes y reconocimiento de patentes utilizando modelos de visión computacional.</w:t>
             </w:r>
+            <w:r>
+              <w:rPr>
+                <w:rtl w:val="0"/>
+              </w:rPr>
+            </w:r>
           </w:p>
           <w:p>
             <w:pPr>
               <w:numPr>
                 <w:ilvl w:val="0"/>
-                <w:numId w:val="5"/>
+                <w:numId w:val="14"/>
               </w:numPr>
               <w:spacing w:line="259" w:lineRule="auto"/>
               <w:ind w:left="720" w:hanging="360"/>
@@ -7451,12 +7300,17 @@
               </w:rPr>
               <w:t xml:space="preserve">Sistema de autenticación:</w:t>
             </w:r>
+            <w:r>
+              <w:rPr>
+                <w:rtl w:val="0"/>
+              </w:rPr>
+            </w:r>
           </w:p>
           <w:p>
             <w:pPr>
               <w:numPr>
                 <w:ilvl w:val="1"/>
-                <w:numId w:val="5"/>
+                <w:numId w:val="14"/>
               </w:numPr>
               <w:spacing w:line="259" w:lineRule="auto"/>
               <w:ind w:left="1440" w:hanging="360"/>
@@ -7483,12 +7337,17 @@
               </w:rPr>
               <w:t xml:space="preserve">Implementación de JWT para autenticación segura entre cliente móvil, dashboard web y backend.</w:t>
             </w:r>
+            <w:r>
+              <w:rPr>
+                <w:rtl w:val="0"/>
+              </w:rPr>
+            </w:r>
           </w:p>
           <w:p>
             <w:pPr>
               <w:numPr>
                 <w:ilvl w:val="0"/>
-                <w:numId w:val="5"/>
+                <w:numId w:val="14"/>
               </w:numPr>
               <w:spacing w:line="259" w:lineRule="auto"/>
               <w:ind w:left="720" w:hanging="360"/>
@@ -7519,12 +7378,17 @@
               </w:rPr>
               <w:t xml:space="preserve">Control de versiones y CI/CD:</w:t>
             </w:r>
+            <w:r>
+              <w:rPr>
+                <w:rtl w:val="0"/>
+              </w:rPr>
+            </w:r>
           </w:p>
           <w:p>
             <w:pPr>
               <w:numPr>
                 <w:ilvl w:val="1"/>
-                <w:numId w:val="5"/>
+                <w:numId w:val="14"/>
               </w:numPr>
               <w:spacing w:line="259" w:lineRule="auto"/>
               <w:ind w:left="1440" w:hanging="360"/>
@@ -7551,12 +7415,17 @@
               </w:rPr>
               <w:t xml:space="preserve">Uso de Github y Github Actions para automatizar pruebas y despliegues.</w:t>
             </w:r>
+            <w:r>
+              <w:rPr>
+                <w:rtl w:val="0"/>
+              </w:rPr>
+            </w:r>
           </w:p>
           <w:p>
             <w:pPr>
               <w:numPr>
                 <w:ilvl w:val="0"/>
-                <w:numId w:val="5"/>
+                <w:numId w:val="14"/>
               </w:numPr>
               <w:spacing w:line="259" w:lineRule="auto"/>
               <w:ind w:left="720" w:hanging="360"/>
@@ -7591,7 +7460,7 @@
             <w:pPr>
               <w:numPr>
                 <w:ilvl w:val="1"/>
-                <w:numId w:val="5"/>
+                <w:numId w:val="14"/>
               </w:numPr>
               <w:spacing w:line="259" w:lineRule="auto"/>
               <w:ind w:left="1440" w:hanging="360"/>
@@ -7618,6 +7487,11 @@
               </w:rPr>
               <w:t xml:space="preserve">Todas las comunicaciones entre el cliente y el servidor se realizan mediante protocolo HTTPS, asegurando el cifrado de datos.</w:t>
             </w:r>
+            <w:r>
+              <w:rPr>
+                <w:rtl w:val="0"/>
+              </w:rPr>
+            </w:r>
           </w:p>
           <w:p>
             <w:pPr>
@@ -7797,7 +7671,7 @@
             <w:pPr>
               <w:numPr>
                 <w:ilvl w:val="0"/>
-                <w:numId w:val="17"/>
+                <w:numId w:val="8"/>
               </w:numPr>
               <w:spacing w:line="259" w:lineRule="auto"/>
               <w:ind w:left="720" w:hanging="360"/>
@@ -7885,9 +7759,9 @@
             <w:pPr>
               <w:numPr>
                 <w:ilvl w:val="0"/>
-                <w:numId w:val="18"/>
+                <w:numId w:val="9"/>
               </w:numPr>
-              <w:spacing w:after="0" w:afterAutospacing="0" w:before="240" w:line="259" w:lineRule="auto"/>
+              <w:spacing w:after="0" w:before="240" w:line="259" w:lineRule="auto"/>
               <w:ind w:left="720" w:hanging="360"/>
               <w:rPr>
                 <w:rFonts w:ascii="Calibri" w:cs="Calibri" w:eastAsia="Calibri" w:hAnsi="Calibri"/>
@@ -7911,14 +7785,19 @@
               </w:rPr>
               <w:t xml:space="preserve">Captura de imágenes utilizando la cámara del dispositivo.</w:t>
             </w:r>
+            <w:r>
+              <w:rPr>
+                <w:rtl w:val="0"/>
+              </w:rPr>
+            </w:r>
           </w:p>
           <w:p>
             <w:pPr>
               <w:numPr>
                 <w:ilvl w:val="0"/>
-                <w:numId w:val="18"/>
+                <w:numId w:val="9"/>
               </w:numPr>
-              <w:spacing w:after="0" w:afterAutospacing="0" w:before="0" w:beforeAutospacing="0" w:line="259" w:lineRule="auto"/>
+              <w:spacing w:after="0" w:before="0" w:line="259" w:lineRule="auto"/>
               <w:ind w:left="720" w:hanging="360"/>
               <w:rPr>
                 <w:rFonts w:ascii="Calibri" w:cs="Calibri" w:eastAsia="Calibri" w:hAnsi="Calibri"/>
@@ -7942,14 +7821,19 @@
               </w:rPr>
               <w:t xml:space="preserve">Envío de imágenes al microservicio de procesamiento mediante solicitudes HTTP.</w:t>
             </w:r>
+            <w:r>
+              <w:rPr>
+                <w:rtl w:val="0"/>
+              </w:rPr>
+            </w:r>
           </w:p>
           <w:p>
             <w:pPr>
               <w:numPr>
                 <w:ilvl w:val="0"/>
-                <w:numId w:val="18"/>
+                <w:numId w:val="9"/>
               </w:numPr>
-              <w:spacing w:after="0" w:afterAutospacing="0" w:before="0" w:beforeAutospacing="0" w:line="259" w:lineRule="auto"/>
+              <w:spacing w:after="0" w:before="0" w:line="259" w:lineRule="auto"/>
               <w:ind w:left="720" w:hanging="360"/>
               <w:rPr>
                 <w:rFonts w:ascii="Calibri" w:cs="Calibri" w:eastAsia="Calibri" w:hAnsi="Calibri"/>
@@ -7973,14 +7857,19 @@
               </w:rPr>
               <w:t xml:space="preserve">Consumo de servicios REST para consulta y registro de infracciones.</w:t>
             </w:r>
+            <w:r>
+              <w:rPr>
+                <w:rtl w:val="0"/>
+              </w:rPr>
+            </w:r>
           </w:p>
           <w:p>
             <w:pPr>
               <w:numPr>
                 <w:ilvl w:val="0"/>
-                <w:numId w:val="18"/>
+                <w:numId w:val="9"/>
               </w:numPr>
-              <w:spacing w:after="0" w:afterAutospacing="0" w:before="0" w:beforeAutospacing="0" w:line="259" w:lineRule="auto"/>
+              <w:spacing w:after="0" w:before="0" w:line="259" w:lineRule="auto"/>
               <w:ind w:left="720" w:hanging="360"/>
               <w:rPr>
                 <w:rFonts w:ascii="Calibri" w:cs="Calibri" w:eastAsia="Calibri" w:hAnsi="Calibri"/>
@@ -8004,14 +7893,19 @@
               </w:rPr>
               <w:t xml:space="preserve">Captura de datos de geolocalización mediante GPS del dispositivo.</w:t>
             </w:r>
+            <w:r>
+              <w:rPr>
+                <w:rtl w:val="0"/>
+              </w:rPr>
+            </w:r>
           </w:p>
           <w:p>
             <w:pPr>
               <w:numPr>
                 <w:ilvl w:val="0"/>
-                <w:numId w:val="18"/>
+                <w:numId w:val="9"/>
               </w:numPr>
-              <w:spacing w:after="0" w:afterAutospacing="0" w:before="0" w:beforeAutospacing="0" w:line="259" w:lineRule="auto"/>
+              <w:spacing w:after="0" w:before="0" w:line="259" w:lineRule="auto"/>
               <w:ind w:left="720" w:hanging="360"/>
               <w:rPr>
                 <w:rFonts w:ascii="Calibri" w:cs="Calibri" w:eastAsia="Calibri" w:hAnsi="Calibri"/>
@@ -8035,14 +7929,19 @@
               </w:rPr>
               <w:t xml:space="preserve">Almacenamiento local temporal de información para soporte en modo offline.</w:t>
             </w:r>
+            <w:r>
+              <w:rPr>
+                <w:rtl w:val="0"/>
+              </w:rPr>
+            </w:r>
           </w:p>
           <w:p>
             <w:pPr>
               <w:numPr>
                 <w:ilvl w:val="0"/>
-                <w:numId w:val="18"/>
+                <w:numId w:val="9"/>
               </w:numPr>
-              <w:spacing w:after="240" w:before="0" w:beforeAutospacing="0" w:line="259" w:lineRule="auto"/>
+              <w:spacing w:after="240" w:before="0" w:line="259" w:lineRule="auto"/>
               <w:ind w:left="720" w:hanging="360"/>
               <w:rPr>
                 <w:rFonts w:ascii="Calibri" w:cs="Calibri" w:eastAsia="Calibri" w:hAnsi="Calibri"/>
@@ -8065,6 +7964,11 @@
                 <w:rtl w:val="0"/>
               </w:rPr>
               <w:t xml:space="preserve">Gestión de autenticación mediante tokens JWT.</w:t>
+            </w:r>
+            <w:r>
+              <w:rPr>
+                <w:rtl w:val="0"/>
+              </w:rPr>
             </w:r>
           </w:p>
           <w:p>
@@ -8169,7 +8073,7 @@
             <w:pPr>
               <w:numPr>
                 <w:ilvl w:val="0"/>
-                <w:numId w:val="17"/>
+                <w:numId w:val="8"/>
               </w:numPr>
               <w:spacing w:line="259" w:lineRule="auto"/>
               <w:ind w:left="720" w:hanging="360"/>
@@ -8305,7 +8209,7 @@
             <w:pPr>
               <w:numPr>
                 <w:ilvl w:val="0"/>
-                <w:numId w:val="16"/>
+                <w:numId w:val="7"/>
               </w:numPr>
               <w:spacing w:line="259" w:lineRule="auto"/>
               <w:ind w:left="1440" w:hanging="360"/>
@@ -8336,7 +8240,7 @@
             <w:pPr>
               <w:numPr>
                 <w:ilvl w:val="0"/>
-                <w:numId w:val="16"/>
+                <w:numId w:val="7"/>
               </w:numPr>
               <w:spacing w:line="259" w:lineRule="auto"/>
               <w:ind w:left="1440" w:hanging="360"/>
@@ -8367,7 +8271,7 @@
             <w:pPr>
               <w:numPr>
                 <w:ilvl w:val="0"/>
-                <w:numId w:val="16"/>
+                <w:numId w:val="7"/>
               </w:numPr>
               <w:spacing w:line="259" w:lineRule="auto"/>
               <w:ind w:left="1440" w:hanging="360"/>
@@ -8398,7 +8302,7 @@
             <w:pPr>
               <w:numPr>
                 <w:ilvl w:val="1"/>
-                <w:numId w:val="16"/>
+                <w:numId w:val="7"/>
               </w:numPr>
               <w:spacing w:line="259" w:lineRule="auto"/>
               <w:ind w:left="2160" w:hanging="360"/>
@@ -8429,7 +8333,7 @@
             <w:pPr>
               <w:numPr>
                 <w:ilvl w:val="1"/>
-                <w:numId w:val="16"/>
+                <w:numId w:val="7"/>
               </w:numPr>
               <w:spacing w:line="259" w:lineRule="auto"/>
               <w:ind w:left="2160" w:hanging="360"/>
@@ -8460,7 +8364,7 @@
             <w:pPr>
               <w:numPr>
                 <w:ilvl w:val="1"/>
-                <w:numId w:val="16"/>
+                <w:numId w:val="7"/>
               </w:numPr>
               <w:spacing w:line="259" w:lineRule="auto"/>
               <w:ind w:left="2160" w:hanging="360"/>
@@ -8491,7 +8395,7 @@
             <w:pPr>
               <w:numPr>
                 <w:ilvl w:val="1"/>
-                <w:numId w:val="16"/>
+                <w:numId w:val="7"/>
               </w:numPr>
               <w:spacing w:line="259" w:lineRule="auto"/>
               <w:ind w:left="2160" w:hanging="360"/>
@@ -8576,7 +8480,7 @@
             <w:pPr>
               <w:numPr>
                 <w:ilvl w:val="0"/>
-                <w:numId w:val="15"/>
+                <w:numId w:val="6"/>
               </w:numPr>
               <w:spacing w:line="259" w:lineRule="auto"/>
               <w:ind w:left="1440" w:hanging="360"/>
@@ -8607,7 +8511,7 @@
             <w:pPr>
               <w:numPr>
                 <w:ilvl w:val="0"/>
-                <w:numId w:val="15"/>
+                <w:numId w:val="6"/>
               </w:numPr>
               <w:spacing w:line="259" w:lineRule="auto"/>
               <w:ind w:left="1440" w:hanging="360"/>
@@ -8638,7 +8542,7 @@
             <w:pPr>
               <w:numPr>
                 <w:ilvl w:val="0"/>
-                <w:numId w:val="15"/>
+                <w:numId w:val="6"/>
               </w:numPr>
               <w:spacing w:line="259" w:lineRule="auto"/>
               <w:ind w:left="1440" w:hanging="360"/>
@@ -8669,7 +8573,7 @@
             <w:pPr>
               <w:numPr>
                 <w:ilvl w:val="1"/>
-                <w:numId w:val="15"/>
+                <w:numId w:val="6"/>
               </w:numPr>
               <w:spacing w:line="259" w:lineRule="auto"/>
               <w:ind w:left="2160" w:hanging="360"/>
@@ -8700,7 +8604,7 @@
             <w:pPr>
               <w:numPr>
                 <w:ilvl w:val="1"/>
-                <w:numId w:val="15"/>
+                <w:numId w:val="6"/>
               </w:numPr>
               <w:spacing w:line="259" w:lineRule="auto"/>
               <w:ind w:left="2160" w:hanging="360"/>
@@ -8731,7 +8635,7 @@
             <w:pPr>
               <w:numPr>
                 <w:ilvl w:val="1"/>
-                <w:numId w:val="15"/>
+                <w:numId w:val="6"/>
               </w:numPr>
               <w:spacing w:line="259" w:lineRule="auto"/>
               <w:ind w:left="2160" w:hanging="360"/>
@@ -8762,7 +8666,7 @@
             <w:pPr>
               <w:numPr>
                 <w:ilvl w:val="1"/>
-                <w:numId w:val="15"/>
+                <w:numId w:val="6"/>
               </w:numPr>
               <w:spacing w:line="259" w:lineRule="auto"/>
               <w:ind w:left="2160" w:hanging="360"/>
@@ -8793,7 +8697,7 @@
             <w:pPr>
               <w:numPr>
                 <w:ilvl w:val="0"/>
-                <w:numId w:val="17"/>
+                <w:numId w:val="8"/>
               </w:numPr>
               <w:spacing w:line="259" w:lineRule="auto"/>
               <w:ind w:left="720" w:hanging="360"/>
@@ -8908,7 +8812,7 @@
             <w:pPr>
               <w:numPr>
                 <w:ilvl w:val="0"/>
-                <w:numId w:val="3"/>
+                <w:numId w:val="13"/>
               </w:numPr>
               <w:spacing w:line="259" w:lineRule="auto"/>
               <w:ind w:left="1440" w:hanging="360"/>
@@ -8939,7 +8843,7 @@
             <w:pPr>
               <w:numPr>
                 <w:ilvl w:val="0"/>
-                <w:numId w:val="3"/>
+                <w:numId w:val="13"/>
               </w:numPr>
               <w:spacing w:line="259" w:lineRule="auto"/>
               <w:ind w:left="1440" w:hanging="360"/>
@@ -8970,7 +8874,7 @@
             <w:pPr>
               <w:numPr>
                 <w:ilvl w:val="0"/>
-                <w:numId w:val="3"/>
+                <w:numId w:val="13"/>
               </w:numPr>
               <w:spacing w:line="259" w:lineRule="auto"/>
               <w:ind w:left="1440" w:hanging="360"/>
@@ -9001,7 +8905,7 @@
             <w:pPr>
               <w:numPr>
                 <w:ilvl w:val="0"/>
-                <w:numId w:val="3"/>
+                <w:numId w:val="13"/>
               </w:numPr>
               <w:spacing w:line="259" w:lineRule="auto"/>
               <w:ind w:left="1440" w:hanging="360"/>
@@ -9032,7 +8936,7 @@
             <w:pPr>
               <w:numPr>
                 <w:ilvl w:val="0"/>
-                <w:numId w:val="3"/>
+                <w:numId w:val="13"/>
               </w:numPr>
               <w:spacing w:line="259" w:lineRule="auto"/>
               <w:ind w:left="1440" w:hanging="360"/>
@@ -9342,31 +9246,7 @@
                 <w:szCs w:val="20"/>
                 <w:rtl w:val="0"/>
               </w:rPr>
-              <w:t xml:space="preserve">4. El backend </w:t>
-            </w:r>
-            <w:r>
-              <w:rPr>
-                <w:rFonts w:ascii="Calibri" w:cs="Calibri" w:eastAsia="Calibri" w:hAnsi="Calibri"/>
-                <w:i w:val="1"/>
-                <w:iCs w:val="1"/>
-                <w:color w:val="548dd4"/>
-                <w:sz w:val="20"/>
-                <w:szCs w:val="20"/>
-                <w:rtl w:val="0"/>
-              </w:rPr>
-              <w:t xml:space="preserve">válida</w:t>
-            </w:r>
-            <w:r>
-              <w:rPr>
-                <w:rFonts w:ascii="Calibri" w:cs="Calibri" w:eastAsia="Calibri" w:hAnsi="Calibri"/>
-                <w:i w:val="1"/>
-                <w:iCs w:val="1"/>
-                <w:color w:val="548dd4"/>
-                <w:sz w:val="20"/>
-                <w:szCs w:val="20"/>
-                <w:rtl w:val="0"/>
-              </w:rPr>
-              <w:t xml:space="preserve">, complementa y almacena la información, integrando los datos de la patente con la evidencia capturada.</w:t>
+              <w:t xml:space="preserve">4. El backend válida, complementa y almacena la información, integrando los datos de la patente con la evidencia capturada.</w:t>
             </w:r>
           </w:p>
           <w:p>
@@ -13284,7 +13164,6 @@
             <w:pPr>
               <w:keepNext w:val="0"/>
               <w:keepLines w:val="0"/>
-              <w:pageBreakBefore w:val="0"/>
               <w:widowControl w:val="1"/>
               <w:pBdr>
                 <w:top w:space="0" w:sz="0" w:val="nil"/>
@@ -13407,7 +13286,6 @@
             <w:pPr>
               <w:keepNext w:val="0"/>
               <w:keepLines w:val="0"/>
-              <w:pageBreakBefore w:val="0"/>
               <w:widowControl w:val="1"/>
               <w:pBdr>
                 <w:top w:space="0" w:sz="0" w:val="nil"/>
@@ -13482,7 +13360,6 @@
             <w:pPr>
               <w:keepNext w:val="0"/>
               <w:keepLines w:val="0"/>
-              <w:pageBreakBefore w:val="0"/>
               <w:widowControl w:val="1"/>
               <w:pBdr>
                 <w:top w:space="0" w:sz="0" w:val="nil"/>
@@ -13577,7 +13454,6 @@
             <w:pPr>
               <w:keepNext w:val="0"/>
               <w:keepLines w:val="0"/>
-              <w:pageBreakBefore w:val="0"/>
               <w:widowControl w:val="1"/>
               <w:pBdr>
                 <w:top w:space="0" w:sz="0" w:val="nil"/>
@@ -13651,7 +13527,6 @@
             <w:pPr>
               <w:keepNext w:val="0"/>
               <w:keepLines w:val="0"/>
-              <w:pageBreakBefore w:val="0"/>
               <w:widowControl w:val="1"/>
               <w:pBdr>
                 <w:top w:space="0" w:sz="0" w:val="nil"/>
@@ -13732,7 +13607,6 @@
             <w:pPr>
               <w:keepNext w:val="0"/>
               <w:keepLines w:val="0"/>
-              <w:pageBreakBefore w:val="0"/>
               <w:widowControl w:val="1"/>
               <w:pBdr>
                 <w:top w:space="0" w:sz="0" w:val="nil"/>
@@ -13820,11 +13694,6 @@
               </w:rPr>
               <w:t xml:space="preserve">Documento de planificación</w:t>
             </w:r>
-            <w:r>
-              <w:rPr>
-                <w:rtl w:val="0"/>
-              </w:rPr>
-            </w:r>
           </w:p>
         </w:tc>
         <w:tc>
@@ -13929,7 +13798,6 @@
             <w:pPr>
               <w:keepNext w:val="0"/>
               <w:keepLines w:val="0"/>
-              <w:pageBreakBefore w:val="0"/>
               <w:widowControl w:val="1"/>
               <w:pBdr>
                 <w:top w:space="0" w:sz="0" w:val="nil"/>
@@ -14149,7 +14017,6 @@
             <w:pPr>
               <w:keepNext w:val="0"/>
               <w:keepLines w:val="0"/>
-              <w:pageBreakBefore w:val="0"/>
               <w:widowControl w:val="1"/>
               <w:pBdr>
                 <w:top w:space="0" w:sz="0" w:val="nil"/>
@@ -14349,7 +14216,6 @@
             <w:pPr>
               <w:keepNext w:val="0"/>
               <w:keepLines w:val="0"/>
-              <w:pageBreakBefore w:val="0"/>
               <w:widowControl w:val="1"/>
               <w:pBdr>
                 <w:top w:space="0" w:sz="0" w:val="nil"/>
@@ -14582,7 +14448,6 @@
             <w:pPr>
               <w:keepNext w:val="0"/>
               <w:keepLines w:val="0"/>
-              <w:pageBreakBefore w:val="0"/>
               <w:widowControl w:val="1"/>
               <w:pBdr>
                 <w:top w:space="0" w:sz="0" w:val="nil"/>
@@ -14782,7 +14647,6 @@
             <w:pPr>
               <w:keepNext w:val="0"/>
               <w:keepLines w:val="0"/>
-              <w:pageBreakBefore w:val="0"/>
               <w:widowControl w:val="1"/>
               <w:pBdr>
                 <w:top w:space="0" w:sz="0" w:val="nil"/>
@@ -14938,15 +14802,23 @@
                 <w:szCs w:val="18"/>
               </w:rPr>
             </w:pPr>
-            <w:r>
-              <w:rPr>
-                <w:rFonts w:ascii="Calibri" w:cs="Calibri" w:eastAsia="Calibri" w:hAnsi="Calibri"/>
-                <w:color w:val="1f4e79"/>
-                <w:sz w:val="18"/>
-                <w:szCs w:val="18"/>
-                <w:rtl w:val="0"/>
-              </w:rPr>
-              <w:t xml:space="preserve">Repositorio</w:t>
+            <w:hyperlink r:id="rId16">
+              <w:r>
+                <w:rPr>
+                  <w:rFonts w:ascii="Calibri" w:cs="Calibri" w:eastAsia="Calibri" w:hAnsi="Calibri"/>
+                  <w:color w:val="1155cc"/>
+                  <w:sz w:val="18"/>
+                  <w:szCs w:val="18"/>
+                  <w:u w:val="single"/>
+                  <w:rtl w:val="0"/>
+                </w:rPr>
+                <w:t xml:space="preserve">Repositorio</w:t>
+              </w:r>
+            </w:hyperlink>
+            <w:r>
+              <w:rPr>
+                <w:rtl w:val="0"/>
+              </w:rPr>
             </w:r>
           </w:p>
         </w:tc>
@@ -15066,7 +14938,6 @@
             <w:pPr>
               <w:keepNext w:val="0"/>
               <w:keepLines w:val="0"/>
-              <w:pageBreakBefore w:val="0"/>
               <w:widowControl w:val="1"/>
               <w:pBdr>
                 <w:top w:space="0" w:sz="0" w:val="nil"/>
@@ -15313,7 +15184,6 @@
             <w:pPr>
               <w:keepNext w:val="0"/>
               <w:keepLines w:val="0"/>
-              <w:pageBreakBefore w:val="0"/>
               <w:widowControl w:val="0"/>
               <w:pBdr>
                 <w:top w:space="0" w:sz="0" w:val="nil"/>
@@ -15362,7 +15232,6 @@
             <w:pPr>
               <w:keepNext w:val="0"/>
               <w:keepLines w:val="0"/>
-              <w:pageBreakBefore w:val="0"/>
               <w:widowControl w:val="0"/>
               <w:pBdr>
                 <w:top w:space="0" w:sz="0" w:val="nil"/>
@@ -15476,6 +15345,8 @@
               <w:jc w:val="left"/>
               <w:rPr>
                 <w:rFonts w:ascii="Calibri" w:cs="Calibri" w:eastAsia="Calibri" w:hAnsi="Calibri"/>
+                <w:b w:val="1"/>
+                <w:bCs w:val="1"/>
                 <w:sz w:val="16"/>
                 <w:szCs w:val="16"/>
               </w:rPr>
@@ -16141,11 +16012,6 @@
                 <w:rtl w:val="0"/>
               </w:rPr>
               <w:t xml:space="preserve">Sprint 1: Planificación y Blueprint técnico.</w:t>
-            </w:r>
-            <w:r>
-              <w:rPr>
-                <w:rtl w:val="0"/>
-              </w:rPr>
             </w:r>
           </w:p>
         </w:tc>
@@ -21259,9 +21125,9 @@
       <w:pPr>
         <w:numPr>
           <w:ilvl w:val="0"/>
-          <w:numId w:val="20"/>
+          <w:numId w:val="12"/>
         </w:numPr>
-        <w:spacing w:after="0" w:afterAutospacing="0" w:before="240" w:line="259" w:lineRule="auto"/>
+        <w:spacing w:after="0" w:before="240" w:line="259" w:lineRule="auto"/>
         <w:ind w:left="720" w:hanging="360"/>
         <w:rPr>
           <w:rFonts w:ascii="Calibri" w:cs="Calibri" w:eastAsia="Calibri" w:hAnsi="Calibri"/>
@@ -21285,14 +21151,19 @@
         </w:rPr>
         <w:t xml:space="preserve">Registro manual de infracciones</w:t>
       </w:r>
+      <w:r>
+        <w:rPr>
+          <w:rtl w:val="0"/>
+        </w:rPr>
+      </w:r>
     </w:p>
     <w:p>
       <w:pPr>
         <w:numPr>
           <w:ilvl w:val="0"/>
-          <w:numId w:val="20"/>
+          <w:numId w:val="12"/>
         </w:numPr>
-        <w:spacing w:after="0" w:afterAutospacing="0" w:before="0" w:beforeAutospacing="0" w:line="259" w:lineRule="auto"/>
+        <w:spacing w:after="0" w:before="0" w:line="259" w:lineRule="auto"/>
         <w:ind w:left="720" w:hanging="360"/>
         <w:rPr>
           <w:rFonts w:ascii="Calibri" w:cs="Calibri" w:eastAsia="Calibri" w:hAnsi="Calibri"/>
@@ -21316,14 +21187,19 @@
         </w:rPr>
         <w:t xml:space="preserve">Captura de imágenes</w:t>
       </w:r>
+      <w:r>
+        <w:rPr>
+          <w:rtl w:val="0"/>
+        </w:rPr>
+      </w:r>
     </w:p>
     <w:p>
       <w:pPr>
         <w:numPr>
           <w:ilvl w:val="0"/>
-          <w:numId w:val="20"/>
+          <w:numId w:val="12"/>
         </w:numPr>
-        <w:spacing w:after="0" w:afterAutospacing="0" w:before="0" w:beforeAutospacing="0" w:line="259" w:lineRule="auto"/>
+        <w:spacing w:after="0" w:before="0" w:line="259" w:lineRule="auto"/>
         <w:ind w:left="720" w:hanging="360"/>
         <w:rPr>
           <w:rFonts w:ascii="Calibri" w:cs="Calibri" w:eastAsia="Calibri" w:hAnsi="Calibri"/>
@@ -21347,14 +21223,19 @@
         </w:rPr>
         <w:t xml:space="preserve">Geolocalización</w:t>
       </w:r>
+      <w:r>
+        <w:rPr>
+          <w:rtl w:val="0"/>
+        </w:rPr>
+      </w:r>
     </w:p>
     <w:p>
       <w:pPr>
         <w:numPr>
           <w:ilvl w:val="0"/>
-          <w:numId w:val="20"/>
+          <w:numId w:val="12"/>
         </w:numPr>
-        <w:spacing w:after="0" w:afterAutospacing="0" w:before="0" w:beforeAutospacing="0" w:line="259" w:lineRule="auto"/>
+        <w:spacing w:after="0" w:before="0" w:line="259" w:lineRule="auto"/>
         <w:ind w:left="720" w:hanging="360"/>
         <w:rPr>
           <w:rFonts w:ascii="Calibri" w:cs="Calibri" w:eastAsia="Calibri" w:hAnsi="Calibri"/>
@@ -21378,14 +21259,19 @@
         </w:rPr>
         <w:t xml:space="preserve">Backend funcional</w:t>
       </w:r>
+      <w:r>
+        <w:rPr>
+          <w:rtl w:val="0"/>
+        </w:rPr>
+      </w:r>
     </w:p>
     <w:p>
       <w:pPr>
         <w:numPr>
           <w:ilvl w:val="0"/>
-          <w:numId w:val="20"/>
+          <w:numId w:val="12"/>
         </w:numPr>
-        <w:spacing w:after="240" w:before="0" w:beforeAutospacing="0" w:line="259" w:lineRule="auto"/>
+        <w:spacing w:after="240" w:before="0" w:line="259" w:lineRule="auto"/>
         <w:ind w:left="720" w:hanging="360"/>
         <w:rPr>
           <w:rFonts w:ascii="Calibri" w:cs="Calibri" w:eastAsia="Calibri" w:hAnsi="Calibri"/>
@@ -21408,6 +21294,11 @@
           <w:rtl w:val="0"/>
         </w:rPr>
         <w:t xml:space="preserve">Dashboard básico</w:t>
+      </w:r>
+      <w:r>
+        <w:rPr>
+          <w:rtl w:val="0"/>
+        </w:rPr>
       </w:r>
     </w:p>
     <w:p>
@@ -21484,9 +21375,9 @@
       <w:pPr>
         <w:numPr>
           <w:ilvl w:val="0"/>
-          <w:numId w:val="11"/>
+          <w:numId w:val="3"/>
         </w:numPr>
-        <w:spacing w:after="0" w:afterAutospacing="0" w:before="240" w:line="259" w:lineRule="auto"/>
+        <w:spacing w:after="0" w:before="240" w:line="259" w:lineRule="auto"/>
         <w:ind w:left="720" w:hanging="360"/>
         <w:rPr>
           <w:rFonts w:ascii="Calibri" w:cs="Calibri" w:eastAsia="Calibri" w:hAnsi="Calibri"/>
@@ -21510,9 +21401,9 @@
       <w:pPr>
         <w:numPr>
           <w:ilvl w:val="0"/>
-          <w:numId w:val="11"/>
+          <w:numId w:val="3"/>
         </w:numPr>
-        <w:spacing w:after="0" w:afterAutospacing="0" w:before="0" w:beforeAutospacing="0" w:line="259" w:lineRule="auto"/>
+        <w:spacing w:after="0" w:before="0" w:line="259" w:lineRule="auto"/>
         <w:ind w:left="720" w:hanging="360"/>
         <w:rPr>
           <w:rFonts w:ascii="Calibri" w:cs="Calibri" w:eastAsia="Calibri" w:hAnsi="Calibri"/>
@@ -21536,9 +21427,9 @@
       <w:pPr>
         <w:numPr>
           <w:ilvl w:val="0"/>
-          <w:numId w:val="11"/>
+          <w:numId w:val="3"/>
         </w:numPr>
-        <w:spacing w:after="240" w:before="0" w:beforeAutospacing="0" w:line="259" w:lineRule="auto"/>
+        <w:spacing w:after="240" w:before="0" w:line="259" w:lineRule="auto"/>
         <w:ind w:left="720" w:hanging="360"/>
         <w:rPr>
           <w:rFonts w:ascii="Calibri" w:cs="Calibri" w:eastAsia="Calibri" w:hAnsi="Calibri"/>
@@ -22946,35 +22837,8 @@
     </w:tbl>
     <w:p>
       <w:pPr>
-        <w:pStyle w:val="Heading2"/>
-        <w:spacing w:after="80" w:before="360" w:line="259" w:lineRule="auto"/>
-        <w:rPr>
-          <w:rFonts w:ascii="Calibri" w:cs="Calibri" w:eastAsia="Calibri" w:hAnsi="Calibri"/>
-          <w:i w:val="1"/>
-          <w:iCs w:val="1"/>
-          <w:color w:val="548dd4"/>
-          <w:sz w:val="34"/>
-          <w:szCs w:val="34"/>
-        </w:rPr>
-      </w:pPr>
-      <w:bookmarkStart w:colFirst="0" w:colLast="0" w:name="_heading=h.jd9bintxg66e" w:id="8"/>
-      <w:bookmarkEnd w:id="8"/>
-      <w:r>
-        <w:rPr>
-          <w:rFonts w:ascii="Calibri" w:cs="Calibri" w:eastAsia="Calibri" w:hAnsi="Calibri"/>
-          <w:i w:val="1"/>
-          <w:iCs w:val="1"/>
-          <w:color w:val="548dd4"/>
-          <w:sz w:val="34"/>
-          <w:szCs w:val="34"/>
-          <w:rtl w:val="0"/>
-        </w:rPr>
-        <w:t xml:space="preserve">9.3 Métricas de Evaluación del Proyecto</w:t>
-      </w:r>
-    </w:p>
-    <w:p>
-      <w:pPr>
-        <w:spacing w:after="240" w:before="240" w:line="259" w:lineRule="auto"/>
+        <w:spacing w:after="240" w:before="0" w:line="259" w:lineRule="auto"/>
+        <w:ind w:left="0" w:firstLine="0"/>
         <w:rPr>
           <w:rFonts w:ascii="Calibri" w:cs="Calibri" w:eastAsia="Calibri" w:hAnsi="Calibri"/>
           <w:i w:val="1"/>
@@ -22984,169 +22848,8 @@
       </w:pPr>
       <w:r>
         <w:rPr>
-          <w:rFonts w:ascii="Calibri" w:cs="Calibri" w:eastAsia="Calibri" w:hAnsi="Calibri"/>
-          <w:i w:val="1"/>
-          <w:iCs w:val="1"/>
-          <w:color w:val="548dd4"/>
           <w:rtl w:val="0"/>
         </w:rPr>
-        <w:t xml:space="preserve">Se utilizarán las siguientes métricas para evaluar el desempeño del sistema:</w:t>
-      </w:r>
-    </w:p>
-    <w:p>
-      <w:pPr>
-        <w:numPr>
-          <w:ilvl w:val="0"/>
-          <w:numId w:val="14"/>
-        </w:numPr>
-        <w:spacing w:after="0" w:afterAutospacing="0" w:before="240" w:line="259" w:lineRule="auto"/>
-        <w:ind w:left="720" w:hanging="360"/>
-        <w:rPr>
-          <w:rFonts w:ascii="Calibri" w:cs="Calibri" w:eastAsia="Calibri" w:hAnsi="Calibri"/>
-          <w:i w:val="1"/>
-          <w:iCs w:val="1"/>
-          <w:color w:val="548dd4"/>
-        </w:rPr>
-      </w:pPr>
-      <w:r>
-        <w:rPr>
-          <w:rFonts w:ascii="Calibri" w:cs="Calibri" w:eastAsia="Calibri" w:hAnsi="Calibri"/>
-          <w:i w:val="1"/>
-          <w:iCs w:val="1"/>
-          <w:color w:val="548dd4"/>
-          <w:rtl w:val="0"/>
-        </w:rPr>
-        <w:t xml:space="preserve">Tiempo promedio de registro en terreno</w:t>
-      </w:r>
-    </w:p>
-    <w:p>
-      <w:pPr>
-        <w:numPr>
-          <w:ilvl w:val="0"/>
-          <w:numId w:val="14"/>
-        </w:numPr>
-        <w:spacing w:after="0" w:afterAutospacing="0" w:before="0" w:beforeAutospacing="0" w:line="259" w:lineRule="auto"/>
-        <w:ind w:left="720" w:hanging="360"/>
-        <w:rPr>
-          <w:rFonts w:ascii="Calibri" w:cs="Calibri" w:eastAsia="Calibri" w:hAnsi="Calibri"/>
-          <w:i w:val="1"/>
-          <w:iCs w:val="1"/>
-          <w:color w:val="548dd4"/>
-        </w:rPr>
-      </w:pPr>
-      <w:r>
-        <w:rPr>
-          <w:rFonts w:ascii="Calibri" w:cs="Calibri" w:eastAsia="Calibri" w:hAnsi="Calibri"/>
-          <w:i w:val="1"/>
-          <w:iCs w:val="1"/>
-          <w:color w:val="548dd4"/>
-          <w:rtl w:val="0"/>
-        </w:rPr>
-        <w:t xml:space="preserve">Precisión del reconocimiento de patentes</w:t>
-      </w:r>
-    </w:p>
-    <w:p>
-      <w:pPr>
-        <w:numPr>
-          <w:ilvl w:val="0"/>
-          <w:numId w:val="14"/>
-        </w:numPr>
-        <w:spacing w:after="0" w:afterAutospacing="0" w:before="0" w:beforeAutospacing="0" w:line="259" w:lineRule="auto"/>
-        <w:ind w:left="720" w:hanging="360"/>
-        <w:rPr>
-          <w:rFonts w:ascii="Calibri" w:cs="Calibri" w:eastAsia="Calibri" w:hAnsi="Calibri"/>
-          <w:i w:val="1"/>
-          <w:iCs w:val="1"/>
-          <w:color w:val="548dd4"/>
-        </w:rPr>
-      </w:pPr>
-      <w:r>
-        <w:rPr>
-          <w:rFonts w:ascii="Calibri" w:cs="Calibri" w:eastAsia="Calibri" w:hAnsi="Calibri"/>
-          <w:i w:val="1"/>
-          <w:iCs w:val="1"/>
-          <w:color w:val="548dd4"/>
-          <w:rtl w:val="0"/>
-        </w:rPr>
-        <w:t xml:space="preserve">Cantidad de errores en registros</w:t>
-      </w:r>
-    </w:p>
-    <w:p>
-      <w:pPr>
-        <w:numPr>
-          <w:ilvl w:val="0"/>
-          <w:numId w:val="14"/>
-        </w:numPr>
-        <w:spacing w:after="0" w:afterAutospacing="0" w:before="0" w:beforeAutospacing="0" w:line="259" w:lineRule="auto"/>
-        <w:ind w:left="720" w:hanging="360"/>
-        <w:rPr>
-          <w:rFonts w:ascii="Calibri" w:cs="Calibri" w:eastAsia="Calibri" w:hAnsi="Calibri"/>
-          <w:i w:val="1"/>
-          <w:iCs w:val="1"/>
-          <w:color w:val="548dd4"/>
-        </w:rPr>
-      </w:pPr>
-      <w:r>
-        <w:rPr>
-          <w:rFonts w:ascii="Calibri" w:cs="Calibri" w:eastAsia="Calibri" w:hAnsi="Calibri"/>
-          <w:i w:val="1"/>
-          <w:iCs w:val="1"/>
-          <w:color w:val="548dd4"/>
-          <w:rtl w:val="0"/>
-        </w:rPr>
-        <w:t xml:space="preserve">Tiempo de procesamiento administrativo</w:t>
-      </w:r>
-    </w:p>
-    <w:p>
-      <w:pPr>
-        <w:numPr>
-          <w:ilvl w:val="0"/>
-          <w:numId w:val="14"/>
-        </w:numPr>
-        <w:spacing w:after="0" w:afterAutospacing="0" w:before="0" w:beforeAutospacing="0" w:line="259" w:lineRule="auto"/>
-        <w:ind w:left="720" w:hanging="360"/>
-        <w:rPr>
-          <w:rFonts w:ascii="Calibri" w:cs="Calibri" w:eastAsia="Calibri" w:hAnsi="Calibri"/>
-          <w:i w:val="1"/>
-          <w:iCs w:val="1"/>
-          <w:color w:val="548dd4"/>
-        </w:rPr>
-      </w:pPr>
-      <w:r>
-        <w:rPr>
-          <w:rFonts w:ascii="Calibri" w:cs="Calibri" w:eastAsia="Calibri" w:hAnsi="Calibri"/>
-          <w:i w:val="1"/>
-          <w:iCs w:val="1"/>
-          <w:color w:val="548dd4"/>
-          <w:rtl w:val="0"/>
-        </w:rPr>
-        <w:t xml:space="preserve">Nivel de satisfacción del usuario</w:t>
-      </w:r>
-    </w:p>
-    <w:p>
-      <w:pPr>
-        <w:numPr>
-          <w:ilvl w:val="0"/>
-          <w:numId w:val="14"/>
-        </w:numPr>
-        <w:spacing w:after="240" w:before="0" w:beforeAutospacing="0" w:line="259" w:lineRule="auto"/>
-        <w:ind w:left="720" w:hanging="360"/>
-        <w:rPr>
-          <w:rFonts w:ascii="Calibri" w:cs="Calibri" w:eastAsia="Calibri" w:hAnsi="Calibri"/>
-          <w:i w:val="1"/>
-          <w:iCs w:val="1"/>
-          <w:color w:val="548dd4"/>
-        </w:rPr>
-      </w:pPr>
-      <w:r>
-        <w:rPr>
-          <w:rFonts w:ascii="Calibri" w:cs="Calibri" w:eastAsia="Calibri" w:hAnsi="Calibri"/>
-          <w:i w:val="1"/>
-          <w:iCs w:val="1"/>
-          <w:color w:val="548dd4"/>
-          <w:rtl w:val="0"/>
-        </w:rPr>
-        <w:t xml:space="preserve">Tasa de uso del sistema por parte de fiscalizadores</w:t>
       </w:r>
     </w:p>
     <w:p>
@@ -23163,8 +22866,8 @@
       </w:r>
     </w:p>
     <w:sectPr>
-      <w:headerReference r:id="rId16" w:type="default"/>
-      <w:footerReference r:id="rId17" w:type="default"/>
+      <w:headerReference r:id="rId17" w:type="default"/>
+      <w:footerReference r:id="rId18" w:type="default"/>
       <w:pgSz w:h="18720" w:w="12240" w:orient="portrait"/>
       <w:pgMar w:bottom="1417" w:top="1417" w:left="1701" w:right="1701" w:header="708" w:footer="1202"/>
       <w:pgNumType w:start="1"/>
@@ -23179,7 +22882,6 @@
     <w:pPr>
       <w:keepNext w:val="0"/>
       <w:keepLines w:val="0"/>
-      <w:pageBreakBefore w:val="0"/>
       <w:widowControl w:val="0"/>
       <w:pBdr>
         <w:top w:space="0" w:sz="0" w:val="nil"/>
@@ -23223,20 +22925,20 @@
             <wp:anchor allowOverlap="1" behindDoc="1" distB="0" distT="0" distL="0" distR="0" hidden="0" layoutInCell="1" locked="0" relativeHeight="0" simplePos="0">
               <wp:simplePos x="0" y="0"/>
               <wp:positionH relativeFrom="column">
-                <wp:posOffset>2568893</wp:posOffset>
+                <wp:posOffset>2564131</wp:posOffset>
               </wp:positionH>
               <wp:positionV relativeFrom="paragraph">
-                <wp:posOffset>11389678</wp:posOffset>
+                <wp:posOffset>11384916</wp:posOffset>
               </wp:positionV>
-              <wp:extent cx="188595" cy="175895"/>
+              <wp:extent cx="198120" cy="185420"/>
               <wp:effectExtent b="0" l="0" r="0" t="0"/>
               <wp:wrapNone/>
-              <wp:docPr id="2106009974" name=""/>
+              <wp:docPr id="4" name=""/>
               <a:graphic>
                 <a:graphicData uri="http://schemas.microsoft.com/office/word/2010/wordprocessingShape">
                   <wps:wsp>
                     <wps:cNvSpPr/>
-                    <wps:cNvPr id="2" name="Shape 2"/>
+                    <wps:cNvPr id="5" name="Shape 5"/>
                     <wps:spPr>
                       <a:xfrm>
                         <a:off x="5256465" y="3696815"/>
@@ -23255,7 +22957,7 @@
                         <w:p>
                           <w:pPr>
                             <w:spacing w:after="0" w:before="12.000000476837158" w:line="240"/>
-                            <w:ind w:left="40" w:right="0" w:firstLine="40"/>
+                            <w:ind w:left="40" w:right="0" w:firstLine="80"/>
                             <w:jc w:val="left"/>
                             <w:textDirection w:val="btLr"/>
                           </w:pPr>
@@ -23289,20 +22991,20 @@
             <wp:anchor allowOverlap="1" behindDoc="1" distB="0" distT="0" distL="0" distR="0" hidden="0" layoutInCell="1" locked="0" relativeHeight="0" simplePos="0">
               <wp:simplePos x="0" y="0"/>
               <wp:positionH relativeFrom="column">
-                <wp:posOffset>2568893</wp:posOffset>
+                <wp:posOffset>2564131</wp:posOffset>
               </wp:positionH>
               <wp:positionV relativeFrom="paragraph">
-                <wp:posOffset>11389678</wp:posOffset>
+                <wp:posOffset>11384916</wp:posOffset>
               </wp:positionV>
-              <wp:extent cx="188595" cy="175895"/>
+              <wp:extent cx="198120" cy="185420"/>
               <wp:effectExtent b="0" l="0" r="0" t="0"/>
               <wp:wrapNone/>
-              <wp:docPr id="2106009974" name="image6.png"/>
+              <wp:docPr id="4" name="image9.png"/>
               <a:graphic>
                 <a:graphicData uri="http://schemas.openxmlformats.org/drawingml/2006/picture">
                   <pic:pic>
                     <pic:nvPicPr>
-                      <pic:cNvPr id="0" name="image6.png"/>
+                      <pic:cNvPr id="0" name="image9.png"/>
                       <pic:cNvPicPr preferRelativeResize="0"/>
                     </pic:nvPicPr>
                     <pic:blipFill>
@@ -23315,7 +23017,7 @@
                     <pic:spPr>
                       <a:xfrm>
                         <a:off x="0" y="0"/>
-                        <a:ext cx="188595" cy="175895"/>
+                        <a:ext cx="198120" cy="185420"/>
                       </a:xfrm>
                       <a:prstGeom prst="rect"/>
                       <a:ln/>
@@ -23338,7 +23040,6 @@
     <w:pPr>
       <w:keepNext w:val="0"/>
       <w:keepLines w:val="0"/>
-      <w:pageBreakBefore w:val="0"/>
       <w:widowControl w:val="1"/>
       <w:pBdr>
         <w:top w:space="0" w:sz="0" w:val="nil"/>
@@ -23382,7 +23083,6 @@
     <w:pPr>
       <w:keepNext w:val="0"/>
       <w:keepLines w:val="0"/>
-      <w:pageBreakBefore w:val="0"/>
       <w:widowControl w:val="1"/>
       <w:pBdr>
         <w:top w:space="0" w:sz="0" w:val="nil"/>
@@ -23455,12 +23155,12 @@
         <wp:inline distB="0" distT="0" distL="0" distR="0">
           <wp:extent cx="1869144" cy="498662"/>
           <wp:effectExtent b="0" l="0" r="0" t="0"/>
-          <wp:docPr descr="Texto&#10;&#10;Descripción generada automáticamente con confianza media" id="2106009982" name="image1.jpg"/>
+          <wp:docPr descr="Texto&#10;&#10;Descripción generada automáticamente con confianza media" id="7" name="image5.jpg"/>
           <a:graphic>
             <a:graphicData uri="http://schemas.openxmlformats.org/drawingml/2006/picture">
               <pic:pic>
                 <pic:nvPicPr>
-                  <pic:cNvPr descr="Texto&#10;&#10;Descripción generada automáticamente con confianza media" id="0" name="image1.jpg"/>
+                  <pic:cNvPr descr="Texto&#10;&#10;Descripción generada automáticamente con confianza media" id="0" name="image5.jpg"/>
                   <pic:cNvPicPr preferRelativeResize="0"/>
                 </pic:nvPicPr>
                 <pic:blipFill>
@@ -23517,7 +23217,7 @@
           <wp:extent cx="1873250" cy="373380"/>
           <wp:effectExtent b="0" l="0" r="0" t="0"/>
           <wp:wrapSquare wrapText="bothSides" distB="0" distT="0" distL="114300" distR="114300"/>
-          <wp:docPr id="2106009978" name="image2.png"/>
+          <wp:docPr id="8" name="image2.png"/>
           <a:graphic>
             <a:graphicData uri="http://schemas.openxmlformats.org/drawingml/2006/picture">
               <pic:pic>
@@ -23665,6 +23365,98 @@
   <w:abstractNum w:abstractNumId="2">
     <w:lvl w:ilvl="0">
       <w:start w:val="1"/>
+      <w:numFmt w:val="decimal"/>
+      <w:lvlText w:val="%1)"/>
+      <w:lvlJc w:val="left"/>
+      <w:pPr>
+        <w:ind w:left="720" w:hanging="360"/>
+      </w:pPr>
+      <w:rPr/>
+    </w:lvl>
+    <w:lvl w:ilvl="1">
+      <w:start w:val="1"/>
+      <w:numFmt w:val="lowerLetter"/>
+      <w:lvlText w:val="%2."/>
+      <w:lvlJc w:val="left"/>
+      <w:pPr>
+        <w:ind w:left="1440" w:hanging="360"/>
+      </w:pPr>
+      <w:rPr/>
+    </w:lvl>
+    <w:lvl w:ilvl="2">
+      <w:start w:val="1"/>
+      <w:numFmt w:val="lowerRoman"/>
+      <w:lvlText w:val="%3."/>
+      <w:lvlJc w:val="right"/>
+      <w:pPr>
+        <w:ind w:left="2160" w:hanging="180"/>
+      </w:pPr>
+      <w:rPr/>
+    </w:lvl>
+    <w:lvl w:ilvl="3">
+      <w:start w:val="1"/>
+      <w:numFmt w:val="decimal"/>
+      <w:lvlText w:val="%4."/>
+      <w:lvlJc w:val="left"/>
+      <w:pPr>
+        <w:ind w:left="2880" w:hanging="360"/>
+      </w:pPr>
+      <w:rPr/>
+    </w:lvl>
+    <w:lvl w:ilvl="4">
+      <w:start w:val="1"/>
+      <w:numFmt w:val="lowerLetter"/>
+      <w:lvlText w:val="%5."/>
+      <w:lvlJc w:val="left"/>
+      <w:pPr>
+        <w:ind w:left="3600" w:hanging="360"/>
+      </w:pPr>
+      <w:rPr/>
+    </w:lvl>
+    <w:lvl w:ilvl="5">
+      <w:start w:val="1"/>
+      <w:numFmt w:val="lowerRoman"/>
+      <w:lvlText w:val="%6."/>
+      <w:lvlJc w:val="right"/>
+      <w:pPr>
+        <w:ind w:left="4320" w:hanging="180"/>
+      </w:pPr>
+      <w:rPr/>
+    </w:lvl>
+    <w:lvl w:ilvl="6">
+      <w:start w:val="1"/>
+      <w:numFmt w:val="decimal"/>
+      <w:lvlText w:val="%7."/>
+      <w:lvlJc w:val="left"/>
+      <w:pPr>
+        <w:ind w:left="5040" w:hanging="360"/>
+      </w:pPr>
+      <w:rPr/>
+    </w:lvl>
+    <w:lvl w:ilvl="7">
+      <w:start w:val="1"/>
+      <w:numFmt w:val="lowerLetter"/>
+      <w:lvlText w:val="%8."/>
+      <w:lvlJc w:val="left"/>
+      <w:pPr>
+        <w:ind w:left="5760" w:hanging="360"/>
+      </w:pPr>
+      <w:rPr/>
+    </w:lvl>
+    <w:lvl w:ilvl="8">
+      <w:start w:val="1"/>
+      <w:numFmt w:val="lowerRoman"/>
+      <w:lvlText w:val="%9."/>
+      <w:lvlJc w:val="right"/>
+      <w:pPr>
+        <w:ind w:left="6480" w:hanging="180"/>
+      </w:pPr>
+      <w:rPr/>
+    </w:lvl>
+  </w:abstractNum>
+  <w:abstractNum w:abstractNumId="3">
+    <w:lvl w:ilvl="0">
+      <w:start w:val="1"/>
       <w:numFmt w:val="bullet"/>
       <w:lvlText w:val="●"/>
       <w:lvlJc w:val="left"/>
@@ -23766,116 +23558,6 @@
       <w:lvlJc w:val="left"/>
       <w:pPr>
         <w:ind w:left="6480" w:hanging="360"/>
-      </w:pPr>
-      <w:rPr>
-        <w:u w:val="none"/>
-      </w:rPr>
-    </w:lvl>
-  </w:abstractNum>
-  <w:abstractNum w:abstractNumId="3">
-    <w:lvl w:ilvl="0">
-      <w:start w:val="1"/>
-      <w:numFmt w:val="bullet"/>
-      <w:lvlText w:val="-"/>
-      <w:lvlJc w:val="left"/>
-      <w:pPr>
-        <w:ind w:left="1440" w:hanging="360"/>
-      </w:pPr>
-      <w:rPr>
-        <w:u w:val="none"/>
-      </w:rPr>
-    </w:lvl>
-    <w:lvl w:ilvl="1">
-      <w:start w:val="1"/>
-      <w:numFmt w:val="bullet"/>
-      <w:lvlText w:val="-"/>
-      <w:lvlJc w:val="left"/>
-      <w:pPr>
-        <w:ind w:left="2160" w:hanging="360"/>
-      </w:pPr>
-      <w:rPr>
-        <w:u w:val="none"/>
-      </w:rPr>
-    </w:lvl>
-    <w:lvl w:ilvl="2">
-      <w:start w:val="1"/>
-      <w:numFmt w:val="bullet"/>
-      <w:lvlText w:val="-"/>
-      <w:lvlJc w:val="left"/>
-      <w:pPr>
-        <w:ind w:left="2880" w:hanging="360"/>
-      </w:pPr>
-      <w:rPr>
-        <w:u w:val="none"/>
-      </w:rPr>
-    </w:lvl>
-    <w:lvl w:ilvl="3">
-      <w:start w:val="1"/>
-      <w:numFmt w:val="bullet"/>
-      <w:lvlText w:val="-"/>
-      <w:lvlJc w:val="left"/>
-      <w:pPr>
-        <w:ind w:left="3600" w:hanging="360"/>
-      </w:pPr>
-      <w:rPr>
-        <w:u w:val="none"/>
-      </w:rPr>
-    </w:lvl>
-    <w:lvl w:ilvl="4">
-      <w:start w:val="1"/>
-      <w:numFmt w:val="bullet"/>
-      <w:lvlText w:val="-"/>
-      <w:lvlJc w:val="left"/>
-      <w:pPr>
-        <w:ind w:left="4320" w:hanging="360"/>
-      </w:pPr>
-      <w:rPr>
-        <w:u w:val="none"/>
-      </w:rPr>
-    </w:lvl>
-    <w:lvl w:ilvl="5">
-      <w:start w:val="1"/>
-      <w:numFmt w:val="bullet"/>
-      <w:lvlText w:val="-"/>
-      <w:lvlJc w:val="left"/>
-      <w:pPr>
-        <w:ind w:left="5040" w:hanging="360"/>
-      </w:pPr>
-      <w:rPr>
-        <w:u w:val="none"/>
-      </w:rPr>
-    </w:lvl>
-    <w:lvl w:ilvl="6">
-      <w:start w:val="1"/>
-      <w:numFmt w:val="bullet"/>
-      <w:lvlText w:val="-"/>
-      <w:lvlJc w:val="left"/>
-      <w:pPr>
-        <w:ind w:left="5760" w:hanging="360"/>
-      </w:pPr>
-      <w:rPr>
-        <w:u w:val="none"/>
-      </w:rPr>
-    </w:lvl>
-    <w:lvl w:ilvl="7">
-      <w:start w:val="1"/>
-      <w:numFmt w:val="bullet"/>
-      <w:lvlText w:val="-"/>
-      <w:lvlJc w:val="left"/>
-      <w:pPr>
-        <w:ind w:left="6480" w:hanging="360"/>
-      </w:pPr>
-      <w:rPr>
-        <w:u w:val="none"/>
-      </w:rPr>
-    </w:lvl>
-    <w:lvl w:ilvl="8">
-      <w:start w:val="1"/>
-      <w:numFmt w:val="bullet"/>
-      <w:lvlText w:val="-"/>
-      <w:lvlJc w:val="left"/>
-      <w:pPr>
-        <w:ind w:left="7200" w:hanging="360"/>
       </w:pPr>
       <w:rPr>
         <w:u w:val="none"/>
@@ -23996,116 +23678,6 @@
     <w:lvl w:ilvl="0">
       <w:start w:val="1"/>
       <w:numFmt w:val="bullet"/>
-      <w:lvlText w:val="-"/>
-      <w:lvlJc w:val="left"/>
-      <w:pPr>
-        <w:ind w:left="720" w:hanging="360"/>
-      </w:pPr>
-      <w:rPr>
-        <w:u w:val="none"/>
-      </w:rPr>
-    </w:lvl>
-    <w:lvl w:ilvl="1">
-      <w:start w:val="1"/>
-      <w:numFmt w:val="bullet"/>
-      <w:lvlText w:val="-"/>
-      <w:lvlJc w:val="left"/>
-      <w:pPr>
-        <w:ind w:left="1440" w:hanging="360"/>
-      </w:pPr>
-      <w:rPr>
-        <w:u w:val="none"/>
-      </w:rPr>
-    </w:lvl>
-    <w:lvl w:ilvl="2">
-      <w:start w:val="1"/>
-      <w:numFmt w:val="bullet"/>
-      <w:lvlText w:val="-"/>
-      <w:lvlJc w:val="left"/>
-      <w:pPr>
-        <w:ind w:left="2160" w:hanging="360"/>
-      </w:pPr>
-      <w:rPr>
-        <w:u w:val="none"/>
-      </w:rPr>
-    </w:lvl>
-    <w:lvl w:ilvl="3">
-      <w:start w:val="1"/>
-      <w:numFmt w:val="bullet"/>
-      <w:lvlText w:val="-"/>
-      <w:lvlJc w:val="left"/>
-      <w:pPr>
-        <w:ind w:left="2880" w:hanging="360"/>
-      </w:pPr>
-      <w:rPr>
-        <w:u w:val="none"/>
-      </w:rPr>
-    </w:lvl>
-    <w:lvl w:ilvl="4">
-      <w:start w:val="1"/>
-      <w:numFmt w:val="bullet"/>
-      <w:lvlText w:val="-"/>
-      <w:lvlJc w:val="left"/>
-      <w:pPr>
-        <w:ind w:left="3600" w:hanging="360"/>
-      </w:pPr>
-      <w:rPr>
-        <w:u w:val="none"/>
-      </w:rPr>
-    </w:lvl>
-    <w:lvl w:ilvl="5">
-      <w:start w:val="1"/>
-      <w:numFmt w:val="bullet"/>
-      <w:lvlText w:val="-"/>
-      <w:lvlJc w:val="left"/>
-      <w:pPr>
-        <w:ind w:left="4320" w:hanging="360"/>
-      </w:pPr>
-      <w:rPr>
-        <w:u w:val="none"/>
-      </w:rPr>
-    </w:lvl>
-    <w:lvl w:ilvl="6">
-      <w:start w:val="1"/>
-      <w:numFmt w:val="bullet"/>
-      <w:lvlText w:val="-"/>
-      <w:lvlJc w:val="left"/>
-      <w:pPr>
-        <w:ind w:left="5040" w:hanging="360"/>
-      </w:pPr>
-      <w:rPr>
-        <w:u w:val="none"/>
-      </w:rPr>
-    </w:lvl>
-    <w:lvl w:ilvl="7">
-      <w:start w:val="1"/>
-      <w:numFmt w:val="bullet"/>
-      <w:lvlText w:val="-"/>
-      <w:lvlJc w:val="left"/>
-      <w:pPr>
-        <w:ind w:left="5760" w:hanging="360"/>
-      </w:pPr>
-      <w:rPr>
-        <w:u w:val="none"/>
-      </w:rPr>
-    </w:lvl>
-    <w:lvl w:ilvl="8">
-      <w:start w:val="1"/>
-      <w:numFmt w:val="bullet"/>
-      <w:lvlText w:val="-"/>
-      <w:lvlJc w:val="left"/>
-      <w:pPr>
-        <w:ind w:left="6480" w:hanging="360"/>
-      </w:pPr>
-      <w:rPr>
-        <w:u w:val="none"/>
-      </w:rPr>
-    </w:lvl>
-  </w:abstractNum>
-  <w:abstractNum w:abstractNumId="6">
-    <w:lvl w:ilvl="0">
-      <w:start w:val="1"/>
-      <w:numFmt w:val="bullet"/>
       <w:lvlText w:val="●"/>
       <w:lvlJc w:val="left"/>
       <w:pPr>
@@ -24212,14 +23784,14 @@
       </w:rPr>
     </w:lvl>
   </w:abstractNum>
-  <w:abstractNum w:abstractNumId="7">
+  <w:abstractNum w:abstractNumId="6">
     <w:lvl w:ilvl="0">
       <w:start w:val="1"/>
       <w:numFmt w:val="bullet"/>
-      <w:lvlText w:val="●"/>
+      <w:lvlText w:val="-"/>
       <w:lvlJc w:val="left"/>
       <w:pPr>
-        <w:ind w:left="720" w:hanging="360"/>
+        <w:ind w:left="1440" w:hanging="360"/>
       </w:pPr>
       <w:rPr>
         <w:u w:val="none"/>
@@ -24228,7 +23800,105 @@
     <w:lvl w:ilvl="1">
       <w:start w:val="1"/>
       <w:numFmt w:val="bullet"/>
-      <w:lvlText w:val="○"/>
+      <w:lvlText w:val="-"/>
+      <w:lvlJc w:val="left"/>
+      <w:pPr>
+        <w:ind w:left="2160" w:hanging="360"/>
+      </w:pPr>
+      <w:rPr>
+        <w:u w:val="none"/>
+      </w:rPr>
+    </w:lvl>
+    <w:lvl w:ilvl="2">
+      <w:start w:val="1"/>
+      <w:numFmt w:val="bullet"/>
+      <w:lvlText w:val="-"/>
+      <w:lvlJc w:val="left"/>
+      <w:pPr>
+        <w:ind w:left="2880" w:hanging="360"/>
+      </w:pPr>
+      <w:rPr>
+        <w:u w:val="none"/>
+      </w:rPr>
+    </w:lvl>
+    <w:lvl w:ilvl="3">
+      <w:start w:val="1"/>
+      <w:numFmt w:val="bullet"/>
+      <w:lvlText w:val="-"/>
+      <w:lvlJc w:val="left"/>
+      <w:pPr>
+        <w:ind w:left="3600" w:hanging="360"/>
+      </w:pPr>
+      <w:rPr>
+        <w:u w:val="none"/>
+      </w:rPr>
+    </w:lvl>
+    <w:lvl w:ilvl="4">
+      <w:start w:val="1"/>
+      <w:numFmt w:val="bullet"/>
+      <w:lvlText w:val="-"/>
+      <w:lvlJc w:val="left"/>
+      <w:pPr>
+        <w:ind w:left="4320" w:hanging="360"/>
+      </w:pPr>
+      <w:rPr>
+        <w:u w:val="none"/>
+      </w:rPr>
+    </w:lvl>
+    <w:lvl w:ilvl="5">
+      <w:start w:val="1"/>
+      <w:numFmt w:val="bullet"/>
+      <w:lvlText w:val="-"/>
+      <w:lvlJc w:val="left"/>
+      <w:pPr>
+        <w:ind w:left="5040" w:hanging="360"/>
+      </w:pPr>
+      <w:rPr>
+        <w:u w:val="none"/>
+      </w:rPr>
+    </w:lvl>
+    <w:lvl w:ilvl="6">
+      <w:start w:val="1"/>
+      <w:numFmt w:val="bullet"/>
+      <w:lvlText w:val="-"/>
+      <w:lvlJc w:val="left"/>
+      <w:pPr>
+        <w:ind w:left="5760" w:hanging="360"/>
+      </w:pPr>
+      <w:rPr>
+        <w:u w:val="none"/>
+      </w:rPr>
+    </w:lvl>
+    <w:lvl w:ilvl="7">
+      <w:start w:val="1"/>
+      <w:numFmt w:val="bullet"/>
+      <w:lvlText w:val="-"/>
+      <w:lvlJc w:val="left"/>
+      <w:pPr>
+        <w:ind w:left="6480" w:hanging="360"/>
+      </w:pPr>
+      <w:rPr>
+        <w:u w:val="none"/>
+      </w:rPr>
+    </w:lvl>
+    <w:lvl w:ilvl="8">
+      <w:start w:val="1"/>
+      <w:numFmt w:val="bullet"/>
+      <w:lvlText w:val="-"/>
+      <w:lvlJc w:val="left"/>
+      <w:pPr>
+        <w:ind w:left="7200" w:hanging="360"/>
+      </w:pPr>
+      <w:rPr>
+        <w:u w:val="none"/>
+      </w:rPr>
+    </w:lvl>
+  </w:abstractNum>
+  <w:abstractNum w:abstractNumId="7">
+    <w:lvl w:ilvl="0">
+      <w:start w:val="1"/>
+      <w:numFmt w:val="bullet"/>
+      <w:lvlText w:val="-"/>
       <w:lvlJc w:val="left"/>
       <w:pPr>
         <w:ind w:left="1440" w:hanging="360"/>
@@ -24237,10 +23907,10 @@
         <w:u w:val="none"/>
       </w:rPr>
     </w:lvl>
-    <w:lvl w:ilvl="2">
+    <w:lvl w:ilvl="1">
       <w:start w:val="1"/>
       <w:numFmt w:val="bullet"/>
-      <w:lvlText w:val="■"/>
+      <w:lvlText w:val="-"/>
       <w:lvlJc w:val="left"/>
       <w:pPr>
         <w:ind w:left="2160" w:hanging="360"/>
@@ -24249,10 +23919,10 @@
         <w:u w:val="none"/>
       </w:rPr>
     </w:lvl>
-    <w:lvl w:ilvl="3">
+    <w:lvl w:ilvl="2">
       <w:start w:val="1"/>
       <w:numFmt w:val="bullet"/>
-      <w:lvlText w:val="●"/>
+      <w:lvlText w:val="-"/>
       <w:lvlJc w:val="left"/>
       <w:pPr>
         <w:ind w:left="2880" w:hanging="360"/>
@@ -24261,10 +23931,10 @@
         <w:u w:val="none"/>
       </w:rPr>
     </w:lvl>
-    <w:lvl w:ilvl="4">
+    <w:lvl w:ilvl="3">
       <w:start w:val="1"/>
       <w:numFmt w:val="bullet"/>
-      <w:lvlText w:val="○"/>
+      <w:lvlText w:val="-"/>
       <w:lvlJc w:val="left"/>
       <w:pPr>
         <w:ind w:left="3600" w:hanging="360"/>
@@ -24273,10 +23943,10 @@
         <w:u w:val="none"/>
       </w:rPr>
     </w:lvl>
-    <w:lvl w:ilvl="5">
+    <w:lvl w:ilvl="4">
       <w:start w:val="1"/>
       <w:numFmt w:val="bullet"/>
-      <w:lvlText w:val="■"/>
+      <w:lvlText w:val="-"/>
       <w:lvlJc w:val="left"/>
       <w:pPr>
         <w:ind w:left="4320" w:hanging="360"/>
@@ -24285,10 +23955,10 @@
         <w:u w:val="none"/>
       </w:rPr>
     </w:lvl>
-    <w:lvl w:ilvl="6">
+    <w:lvl w:ilvl="5">
       <w:start w:val="1"/>
       <w:numFmt w:val="bullet"/>
-      <w:lvlText w:val="●"/>
+      <w:lvlText w:val="-"/>
       <w:lvlJc w:val="left"/>
       <w:pPr>
         <w:ind w:left="5040" w:hanging="360"/>
@@ -24297,10 +23967,10 @@
         <w:u w:val="none"/>
       </w:rPr>
     </w:lvl>
-    <w:lvl w:ilvl="7">
+    <w:lvl w:ilvl="6">
       <w:start w:val="1"/>
       <w:numFmt w:val="bullet"/>
-      <w:lvlText w:val="○"/>
+      <w:lvlText w:val="-"/>
       <w:lvlJc w:val="left"/>
       <w:pPr>
         <w:ind w:left="5760" w:hanging="360"/>
@@ -24309,13 +23979,25 @@
         <w:u w:val="none"/>
       </w:rPr>
     </w:lvl>
+    <w:lvl w:ilvl="7">
+      <w:start w:val="1"/>
+      <w:numFmt w:val="bullet"/>
+      <w:lvlText w:val="-"/>
+      <w:lvlJc w:val="left"/>
+      <w:pPr>
+        <w:ind w:left="6480" w:hanging="360"/>
+      </w:pPr>
+      <w:rPr>
+        <w:u w:val="none"/>
+      </w:rPr>
+    </w:lvl>
     <w:lvl w:ilvl="8">
       <w:start w:val="1"/>
       <w:numFmt w:val="bullet"/>
-      <w:lvlText w:val="■"/>
+      <w:lvlText w:val="-"/>
       <w:lvlJc w:val="left"/>
       <w:pPr>
-        <w:ind w:left="6480" w:hanging="360"/>
+        <w:ind w:left="7200" w:hanging="360"/>
       </w:pPr>
       <w:rPr>
         <w:u w:val="none"/>
@@ -24351,7 +24033,7 @@
       <w:start w:val="1"/>
       <w:numFmt w:val="lowerRoman"/>
       <w:lvlText w:val="%3."/>
-      <w:lvlJc w:val="left"/>
+      <w:lvlJc w:val="right"/>
       <w:pPr>
         <w:ind w:left="2160" w:hanging="360"/>
       </w:pPr>
@@ -24387,7 +24069,7 @@
       <w:start w:val="1"/>
       <w:numFmt w:val="lowerRoman"/>
       <w:lvlText w:val="%6."/>
-      <w:lvlJc w:val="left"/>
+      <w:lvlJc w:val="right"/>
       <w:pPr>
         <w:ind w:left="4320" w:hanging="360"/>
       </w:pPr>
@@ -24423,7 +24105,7 @@
       <w:start w:val="1"/>
       <w:numFmt w:val="lowerRoman"/>
       <w:lvlText w:val="%9."/>
-      <w:lvlJc w:val="left"/>
+      <w:lvlJc w:val="right"/>
       <w:pPr>
         <w:ind w:left="6480" w:hanging="360"/>
       </w:pPr>
@@ -24545,8 +24227,8 @@
   <w:abstractNum w:abstractNumId="10">
     <w:lvl w:ilvl="0">
       <w:start w:val="1"/>
-      <w:numFmt w:val="bullet"/>
-      <w:lvlText w:val="●"/>
+      <w:numFmt w:val="decimal"/>
+      <w:lvlText w:val="%1."/>
       <w:lvlJc w:val="left"/>
       <w:pPr>
         <w:ind w:left="720" w:hanging="360"/>
@@ -24557,8 +24239,8 @@
     </w:lvl>
     <w:lvl w:ilvl="1">
       <w:start w:val="1"/>
-      <w:numFmt w:val="bullet"/>
-      <w:lvlText w:val="○"/>
+      <w:numFmt w:val="lowerLetter"/>
+      <w:lvlText w:val="%2."/>
       <w:lvlJc w:val="left"/>
       <w:pPr>
         <w:ind w:left="1440" w:hanging="360"/>
@@ -24569,9 +24251,9 @@
     </w:lvl>
     <w:lvl w:ilvl="2">
       <w:start w:val="1"/>
-      <w:numFmt w:val="bullet"/>
-      <w:lvlText w:val="■"/>
-      <w:lvlJc w:val="left"/>
+      <w:numFmt w:val="lowerRoman"/>
+      <w:lvlText w:val="%3."/>
+      <w:lvlJc w:val="right"/>
       <w:pPr>
         <w:ind w:left="2160" w:hanging="360"/>
       </w:pPr>
@@ -24581,8 +24263,8 @@
     </w:lvl>
     <w:lvl w:ilvl="3">
       <w:start w:val="1"/>
-      <w:numFmt w:val="bullet"/>
-      <w:lvlText w:val="●"/>
+      <w:numFmt w:val="decimal"/>
+      <w:lvlText w:val="%4."/>
       <w:lvlJc w:val="left"/>
       <w:pPr>
         <w:ind w:left="2880" w:hanging="360"/>
@@ -24593,8 +24275,8 @@
     </w:lvl>
     <w:lvl w:ilvl="4">
       <w:start w:val="1"/>
-      <w:numFmt w:val="bullet"/>
-      <w:lvlText w:val="○"/>
+      <w:numFmt w:val="lowerLetter"/>
+      <w:lvlText w:val="%5."/>
       <w:lvlJc w:val="left"/>
       <w:pPr>
         <w:ind w:left="3600" w:hanging="360"/>
@@ -24605,9 +24287,9 @@
     </w:lvl>
     <w:lvl w:ilvl="5">
       <w:start w:val="1"/>
-      <w:numFmt w:val="bullet"/>
-      <w:lvlText w:val="■"/>
-      <w:lvlJc w:val="left"/>
+      <w:numFmt w:val="lowerRoman"/>
+      <w:lvlText w:val="%6."/>
+      <w:lvlJc w:val="right"/>
       <w:pPr>
         <w:ind w:left="4320" w:hanging="360"/>
       </w:pPr>
@@ -24617,8 +24299,8 @@
     </w:lvl>
     <w:lvl w:ilvl="6">
       <w:start w:val="1"/>
-      <w:numFmt w:val="bullet"/>
-      <w:lvlText w:val="●"/>
+      <w:numFmt w:val="decimal"/>
+      <w:lvlText w:val="%7."/>
       <w:lvlJc w:val="left"/>
       <w:pPr>
         <w:ind w:left="5040" w:hanging="360"/>
@@ -24629,8 +24311,8 @@
     </w:lvl>
     <w:lvl w:ilvl="7">
       <w:start w:val="1"/>
-      <w:numFmt w:val="bullet"/>
-      <w:lvlText w:val="○"/>
+      <w:numFmt w:val="lowerLetter"/>
+      <w:lvlText w:val="%8."/>
       <w:lvlJc w:val="left"/>
       <w:pPr>
         <w:ind w:left="5760" w:hanging="360"/>
@@ -24641,9 +24323,9 @@
     </w:lvl>
     <w:lvl w:ilvl="8">
       <w:start w:val="1"/>
-      <w:numFmt w:val="bullet"/>
-      <w:lvlText w:val="■"/>
-      <w:lvlJc w:val="left"/>
+      <w:numFmt w:val="lowerRoman"/>
+      <w:lvlText w:val="%9."/>
+      <w:lvlJc w:val="right"/>
       <w:pPr>
         <w:ind w:left="6480" w:hanging="360"/>
       </w:pPr>
@@ -24778,7 +24460,7 @@
     <w:lvl w:ilvl="1">
       <w:start w:val="1"/>
       <w:numFmt w:val="bullet"/>
-      <w:lvlText w:val="○"/>
+      <w:lvlText w:val="-"/>
       <w:lvlJc w:val="left"/>
       <w:pPr>
         <w:ind w:left="1440" w:hanging="360"/>
@@ -24790,7 +24472,7 @@
     <w:lvl w:ilvl="2">
       <w:start w:val="1"/>
       <w:numFmt w:val="bullet"/>
-      <w:lvlText w:val="■"/>
+      <w:lvlText w:val="-"/>
       <w:lvlJc w:val="left"/>
       <w:pPr>
         <w:ind w:left="2160" w:hanging="360"/>
@@ -24802,7 +24484,7 @@
     <w:lvl w:ilvl="3">
       <w:start w:val="1"/>
       <w:numFmt w:val="bullet"/>
-      <w:lvlText w:val="●"/>
+      <w:lvlText w:val="-"/>
       <w:lvlJc w:val="left"/>
       <w:pPr>
         <w:ind w:left="2880" w:hanging="360"/>
@@ -24814,7 +24496,7 @@
     <w:lvl w:ilvl="4">
       <w:start w:val="1"/>
       <w:numFmt w:val="bullet"/>
-      <w:lvlText w:val="○"/>
+      <w:lvlText w:val="-"/>
       <w:lvlJc w:val="left"/>
       <w:pPr>
         <w:ind w:left="3600" w:hanging="360"/>
@@ -24826,7 +24508,7 @@
     <w:lvl w:ilvl="5">
       <w:start w:val="1"/>
       <w:numFmt w:val="bullet"/>
-      <w:lvlText w:val="■"/>
+      <w:lvlText w:val="-"/>
       <w:lvlJc w:val="left"/>
       <w:pPr>
         <w:ind w:left="4320" w:hanging="360"/>
@@ -24838,7 +24520,7 @@
     <w:lvl w:ilvl="6">
       <w:start w:val="1"/>
       <w:numFmt w:val="bullet"/>
-      <w:lvlText w:val="●"/>
+      <w:lvlText w:val="-"/>
       <w:lvlJc w:val="left"/>
       <w:pPr>
         <w:ind w:left="5040" w:hanging="360"/>
@@ -24850,7 +24532,7 @@
     <w:lvl w:ilvl="7">
       <w:start w:val="1"/>
       <w:numFmt w:val="bullet"/>
-      <w:lvlText w:val="○"/>
+      <w:lvlText w:val="-"/>
       <w:lvlJc w:val="left"/>
       <w:pPr>
         <w:ind w:left="5760" w:hanging="360"/>
@@ -24862,7 +24544,7 @@
     <w:lvl w:ilvl="8">
       <w:start w:val="1"/>
       <w:numFmt w:val="bullet"/>
-      <w:lvlText w:val="■"/>
+      <w:lvlText w:val="-"/>
       <w:lvlJc w:val="left"/>
       <w:pPr>
         <w:ind w:left="6480" w:hanging="360"/>
@@ -24873,6 +24555,226 @@
     </w:lvl>
   </w:abstractNum>
   <w:abstractNum w:abstractNumId="13">
+    <w:lvl w:ilvl="0">
+      <w:start w:val="1"/>
+      <w:numFmt w:val="bullet"/>
+      <w:lvlText w:val="-"/>
+      <w:lvlJc w:val="left"/>
+      <w:pPr>
+        <w:ind w:left="1440" w:hanging="360"/>
+      </w:pPr>
+      <w:rPr>
+        <w:u w:val="none"/>
+      </w:rPr>
+    </w:lvl>
+    <w:lvl w:ilvl="1">
+      <w:start w:val="1"/>
+      <w:numFmt w:val="bullet"/>
+      <w:lvlText w:val="-"/>
+      <w:lvlJc w:val="left"/>
+      <w:pPr>
+        <w:ind w:left="2160" w:hanging="360"/>
+      </w:pPr>
+      <w:rPr>
+        <w:u w:val="none"/>
+      </w:rPr>
+    </w:lvl>
+    <w:lvl w:ilvl="2">
+      <w:start w:val="1"/>
+      <w:numFmt w:val="bullet"/>
+      <w:lvlText w:val="-"/>
+      <w:lvlJc w:val="left"/>
+      <w:pPr>
+        <w:ind w:left="2880" w:hanging="360"/>
+      </w:pPr>
+      <w:rPr>
+        <w:u w:val="none"/>
+      </w:rPr>
+    </w:lvl>
+    <w:lvl w:ilvl="3">
+      <w:start w:val="1"/>
+      <w:numFmt w:val="bullet"/>
+      <w:lvlText w:val="-"/>
+      <w:lvlJc w:val="left"/>
+      <w:pPr>
+        <w:ind w:left="3600" w:hanging="360"/>
+      </w:pPr>
+      <w:rPr>
+        <w:u w:val="none"/>
+      </w:rPr>
+    </w:lvl>
+    <w:lvl w:ilvl="4">
+      <w:start w:val="1"/>
+      <w:numFmt w:val="bullet"/>
+      <w:lvlText w:val="-"/>
+      <w:lvlJc w:val="left"/>
+      <w:pPr>
+        <w:ind w:left="4320" w:hanging="360"/>
+      </w:pPr>
+      <w:rPr>
+        <w:u w:val="none"/>
+      </w:rPr>
+    </w:lvl>
+    <w:lvl w:ilvl="5">
+      <w:start w:val="1"/>
+      <w:numFmt w:val="bullet"/>
+      <w:lvlText w:val="-"/>
+      <w:lvlJc w:val="left"/>
+      <w:pPr>
+        <w:ind w:left="5040" w:hanging="360"/>
+      </w:pPr>
+      <w:rPr>
+        <w:u w:val="none"/>
+      </w:rPr>
+    </w:lvl>
+    <w:lvl w:ilvl="6">
+      <w:start w:val="1"/>
+      <w:numFmt w:val="bullet"/>
+      <w:lvlText w:val="-"/>
+      <w:lvlJc w:val="left"/>
+      <w:pPr>
+        <w:ind w:left="5760" w:hanging="360"/>
+      </w:pPr>
+      <w:rPr>
+        <w:u w:val="none"/>
+      </w:rPr>
+    </w:lvl>
+    <w:lvl w:ilvl="7">
+      <w:start w:val="1"/>
+      <w:numFmt w:val="bullet"/>
+      <w:lvlText w:val="-"/>
+      <w:lvlJc w:val="left"/>
+      <w:pPr>
+        <w:ind w:left="6480" w:hanging="360"/>
+      </w:pPr>
+      <w:rPr>
+        <w:u w:val="none"/>
+      </w:rPr>
+    </w:lvl>
+    <w:lvl w:ilvl="8">
+      <w:start w:val="1"/>
+      <w:numFmt w:val="bullet"/>
+      <w:lvlText w:val="-"/>
+      <w:lvlJc w:val="left"/>
+      <w:pPr>
+        <w:ind w:left="7200" w:hanging="360"/>
+      </w:pPr>
+      <w:rPr>
+        <w:u w:val="none"/>
+      </w:rPr>
+    </w:lvl>
+  </w:abstractNum>
+  <w:abstractNum w:abstractNumId="14">
+    <w:lvl w:ilvl="0">
+      <w:start w:val="1"/>
+      <w:numFmt w:val="bullet"/>
+      <w:lvlText w:val="-"/>
+      <w:lvlJc w:val="left"/>
+      <w:pPr>
+        <w:ind w:left="720" w:hanging="360"/>
+      </w:pPr>
+      <w:rPr>
+        <w:u w:val="none"/>
+      </w:rPr>
+    </w:lvl>
+    <w:lvl w:ilvl="1">
+      <w:start w:val="1"/>
+      <w:numFmt w:val="bullet"/>
+      <w:lvlText w:val="-"/>
+      <w:lvlJc w:val="left"/>
+      <w:pPr>
+        <w:ind w:left="1440" w:hanging="360"/>
+      </w:pPr>
+      <w:rPr>
+        <w:u w:val="none"/>
+      </w:rPr>
+    </w:lvl>
+    <w:lvl w:ilvl="2">
+      <w:start w:val="1"/>
+      <w:numFmt w:val="bullet"/>
+      <w:lvlText w:val="-"/>
+      <w:lvlJc w:val="left"/>
+      <w:pPr>
+        <w:ind w:left="2160" w:hanging="360"/>
+      </w:pPr>
+      <w:rPr>
+        <w:u w:val="none"/>
+      </w:rPr>
+    </w:lvl>
+    <w:lvl w:ilvl="3">
+      <w:start w:val="1"/>
+      <w:numFmt w:val="bullet"/>
+      <w:lvlText w:val="-"/>
+      <w:lvlJc w:val="left"/>
+      <w:pPr>
+        <w:ind w:left="2880" w:hanging="360"/>
+      </w:pPr>
+      <w:rPr>
+        <w:u w:val="none"/>
+      </w:rPr>
+    </w:lvl>
+    <w:lvl w:ilvl="4">
+      <w:start w:val="1"/>
+      <w:numFmt w:val="bullet"/>
+      <w:lvlText w:val="-"/>
+      <w:lvlJc w:val="left"/>
+      <w:pPr>
+        <w:ind w:left="3600" w:hanging="360"/>
+      </w:pPr>
+      <w:rPr>
+        <w:u w:val="none"/>
+      </w:rPr>
+    </w:lvl>
+    <w:lvl w:ilvl="5">
+      <w:start w:val="1"/>
+      <w:numFmt w:val="bullet"/>
+      <w:lvlText w:val="-"/>
+      <w:lvlJc w:val="left"/>
+      <w:pPr>
+        <w:ind w:left="4320" w:hanging="360"/>
+      </w:pPr>
+      <w:rPr>
+        <w:u w:val="none"/>
+      </w:rPr>
+    </w:lvl>
+    <w:lvl w:ilvl="6">
+      <w:start w:val="1"/>
+      <w:numFmt w:val="bullet"/>
+      <w:lvlText w:val="-"/>
+      <w:lvlJc w:val="left"/>
+      <w:pPr>
+        <w:ind w:left="5040" w:hanging="360"/>
+      </w:pPr>
+      <w:rPr>
+        <w:u w:val="none"/>
+      </w:rPr>
+    </w:lvl>
+    <w:lvl w:ilvl="7">
+      <w:start w:val="1"/>
+      <w:numFmt w:val="bullet"/>
+      <w:lvlText w:val="-"/>
+      <w:lvlJc w:val="left"/>
+      <w:pPr>
+        <w:ind w:left="5760" w:hanging="360"/>
+      </w:pPr>
+      <w:rPr>
+        <w:u w:val="none"/>
+      </w:rPr>
+    </w:lvl>
+    <w:lvl w:ilvl="8">
+      <w:start w:val="1"/>
+      <w:numFmt w:val="bullet"/>
+      <w:lvlText w:val="-"/>
+      <w:lvlJc w:val="left"/>
+      <w:pPr>
+        <w:ind w:left="6480" w:hanging="360"/>
+      </w:pPr>
+      <w:rPr>
+        <w:u w:val="none"/>
+      </w:rPr>
+    </w:lvl>
+  </w:abstractNum>
+  <w:abstractNum w:abstractNumId="15">
     <w:lvl w:ilvl="0">
       <w:start w:val="1"/>
       <w:numFmt w:val="bullet"/>
@@ -24982,7 +24884,7 @@
       </w:rPr>
     </w:lvl>
   </w:abstractNum>
-  <w:abstractNum w:abstractNumId="14">
+  <w:abstractNum w:abstractNumId="16">
     <w:lvl w:ilvl="0">
       <w:start w:val="1"/>
       <w:numFmt w:val="bullet"/>
@@ -25092,337 +24994,7 @@
       </w:rPr>
     </w:lvl>
   </w:abstractNum>
-  <w:abstractNum w:abstractNumId="15">
-    <w:lvl w:ilvl="0">
-      <w:start w:val="1"/>
-      <w:numFmt w:val="bullet"/>
-      <w:lvlText w:val="-"/>
-      <w:lvlJc w:val="left"/>
-      <w:pPr>
-        <w:ind w:left="1440" w:hanging="360"/>
-      </w:pPr>
-      <w:rPr>
-        <w:u w:val="none"/>
-      </w:rPr>
-    </w:lvl>
-    <w:lvl w:ilvl="1">
-      <w:start w:val="1"/>
-      <w:numFmt w:val="bullet"/>
-      <w:lvlText w:val="-"/>
-      <w:lvlJc w:val="left"/>
-      <w:pPr>
-        <w:ind w:left="2160" w:hanging="360"/>
-      </w:pPr>
-      <w:rPr>
-        <w:u w:val="none"/>
-      </w:rPr>
-    </w:lvl>
-    <w:lvl w:ilvl="2">
-      <w:start w:val="1"/>
-      <w:numFmt w:val="bullet"/>
-      <w:lvlText w:val="-"/>
-      <w:lvlJc w:val="left"/>
-      <w:pPr>
-        <w:ind w:left="2880" w:hanging="360"/>
-      </w:pPr>
-      <w:rPr>
-        <w:u w:val="none"/>
-      </w:rPr>
-    </w:lvl>
-    <w:lvl w:ilvl="3">
-      <w:start w:val="1"/>
-      <w:numFmt w:val="bullet"/>
-      <w:lvlText w:val="-"/>
-      <w:lvlJc w:val="left"/>
-      <w:pPr>
-        <w:ind w:left="3600" w:hanging="360"/>
-      </w:pPr>
-      <w:rPr>
-        <w:u w:val="none"/>
-      </w:rPr>
-    </w:lvl>
-    <w:lvl w:ilvl="4">
-      <w:start w:val="1"/>
-      <w:numFmt w:val="bullet"/>
-      <w:lvlText w:val="-"/>
-      <w:lvlJc w:val="left"/>
-      <w:pPr>
-        <w:ind w:left="4320" w:hanging="360"/>
-      </w:pPr>
-      <w:rPr>
-        <w:u w:val="none"/>
-      </w:rPr>
-    </w:lvl>
-    <w:lvl w:ilvl="5">
-      <w:start w:val="1"/>
-      <w:numFmt w:val="bullet"/>
-      <w:lvlText w:val="-"/>
-      <w:lvlJc w:val="left"/>
-      <w:pPr>
-        <w:ind w:left="5040" w:hanging="360"/>
-      </w:pPr>
-      <w:rPr>
-        <w:u w:val="none"/>
-      </w:rPr>
-    </w:lvl>
-    <w:lvl w:ilvl="6">
-      <w:start w:val="1"/>
-      <w:numFmt w:val="bullet"/>
-      <w:lvlText w:val="-"/>
-      <w:lvlJc w:val="left"/>
-      <w:pPr>
-        <w:ind w:left="5760" w:hanging="360"/>
-      </w:pPr>
-      <w:rPr>
-        <w:u w:val="none"/>
-      </w:rPr>
-    </w:lvl>
-    <w:lvl w:ilvl="7">
-      <w:start w:val="1"/>
-      <w:numFmt w:val="bullet"/>
-      <w:lvlText w:val="-"/>
-      <w:lvlJc w:val="left"/>
-      <w:pPr>
-        <w:ind w:left="6480" w:hanging="360"/>
-      </w:pPr>
-      <w:rPr>
-        <w:u w:val="none"/>
-      </w:rPr>
-    </w:lvl>
-    <w:lvl w:ilvl="8">
-      <w:start w:val="1"/>
-      <w:numFmt w:val="bullet"/>
-      <w:lvlText w:val="-"/>
-      <w:lvlJc w:val="left"/>
-      <w:pPr>
-        <w:ind w:left="7200" w:hanging="360"/>
-      </w:pPr>
-      <w:rPr>
-        <w:u w:val="none"/>
-      </w:rPr>
-    </w:lvl>
-  </w:abstractNum>
-  <w:abstractNum w:abstractNumId="16">
-    <w:lvl w:ilvl="0">
-      <w:start w:val="1"/>
-      <w:numFmt w:val="bullet"/>
-      <w:lvlText w:val="-"/>
-      <w:lvlJc w:val="left"/>
-      <w:pPr>
-        <w:ind w:left="1440" w:hanging="360"/>
-      </w:pPr>
-      <w:rPr>
-        <w:u w:val="none"/>
-      </w:rPr>
-    </w:lvl>
-    <w:lvl w:ilvl="1">
-      <w:start w:val="1"/>
-      <w:numFmt w:val="bullet"/>
-      <w:lvlText w:val="-"/>
-      <w:lvlJc w:val="left"/>
-      <w:pPr>
-        <w:ind w:left="2160" w:hanging="360"/>
-      </w:pPr>
-      <w:rPr>
-        <w:u w:val="none"/>
-      </w:rPr>
-    </w:lvl>
-    <w:lvl w:ilvl="2">
-      <w:start w:val="1"/>
-      <w:numFmt w:val="bullet"/>
-      <w:lvlText w:val="-"/>
-      <w:lvlJc w:val="left"/>
-      <w:pPr>
-        <w:ind w:left="2880" w:hanging="360"/>
-      </w:pPr>
-      <w:rPr>
-        <w:u w:val="none"/>
-      </w:rPr>
-    </w:lvl>
-    <w:lvl w:ilvl="3">
-      <w:start w:val="1"/>
-      <w:numFmt w:val="bullet"/>
-      <w:lvlText w:val="-"/>
-      <w:lvlJc w:val="left"/>
-      <w:pPr>
-        <w:ind w:left="3600" w:hanging="360"/>
-      </w:pPr>
-      <w:rPr>
-        <w:u w:val="none"/>
-      </w:rPr>
-    </w:lvl>
-    <w:lvl w:ilvl="4">
-      <w:start w:val="1"/>
-      <w:numFmt w:val="bullet"/>
-      <w:lvlText w:val="-"/>
-      <w:lvlJc w:val="left"/>
-      <w:pPr>
-        <w:ind w:left="4320" w:hanging="360"/>
-      </w:pPr>
-      <w:rPr>
-        <w:u w:val="none"/>
-      </w:rPr>
-    </w:lvl>
-    <w:lvl w:ilvl="5">
-      <w:start w:val="1"/>
-      <w:numFmt w:val="bullet"/>
-      <w:lvlText w:val="-"/>
-      <w:lvlJc w:val="left"/>
-      <w:pPr>
-        <w:ind w:left="5040" w:hanging="360"/>
-      </w:pPr>
-      <w:rPr>
-        <w:u w:val="none"/>
-      </w:rPr>
-    </w:lvl>
-    <w:lvl w:ilvl="6">
-      <w:start w:val="1"/>
-      <w:numFmt w:val="bullet"/>
-      <w:lvlText w:val="-"/>
-      <w:lvlJc w:val="left"/>
-      <w:pPr>
-        <w:ind w:left="5760" w:hanging="360"/>
-      </w:pPr>
-      <w:rPr>
-        <w:u w:val="none"/>
-      </w:rPr>
-    </w:lvl>
-    <w:lvl w:ilvl="7">
-      <w:start w:val="1"/>
-      <w:numFmt w:val="bullet"/>
-      <w:lvlText w:val="-"/>
-      <w:lvlJc w:val="left"/>
-      <w:pPr>
-        <w:ind w:left="6480" w:hanging="360"/>
-      </w:pPr>
-      <w:rPr>
-        <w:u w:val="none"/>
-      </w:rPr>
-    </w:lvl>
-    <w:lvl w:ilvl="8">
-      <w:start w:val="1"/>
-      <w:numFmt w:val="bullet"/>
-      <w:lvlText w:val="-"/>
-      <w:lvlJc w:val="left"/>
-      <w:pPr>
-        <w:ind w:left="7200" w:hanging="360"/>
-      </w:pPr>
-      <w:rPr>
-        <w:u w:val="none"/>
-      </w:rPr>
-    </w:lvl>
-  </w:abstractNum>
   <w:abstractNum w:abstractNumId="17">
-    <w:lvl w:ilvl="0">
-      <w:start w:val="1"/>
-      <w:numFmt w:val="decimal"/>
-      <w:lvlText w:val="%1."/>
-      <w:lvlJc w:val="left"/>
-      <w:pPr>
-        <w:ind w:left="720" w:hanging="360"/>
-      </w:pPr>
-      <w:rPr>
-        <w:u w:val="none"/>
-      </w:rPr>
-    </w:lvl>
-    <w:lvl w:ilvl="1">
-      <w:start w:val="1"/>
-      <w:numFmt w:val="lowerLetter"/>
-      <w:lvlText w:val="%2."/>
-      <w:lvlJc w:val="left"/>
-      <w:pPr>
-        <w:ind w:left="1440" w:hanging="360"/>
-      </w:pPr>
-      <w:rPr>
-        <w:u w:val="none"/>
-      </w:rPr>
-    </w:lvl>
-    <w:lvl w:ilvl="2">
-      <w:start w:val="1"/>
-      <w:numFmt w:val="lowerRoman"/>
-      <w:lvlText w:val="%3."/>
-      <w:lvlJc w:val="right"/>
-      <w:pPr>
-        <w:ind w:left="2160" w:hanging="360"/>
-      </w:pPr>
-      <w:rPr>
-        <w:u w:val="none"/>
-      </w:rPr>
-    </w:lvl>
-    <w:lvl w:ilvl="3">
-      <w:start w:val="1"/>
-      <w:numFmt w:val="decimal"/>
-      <w:lvlText w:val="%4."/>
-      <w:lvlJc w:val="left"/>
-      <w:pPr>
-        <w:ind w:left="2880" w:hanging="360"/>
-      </w:pPr>
-      <w:rPr>
-        <w:u w:val="none"/>
-      </w:rPr>
-    </w:lvl>
-    <w:lvl w:ilvl="4">
-      <w:start w:val="1"/>
-      <w:numFmt w:val="lowerLetter"/>
-      <w:lvlText w:val="%5."/>
-      <w:lvlJc w:val="left"/>
-      <w:pPr>
-        <w:ind w:left="3600" w:hanging="360"/>
-      </w:pPr>
-      <w:rPr>
-        <w:u w:val="none"/>
-      </w:rPr>
-    </w:lvl>
-    <w:lvl w:ilvl="5">
-      <w:start w:val="1"/>
-      <w:numFmt w:val="lowerRoman"/>
-      <w:lvlText w:val="%6."/>
-      <w:lvlJc w:val="right"/>
-      <w:pPr>
-        <w:ind w:left="4320" w:hanging="360"/>
-      </w:pPr>
-      <w:rPr>
-        <w:u w:val="none"/>
-      </w:rPr>
-    </w:lvl>
-    <w:lvl w:ilvl="6">
-      <w:start w:val="1"/>
-      <w:numFmt w:val="decimal"/>
-      <w:lvlText w:val="%7."/>
-      <w:lvlJc w:val="left"/>
-      <w:pPr>
-        <w:ind w:left="5040" w:hanging="360"/>
-      </w:pPr>
-      <w:rPr>
-        <w:u w:val="none"/>
-      </w:rPr>
-    </w:lvl>
-    <w:lvl w:ilvl="7">
-      <w:start w:val="1"/>
-      <w:numFmt w:val="lowerLetter"/>
-      <w:lvlText w:val="%8."/>
-      <w:lvlJc w:val="left"/>
-      <w:pPr>
-        <w:ind w:left="5760" w:hanging="360"/>
-      </w:pPr>
-      <w:rPr>
-        <w:u w:val="none"/>
-      </w:rPr>
-    </w:lvl>
-    <w:lvl w:ilvl="8">
-      <w:start w:val="1"/>
-      <w:numFmt w:val="lowerRoman"/>
-      <w:lvlText w:val="%9."/>
-      <w:lvlJc w:val="right"/>
-      <w:pPr>
-        <w:ind w:left="6480" w:hanging="360"/>
-      </w:pPr>
-      <w:rPr>
-        <w:u w:val="none"/>
-      </w:rPr>
-    </w:lvl>
-  </w:abstractNum>
-  <w:abstractNum w:abstractNumId="18">
     <w:lvl w:ilvl="0">
       <w:start w:val="1"/>
       <w:numFmt w:val="bullet"/>
@@ -25532,7 +25104,7 @@
       </w:rPr>
     </w:lvl>
   </w:abstractNum>
-  <w:abstractNum w:abstractNumId="19">
+  <w:abstractNum w:abstractNumId="18">
     <w:lvl w:ilvl="0">
       <w:start w:val="1"/>
       <w:numFmt w:val="decimal"/>
@@ -25542,7 +25114,10 @@
         <w:ind w:left="720" w:hanging="360"/>
       </w:pPr>
       <w:rPr>
-        <w:u w:val="none"/>
+        <w:b w:val="0"/>
+        <w:bCs w:val="0"/>
+        <w:sz w:val="18"/>
+        <w:szCs w:val="18"/>
       </w:rPr>
     </w:lvl>
     <w:lvl w:ilvl="1">
@@ -25553,9 +25128,7 @@
       <w:pPr>
         <w:ind w:left="1440" w:hanging="360"/>
       </w:pPr>
-      <w:rPr>
-        <w:u w:val="none"/>
-      </w:rPr>
+      <w:rPr/>
     </w:lvl>
     <w:lvl w:ilvl="2">
       <w:start w:val="1"/>
@@ -25563,11 +25136,9 @@
       <w:lvlText w:val="%3."/>
       <w:lvlJc w:val="right"/>
       <w:pPr>
-        <w:ind w:left="2160" w:hanging="360"/>
+        <w:ind w:left="2160" w:hanging="180"/>
       </w:pPr>
-      <w:rPr>
-        <w:u w:val="none"/>
-      </w:rPr>
+      <w:rPr/>
     </w:lvl>
     <w:lvl w:ilvl="3">
       <w:start w:val="1"/>
@@ -25577,9 +25148,7 @@
       <w:pPr>
         <w:ind w:left="2880" w:hanging="360"/>
       </w:pPr>
-      <w:rPr>
-        <w:u w:val="none"/>
-      </w:rPr>
+      <w:rPr/>
     </w:lvl>
     <w:lvl w:ilvl="4">
       <w:start w:val="1"/>
@@ -25589,9 +25158,7 @@
       <w:pPr>
         <w:ind w:left="3600" w:hanging="360"/>
       </w:pPr>
-      <w:rPr>
-        <w:u w:val="none"/>
-      </w:rPr>
+      <w:rPr/>
     </w:lvl>
     <w:lvl w:ilvl="5">
       <w:start w:val="1"/>
@@ -25599,11 +25166,9 @@
       <w:lvlText w:val="%6."/>
       <w:lvlJc w:val="right"/>
       <w:pPr>
-        <w:ind w:left="4320" w:hanging="360"/>
+        <w:ind w:left="4320" w:hanging="180"/>
       </w:pPr>
-      <w:rPr>
-        <w:u w:val="none"/>
-      </w:rPr>
+      <w:rPr/>
     </w:lvl>
     <w:lvl w:ilvl="6">
       <w:start w:val="1"/>
@@ -25613,9 +25178,7 @@
       <w:pPr>
         <w:ind w:left="5040" w:hanging="360"/>
       </w:pPr>
-      <w:rPr>
-        <w:u w:val="none"/>
-      </w:rPr>
+      <w:rPr/>
     </w:lvl>
     <w:lvl w:ilvl="7">
       <w:start w:val="1"/>
@@ -25625,9 +25188,7 @@
       <w:pPr>
         <w:ind w:left="5760" w:hanging="360"/>
       </w:pPr>
-      <w:rPr>
-        <w:u w:val="none"/>
-      </w:rPr>
+      <w:rPr/>
     </w:lvl>
     <w:lvl w:ilvl="8">
       <w:start w:val="1"/>
@@ -25635,121 +25196,101 @@
       <w:lvlText w:val="%9."/>
       <w:lvlJc w:val="right"/>
       <w:pPr>
-        <w:ind w:left="6480" w:hanging="360"/>
+        <w:ind w:left="6480" w:hanging="180"/>
       </w:pPr>
-      <w:rPr>
-        <w:u w:val="none"/>
-      </w:rPr>
+      <w:rPr/>
     </w:lvl>
   </w:abstractNum>
-  <w:abstractNum w:abstractNumId="20">
+  <w:abstractNum w:abstractNumId="19">
     <w:lvl w:ilvl="0">
       <w:start w:val="1"/>
-      <w:numFmt w:val="bullet"/>
-      <w:lvlText w:val="●"/>
+      <w:numFmt w:val="decimal"/>
+      <w:lvlText w:val="%1)"/>
       <w:lvlJc w:val="left"/>
       <w:pPr>
         <w:ind w:left="720" w:hanging="360"/>
       </w:pPr>
-      <w:rPr>
-        <w:u w:val="none"/>
-      </w:rPr>
+      <w:rPr/>
     </w:lvl>
     <w:lvl w:ilvl="1">
       <w:start w:val="1"/>
-      <w:numFmt w:val="bullet"/>
-      <w:lvlText w:val="-"/>
+      <w:numFmt w:val="lowerLetter"/>
+      <w:lvlText w:val="%2."/>
       <w:lvlJc w:val="left"/>
       <w:pPr>
         <w:ind w:left="1440" w:hanging="360"/>
       </w:pPr>
-      <w:rPr>
-        <w:u w:val="none"/>
-      </w:rPr>
+      <w:rPr/>
     </w:lvl>
     <w:lvl w:ilvl="2">
       <w:start w:val="1"/>
-      <w:numFmt w:val="bullet"/>
-      <w:lvlText w:val="-"/>
-      <w:lvlJc w:val="left"/>
+      <w:numFmt w:val="lowerRoman"/>
+      <w:lvlText w:val="%3."/>
+      <w:lvlJc w:val="right"/>
       <w:pPr>
-        <w:ind w:left="2160" w:hanging="360"/>
+        <w:ind w:left="2160" w:hanging="180"/>
       </w:pPr>
-      <w:rPr>
-        <w:u w:val="none"/>
-      </w:rPr>
+      <w:rPr/>
     </w:lvl>
     <w:lvl w:ilvl="3">
       <w:start w:val="1"/>
-      <w:numFmt w:val="bullet"/>
-      <w:lvlText w:val="-"/>
+      <w:numFmt w:val="decimal"/>
+      <w:lvlText w:val="%4."/>
       <w:lvlJc w:val="left"/>
       <w:pPr>
         <w:ind w:left="2880" w:hanging="360"/>
       </w:pPr>
-      <w:rPr>
-        <w:u w:val="none"/>
-      </w:rPr>
+      <w:rPr/>
     </w:lvl>
     <w:lvl w:ilvl="4">
       <w:start w:val="1"/>
-      <w:numFmt w:val="bullet"/>
-      <w:lvlText w:val="-"/>
+      <w:numFmt w:val="lowerLetter"/>
+      <w:lvlText w:val="%5."/>
       <w:lvlJc w:val="left"/>
       <w:pPr>
         <w:ind w:left="3600" w:hanging="360"/>
       </w:pPr>
-      <w:rPr>
-        <w:u w:val="none"/>
-      </w:rPr>
+      <w:rPr/>
     </w:lvl>
     <w:lvl w:ilvl="5">
       <w:start w:val="1"/>
-      <w:numFmt w:val="bullet"/>
-      <w:lvlText w:val="-"/>
-      <w:lvlJc w:val="left"/>
+      <w:numFmt w:val="lowerRoman"/>
+      <w:lvlText w:val="%6."/>
+      <w:lvlJc w:val="right"/>
       <w:pPr>
-        <w:ind w:left="4320" w:hanging="360"/>
+        <w:ind w:left="4320" w:hanging="180"/>
       </w:pPr>
-      <w:rPr>
-        <w:u w:val="none"/>
-      </w:rPr>
+      <w:rPr/>
     </w:lvl>
     <w:lvl w:ilvl="6">
       <w:start w:val="1"/>
-      <w:numFmt w:val="bullet"/>
-      <w:lvlText w:val="-"/>
+      <w:numFmt w:val="decimal"/>
+      <w:lvlText w:val="%7."/>
       <w:lvlJc w:val="left"/>
       <w:pPr>
         <w:ind w:left="5040" w:hanging="360"/>
       </w:pPr>
-      <w:rPr>
-        <w:u w:val="none"/>
-      </w:rPr>
+      <w:rPr/>
     </w:lvl>
     <w:lvl w:ilvl="7">
       <w:start w:val="1"/>
-      <w:numFmt w:val="bullet"/>
-      <w:lvlText w:val="-"/>
+      <w:numFmt w:val="lowerLetter"/>
+      <w:lvlText w:val="%8."/>
       <w:lvlJc w:val="left"/>
       <w:pPr>
         <w:ind w:left="5760" w:hanging="360"/>
       </w:pPr>
-      <w:rPr>
-        <w:u w:val="none"/>
-      </w:rPr>
+      <w:rPr/>
     </w:lvl>
     <w:lvl w:ilvl="8">
       <w:start w:val="1"/>
-      <w:numFmt w:val="bullet"/>
-      <w:lvlText w:val="-"/>
-      <w:lvlJc w:val="left"/>
+      <w:numFmt w:val="lowerRoman"/>
+      <w:lvlText w:val="%9."/>
+      <w:lvlJc w:val="right"/>
       <w:pPr>
-        <w:ind w:left="6480" w:hanging="360"/>
+        <w:ind w:left="6480" w:hanging="180"/>
       </w:pPr>
-      <w:rPr>
-        <w:u w:val="none"/>
-      </w:rPr>
+      <w:rPr/>
     </w:lvl>
   </w:abstractNum>
   <w:num w:numId="1">
@@ -25808,9 +25349,6 @@
   </w:num>
   <w:num w:numId="19">
     <w:abstractNumId w:val="19"/>
-  </w:num>
-  <w:num w:numId="20">
-    <w:abstractNumId w:val="20"/>
   </w:num>
 </w:numbering>
 </file>
@@ -25940,798 +25478,6 @@
       <w:bCs w:val="1"/>
       <w:sz w:val="72"/>
       <w:szCs w:val="72"/>
-    </w:rPr>
-  </w:style>
-  <w:style w:type="paragraph" w:styleId="Ttulo7">
-    <w:name w:val="heading 7"/>
-    <w:basedOn w:val="Normal"/>
-    <w:next w:val="Normal"/>
-    <w:link w:val="Ttulo7Car"/>
-    <w:uiPriority w:val="1"/>
-    <w:unhideWhenUsed w:val="1"/>
-    <w:qFormat w:val="1"/>
-    <w:rsid w:val="000B6803"/>
-    <w:pPr>
-      <w:keepNext w:val="1"/>
-      <w:keepLines w:val="1"/>
-      <w:spacing w:before="40"/>
-      <w:outlineLvl w:val="6"/>
-    </w:pPr>
-    <w:rPr>
-      <w:rFonts w:asciiTheme="majorHAnsi" w:cstheme="majorBidi" w:eastAsiaTheme="majorEastAsia" w:hAnsiTheme="majorHAnsi"/>
-      <w:i w:val="1"/>
-      <w:iCs w:val="1"/>
-      <w:color w:val="1f3763" w:themeColor="accent1" w:themeShade="00007F"/>
-    </w:rPr>
-  </w:style>
-  <w:style w:type="paragraph" w:styleId="Ttulo8">
-    <w:name w:val="heading 8"/>
-    <w:basedOn w:val="Normal"/>
-    <w:next w:val="Normal"/>
-    <w:link w:val="Ttulo8Car"/>
-    <w:uiPriority w:val="1"/>
-    <w:unhideWhenUsed w:val="1"/>
-    <w:qFormat w:val="1"/>
-    <w:rsid w:val="000B6803"/>
-    <w:pPr>
-      <w:keepNext w:val="1"/>
-      <w:keepLines w:val="1"/>
-      <w:spacing w:before="40"/>
-      <w:outlineLvl w:val="7"/>
-    </w:pPr>
-    <w:rPr>
-      <w:rFonts w:asciiTheme="majorHAnsi" w:cstheme="majorBidi" w:eastAsiaTheme="majorEastAsia" w:hAnsiTheme="majorHAnsi"/>
-      <w:color w:val="272727" w:themeColor="text1" w:themeTint="0000D8"/>
-      <w:sz w:val="21"/>
-      <w:szCs w:val="21"/>
-    </w:rPr>
-  </w:style>
-  <w:style w:type="paragraph" w:styleId="Ttulo9">
-    <w:name w:val="heading 9"/>
-    <w:basedOn w:val="Normal"/>
-    <w:next w:val="Normal"/>
-    <w:link w:val="Ttulo9Car"/>
-    <w:uiPriority w:val="1"/>
-    <w:unhideWhenUsed w:val="1"/>
-    <w:qFormat w:val="1"/>
-    <w:rsid w:val="000B6803"/>
-    <w:pPr>
-      <w:keepNext w:val="1"/>
-      <w:keepLines w:val="1"/>
-      <w:spacing w:before="40"/>
-      <w:outlineLvl w:val="8"/>
-    </w:pPr>
-    <w:rPr>
-      <w:rFonts w:asciiTheme="majorHAnsi" w:cstheme="majorBidi" w:eastAsiaTheme="majorEastAsia" w:hAnsiTheme="majorHAnsi"/>
-      <w:i w:val="1"/>
-      <w:iCs w:val="1"/>
-      <w:color w:val="272727" w:themeColor="text1" w:themeTint="0000D8"/>
-      <w:sz w:val="21"/>
-      <w:szCs w:val="21"/>
-    </w:rPr>
-  </w:style>
-  <w:style w:type="character" w:styleId="Fuentedeprrafopredeter" w:default="1">
-    <w:name w:val="Default Paragraph Font"/>
-    <w:uiPriority w:val="1"/>
-    <w:semiHidden w:val="1"/>
-    <w:unhideWhenUsed w:val="1"/>
-  </w:style>
-  <w:style w:type="table" w:styleId="Tablanormal" w:default="1">
-    <w:name w:val="Normal Table"/>
-    <w:uiPriority w:val="99"/>
-    <w:semiHidden w:val="1"/>
-    <w:unhideWhenUsed w:val="1"/>
-    <w:tblPr>
-      <w:tblInd w:w="0.0" w:type="dxa"/>
-      <w:tblCellMar>
-        <w:top w:w="0.0" w:type="dxa"/>
-        <w:left w:w="108.0" w:type="dxa"/>
-        <w:bottom w:w="0.0" w:type="dxa"/>
-        <w:right w:w="108.0" w:type="dxa"/>
-      </w:tblCellMar>
-    </w:tblPr>
-  </w:style>
-  <w:style w:type="numbering" w:styleId="Sinlista" w:default="1">
-    <w:name w:val="No List"/>
-    <w:uiPriority w:val="99"/>
-    <w:semiHidden w:val="1"/>
-    <w:unhideWhenUsed w:val="1"/>
-  </w:style>
-  <w:style w:type="paragraph" w:styleId="Prrafodelista">
-    <w:name w:val="List Paragraph"/>
-    <w:basedOn w:val="Normal"/>
-    <w:uiPriority w:val="34"/>
-    <w:qFormat w:val="1"/>
-    <w:rsid w:val="00A23138"/>
-    <w:pPr>
-      <w:ind w:left="720"/>
-      <w:contextualSpacing w:val="1"/>
-    </w:pPr>
-  </w:style>
-  <w:style w:type="paragraph" w:styleId="NormalWeb">
-    <w:name w:val="Normal (Web)"/>
-    <w:basedOn w:val="Normal"/>
-    <w:uiPriority w:val="99"/>
-    <w:unhideWhenUsed w:val="1"/>
-    <w:rsid w:val="00A23138"/>
-    <w:pPr>
-      <w:spacing w:after="100" w:afterAutospacing="1" w:before="100" w:beforeAutospacing="1"/>
-    </w:pPr>
-  </w:style>
-  <w:style w:type="table" w:styleId="Tablaconcuadrcula">
-    <w:name w:val="Table Grid"/>
-    <w:basedOn w:val="Tablanormal"/>
-    <w:uiPriority w:val="39"/>
-    <w:rsid w:val="00DF48CC"/>
-    <w:tblPr>
-      <w:tblBorders>
-        <w:top w:color="auto" w:space="0" w:sz="4" w:val="single"/>
-        <w:left w:color="auto" w:space="0" w:sz="4" w:val="single"/>
-        <w:bottom w:color="auto" w:space="0" w:sz="4" w:val="single"/>
-        <w:right w:color="auto" w:space="0" w:sz="4" w:val="single"/>
-        <w:insideH w:color="auto" w:space="0" w:sz="4" w:val="single"/>
-        <w:insideV w:color="auto" w:space="0" w:sz="4" w:val="single"/>
-      </w:tblBorders>
-    </w:tblPr>
-  </w:style>
-  <w:style w:type="paragraph" w:styleId="Textodeglobo">
-    <w:name w:val="Balloon Text"/>
-    <w:basedOn w:val="Normal"/>
-    <w:link w:val="TextodegloboCar"/>
-    <w:uiPriority w:val="99"/>
-    <w:semiHidden w:val="1"/>
-    <w:unhideWhenUsed w:val="1"/>
-    <w:rsid w:val="00DC2445"/>
-    <w:rPr>
-      <w:sz w:val="18"/>
-      <w:szCs w:val="18"/>
-    </w:rPr>
-  </w:style>
-  <w:style w:type="character" w:styleId="TextodegloboCar" w:customStyle="1">
-    <w:name w:val="Texto de globo Car"/>
-    <w:basedOn w:val="Fuentedeprrafopredeter"/>
-    <w:link w:val="Textodeglobo"/>
-    <w:uiPriority w:val="99"/>
-    <w:semiHidden w:val="1"/>
-    <w:rsid w:val="00DC2445"/>
-    <w:rPr>
-      <w:rFonts w:ascii="Times New Roman" w:cs="Times New Roman" w:hAnsi="Times New Roman"/>
-      <w:sz w:val="18"/>
-      <w:szCs w:val="18"/>
-    </w:rPr>
-  </w:style>
-  <w:style w:type="paragraph" w:styleId="msonormal0" w:customStyle="1">
-    <w:name w:val="msonormal"/>
-    <w:basedOn w:val="Normal"/>
-    <w:rsid w:val="00B20B1B"/>
-    <w:pPr>
-      <w:spacing w:after="100" w:afterAutospacing="1" w:before="100" w:beforeAutospacing="1"/>
-    </w:pPr>
-  </w:style>
-  <w:style w:type="paragraph" w:styleId="HTMLconformatoprevio">
-    <w:name w:val="HTML Preformatted"/>
-    <w:basedOn w:val="Normal"/>
-    <w:link w:val="HTMLconformatoprevioCar"/>
-    <w:uiPriority w:val="99"/>
-    <w:semiHidden w:val="1"/>
-    <w:unhideWhenUsed w:val="1"/>
-    <w:rsid w:val="00B20B1B"/>
-    <w:pPr>
-      <w:tabs>
-        <w:tab w:val="left" w:pos="916"/>
-        <w:tab w:val="left" w:pos="1832"/>
-        <w:tab w:val="left" w:pos="2748"/>
-        <w:tab w:val="left" w:pos="3664"/>
-        <w:tab w:val="left" w:pos="4580"/>
-        <w:tab w:val="left" w:pos="5496"/>
-        <w:tab w:val="left" w:pos="6412"/>
-        <w:tab w:val="left" w:pos="7328"/>
-        <w:tab w:val="left" w:pos="8244"/>
-        <w:tab w:val="left" w:pos="9160"/>
-        <w:tab w:val="left" w:pos="10076"/>
-        <w:tab w:val="left" w:pos="10992"/>
-        <w:tab w:val="left" w:pos="11908"/>
-        <w:tab w:val="left" w:pos="12824"/>
-        <w:tab w:val="left" w:pos="13740"/>
-        <w:tab w:val="left" w:pos="14656"/>
-      </w:tabs>
-    </w:pPr>
-    <w:rPr>
-      <w:rFonts w:ascii="Courier New" w:cs="Courier New" w:hAnsi="Courier New"/>
-      <w:sz w:val="20"/>
-      <w:szCs w:val="20"/>
-    </w:rPr>
-  </w:style>
-  <w:style w:type="character" w:styleId="HTMLconformatoprevioCar" w:customStyle="1">
-    <w:name w:val="HTML con formato previo Car"/>
-    <w:basedOn w:val="Fuentedeprrafopredeter"/>
-    <w:link w:val="HTMLconformatoprevio"/>
-    <w:uiPriority w:val="99"/>
-    <w:semiHidden w:val="1"/>
-    <w:rsid w:val="00B20B1B"/>
-    <w:rPr>
-      <w:rFonts w:ascii="Courier New" w:cs="Courier New" w:eastAsia="Times New Roman" w:hAnsi="Courier New"/>
-      <w:sz w:val="20"/>
-      <w:szCs w:val="20"/>
-      <w:lang w:eastAsia="es-ES_tradnl"/>
-    </w:rPr>
-  </w:style>
-  <w:style w:type="paragraph" w:styleId="Encabezado">
-    <w:name w:val="header"/>
-    <w:basedOn w:val="Normal"/>
-    <w:link w:val="EncabezadoCar"/>
-    <w:uiPriority w:val="99"/>
-    <w:unhideWhenUsed w:val="1"/>
-    <w:rsid w:val="002E3ED2"/>
-    <w:pPr>
-      <w:tabs>
-        <w:tab w:val="center" w:pos="4419"/>
-        <w:tab w:val="right" w:pos="8838"/>
-      </w:tabs>
-    </w:pPr>
-  </w:style>
-  <w:style w:type="character" w:styleId="EncabezadoCar" w:customStyle="1">
-    <w:name w:val="Encabezado Car"/>
-    <w:basedOn w:val="Fuentedeprrafopredeter"/>
-    <w:link w:val="Encabezado"/>
-    <w:uiPriority w:val="99"/>
-    <w:rsid w:val="002E3ED2"/>
-  </w:style>
-  <w:style w:type="paragraph" w:styleId="Piedepgina">
-    <w:name w:val="footer"/>
-    <w:basedOn w:val="Normal"/>
-    <w:link w:val="PiedepginaCar"/>
-    <w:uiPriority w:val="99"/>
-    <w:unhideWhenUsed w:val="1"/>
-    <w:rsid w:val="002E3ED2"/>
-    <w:pPr>
-      <w:tabs>
-        <w:tab w:val="center" w:pos="4419"/>
-        <w:tab w:val="right" w:pos="8838"/>
-      </w:tabs>
-    </w:pPr>
-  </w:style>
-  <w:style w:type="character" w:styleId="PiedepginaCar" w:customStyle="1">
-    <w:name w:val="Pie de página Car"/>
-    <w:basedOn w:val="Fuentedeprrafopredeter"/>
-    <w:link w:val="Piedepgina"/>
-    <w:uiPriority w:val="99"/>
-    <w:rsid w:val="002E3ED2"/>
-  </w:style>
-  <w:style w:type="character" w:styleId="Ttulo2Car" w:customStyle="1">
-    <w:name w:val="Título 2 Car"/>
-    <w:basedOn w:val="Fuentedeprrafopredeter"/>
-    <w:link w:val="Ttulo2"/>
-    <w:uiPriority w:val="9"/>
-    <w:rsid w:val="005E2C58"/>
-    <w:rPr>
-      <w:rFonts w:ascii="Times New Roman" w:cs="Times New Roman" w:eastAsia="Times New Roman" w:hAnsi="Times New Roman"/>
-      <w:b w:val="1"/>
-      <w:bCs w:val="1"/>
-      <w:sz w:val="36"/>
-      <w:szCs w:val="36"/>
-      <w:lang w:eastAsia="es-ES_tradnl"/>
-    </w:rPr>
-  </w:style>
-  <w:style w:type="character" w:styleId="Ttulo3Car" w:customStyle="1">
-    <w:name w:val="Título 3 Car"/>
-    <w:basedOn w:val="Fuentedeprrafopredeter"/>
-    <w:link w:val="Ttulo3"/>
-    <w:uiPriority w:val="9"/>
-    <w:rsid w:val="005E2C58"/>
-    <w:rPr>
-      <w:rFonts w:ascii="Times New Roman" w:cs="Times New Roman" w:eastAsia="Times New Roman" w:hAnsi="Times New Roman"/>
-      <w:b w:val="1"/>
-      <w:bCs w:val="1"/>
-      <w:sz w:val="27"/>
-      <w:szCs w:val="27"/>
-      <w:lang w:eastAsia="es-ES_tradnl"/>
-    </w:rPr>
-  </w:style>
-  <w:style w:type="character" w:styleId="Ttulo1Car" w:customStyle="1">
-    <w:name w:val="Título 1 Car"/>
-    <w:basedOn w:val="Fuentedeprrafopredeter"/>
-    <w:link w:val="Ttulo1"/>
-    <w:uiPriority w:val="9"/>
-    <w:rsid w:val="009846C8"/>
-    <w:rPr>
-      <w:rFonts w:asciiTheme="majorHAnsi" w:cstheme="majorBidi" w:eastAsiaTheme="majorEastAsia" w:hAnsiTheme="majorHAnsi"/>
-      <w:color w:val="2f5496" w:themeColor="accent1" w:themeShade="0000BF"/>
-      <w:sz w:val="32"/>
-      <w:szCs w:val="32"/>
-      <w:lang w:eastAsia="es-ES_tradnl"/>
-    </w:rPr>
-  </w:style>
-  <w:style w:type="paragraph" w:styleId="TtuloTDC">
-    <w:name w:val="TOC Heading"/>
-    <w:basedOn w:val="Ttulo1"/>
-    <w:next w:val="Normal"/>
-    <w:uiPriority w:val="39"/>
-    <w:unhideWhenUsed w:val="1"/>
-    <w:qFormat w:val="1"/>
-    <w:rsid w:val="009846C8"/>
-    <w:pPr>
-      <w:spacing w:before="480" w:line="276" w:lineRule="auto"/>
-      <w:outlineLvl w:val="9"/>
-    </w:pPr>
-    <w:rPr>
-      <w:b w:val="1"/>
-      <w:bCs w:val="1"/>
-      <w:sz w:val="28"/>
-      <w:szCs w:val="28"/>
-    </w:rPr>
-  </w:style>
-  <w:style w:type="paragraph" w:styleId="TDC3">
-    <w:name w:val="toc 3"/>
-    <w:basedOn w:val="Normal"/>
-    <w:next w:val="Normal"/>
-    <w:autoRedefine w:val="1"/>
-    <w:uiPriority w:val="39"/>
-    <w:unhideWhenUsed w:val="1"/>
-    <w:rsid w:val="009846C8"/>
-    <w:pPr>
-      <w:ind w:left="480"/>
-    </w:pPr>
-    <w:rPr>
-      <w:rFonts w:asciiTheme="minorHAnsi" w:cstheme="minorHAnsi" w:hAnsiTheme="minorHAnsi"/>
-      <w:sz w:val="20"/>
-      <w:szCs w:val="20"/>
-    </w:rPr>
-  </w:style>
-  <w:style w:type="character" w:styleId="Hipervnculo">
-    <w:name w:val="Hyperlink"/>
-    <w:basedOn w:val="Fuentedeprrafopredeter"/>
-    <w:uiPriority w:val="99"/>
-    <w:unhideWhenUsed w:val="1"/>
-    <w:rsid w:val="009846C8"/>
-    <w:rPr>
-      <w:color w:val="0563c1" w:themeColor="hyperlink"/>
-      <w:u w:val="single"/>
-    </w:rPr>
-  </w:style>
-  <w:style w:type="paragraph" w:styleId="TDC1">
-    <w:name w:val="toc 1"/>
-    <w:basedOn w:val="Normal"/>
-    <w:next w:val="Normal"/>
-    <w:autoRedefine w:val="1"/>
-    <w:uiPriority w:val="39"/>
-    <w:unhideWhenUsed w:val="1"/>
-    <w:rsid w:val="009846C8"/>
-    <w:pPr>
-      <w:spacing w:before="120"/>
-    </w:pPr>
-    <w:rPr>
-      <w:rFonts w:asciiTheme="minorHAnsi" w:cstheme="minorHAnsi" w:hAnsiTheme="minorHAnsi"/>
-      <w:b w:val="1"/>
-      <w:bCs w:val="1"/>
-      <w:i w:val="1"/>
-      <w:iCs w:val="1"/>
-    </w:rPr>
-  </w:style>
-  <w:style w:type="paragraph" w:styleId="TDC2">
-    <w:name w:val="toc 2"/>
-    <w:basedOn w:val="Normal"/>
-    <w:next w:val="Normal"/>
-    <w:autoRedefine w:val="1"/>
-    <w:uiPriority w:val="39"/>
-    <w:unhideWhenUsed w:val="1"/>
-    <w:rsid w:val="009846C8"/>
-    <w:pPr>
-      <w:spacing w:before="120"/>
-      <w:ind w:left="240"/>
-    </w:pPr>
-    <w:rPr>
-      <w:rFonts w:asciiTheme="minorHAnsi" w:cstheme="minorHAnsi" w:hAnsiTheme="minorHAnsi"/>
-      <w:b w:val="1"/>
-      <w:bCs w:val="1"/>
-      <w:sz w:val="22"/>
-      <w:szCs w:val="22"/>
-    </w:rPr>
-  </w:style>
-  <w:style w:type="paragraph" w:styleId="TDC4">
-    <w:name w:val="toc 4"/>
-    <w:basedOn w:val="Normal"/>
-    <w:next w:val="Normal"/>
-    <w:autoRedefine w:val="1"/>
-    <w:uiPriority w:val="39"/>
-    <w:semiHidden w:val="1"/>
-    <w:unhideWhenUsed w:val="1"/>
-    <w:rsid w:val="009846C8"/>
-    <w:pPr>
-      <w:ind w:left="720"/>
-    </w:pPr>
-    <w:rPr>
-      <w:rFonts w:asciiTheme="minorHAnsi" w:cstheme="minorHAnsi" w:hAnsiTheme="minorHAnsi"/>
-      <w:sz w:val="20"/>
-      <w:szCs w:val="20"/>
-    </w:rPr>
-  </w:style>
-  <w:style w:type="paragraph" w:styleId="TDC5">
-    <w:name w:val="toc 5"/>
-    <w:basedOn w:val="Normal"/>
-    <w:next w:val="Normal"/>
-    <w:autoRedefine w:val="1"/>
-    <w:uiPriority w:val="39"/>
-    <w:semiHidden w:val="1"/>
-    <w:unhideWhenUsed w:val="1"/>
-    <w:rsid w:val="009846C8"/>
-    <w:pPr>
-      <w:ind w:left="960"/>
-    </w:pPr>
-    <w:rPr>
-      <w:rFonts w:asciiTheme="minorHAnsi" w:cstheme="minorHAnsi" w:hAnsiTheme="minorHAnsi"/>
-      <w:sz w:val="20"/>
-      <w:szCs w:val="20"/>
-    </w:rPr>
-  </w:style>
-  <w:style w:type="paragraph" w:styleId="TDC6">
-    <w:name w:val="toc 6"/>
-    <w:basedOn w:val="Normal"/>
-    <w:next w:val="Normal"/>
-    <w:autoRedefine w:val="1"/>
-    <w:uiPriority w:val="39"/>
-    <w:semiHidden w:val="1"/>
-    <w:unhideWhenUsed w:val="1"/>
-    <w:rsid w:val="009846C8"/>
-    <w:pPr>
-      <w:ind w:left="1200"/>
-    </w:pPr>
-    <w:rPr>
-      <w:rFonts w:asciiTheme="minorHAnsi" w:cstheme="minorHAnsi" w:hAnsiTheme="minorHAnsi"/>
-      <w:sz w:val="20"/>
-      <w:szCs w:val="20"/>
-    </w:rPr>
-  </w:style>
-  <w:style w:type="paragraph" w:styleId="TDC7">
-    <w:name w:val="toc 7"/>
-    <w:basedOn w:val="Normal"/>
-    <w:next w:val="Normal"/>
-    <w:autoRedefine w:val="1"/>
-    <w:uiPriority w:val="39"/>
-    <w:semiHidden w:val="1"/>
-    <w:unhideWhenUsed w:val="1"/>
-    <w:rsid w:val="009846C8"/>
-    <w:pPr>
-      <w:ind w:left="1440"/>
-    </w:pPr>
-    <w:rPr>
-      <w:rFonts w:asciiTheme="minorHAnsi" w:cstheme="minorHAnsi" w:hAnsiTheme="minorHAnsi"/>
-      <w:sz w:val="20"/>
-      <w:szCs w:val="20"/>
-    </w:rPr>
-  </w:style>
-  <w:style w:type="paragraph" w:styleId="TDC8">
-    <w:name w:val="toc 8"/>
-    <w:basedOn w:val="Normal"/>
-    <w:next w:val="Normal"/>
-    <w:autoRedefine w:val="1"/>
-    <w:uiPriority w:val="39"/>
-    <w:semiHidden w:val="1"/>
-    <w:unhideWhenUsed w:val="1"/>
-    <w:rsid w:val="009846C8"/>
-    <w:pPr>
-      <w:ind w:left="1680"/>
-    </w:pPr>
-    <w:rPr>
-      <w:rFonts w:asciiTheme="minorHAnsi" w:cstheme="minorHAnsi" w:hAnsiTheme="minorHAnsi"/>
-      <w:sz w:val="20"/>
-      <w:szCs w:val="20"/>
-    </w:rPr>
-  </w:style>
-  <w:style w:type="paragraph" w:styleId="TDC9">
-    <w:name w:val="toc 9"/>
-    <w:basedOn w:val="Normal"/>
-    <w:next w:val="Normal"/>
-    <w:autoRedefine w:val="1"/>
-    <w:uiPriority w:val="39"/>
-    <w:semiHidden w:val="1"/>
-    <w:unhideWhenUsed w:val="1"/>
-    <w:rsid w:val="009846C8"/>
-    <w:pPr>
-      <w:ind w:left="1920"/>
-    </w:pPr>
-    <w:rPr>
-      <w:rFonts w:asciiTheme="minorHAnsi" w:cstheme="minorHAnsi" w:hAnsiTheme="minorHAnsi"/>
-      <w:sz w:val="20"/>
-      <w:szCs w:val="20"/>
-    </w:rPr>
-  </w:style>
-  <w:style w:type="paragraph" w:styleId="Estilo1" w:customStyle="1">
-    <w:name w:val="Estilo1"/>
-    <w:basedOn w:val="Prrafodelista"/>
-    <w:qFormat w:val="1"/>
-    <w:rsid w:val="00E14E89"/>
-    <w:pPr>
-      <w:numPr>
-        <w:ilvl w:val="1"/>
-        <w:numId w:val="1"/>
-      </w:numPr>
-      <w:spacing w:after="100" w:afterAutospacing="1" w:before="100" w:beforeAutospacing="1"/>
-    </w:pPr>
-    <w:rPr>
-      <w:rFonts w:asciiTheme="minorHAnsi" w:cstheme="minorHAnsi" w:hAnsiTheme="minorHAnsi"/>
-      <w:sz w:val="20"/>
-      <w:szCs w:val="20"/>
-    </w:rPr>
-  </w:style>
-  <w:style w:type="character" w:styleId="Ttulo5Car" w:customStyle="1">
-    <w:name w:val="Título 5 Car"/>
-    <w:basedOn w:val="Fuentedeprrafopredeter"/>
-    <w:link w:val="Ttulo5"/>
-    <w:uiPriority w:val="9"/>
-    <w:semiHidden w:val="1"/>
-    <w:rsid w:val="000B6803"/>
-    <w:rPr>
-      <w:rFonts w:asciiTheme="majorHAnsi" w:cstheme="majorBidi" w:eastAsiaTheme="majorEastAsia" w:hAnsiTheme="majorHAnsi"/>
-      <w:color w:val="2f5496" w:themeColor="accent1" w:themeShade="0000BF"/>
-      <w:lang w:eastAsia="es-ES_tradnl"/>
-    </w:rPr>
-  </w:style>
-  <w:style w:type="character" w:styleId="Ttulo6Car" w:customStyle="1">
-    <w:name w:val="Título 6 Car"/>
-    <w:basedOn w:val="Fuentedeprrafopredeter"/>
-    <w:link w:val="Ttulo6"/>
-    <w:uiPriority w:val="9"/>
-    <w:rsid w:val="000B6803"/>
-    <w:rPr>
-      <w:rFonts w:asciiTheme="majorHAnsi" w:cstheme="majorBidi" w:eastAsiaTheme="majorEastAsia" w:hAnsiTheme="majorHAnsi"/>
-      <w:color w:val="1f3763" w:themeColor="accent1" w:themeShade="00007F"/>
-      <w:lang w:eastAsia="es-ES_tradnl"/>
-    </w:rPr>
-  </w:style>
-  <w:style w:type="character" w:styleId="Ttulo7Car" w:customStyle="1">
-    <w:name w:val="Título 7 Car"/>
-    <w:basedOn w:val="Fuentedeprrafopredeter"/>
-    <w:link w:val="Ttulo7"/>
-    <w:uiPriority w:val="9"/>
-    <w:semiHidden w:val="1"/>
-    <w:rsid w:val="000B6803"/>
-    <w:rPr>
-      <w:rFonts w:asciiTheme="majorHAnsi" w:cstheme="majorBidi" w:eastAsiaTheme="majorEastAsia" w:hAnsiTheme="majorHAnsi"/>
-      <w:i w:val="1"/>
-      <w:iCs w:val="1"/>
-      <w:color w:val="1f3763" w:themeColor="accent1" w:themeShade="00007F"/>
-      <w:lang w:eastAsia="es-ES_tradnl"/>
-    </w:rPr>
-  </w:style>
-  <w:style w:type="character" w:styleId="Ttulo8Car" w:customStyle="1">
-    <w:name w:val="Título 8 Car"/>
-    <w:basedOn w:val="Fuentedeprrafopredeter"/>
-    <w:link w:val="Ttulo8"/>
-    <w:uiPriority w:val="9"/>
-    <w:semiHidden w:val="1"/>
-    <w:rsid w:val="000B6803"/>
-    <w:rPr>
-      <w:rFonts w:asciiTheme="majorHAnsi" w:cstheme="majorBidi" w:eastAsiaTheme="majorEastAsia" w:hAnsiTheme="majorHAnsi"/>
-      <w:color w:val="272727" w:themeColor="text1" w:themeTint="0000D8"/>
-      <w:sz w:val="21"/>
-      <w:szCs w:val="21"/>
-      <w:lang w:eastAsia="es-ES_tradnl"/>
-    </w:rPr>
-  </w:style>
-  <w:style w:type="character" w:styleId="Ttulo9Car" w:customStyle="1">
-    <w:name w:val="Título 9 Car"/>
-    <w:basedOn w:val="Fuentedeprrafopredeter"/>
-    <w:link w:val="Ttulo9"/>
-    <w:uiPriority w:val="1"/>
-    <w:rsid w:val="000B6803"/>
-    <w:rPr>
-      <w:rFonts w:asciiTheme="majorHAnsi" w:cstheme="majorBidi" w:eastAsiaTheme="majorEastAsia" w:hAnsiTheme="majorHAnsi"/>
-      <w:i w:val="1"/>
-      <w:iCs w:val="1"/>
-      <w:color w:val="272727" w:themeColor="text1" w:themeTint="0000D8"/>
-      <w:sz w:val="21"/>
-      <w:szCs w:val="21"/>
-      <w:lang w:eastAsia="es-ES_tradnl"/>
-    </w:rPr>
-  </w:style>
-  <w:style w:type="character" w:styleId="Ttulo4Car" w:customStyle="1">
-    <w:name w:val="Título 4 Car"/>
-    <w:basedOn w:val="Fuentedeprrafopredeter"/>
-    <w:link w:val="Ttulo4"/>
-    <w:uiPriority w:val="9"/>
-    <w:rsid w:val="000B6803"/>
-    <w:rPr>
-      <w:rFonts w:ascii="Arial" w:cs="Arial" w:eastAsia="Arial" w:hAnsi="Arial"/>
-      <w:sz w:val="31"/>
-      <w:szCs w:val="31"/>
-      <w:lang w:val="en-US"/>
-    </w:rPr>
-  </w:style>
-  <w:style w:type="table" w:styleId="NormalTable0" w:customStyle="1">
-    <w:name w:val="Normal Table0"/>
-    <w:uiPriority w:val="2"/>
-    <w:semiHidden w:val="1"/>
-    <w:unhideWhenUsed w:val="1"/>
-    <w:qFormat w:val="1"/>
-    <w:rsid w:val="000B6803"/>
-    <w:pPr>
-      <w:widowControl w:val="0"/>
-      <w:autoSpaceDE w:val="0"/>
-      <w:autoSpaceDN w:val="0"/>
-    </w:pPr>
-    <w:rPr>
-      <w:sz w:val="22"/>
-      <w:szCs w:val="22"/>
-      <w:lang w:val="en-US"/>
-    </w:rPr>
-    <w:tblPr>
-      <w:tblInd w:w="0.0" w:type="dxa"/>
-      <w:tblCellMar>
-        <w:top w:w="0.0" w:type="dxa"/>
-        <w:left w:w="0.0" w:type="dxa"/>
-        <w:bottom w:w="0.0" w:type="dxa"/>
-        <w:right w:w="0.0" w:type="dxa"/>
-      </w:tblCellMar>
-    </w:tblPr>
-  </w:style>
-  <w:style w:type="paragraph" w:styleId="Textoindependiente">
-    <w:name w:val="Body Text"/>
-    <w:basedOn w:val="Normal"/>
-    <w:link w:val="TextoindependienteCar"/>
-    <w:uiPriority w:val="1"/>
-    <w:qFormat w:val="1"/>
-    <w:rsid w:val="000B6803"/>
-    <w:pPr>
-      <w:widowControl w:val="0"/>
-      <w:autoSpaceDE w:val="0"/>
-      <w:autoSpaceDN w:val="0"/>
-    </w:pPr>
-    <w:rPr>
-      <w:lang w:eastAsia="en-US" w:val="en-US"/>
-    </w:rPr>
-  </w:style>
-  <w:style w:type="character" w:styleId="TextoindependienteCar" w:customStyle="1">
-    <w:name w:val="Texto independiente Car"/>
-    <w:basedOn w:val="Fuentedeprrafopredeter"/>
-    <w:link w:val="Textoindependiente"/>
-    <w:uiPriority w:val="1"/>
-    <w:rsid w:val="000B6803"/>
-    <w:rPr>
-      <w:rFonts w:ascii="Times New Roman" w:cs="Times New Roman" w:eastAsia="Times New Roman" w:hAnsi="Times New Roman"/>
-      <w:lang w:val="en-US"/>
-    </w:rPr>
-  </w:style>
-  <w:style w:type="paragraph" w:styleId="TableParagraph" w:customStyle="1">
-    <w:name w:val="Table Paragraph"/>
-    <w:basedOn w:val="Normal"/>
-    <w:uiPriority w:val="1"/>
-    <w:qFormat w:val="1"/>
-    <w:rsid w:val="000B6803"/>
-    <w:pPr>
-      <w:widowControl w:val="0"/>
-      <w:autoSpaceDE w:val="0"/>
-      <w:autoSpaceDN w:val="0"/>
-    </w:pPr>
-    <w:rPr>
-      <w:sz w:val="22"/>
-      <w:szCs w:val="22"/>
-      <w:lang w:eastAsia="en-US" w:val="en-US"/>
-    </w:rPr>
-  </w:style>
-  <w:style w:type="character" w:styleId="Textodelmarcadordeposicin">
-    <w:name w:val="Placeholder Text"/>
-    <w:basedOn w:val="Fuentedeprrafopredeter"/>
-    <w:uiPriority w:val="99"/>
-    <w:semiHidden w:val="1"/>
-    <w:rsid w:val="00B65713"/>
-    <w:rPr>
-      <w:color w:val="808080"/>
-    </w:rPr>
-  </w:style>
-  <w:style w:type="character" w:styleId="SubttuloCar" w:customStyle="1">
-    <w:name w:val="Subtítulo Car"/>
-    <w:basedOn w:val="Fuentedeprrafopredeter"/>
-    <w:link w:val="Subttulo"/>
-    <w:rsid w:val="007C53E2"/>
-    <w:rPr>
-      <w:rFonts w:ascii="Arial" w:cs="Times New Roman" w:eastAsia="Times New Roman" w:hAnsi="Arial"/>
-      <w:b w:val="1"/>
-      <w:szCs w:val="20"/>
-      <w:lang w:eastAsia="es-ES" w:val="es-ES"/>
-    </w:rPr>
-  </w:style>
-  <w:style w:type="paragraph" w:styleId="Default" w:customStyle="1">
-    <w:name w:val="Default"/>
-    <w:rsid w:val="007C53E2"/>
-    <w:pPr>
-      <w:autoSpaceDE w:val="0"/>
-      <w:autoSpaceDN w:val="0"/>
-      <w:adjustRightInd w:val="0"/>
-    </w:pPr>
-    <w:rPr>
-      <w:rFonts w:ascii="Times New Roman" w:cs="Times New Roman" w:eastAsia="Times New Roman" w:hAnsi="Times New Roman"/>
-      <w:color w:val="000000"/>
-      <w:lang w:eastAsia="es-CL"/>
-    </w:rPr>
-  </w:style>
-  <w:style w:type="character" w:styleId="Refdecomentario">
-    <w:name w:val="annotation reference"/>
-    <w:basedOn w:val="Fuentedeprrafopredeter"/>
-    <w:uiPriority w:val="99"/>
-    <w:semiHidden w:val="1"/>
-    <w:unhideWhenUsed w:val="1"/>
-    <w:rsid w:val="005B4825"/>
-    <w:rPr>
-      <w:sz w:val="16"/>
-      <w:szCs w:val="16"/>
-    </w:rPr>
-  </w:style>
-  <w:style w:type="paragraph" w:styleId="Textocomentario">
-    <w:name w:val="annotation text"/>
-    <w:basedOn w:val="Normal"/>
-    <w:link w:val="TextocomentarioCar"/>
-    <w:uiPriority w:val="99"/>
-    <w:unhideWhenUsed w:val="1"/>
-    <w:rsid w:val="005B4825"/>
-    <w:rPr>
-      <w:sz w:val="20"/>
-      <w:szCs w:val="20"/>
-    </w:rPr>
-  </w:style>
-  <w:style w:type="character" w:styleId="TextocomentarioCar" w:customStyle="1">
-    <w:name w:val="Texto comentario Car"/>
-    <w:basedOn w:val="Fuentedeprrafopredeter"/>
-    <w:link w:val="Textocomentario"/>
-    <w:uiPriority w:val="99"/>
-    <w:rsid w:val="005B4825"/>
-    <w:rPr>
-      <w:rFonts w:ascii="Times New Roman" w:cs="Times New Roman" w:eastAsia="Times New Roman" w:hAnsi="Times New Roman"/>
-      <w:sz w:val="20"/>
-      <w:szCs w:val="20"/>
-      <w:lang w:eastAsia="es-ES_tradnl"/>
-    </w:rPr>
-  </w:style>
-  <w:style w:type="paragraph" w:styleId="Asuntodelcomentario">
-    <w:name w:val="annotation subject"/>
-    <w:basedOn w:val="Textocomentario"/>
-    <w:next w:val="Textocomentario"/>
-    <w:link w:val="AsuntodelcomentarioCar"/>
-    <w:uiPriority w:val="99"/>
-    <w:semiHidden w:val="1"/>
-    <w:unhideWhenUsed w:val="1"/>
-    <w:rsid w:val="005B4825"/>
-    <w:rPr>
-      <w:b w:val="1"/>
-      <w:bCs w:val="1"/>
-    </w:rPr>
-  </w:style>
-  <w:style w:type="character" w:styleId="AsuntodelcomentarioCar" w:customStyle="1">
-    <w:name w:val="Asunto del comentario Car"/>
-    <w:basedOn w:val="TextocomentarioCar"/>
-    <w:link w:val="Asuntodelcomentario"/>
-    <w:uiPriority w:val="99"/>
-    <w:semiHidden w:val="1"/>
-    <w:rsid w:val="005B4825"/>
-    <w:rPr>
-      <w:rFonts w:ascii="Times New Roman" w:cs="Times New Roman" w:eastAsia="Times New Roman" w:hAnsi="Times New Roman"/>
-      <w:b w:val="1"/>
-      <w:bCs w:val="1"/>
-      <w:sz w:val="20"/>
-      <w:szCs w:val="20"/>
-      <w:lang w:eastAsia="es-ES_tradnl"/>
-    </w:rPr>
-  </w:style>
-  <w:style w:type="paragraph" w:styleId="Sinespaciado">
-    <w:name w:val="No Spacing"/>
-    <w:uiPriority w:val="1"/>
-    <w:qFormat w:val="1"/>
-    <w:rsid w:val="00B03329"/>
-    <w:rPr>
-      <w:rFonts w:ascii="Arial Narrow" w:hAnsi="Arial Narrow"/>
-      <w:sz w:val="22"/>
-      <w:szCs w:val="22"/>
-    </w:rPr>
-  </w:style>
-  <w:style w:type="paragraph" w:styleId="m-7902852717740613865msolistparagraph" w:customStyle="1">
-    <w:name w:val="m_-7902852717740613865msolistparagraph"/>
-    <w:basedOn w:val="Normal"/>
-    <w:rsid w:val="005178EF"/>
-    <w:pPr>
-      <w:spacing w:after="100" w:afterAutospacing="1" w:before="100" w:beforeAutospacing="1"/>
-    </w:pPr>
-    <w:rPr>
-      <w:lang w:eastAsia="es-ES" w:val="es-ES"/>
     </w:rPr>
   </w:style>
   <w:style w:type="paragraph" w:styleId="Subtitle">
@@ -26932,44 +25678,7 @@
     <w:tblPr>
       <w:tblStyleRowBandSize w:val="1"/>
       <w:tblStyleColBandSize w:val="1"/>
-      <w:tblCellMar/>
     </w:tblPr>
-    <w:tblStylePr w:type="band1Horz">
-      <w:tcPr/>
-    </w:tblStylePr>
-    <w:tblStylePr w:type="band1Vert">
-      <w:tcPr/>
-    </w:tblStylePr>
-    <w:tblStylePr w:type="band2Horz">
-      <w:tcPr/>
-    </w:tblStylePr>
-    <w:tblStylePr w:type="band2Vert">
-      <w:tcPr/>
-    </w:tblStylePr>
-    <w:tblStylePr w:type="firstCol">
-      <w:tcPr/>
-    </w:tblStylePr>
-    <w:tblStylePr w:type="firstRow">
-      <w:tcPr/>
-    </w:tblStylePr>
-    <w:tblStylePr w:type="lastCol">
-      <w:tcPr/>
-    </w:tblStylePr>
-    <w:tblStylePr w:type="lastRow">
-      <w:tcPr/>
-    </w:tblStylePr>
-    <w:tblStylePr w:type="neCell">
-      <w:tcPr/>
-    </w:tblStylePr>
-    <w:tblStylePr w:type="nwCell">
-      <w:tcPr/>
-    </w:tblStylePr>
-    <w:tblStylePr w:type="seCell">
-      <w:tcPr/>
-    </w:tblStylePr>
-    <w:tblStylePr w:type="swCell">
-      <w:tcPr/>
-    </w:tblStylePr>
   </w:style>
   <w:style w:type="table" w:styleId="Table16">
     <w:basedOn w:val="TableNormal"/>
@@ -27041,94 +25750,20 @@
     <w:tblPr>
       <w:tblStyleRowBandSize w:val="1"/>
       <w:tblStyleColBandSize w:val="1"/>
-      <w:tblCellMar/>
     </w:tblPr>
-    <w:tblStylePr w:type="band1Horz">
-      <w:tcPr/>
-    </w:tblStylePr>
-    <w:tblStylePr w:type="band1Vert">
-      <w:tcPr/>
-    </w:tblStylePr>
-    <w:tblStylePr w:type="band2Horz">
-      <w:tcPr/>
-    </w:tblStylePr>
-    <w:tblStylePr w:type="band2Vert">
-      <w:tcPr/>
-    </w:tblStylePr>
-    <w:tblStylePr w:type="firstCol">
-      <w:tcPr/>
-    </w:tblStylePr>
-    <w:tblStylePr w:type="firstRow">
-      <w:tcPr/>
-    </w:tblStylePr>
-    <w:tblStylePr w:type="lastCol">
-      <w:tcPr/>
-    </w:tblStylePr>
-    <w:tblStylePr w:type="lastRow">
-      <w:tcPr/>
-    </w:tblStylePr>
-    <w:tblStylePr w:type="neCell">
-      <w:tcPr/>
-    </w:tblStylePr>
-    <w:tblStylePr w:type="nwCell">
-      <w:tcPr/>
-    </w:tblStylePr>
-    <w:tblStylePr w:type="seCell">
-      <w:tcPr/>
-    </w:tblStylePr>
-    <w:tblStylePr w:type="swCell">
-      <w:tcPr/>
-    </w:tblStylePr>
   </w:style>
   <w:style w:type="table" w:styleId="Table22">
     <w:basedOn w:val="TableNormal"/>
     <w:tblPr>
       <w:tblStyleRowBandSize w:val="1"/>
       <w:tblStyleColBandSize w:val="1"/>
-      <w:tblCellMar/>
     </w:tblPr>
-    <w:tblStylePr w:type="band1Horz">
-      <w:tcPr/>
-    </w:tblStylePr>
-    <w:tblStylePr w:type="band1Vert">
-      <w:tcPr/>
-    </w:tblStylePr>
-    <w:tblStylePr w:type="band2Horz">
-      <w:tcPr/>
-    </w:tblStylePr>
-    <w:tblStylePr w:type="band2Vert">
-      <w:tcPr/>
-    </w:tblStylePr>
-    <w:tblStylePr w:type="firstCol">
-      <w:tcPr/>
-    </w:tblStylePr>
-    <w:tblStylePr w:type="firstRow">
-      <w:tcPr/>
-    </w:tblStylePr>
-    <w:tblStylePr w:type="lastCol">
-      <w:tcPr/>
-    </w:tblStylePr>
-    <w:tblStylePr w:type="lastRow">
-      <w:tcPr/>
-    </w:tblStylePr>
-    <w:tblStylePr w:type="neCell">
-      <w:tcPr/>
-    </w:tblStylePr>
-    <w:tblStylePr w:type="nwCell">
-      <w:tcPr/>
-    </w:tblStylePr>
-    <w:tblStylePr w:type="seCell">
-      <w:tcPr/>
-    </w:tblStylePr>
-    <w:tblStylePr w:type="swCell">
-      <w:tcPr/>
-    </w:tblStylePr>
   </w:style>
 </w:styles>
 </file>
 
 <file path=word/theme/theme1.xml><?xml version="1.0" encoding="utf-8"?>
-<a:theme xmlns:a="http://schemas.openxmlformats.org/drawingml/2006/main" name="Tema de Office">
+<a:theme xmlns:a="http://schemas.openxmlformats.org/drawingml/2006/main" name="Office Theme">
   <a:themeElements>
     <a:clrScheme name="Office">
       <a:dk1>
@@ -27138,44 +25773,44 @@
         <a:sysClr val="window" lastClr="FFFFFF"/>
       </a:lt1>
       <a:dk2>
-        <a:srgbClr val="44546A"/>
+        <a:srgbClr val="1F497D"/>
       </a:dk2>
       <a:lt2>
-        <a:srgbClr val="E7E6E6"/>
+        <a:srgbClr val="EEECE1"/>
       </a:lt2>
       <a:accent1>
-        <a:srgbClr val="4472C4"/>
+        <a:srgbClr val="4F81BD"/>
       </a:accent1>
       <a:accent2>
-        <a:srgbClr val="ED7D31"/>
+        <a:srgbClr val="C0504D"/>
       </a:accent2>
       <a:accent3>
-        <a:srgbClr val="A5A5A5"/>
+        <a:srgbClr val="9BBB59"/>
       </a:accent3>
       <a:accent4>
-        <a:srgbClr val="FFC000"/>
+        <a:srgbClr val="8064A2"/>
       </a:accent4>
       <a:accent5>
-        <a:srgbClr val="5B9BD5"/>
+        <a:srgbClr val="4BACC6"/>
       </a:accent5>
       <a:accent6>
-        <a:srgbClr val="70AD47"/>
+        <a:srgbClr val="F79646"/>
       </a:accent6>
       <a:hlink>
-        <a:srgbClr val="0563C1"/>
+        <a:srgbClr val="0000FF"/>
       </a:hlink>
       <a:folHlink>
-        <a:srgbClr val="954F72"/>
+        <a:srgbClr val="800080"/>
       </a:folHlink>
     </a:clrScheme>
     <a:fontScheme name="Office">
       <a:majorFont>
-        <a:latin typeface="Calibri Light"/>
+        <a:latin typeface="Calibri"/>
         <a:ea typeface=""/>
         <a:cs typeface=""/>
-        <a:font script="Jpan" typeface="游ゴシック Light"/>
+        <a:font script="Jpan" typeface="ＭＳ ゴシック"/>
         <a:font script="Hang" typeface="맑은 고딕"/>
-        <a:font script="Hans" typeface="等线 Light"/>
+        <a:font script="Hans" typeface="宋体"/>
         <a:font script="Hant" typeface="新細明體"/>
         <a:font script="Arab" typeface="Times New Roman"/>
         <a:font script="Hebr" typeface="Times New Roman"/>
@@ -27203,31 +25838,14 @@
         <a:font script="Viet" typeface="Times New Roman"/>
         <a:font script="Uigh" typeface="Microsoft Uighur"/>
         <a:font script="Geor" typeface="Sylfaen"/>
-        <a:font script="Armn" typeface="Arial"/>
-        <a:font script="Bugi" typeface="Leelawadee UI"/>
-        <a:font script="Bopo" typeface="Microsoft JhengHei"/>
-        <a:font script="Java" typeface="Javanese Text"/>
-        <a:font script="Lisu" typeface="Segoe UI"/>
-        <a:font script="Mymr" typeface="Myanmar Text"/>
-        <a:font script="Nkoo" typeface="Ebrima"/>
-        <a:font script="Olck" typeface="Nirmala UI"/>
-        <a:font script="Osma" typeface="Ebrima"/>
-        <a:font script="Phag" typeface="Phagspa"/>
-        <a:font script="Syrn" typeface="Estrangelo Edessa"/>
-        <a:font script="Syrj" typeface="Estrangelo Edessa"/>
-        <a:font script="Syre" typeface="Estrangelo Edessa"/>
-        <a:font script="Sora" typeface="Nirmala UI"/>
-        <a:font script="Tale" typeface="Microsoft Tai Le"/>
-        <a:font script="Talu" typeface="Microsoft New Tai Lue"/>
-        <a:font script="Tfng" typeface="Ebrima"/>
       </a:majorFont>
       <a:minorFont>
-        <a:latin typeface="Calibri"/>
+        <a:latin typeface="Cambria"/>
         <a:ea typeface=""/>
         <a:cs typeface=""/>
-        <a:font script="Jpan" typeface="游明朝"/>
+        <a:font script="Jpan" typeface="ＭＳ 明朝"/>
         <a:font script="Hang" typeface="맑은 고딕"/>
-        <a:font script="Hans" typeface="等线"/>
+        <a:font script="Hans" typeface="宋体"/>
         <a:font script="Hant" typeface="新細明體"/>
         <a:font script="Arab" typeface="Arial"/>
         <a:font script="Hebr" typeface="Arial"/>
@@ -27255,23 +25873,6 @@
         <a:font script="Viet" typeface="Arial"/>
         <a:font script="Uigh" typeface="Microsoft Uighur"/>
         <a:font script="Geor" typeface="Sylfaen"/>
-        <a:font script="Armn" typeface="Arial"/>
-        <a:font script="Bugi" typeface="Leelawadee UI"/>
-        <a:font script="Bopo" typeface="Microsoft JhengHei"/>
-        <a:font script="Java" typeface="Javanese Text"/>
-        <a:font script="Lisu" typeface="Segoe UI"/>
-        <a:font script="Mymr" typeface="Myanmar Text"/>
-        <a:font script="Nkoo" typeface="Ebrima"/>
-        <a:font script="Olck" typeface="Nirmala UI"/>
-        <a:font script="Osma" typeface="Ebrima"/>
-        <a:font script="Phag" typeface="Phagspa"/>
-        <a:font script="Syrn" typeface="Estrangelo Edessa"/>
-        <a:font script="Syrj" typeface="Estrangelo Edessa"/>
-        <a:font script="Syre" typeface="Estrangelo Edessa"/>
-        <a:font script="Sora" typeface="Nirmala UI"/>
-        <a:font script="Tale" typeface="Microsoft Tai Le"/>
-        <a:font script="Talu" typeface="Microsoft New Tai Lue"/>
-        <a:font script="Tfng" typeface="Ebrima"/>
       </a:minorFont>
     </a:fontScheme>
     <a:fmtScheme name="Office">
@@ -27283,148 +25884,207 @@
           <a:gsLst>
             <a:gs pos="0">
               <a:schemeClr val="phClr">
-                <a:lumMod val="110000"/>
-                <a:satMod val="105000"/>
-                <a:tint val="67000"/>
+                <a:tint val="50000"/>
+                <a:satMod val="300000"/>
               </a:schemeClr>
             </a:gs>
-            <a:gs pos="50000">
+            <a:gs pos="35000">
               <a:schemeClr val="phClr">
-                <a:lumMod val="105000"/>
-                <a:satMod val="103000"/>
-                <a:tint val="73000"/>
+                <a:tint val="37000"/>
+                <a:satMod val="300000"/>
               </a:schemeClr>
             </a:gs>
             <a:gs pos="100000">
               <a:schemeClr val="phClr">
-                <a:lumMod val="105000"/>
-                <a:satMod val="109000"/>
-                <a:tint val="81000"/>
+                <a:tint val="15000"/>
+                <a:satMod val="350000"/>
               </a:schemeClr>
             </a:gs>
           </a:gsLst>
-          <a:lin ang="5400000" scaled="0"/>
+          <a:lin ang="16200000" scaled="1"/>
         </a:gradFill>
         <a:gradFill rotWithShape="1">
           <a:gsLst>
             <a:gs pos="0">
               <a:schemeClr val="phClr">
-                <a:satMod val="103000"/>
-                <a:lumMod val="102000"/>
-                <a:tint val="94000"/>
-              </a:schemeClr>
-            </a:gs>
-            <a:gs pos="50000">
-              <a:schemeClr val="phClr">
-                <a:satMod val="110000"/>
-                <a:lumMod val="100000"/>
+                <a:tint val="100000"/>
                 <a:shade val="100000"/>
+                <a:satMod val="130000"/>
               </a:schemeClr>
             </a:gs>
             <a:gs pos="100000">
               <a:schemeClr val="phClr">
-                <a:lumMod val="99000"/>
-                <a:satMod val="120000"/>
-                <a:shade val="78000"/>
+                <a:tint val="50000"/>
+                <a:shade val="100000"/>
+                <a:satMod val="350000"/>
               </a:schemeClr>
             </a:gs>
           </a:gsLst>
-          <a:lin ang="5400000" scaled="0"/>
+          <a:lin ang="16200000" scaled="0"/>
         </a:gradFill>
       </a:fillStyleLst>
       <a:lnStyleLst>
-        <a:ln w="6350" cap="flat" cmpd="sng" algn="ctr">
+        <a:ln w="9525" cap="flat" cmpd="sng" algn="ctr">
+          <a:solidFill>
+            <a:schemeClr val="phClr">
+              <a:shade val="95000"/>
+              <a:satMod val="105000"/>
+            </a:schemeClr>
+          </a:solidFill>
+          <a:prstDash val="solid"/>
+        </a:ln>
+        <a:ln w="25400" cap="flat" cmpd="sng" algn="ctr">
           <a:solidFill>
             <a:schemeClr val="phClr"/>
           </a:solidFill>
           <a:prstDash val="solid"/>
-          <a:miter lim="800000"/>
         </a:ln>
-        <a:ln w="12700" cap="flat" cmpd="sng" algn="ctr">
+        <a:ln w="38100" cap="flat" cmpd="sng" algn="ctr">
           <a:solidFill>
             <a:schemeClr val="phClr"/>
           </a:solidFill>
           <a:prstDash val="solid"/>
-          <a:miter lim="800000"/>
-        </a:ln>
-        <a:ln w="19050" cap="flat" cmpd="sng" algn="ctr">
-          <a:solidFill>
-            <a:schemeClr val="phClr"/>
-          </a:solidFill>
-          <a:prstDash val="solid"/>
-          <a:miter lim="800000"/>
         </a:ln>
       </a:lnStyleLst>
       <a:effectStyleLst>
         <a:effectStyle>
-          <a:effectLst/>
-        </a:effectStyle>
-        <a:effectStyle>
-          <a:effectLst/>
+          <a:effectLst>
+            <a:outerShdw blurRad="40000" dist="20000" dir="5400000" rotWithShape="0">
+              <a:srgbClr val="000000">
+                <a:alpha val="38000"/>
+              </a:srgbClr>
+            </a:outerShdw>
+          </a:effectLst>
         </a:effectStyle>
         <a:effectStyle>
           <a:effectLst>
-            <a:outerShdw blurRad="57150" dist="19050" dir="5400000" algn="ctr" rotWithShape="0">
+            <a:outerShdw blurRad="40000" dist="23000" dir="5400000" rotWithShape="0">
               <a:srgbClr val="000000">
-                <a:alpha val="63000"/>
+                <a:alpha val="35000"/>
               </a:srgbClr>
             </a:outerShdw>
           </a:effectLst>
+        </a:effectStyle>
+        <a:effectStyle>
+          <a:effectLst>
+            <a:outerShdw blurRad="40000" dist="23000" dir="5400000" rotWithShape="0">
+              <a:srgbClr val="000000">
+                <a:alpha val="35000"/>
+              </a:srgbClr>
+            </a:outerShdw>
+          </a:effectLst>
+          <a:scene3d>
+            <a:camera prst="orthographicFront">
+              <a:rot lat="0" lon="0" rev="0"/>
+            </a:camera>
+            <a:lightRig rig="threePt" dir="t">
+              <a:rot lat="0" lon="0" rev="1200000"/>
+            </a:lightRig>
+          </a:scene3d>
+          <a:sp3d>
+            <a:bevelT w="63500" h="25400"/>
+          </a:sp3d>
         </a:effectStyle>
       </a:effectStyleLst>
       <a:bgFillStyleLst>
         <a:solidFill>
           <a:schemeClr val="phClr"/>
         </a:solidFill>
-        <a:solidFill>
-          <a:schemeClr val="phClr">
-            <a:tint val="95000"/>
-            <a:satMod val="170000"/>
-          </a:schemeClr>
-        </a:solidFill>
         <a:gradFill rotWithShape="1">
           <a:gsLst>
             <a:gs pos="0">
               <a:schemeClr val="phClr">
-                <a:tint val="93000"/>
-                <a:satMod val="150000"/>
-                <a:shade val="98000"/>
-                <a:lumMod val="102000"/>
+                <a:tint val="40000"/>
+                <a:satMod val="350000"/>
               </a:schemeClr>
             </a:gs>
-            <a:gs pos="50000">
+            <a:gs pos="40000">
               <a:schemeClr val="phClr">
-                <a:tint val="98000"/>
-                <a:satMod val="130000"/>
-                <a:shade val="90000"/>
-                <a:lumMod val="103000"/>
+                <a:tint val="45000"/>
+                <a:shade val="99000"/>
+                <a:satMod val="350000"/>
               </a:schemeClr>
             </a:gs>
             <a:gs pos="100000">
               <a:schemeClr val="phClr">
-                <a:shade val="63000"/>
-                <a:satMod val="120000"/>
+                <a:shade val="20000"/>
+                <a:satMod val="255000"/>
               </a:schemeClr>
             </a:gs>
           </a:gsLst>
-          <a:lin ang="5400000" scaled="0"/>
+          <a:path path="circle">
+            <a:fillToRect l="50000" t="-80000" r="50000" b="180000"/>
+          </a:path>
+        </a:gradFill>
+        <a:gradFill rotWithShape="1">
+          <a:gsLst>
+            <a:gs pos="0">
+              <a:schemeClr val="phClr">
+                <a:tint val="80000"/>
+                <a:satMod val="300000"/>
+              </a:schemeClr>
+            </a:gs>
+            <a:gs pos="100000">
+              <a:schemeClr val="phClr">
+                <a:shade val="30000"/>
+                <a:satMod val="200000"/>
+              </a:schemeClr>
+            </a:gs>
+          </a:gsLst>
+          <a:path path="circle">
+            <a:fillToRect l="50000" t="50000" r="50000" b="50000"/>
+          </a:path>
         </a:gradFill>
       </a:bgFillStyleLst>
     </a:fmtScheme>
   </a:themeElements>
-  <a:objectDefaults/>
+  <a:objectDefaults>
+    <a:spDef>
+      <a:spPr/>
+      <a:bodyPr/>
+      <a:lstStyle/>
+      <a:style>
+        <a:lnRef idx="1">
+          <a:schemeClr val="accent1"/>
+        </a:lnRef>
+        <a:fillRef idx="3">
+          <a:schemeClr val="accent1"/>
+        </a:fillRef>
+        <a:effectRef idx="2">
+          <a:schemeClr val="accent1"/>
+        </a:effectRef>
+        <a:fontRef idx="minor">
+          <a:schemeClr val="lt1"/>
+        </a:fontRef>
+      </a:style>
+    </a:spDef>
+    <a:lnDef>
+      <a:spPr/>
+      <a:bodyPr/>
+      <a:lstStyle/>
+      <a:style>
+        <a:lnRef idx="2">
+          <a:schemeClr val="accent1"/>
+        </a:lnRef>
+        <a:fillRef idx="0">
+          <a:schemeClr val="accent1"/>
+        </a:fillRef>
+        <a:effectRef idx="1">
+          <a:schemeClr val="accent1"/>
+        </a:effectRef>
+        <a:fontRef idx="minor">
+          <a:schemeClr val="tx1"/>
+        </a:fontRef>
+      </a:style>
+    </a:lnDef>
+  </a:objectDefaults>
   <a:extraClrSchemeLst/>
-  <a:extLst>
-    <a:ext uri="{05A4C25C-085E-4340-85A3-A5531E510DB2}">
-      <thm15:themeFamily xmlns:thm15="http://schemas.microsoft.com/office/thememl/2012/main" name="Office Theme" id="{62F939B6-93AF-4DB8-9C6B-D6C7DFDC589F}" vid="{4A3C46E8-61CC-4603-A589-7422A47A8E4A}"/>
-    </a:ext>
-  </a:extLst>
 </a:theme>
 </file>
 
 <file path=customXML/item1.xml><?xml version="1.0" encoding="utf-8"?>
 <go:gDocsCustomXmlDataStorage xmlns:go="http://customooxmlschemas.google.com/" xmlns:r="http://schemas.openxmlformats.org/officeDocument/2006/relationships" uri="GoogleDocsCustomDataVersion2">
-  <go:docsCustomData xmlns:go="http://customooxmlschemas.google.com/" roundtripDataSignature="AMtx7mh/vG8uBmbAfdPjOe4r5mWRhtPg8Q==">CgMxLjAyDmguazI3aGtuY2duZzZzMg5oLmFucXB5c2RhejA3azIOaC5pb3RqbGw0Z2pncnIyDmguaWFyMnQyZTV0NWRjMg5oLm92ejh6OXU4YnlhODIOaC5lenphd2NkeXhtZzgyDmgubG91MDhqYmdiYnE5Mg5oLmk5M3NlbmYzMWExbjIOaC5qZDliaW50eGc2NmU4AHIhMXRIcE9PcVprQ0hSbmUzaUlTQmJodjJIRjVnZ0ZrV2hp</go:docsCustomData>
+  <go:docsCustomData xmlns:go="http://customooxmlschemas.google.com/" roundtripDataSignature="AMtx7mhYxCSmhobtwwz0e+VEhrGFGyHzhg==">CgMxLjAyDmguazI3aGtuY2duZzZzMg5oLmFucXB5c2RhejA3azIOaC5pb3RqbGw0Z2pncnIyDmguaWFyMnQyZTV0NWRjMg5oLm92ejh6OXU4YnlhODIOaC5lenphd2NkeXhtZzgyDmgubG91MDhqYmdiYnE5Mg5oLmk5M3NlbmYzMWExbjgAciExbWR1aGRObmVZTTJnZG0tSjY5RFl2RzFaamxZSWRGZVM=</go:docsCustomData>
 </go:gDocsCustomXmlDataStorage>
 </file>
 

--- a/Gestión/1.1.2 Documento de registro de definición e identificación del proyecto.docx
+++ b/Gestión/1.1.2 Documento de registro de definición e identificación del proyecto.docx
@@ -869,12 +869,12 @@
                   <wp:extent cx="502920" cy="502920"/>
                   <wp:effectExtent b="0" l="0" r="0" t="0"/>
                   <wp:wrapNone/>
-                  <wp:docPr descr="Código QR con relleno sólido" id="9" name="image1.png"/>
+                  <wp:docPr descr="Código QR con relleno sólido" id="9" name="image4.png"/>
                   <a:graphic>
                     <a:graphicData uri="http://schemas.openxmlformats.org/drawingml/2006/picture">
                       <pic:pic>
                         <pic:nvPicPr>
-                          <pic:cNvPr descr="Código QR con relleno sólido" id="0" name="image1.png"/>
+                          <pic:cNvPr descr="Código QR con relleno sólido" id="0" name="image4.png"/>
                           <pic:cNvPicPr preferRelativeResize="0"/>
                         </pic:nvPicPr>
                         <pic:blipFill>
@@ -1154,12 +1154,12 @@
                 <wp:inline distB="0" distT="0" distL="0" distR="0">
                   <wp:extent cx="503555" cy="503555"/>
                   <wp:effectExtent b="0" l="0" r="0" t="0"/>
-                  <wp:docPr descr="Lista con relleno sólido" id="6" name="image4.png"/>
+                  <wp:docPr descr="Lista con relleno sólido" id="6" name="image1.png"/>
                   <a:graphic>
                     <a:graphicData uri="http://schemas.openxmlformats.org/drawingml/2006/picture">
                       <pic:pic>
                         <pic:nvPicPr>
-                          <pic:cNvPr descr="Lista con relleno sólido" id="0" name="image4.png"/>
+                          <pic:cNvPr descr="Lista con relleno sólido" id="0" name="image1.png"/>
                           <pic:cNvPicPr preferRelativeResize="0"/>
                         </pic:nvPicPr>
                         <pic:blipFill>
@@ -1416,12 +1416,12 @@
                 <wp:inline distB="0" distT="0" distL="0" distR="0">
                   <wp:extent cx="432019" cy="432019"/>
                   <wp:effectExtent b="0" l="0" r="0" t="0"/>
-                  <wp:docPr descr="Inteligencia artificial con relleno sólido" id="5" name="image3.png"/>
+                  <wp:docPr descr="Inteligencia artificial con relleno sólido" id="5" name="image2.png"/>
                   <a:graphic>
                     <a:graphicData uri="http://schemas.openxmlformats.org/drawingml/2006/picture">
                       <pic:pic>
                         <pic:nvPicPr>
-                          <pic:cNvPr descr="Inteligencia artificial con relleno sólido" id="0" name="image3.png"/>
+                          <pic:cNvPr descr="Inteligencia artificial con relleno sólido" id="0" name="image2.png"/>
                           <pic:cNvPicPr preferRelativeResize="0"/>
                         </pic:nvPicPr>
                         <pic:blipFill>
@@ -2736,7 +2736,7 @@
                 <w:szCs w:val="20"/>
                 <w:rtl w:val="0"/>
               </w:rPr>
-              <w:t xml:space="preserve">Back end / Front end/Lider</w:t>
+              <w:t xml:space="preserve">Lider / Fullstack</w:t>
             </w:r>
             <w:r>
               <w:rPr>
@@ -2779,7 +2779,7 @@
                 <w:szCs w:val="20"/>
                 <w:rtl w:val="0"/>
               </w:rPr>
-              <w:t xml:space="preserve">DBA/ Analista Funcional</w:t>
+              <w:t xml:space="preserve">Fullstack</w:t>
             </w:r>
             <w:r>
               <w:rPr>
@@ -2822,7 +2822,7 @@
                 <w:szCs w:val="20"/>
                 <w:rtl w:val="0"/>
               </w:rPr>
-              <w:t xml:space="preserve">Back end/ DevOps</w:t>
+              <w:t xml:space="preserve">Fullstack / DevOps</w:t>
             </w:r>
             <w:r>
               <w:rPr>
@@ -13762,15 +13762,23 @@
                 <w:szCs w:val="18"/>
               </w:rPr>
             </w:pPr>
-            <w:r>
-              <w:rPr>
-                <w:rFonts w:ascii="Calibri" w:cs="Calibri" w:eastAsia="Calibri" w:hAnsi="Calibri"/>
-                <w:color w:val="1f4e79"/>
-                <w:sz w:val="18"/>
-                <w:szCs w:val="18"/>
-                <w:rtl w:val="0"/>
-              </w:rPr>
-              <w:t xml:space="preserve">Github/ Docs</w:t>
+            <w:hyperlink r:id="rId11">
+              <w:r>
+                <w:rPr>
+                  <w:rFonts w:ascii="Calibri" w:cs="Calibri" w:eastAsia="Calibri" w:hAnsi="Calibri"/>
+                  <w:color w:val="1155cc"/>
+                  <w:sz w:val="18"/>
+                  <w:szCs w:val="18"/>
+                  <w:u w:val="single"/>
+                  <w:rtl w:val="0"/>
+                </w:rPr>
+                <w:t xml:space="preserve">Repositorio</w:t>
+              </w:r>
+            </w:hyperlink>
+            <w:r>
+              <w:rPr>
+                <w:rtl w:val="0"/>
+              </w:rPr>
             </w:r>
           </w:p>
         </w:tc>
@@ -13973,7 +13981,7 @@
                 <w:szCs w:val="18"/>
               </w:rPr>
             </w:pPr>
-            <w:hyperlink r:id="rId11">
+            <w:hyperlink r:id="rId12">
               <w:r>
                 <w:rPr>
                   <w:rFonts w:ascii="Calibri" w:cs="Calibri" w:eastAsia="Calibri" w:hAnsi="Calibri"/>
@@ -14172,7 +14180,7 @@
                 <w:szCs w:val="18"/>
               </w:rPr>
             </w:pPr>
-            <w:hyperlink r:id="rId12">
+            <w:hyperlink r:id="rId13">
               <w:r>
                 <w:rPr>
                   <w:rFonts w:ascii="Calibri" w:cs="Calibri" w:eastAsia="Calibri" w:hAnsi="Calibri"/>
@@ -14381,7 +14389,7 @@
               </w:rPr>
               <w:t xml:space="preserve"> </w:t>
             </w:r>
-            <w:hyperlink r:id="rId13">
+            <w:hyperlink r:id="rId14">
               <w:r>
                 <w:rPr>
                   <w:rFonts w:ascii="Calibri" w:cs="Calibri" w:eastAsia="Calibri" w:hAnsi="Calibri"/>
@@ -14404,7 +14412,7 @@
               </w:rPr>
               <w:t xml:space="preserve"> </w:t>
             </w:r>
-            <w:hyperlink r:id="rId14">
+            <w:hyperlink r:id="rId15">
               <w:r>
                 <w:rPr>
                   <w:rFonts w:ascii="Calibri" w:cs="Calibri" w:eastAsia="Calibri" w:hAnsi="Calibri"/>
@@ -14603,7 +14611,7 @@
                 <w:szCs w:val="18"/>
               </w:rPr>
             </w:pPr>
-            <w:hyperlink r:id="rId15">
+            <w:hyperlink r:id="rId16">
               <w:r>
                 <w:rPr>
                   <w:rFonts w:ascii="Calibri" w:cs="Calibri" w:eastAsia="Calibri" w:hAnsi="Calibri"/>
@@ -14802,7 +14810,7 @@
                 <w:szCs w:val="18"/>
               </w:rPr>
             </w:pPr>
-            <w:hyperlink r:id="rId16">
+            <w:hyperlink r:id="rId17">
               <w:r>
                 <w:rPr>
                   <w:rFonts w:ascii="Calibri" w:cs="Calibri" w:eastAsia="Calibri" w:hAnsi="Calibri"/>
@@ -22837,7 +22845,7 @@
     </w:tbl>
     <w:p>
       <w:pPr>
-        <w:spacing w:after="240" w:before="0" w:line="259" w:lineRule="auto"/>
+        <w:spacing w:line="259" w:lineRule="auto"/>
         <w:ind w:left="0" w:firstLine="0"/>
         <w:rPr>
           <w:rFonts w:ascii="Calibri" w:cs="Calibri" w:eastAsia="Calibri" w:hAnsi="Calibri"/>
@@ -22854,9 +22862,10 @@
     </w:p>
     <w:p>
       <w:pPr>
-        <w:spacing w:after="160" w:line="259" w:lineRule="auto"/>
+        <w:spacing w:after="240" w:line="259" w:lineRule="auto"/>
         <w:rPr>
           <w:rFonts w:ascii="Calibri" w:cs="Calibri" w:eastAsia="Calibri" w:hAnsi="Calibri"/>
+          <w:color w:val="548dd4"/>
         </w:rPr>
       </w:pPr>
       <w:r>
@@ -22866,8 +22875,8 @@
       </w:r>
     </w:p>
     <w:sectPr>
-      <w:headerReference r:id="rId17" w:type="default"/>
-      <w:footerReference r:id="rId18" w:type="default"/>
+      <w:headerReference r:id="rId18" w:type="default"/>
+      <w:footerReference r:id="rId19" w:type="default"/>
       <w:pgSz w:h="18720" w:w="12240" w:orient="portrait"/>
       <w:pgMar w:bottom="1417" w:top="1417" w:left="1701" w:right="1701" w:header="708" w:footer="1202"/>
       <w:pgNumType w:start="1"/>
@@ -23155,12 +23164,12 @@
         <wp:inline distB="0" distT="0" distL="0" distR="0">
           <wp:extent cx="1869144" cy="498662"/>
           <wp:effectExtent b="0" l="0" r="0" t="0"/>
-          <wp:docPr descr="Texto&#10;&#10;Descripción generada automáticamente con confianza media" id="7" name="image5.jpg"/>
+          <wp:docPr descr="Texto&#10;&#10;Descripción generada automáticamente con confianza media" id="7" name="image3.jpg"/>
           <a:graphic>
             <a:graphicData uri="http://schemas.openxmlformats.org/drawingml/2006/picture">
               <pic:pic>
                 <pic:nvPicPr>
-                  <pic:cNvPr descr="Texto&#10;&#10;Descripción generada automáticamente con confianza media" id="0" name="image5.jpg"/>
+                  <pic:cNvPr descr="Texto&#10;&#10;Descripción generada automáticamente con confianza media" id="0" name="image3.jpg"/>
                   <pic:cNvPicPr preferRelativeResize="0"/>
                 </pic:nvPicPr>
                 <pic:blipFill>
@@ -23217,12 +23226,12 @@
           <wp:extent cx="1873250" cy="373380"/>
           <wp:effectExtent b="0" l="0" r="0" t="0"/>
           <wp:wrapSquare wrapText="bothSides" distB="0" distT="0" distL="114300" distR="114300"/>
-          <wp:docPr id="8" name="image2.png"/>
+          <wp:docPr id="8" name="image5.png"/>
           <a:graphic>
             <a:graphicData uri="http://schemas.openxmlformats.org/drawingml/2006/picture">
               <pic:pic>
                 <pic:nvPicPr>
-                  <pic:cNvPr id="0" name="image2.png"/>
+                  <pic:cNvPr id="0" name="image5.png"/>
                   <pic:cNvPicPr preferRelativeResize="0"/>
                 </pic:nvPicPr>
                 <pic:blipFill>
